--- a/EXPORTS/DOCX/published/niveau3/Dutch/MissiemuseumTilburg.docx
+++ b/EXPORTS/DOCX/published/niveau3/Dutch/MissiemuseumTilburg.docx
@@ -295,7 +295,7 @@
           <w:rFonts w:ascii="Charis SIL Italic" w:hAnsi="Charis SIL Italic" w:eastAsia="Charis SIL Italic"/>
           <w:b w:val="0"/>
           <w:i/>
-          <w:color w:val="0066CC"/>
+          <w:color w:val="0000FF"/>
           <w:sz w:val="24"/>
           <w:u w:val="single"/>
         </w:rPr>
@@ -313,7 +313,7 @@
           <w:rFonts w:ascii="Charis SIL Italic" w:hAnsi="Charis SIL Italic" w:eastAsia="Charis SIL Italic"/>
           <w:b w:val="0"/>
           <w:i/>
-          <w:color w:val="0066CC"/>
+          <w:color w:val="0000FF"/>
           <w:sz w:val="24"/>
           <w:u w:val="single"/>
         </w:rPr>
@@ -324,7 +324,7 @@
           <w:rFonts w:ascii="Charis SIL Italic" w:hAnsi="Charis SIL Italic" w:eastAsia="Charis SIL Italic"/>
           <w:b w:val="0"/>
           <w:i/>
-          <w:color w:val="0066CC"/>
+          <w:color w:val="0000FF"/>
           <w:sz w:val="24"/>
           <w:u w:val="single"/>
         </w:rPr>
@@ -342,7 +342,7 @@
           <w:rFonts w:ascii="Charis SIL Italic" w:hAnsi="Charis SIL Italic" w:eastAsia="Charis SIL Italic"/>
           <w:b w:val="0"/>
           <w:i/>
-          <w:color w:val="0066CC"/>
+          <w:color w:val="0000FF"/>
           <w:sz w:val="24"/>
           <w:u w:val="single"/>
         </w:rPr>
@@ -353,7 +353,7 @@
           <w:rFonts w:ascii="Charis SIL Italic" w:hAnsi="Charis SIL Italic" w:eastAsia="Charis SIL Italic"/>
           <w:b w:val="0"/>
           <w:i/>
-          <w:color w:val="0066CC"/>
+          <w:color w:val="0000FF"/>
           <w:sz w:val="24"/>
           <w:u w:val="single"/>
         </w:rPr>
@@ -371,7 +371,7 @@
           <w:rFonts w:ascii="Charis SIL Italic" w:hAnsi="Charis SIL Italic" w:eastAsia="Charis SIL Italic"/>
           <w:b w:val="0"/>
           <w:i/>
-          <w:color w:val="0066CC"/>
+          <w:color w:val="0000FF"/>
           <w:sz w:val="24"/>
           <w:u w:val="single"/>
         </w:rPr>
@@ -396,18 +396,35 @@
       </w:r>
       <w:r>
         <w:rPr>
-          <w:u w:val="single" w:color="0066cc"/>
           <w:rFonts w:ascii="Charis SIL Regular" w:hAnsi="Charis SIL Regular" w:eastAsia="Charis SIL Regular"/>
           <w:b w:val="0"/>
           <w:i w:val="0"/>
           <w:color w:val="000000"/>
           <w:sz w:val="24"/>
         </w:rPr>
-        <w:t>van het Volkenku</w:t>
+        <w:t>van het Volk</w:t>
       </w:r>
       <w:r>
         <w:rPr>
-          <w:u w:val="single" w:color="0066cc"/>
+          <w:u w:val="single" w:color="0000ff"/>
+          <w:rFonts w:ascii="Charis SIL Regular" w:hAnsi="Charis SIL Regular" w:eastAsia="Charis SIL Regular"/>
+          <w:b w:val="0"/>
+          <w:i w:val="0"/>
+          <w:color w:val="000000"/>
+          <w:sz w:val="24"/>
+        </w:rPr>
+        <w:hyperlink r:id="rId9" w:history="1">
+          <w:r>
+            <w:rPr>
+              <w:rStyle w:val="Hyperlink"/>
+            </w:rPr>
+            <w:t>enku</w:t>
+          </w:r>
+        </w:hyperlink>
+      </w:r>
+      <w:r>
+        <w:rPr>
+          <w:u w:val="single" w:color="0000ff"/>
           <w:rFonts w:ascii="Charis SIL Regular" w:hAnsi="Charis SIL Regular" w:eastAsia="Charis SIL Regular"/>
           <w:b w:val="0"/>
           <w:i w:val="0"/>
@@ -425,7 +442,7 @@
       </w:r>
       <w:r>
         <w:rPr>
-          <w:u w:val="single" w:color="0066cc"/>
+          <w:u w:val="single" w:color="0000ff"/>
           <w:rFonts w:ascii="Charis SIL Regular" w:hAnsi="Charis SIL Regular" w:eastAsia="Charis SIL Regular"/>
           <w:b w:val="0"/>
           <w:i w:val="0"/>
@@ -616,7 +633,7 @@
           <w:rFonts w:ascii="Charis SIL Regular" w:hAnsi="Charis SIL Regular" w:eastAsia="Charis SIL Regular"/>
           <w:b w:val="0"/>
           <w:i w:val="0"/>
-          <w:color w:val="0066CC"/>
+          <w:color w:val="0000FF"/>
           <w:sz w:val="24"/>
           <w:u w:val="single"/>
         </w:rPr>
@@ -634,7 +651,7 @@
           <w:rFonts w:ascii="Charis SIL Regular" w:hAnsi="Charis SIL Regular" w:eastAsia="Charis SIL Regular"/>
           <w:b w:val="0"/>
           <w:i w:val="0"/>
-          <w:color w:val="0066CC"/>
+          <w:color w:val="0000FF"/>
           <w:sz w:val="24"/>
           <w:u w:val="single"/>
         </w:rPr>
@@ -645,7 +662,7 @@
           <w:rFonts w:ascii="Charis SIL Regular" w:hAnsi="Charis SIL Regular" w:eastAsia="Charis SIL Regular"/>
           <w:b w:val="0"/>
           <w:i w:val="0"/>
-          <w:color w:val="0066CC"/>
+          <w:color w:val="0000FF"/>
           <w:sz w:val="24"/>
           <w:u w:val="single"/>
         </w:rPr>
@@ -663,7 +680,7 @@
           <w:rFonts w:ascii="Charis SIL Regular" w:hAnsi="Charis SIL Regular" w:eastAsia="Charis SIL Regular"/>
           <w:b w:val="0"/>
           <w:i w:val="0"/>
-          <w:color w:val="0066CC"/>
+          <w:color w:val="0000FF"/>
           <w:sz w:val="24"/>
           <w:u w:val="single"/>
         </w:rPr>
@@ -674,7 +691,7 @@
           <w:rFonts w:ascii="Charis SIL Regular" w:hAnsi="Charis SIL Regular" w:eastAsia="Charis SIL Regular"/>
           <w:b w:val="0"/>
           <w:i w:val="0"/>
-          <w:color w:val="0066CC"/>
+          <w:color w:val="0000FF"/>
           <w:sz w:val="24"/>
           <w:u w:val="single"/>
         </w:rPr>
@@ -709,7 +726,7 @@
       </w:r>
       <w:r>
         <w:rPr>
-          <w:u w:val="single" w:color="0066cc"/>
+          <w:u w:val="single" w:color="0000ff"/>
           <w:rFonts w:ascii="Charis SIL Regular" w:hAnsi="Charis SIL Regular" w:eastAsia="Charis SIL Regular"/>
           <w:b w:val="0"/>
           <w:i w:val="0"/>
@@ -720,7 +737,7 @@
       </w:r>
       <w:r>
         <w:rPr>
-          <w:u w:val="single" w:color="0066cc"/>
+          <w:u w:val="single" w:color="0000ff"/>
           <w:rFonts w:ascii="Charis SIL Regular" w:hAnsi="Charis SIL Regular" w:eastAsia="Charis SIL Regular"/>
           <w:b w:val="0"/>
           <w:i w:val="0"/>
@@ -738,7 +755,7 @@
       </w:r>
       <w:r>
         <w:rPr>
-          <w:u w:val="single" w:color="0066cc"/>
+          <w:u w:val="single" w:color="0000ff"/>
           <w:rFonts w:ascii="Charis SIL Regular" w:hAnsi="Charis SIL Regular" w:eastAsia="Charis SIL Regular"/>
           <w:b w:val="0"/>
           <w:i w:val="0"/>
@@ -756,7 +773,7 @@
       </w:r>
       <w:r>
         <w:rPr>
-          <w:u w:val="single" w:color="0066cc"/>
+          <w:u w:val="single" w:color="0000ff"/>
           <w:rFonts w:ascii="Charis SIL Regular" w:hAnsi="Charis SIL Regular" w:eastAsia="Charis SIL Regular"/>
           <w:b w:val="0"/>
           <w:i w:val="0"/>
@@ -797,7 +814,7 @@
           <w:rFonts w:ascii="Charis SIL Regular" w:hAnsi="Charis SIL Regular" w:eastAsia="Charis SIL Regular"/>
           <w:b w:val="0"/>
           <w:i w:val="0"/>
-          <w:color w:val="0066CC"/>
+          <w:color w:val="0000FF"/>
           <w:sz w:val="24"/>
           <w:u w:val="single"/>
         </w:rPr>
@@ -815,7 +832,7 @@
           <w:rFonts w:ascii="Charis SIL Regular" w:hAnsi="Charis SIL Regular" w:eastAsia="Charis SIL Regular"/>
           <w:b w:val="0"/>
           <w:i w:val="0"/>
-          <w:color w:val="0066CC"/>
+          <w:color w:val="0000FF"/>
           <w:sz w:val="24"/>
           <w:u w:val="single"/>
         </w:rPr>
@@ -826,7 +843,7 @@
           <w:rFonts w:ascii="Charis SIL Regular" w:hAnsi="Charis SIL Regular" w:eastAsia="Charis SIL Regular"/>
           <w:b w:val="0"/>
           <w:i w:val="0"/>
-          <w:color w:val="0066CC"/>
+          <w:color w:val="0000FF"/>
           <w:sz w:val="24"/>
           <w:u w:val="single"/>
         </w:rPr>
@@ -857,29 +874,11 @@
           <w:color w:val="000000"/>
           <w:sz w:val="24"/>
         </w:rPr>
-        <w:t>van onder andere de Fraters van Til</w:t>
+        <w:t>van onder andere de Fraters van Tilburg. Het betr</w:t>
       </w:r>
       <w:r>
         <w:rPr>
-          <w:u w:val="single" w:color="0066cc"/>
-          <w:rFonts w:ascii="Charis SIL Regular" w:hAnsi="Charis SIL Regular" w:eastAsia="Charis SIL Regular"/>
-          <w:b w:val="0"/>
-          <w:i w:val="0"/>
-          <w:color w:val="000000"/>
-          <w:sz w:val="24"/>
-        </w:rPr>
-        <w:hyperlink r:id="rId11" w:history="1">
-          <w:r>
-            <w:rPr>
-              <w:rStyle w:val="Hyperlink"/>
-            </w:rPr>
-            <w:t>burg. Het betr</w:t>
-          </w:r>
-        </w:hyperlink>
-      </w:r>
-      <w:r>
-        <w:rPr>
-          <w:u w:val="single" w:color="0066cc"/>
+          <w:u w:val="single" w:color="0000ff"/>
           <w:rFonts w:ascii="Charis SIL Regular" w:hAnsi="Charis SIL Regular" w:eastAsia="Charis SIL Regular"/>
           <w:b w:val="0"/>
           <w:i w:val="0"/>
@@ -910,7 +909,7 @@
           <w:rFonts w:ascii="Charis SIL Regular" w:hAnsi="Charis SIL Regular" w:eastAsia="Charis SIL Regular"/>
           <w:b w:val="0"/>
           <w:i w:val="0"/>
-          <w:color w:val="0066CC"/>
+          <w:color w:val="0000FF"/>
           <w:sz w:val="24"/>
           <w:u w:val="single"/>
         </w:rPr>
@@ -928,7 +927,7 @@
           <w:rFonts w:ascii="Charis SIL Regular" w:hAnsi="Charis SIL Regular" w:eastAsia="Charis SIL Regular"/>
           <w:b w:val="0"/>
           <w:i w:val="0"/>
-          <w:color w:val="0066CC"/>
+          <w:color w:val="0000FF"/>
           <w:sz w:val="24"/>
           <w:u w:val="single"/>
         </w:rPr>
@@ -939,7 +938,7 @@
           <w:rFonts w:ascii="Charis SIL Regular" w:hAnsi="Charis SIL Regular" w:eastAsia="Charis SIL Regular"/>
           <w:b w:val="0"/>
           <w:i w:val="0"/>
-          <w:color w:val="0066CC"/>
+          <w:color w:val="0000FF"/>
           <w:sz w:val="24"/>
           <w:u w:val="single"/>
         </w:rPr>
@@ -957,7 +956,7 @@
           <w:rFonts w:ascii="Charis SIL Regular" w:hAnsi="Charis SIL Regular" w:eastAsia="Charis SIL Regular"/>
           <w:b w:val="0"/>
           <w:i w:val="0"/>
-          <w:color w:val="0066CC"/>
+          <w:color w:val="0000FF"/>
           <w:sz w:val="24"/>
           <w:u w:val="single"/>
         </w:rPr>
@@ -968,7 +967,7 @@
           <w:rFonts w:ascii="Charis SIL Regular" w:hAnsi="Charis SIL Regular" w:eastAsia="Charis SIL Regular"/>
           <w:b w:val="0"/>
           <w:i w:val="0"/>
-          <w:color w:val="0066CC"/>
+          <w:color w:val="0000FF"/>
           <w:sz w:val="24"/>
           <w:u w:val="single"/>
         </w:rPr>
@@ -1055,7 +1054,7 @@
           <w:rFonts w:ascii="Charis SIL Regular" w:hAnsi="Charis SIL Regular" w:eastAsia="Charis SIL Regular"/>
           <w:b w:val="0"/>
           <w:i w:val="0"/>
-          <w:color w:val="0066CC"/>
+          <w:color w:val="0000FF"/>
           <w:sz w:val="24"/>
           <w:u w:val="single"/>
         </w:rPr>
@@ -1073,7 +1072,7 @@
           <w:rFonts w:ascii="Charis SIL Regular" w:hAnsi="Charis SIL Regular" w:eastAsia="Charis SIL Regular"/>
           <w:b w:val="0"/>
           <w:i w:val="0"/>
-          <w:color w:val="0066CC"/>
+          <w:color w:val="0000FF"/>
           <w:sz w:val="24"/>
           <w:u w:val="single"/>
         </w:rPr>
@@ -1084,7 +1083,7 @@
           <w:rFonts w:ascii="Charis SIL Regular" w:hAnsi="Charis SIL Regular" w:eastAsia="Charis SIL Regular"/>
           <w:b w:val="0"/>
           <w:i w:val="0"/>
-          <w:color w:val="0066CC"/>
+          <w:color w:val="0000FF"/>
           <w:sz w:val="24"/>
           <w:u w:val="single"/>
         </w:rPr>
@@ -1102,7 +1101,7 @@
           <w:rFonts w:ascii="Charis SIL Regular" w:hAnsi="Charis SIL Regular" w:eastAsia="Charis SIL Regular"/>
           <w:b w:val="0"/>
           <w:i w:val="0"/>
-          <w:color w:val="0066CC"/>
+          <w:color w:val="0000FF"/>
           <w:sz w:val="24"/>
           <w:u w:val="single"/>
         </w:rPr>
@@ -1113,7 +1112,7 @@
           <w:rFonts w:ascii="Charis SIL Regular" w:hAnsi="Charis SIL Regular" w:eastAsia="Charis SIL Regular"/>
           <w:b w:val="0"/>
           <w:i w:val="0"/>
-          <w:color w:val="0066CC"/>
+          <w:color w:val="0000FF"/>
           <w:sz w:val="24"/>
           <w:u w:val="single"/>
         </w:rPr>
@@ -1144,14 +1143,114 @@
           <w:color w:val="000000"/>
           <w:sz w:val="24"/>
         </w:rPr>
-        <w:t xml:space="preserve">Volkenkundig Missiemuseum beschikbaar. In </w:t>
+        <w:t>Volken</w:t>
+      </w:r>
+      <w:r>
+        <w:rPr>
+          <w:u w:val="single" w:color="0000ff"/>
+          <w:rFonts w:ascii="Charis SIL Regular" w:hAnsi="Charis SIL Regular" w:eastAsia="Charis SIL Regular"/>
+          <w:b w:val="0"/>
+          <w:i w:val="0"/>
+          <w:color w:val="000000"/>
+          <w:sz w:val="24"/>
+        </w:rPr>
+        <w:hyperlink r:id="rId13" w:history="1">
+          <w:r>
+            <w:rPr>
+              <w:rStyle w:val="Hyperlink"/>
+            </w:rPr>
+            <w:t>kundig Mi</w:t>
+          </w:r>
+        </w:hyperlink>
+      </w:r>
+      <w:r>
+        <w:rPr>
+          <w:u w:val="single" w:color="0000ff"/>
+          <w:rFonts w:ascii="Charis SIL Regular" w:hAnsi="Charis SIL Regular" w:eastAsia="Charis SIL Regular"/>
+          <w:b w:val="0"/>
+          <w:i w:val="0"/>
+          <w:color w:val="000000"/>
+          <w:sz w:val="24"/>
+        </w:rPr>
+        <w:hyperlink r:id="rId13" w:history="1">
+          <w:r>
+            <w:rPr>
+              <w:rStyle w:val="Hyperlink"/>
+            </w:rPr>
+            <w:t>s</w:t>
+          </w:r>
+        </w:hyperlink>
+      </w:r>
+      <w:r>
+        <w:rPr>
+          <w:u w:val="single" w:color="0000ff"/>
+          <w:rFonts w:ascii="Charis SIL Regular" w:hAnsi="Charis SIL Regular" w:eastAsia="Charis SIL Regular"/>
+          <w:b w:val="0"/>
+          <w:i w:val="0"/>
+          <w:color w:val="000000"/>
+          <w:sz w:val="24"/>
+        </w:rPr>
+        <w:hyperlink r:id="rId13" w:history="1">
+          <w:r>
+            <w:rPr>
+              <w:rStyle w:val="Hyperlink"/>
+            </w:rPr>
+            <w:t>siemus</w:t>
+          </w:r>
+        </w:hyperlink>
+      </w:r>
+      <w:r>
+        <w:rPr>
+          <w:u w:val="single" w:color="0000ff"/>
+          <w:rFonts w:ascii="Charis SIL Regular" w:hAnsi="Charis SIL Regular" w:eastAsia="Charis SIL Regular"/>
+          <w:b w:val="0"/>
+          <w:i w:val="0"/>
+          <w:color w:val="000000"/>
+          <w:sz w:val="24"/>
+        </w:rPr>
+        <w:hyperlink r:id="rId13" w:history="1">
+          <w:r>
+            <w:rPr>
+              <w:rStyle w:val="Hyperlink"/>
+            </w:rPr>
+            <w:t>e</w:t>
+          </w:r>
+        </w:hyperlink>
+      </w:r>
+      <w:r>
+        <w:rPr>
+          <w:u w:val="single" w:color="0000ff"/>
+          <w:rFonts w:ascii="Charis SIL Regular" w:hAnsi="Charis SIL Regular" w:eastAsia="Charis SIL Regular"/>
+          <w:b w:val="0"/>
+          <w:i w:val="0"/>
+          <w:color w:val="000000"/>
+          <w:sz w:val="24"/>
+        </w:rPr>
+        <w:hyperlink r:id="rId13" w:history="1">
+          <w:r>
+            <w:rPr>
+              <w:rStyle w:val="Hyperlink"/>
+            </w:rPr>
+            <w:t>um bes</w:t>
+          </w:r>
+        </w:hyperlink>
       </w:r>
       <w:r>
         <w:rPr>
           <w:rFonts w:ascii="Charis SIL Regular" w:hAnsi="Charis SIL Regular" w:eastAsia="Charis SIL Regular"/>
           <w:b w:val="0"/>
           <w:i w:val="0"/>
-          <w:color w:val="0066CC"/>
+          <w:color w:val="000000"/>
+          <w:sz w:val="24"/>
+        </w:rPr>
+        <w:t xml:space="preserve">chikbaar. In </w:t>
+      </w:r>
+      <w:r>
+        <w:rPr>
+          <w:rFonts w:ascii="Charis SIL Regular" w:hAnsi="Charis SIL Regular" w:eastAsia="Charis SIL Regular"/>
+          <w:b w:val="0"/>
+          <w:i w:val="0"/>
+          <w:color w:val="0000FF"/>
           <w:sz w:val="24"/>
           <w:u w:val="single"/>
         </w:rPr>
@@ -1169,7 +1268,7 @@
           <w:rFonts w:ascii="Charis SIL Regular" w:hAnsi="Charis SIL Regular" w:eastAsia="Charis SIL Regular"/>
           <w:b w:val="0"/>
           <w:i w:val="0"/>
-          <w:color w:val="0066CC"/>
+          <w:color w:val="0000FF"/>
           <w:sz w:val="24"/>
           <w:u w:val="single"/>
         </w:rPr>
@@ -1180,7 +1279,7 @@
           <w:rFonts w:ascii="Charis SIL Regular" w:hAnsi="Charis SIL Regular" w:eastAsia="Charis SIL Regular"/>
           <w:b w:val="0"/>
           <w:i w:val="0"/>
-          <w:color w:val="0066CC"/>
+          <w:color w:val="0000FF"/>
           <w:sz w:val="24"/>
           <w:u w:val="single"/>
         </w:rPr>
@@ -1215,7 +1314,7 @@
       </w:r>
       <w:r>
         <w:rPr>
-          <w:u w:val="single" w:color="0066cc"/>
+          <w:u w:val="single" w:color="0000ff"/>
           <w:rFonts w:ascii="Charis SIL Regular" w:hAnsi="Charis SIL Regular" w:eastAsia="Charis SIL Regular"/>
           <w:b w:val="0"/>
           <w:i w:val="0"/>
@@ -1233,7 +1332,7 @@
       </w:r>
       <w:r>
         <w:rPr>
-          <w:u w:val="single" w:color="0066cc"/>
+          <w:u w:val="single" w:color="0000ff"/>
           <w:rFonts w:ascii="Charis SIL Regular" w:hAnsi="Charis SIL Regular" w:eastAsia="Charis SIL Regular"/>
           <w:b w:val="0"/>
           <w:i w:val="0"/>
@@ -1251,7 +1350,7 @@
       </w:r>
       <w:r>
         <w:rPr>
-          <w:u w:val="single" w:color="0066cc"/>
+          <w:u w:val="single" w:color="0000ff"/>
           <w:rFonts w:ascii="Charis SIL Regular" w:hAnsi="Charis SIL Regular" w:eastAsia="Charis SIL Regular"/>
           <w:b w:val="0"/>
           <w:i w:val="0"/>
@@ -1282,7 +1381,7 @@
           <w:rFonts w:ascii="Charis SIL Italic" w:hAnsi="Charis SIL Italic" w:eastAsia="Charis SIL Italic"/>
           <w:b w:val="0"/>
           <w:i/>
-          <w:color w:val="0066CC"/>
+          <w:color w:val="0000FF"/>
           <w:sz w:val="24"/>
           <w:u w:val="single"/>
         </w:rPr>
@@ -1300,7 +1399,7 @@
           <w:rFonts w:ascii="Charis SIL Italic" w:hAnsi="Charis SIL Italic" w:eastAsia="Charis SIL Italic"/>
           <w:b w:val="0"/>
           <w:i/>
-          <w:color w:val="0066CC"/>
+          <w:color w:val="0000FF"/>
           <w:sz w:val="24"/>
           <w:u w:val="single"/>
         </w:rPr>
@@ -1318,7 +1417,7 @@
           <w:rFonts w:ascii="Charis SIL Italic" w:hAnsi="Charis SIL Italic" w:eastAsia="Charis SIL Italic"/>
           <w:b w:val="0"/>
           <w:i/>
-          <w:color w:val="0066CC"/>
+          <w:color w:val="0000FF"/>
           <w:sz w:val="24"/>
           <w:u w:val="single"/>
         </w:rPr>
@@ -1329,7 +1428,7 @@
           <w:rFonts w:ascii="Charis SIL Italic" w:hAnsi="Charis SIL Italic" w:eastAsia="Charis SIL Italic"/>
           <w:b w:val="0"/>
           <w:i/>
-          <w:color w:val="0066CC"/>
+          <w:color w:val="0000FF"/>
           <w:sz w:val="24"/>
           <w:u w:val="single"/>
         </w:rPr>
@@ -1347,7 +1446,7 @@
           <w:rFonts w:ascii="Charis SIL Italic" w:hAnsi="Charis SIL Italic" w:eastAsia="Charis SIL Italic"/>
           <w:b w:val="0"/>
           <w:i/>
-          <w:color w:val="0066CC"/>
+          <w:color w:val="0000FF"/>
           <w:sz w:val="24"/>
           <w:u w:val="single"/>
         </w:rPr>
@@ -1358,7 +1457,7 @@
           <w:rFonts w:ascii="Charis SIL Italic" w:hAnsi="Charis SIL Italic" w:eastAsia="Charis SIL Italic"/>
           <w:b w:val="0"/>
           <w:i/>
-          <w:color w:val="0066CC"/>
+          <w:color w:val="0000FF"/>
           <w:sz w:val="24"/>
           <w:u w:val="single"/>
         </w:rPr>
@@ -1376,7 +1475,7 @@
           <w:rFonts w:ascii="Charis SIL Italic" w:hAnsi="Charis SIL Italic" w:eastAsia="Charis SIL Italic"/>
           <w:b w:val="0"/>
           <w:i/>
-          <w:color w:val="0066CC"/>
+          <w:color w:val="0000FF"/>
           <w:sz w:val="24"/>
           <w:u w:val="single"/>
         </w:rPr>
@@ -1387,7 +1486,7 @@
           <w:rFonts w:ascii="Charis SIL Italic" w:hAnsi="Charis SIL Italic" w:eastAsia="Charis SIL Italic"/>
           <w:b w:val="0"/>
           <w:i/>
-          <w:color w:val="0066CC"/>
+          <w:color w:val="0000FF"/>
           <w:sz w:val="24"/>
           <w:u w:val="single"/>
         </w:rPr>
@@ -1405,7 +1504,7 @@
           <w:rFonts w:ascii="Charis SIL Italic" w:hAnsi="Charis SIL Italic" w:eastAsia="Charis SIL Italic"/>
           <w:b w:val="0"/>
           <w:i/>
-          <w:color w:val="0066CC"/>
+          <w:color w:val="0000FF"/>
           <w:sz w:val="24"/>
           <w:u w:val="single"/>
         </w:rPr>
@@ -1416,7 +1515,7 @@
           <w:rFonts w:ascii="Charis SIL Italic" w:hAnsi="Charis SIL Italic" w:eastAsia="Charis SIL Italic"/>
           <w:b w:val="0"/>
           <w:i/>
-          <w:color w:val="0066CC"/>
+          <w:color w:val="0000FF"/>
           <w:sz w:val="24"/>
           <w:u w:val="single"/>
         </w:rPr>
@@ -1434,7 +1533,7 @@
           <w:rFonts w:ascii="Charis SIL Italic" w:hAnsi="Charis SIL Italic" w:eastAsia="Charis SIL Italic"/>
           <w:b w:val="0"/>
           <w:i/>
-          <w:color w:val="0066CC"/>
+          <w:color w:val="0000FF"/>
           <w:sz w:val="24"/>
           <w:u w:val="single"/>
         </w:rPr>
@@ -1445,7 +1544,7 @@
           <w:rFonts w:ascii="Charis SIL Italic" w:hAnsi="Charis SIL Italic" w:eastAsia="Charis SIL Italic"/>
           <w:b w:val="0"/>
           <w:i/>
-          <w:color w:val="0066CC"/>
+          <w:color w:val="0000FF"/>
           <w:sz w:val="24"/>
           <w:u w:val="single"/>
         </w:rPr>
@@ -1463,7 +1562,7 @@
           <w:rFonts w:ascii="Charis SIL Italic" w:hAnsi="Charis SIL Italic" w:eastAsia="Charis SIL Italic"/>
           <w:b w:val="0"/>
           <w:i/>
-          <w:color w:val="0066CC"/>
+          <w:color w:val="0000FF"/>
           <w:sz w:val="24"/>
           <w:u w:val="single"/>
         </w:rPr>
@@ -1474,7 +1573,7 @@
           <w:rFonts w:ascii="Charis SIL Italic" w:hAnsi="Charis SIL Italic" w:eastAsia="Charis SIL Italic"/>
           <w:b w:val="0"/>
           <w:i/>
-          <w:color w:val="0066CC"/>
+          <w:color w:val="0000FF"/>
           <w:sz w:val="24"/>
           <w:u w:val="single"/>
         </w:rPr>
@@ -1499,7 +1598,7 @@
       </w:r>
       <w:r>
         <w:rPr>
-          <w:u w:val="single" w:color="0066cc"/>
+          <w:u w:val="single" w:color="0000ff"/>
           <w:rFonts w:ascii="Charis SIL Regular" w:hAnsi="Charis SIL Regular" w:eastAsia="Charis SIL Regular"/>
           <w:b w:val="0"/>
           <w:i w:val="0"/>
@@ -1544,7 +1643,7 @@
       </w:r>
       <w:r>
         <w:rPr>
-          <w:u w:val="single" w:color="0066cc"/>
+          <w:u w:val="single" w:color="0000ff"/>
           <w:rFonts w:ascii="Charis SIL Regular" w:hAnsi="Charis SIL Regular" w:eastAsia="Charis SIL Regular"/>
           <w:b w:val="0"/>
           <w:i w:val="0"/>
@@ -1665,7 +1764,7 @@
           <w:rFonts w:ascii="Charis SIL Regular" w:hAnsi="Charis SIL Regular" w:eastAsia="Charis SIL Regular"/>
           <w:b w:val="0"/>
           <w:i w:val="0"/>
-          <w:color w:val="0066CC"/>
+          <w:color w:val="0000FF"/>
           <w:sz w:val="24"/>
           <w:u w:val="single"/>
         </w:rPr>
@@ -1683,7 +1782,7 @@
           <w:rFonts w:ascii="Charis SIL Regular" w:hAnsi="Charis SIL Regular" w:eastAsia="Charis SIL Regular"/>
           <w:b w:val="0"/>
           <w:i w:val="0"/>
-          <w:color w:val="0066CC"/>
+          <w:color w:val="0000FF"/>
           <w:sz w:val="24"/>
           <w:u w:val="single"/>
         </w:rPr>
@@ -1694,7 +1793,7 @@
           <w:rFonts w:ascii="Charis SIL Regular" w:hAnsi="Charis SIL Regular" w:eastAsia="Charis SIL Regular"/>
           <w:b w:val="0"/>
           <w:i w:val="0"/>
-          <w:color w:val="0066CC"/>
+          <w:color w:val="0000FF"/>
           <w:sz w:val="24"/>
           <w:u w:val="single"/>
         </w:rPr>
@@ -1762,7 +1861,7 @@
           <w:rFonts w:ascii="Charis SIL Regular" w:hAnsi="Charis SIL Regular" w:eastAsia="Charis SIL Regular"/>
           <w:b w:val="0"/>
           <w:i w:val="0"/>
-          <w:color w:val="0066CC"/>
+          <w:color w:val="0000FF"/>
           <w:sz w:val="24"/>
           <w:u w:val="single"/>
         </w:rPr>
@@ -1786,7 +1885,7 @@
           <w:rFonts w:ascii="Charis SIL Regular" w:hAnsi="Charis SIL Regular" w:eastAsia="Charis SIL Regular"/>
           <w:b w:val="0"/>
           <w:i w:val="0"/>
-          <w:color w:val="0066CC"/>
+          <w:color w:val="0000FF"/>
           <w:sz w:val="24"/>
           <w:u w:val="single"/>
         </w:rPr>
@@ -1797,7 +1896,7 @@
           <w:rFonts w:ascii="Charis SIL Regular" w:hAnsi="Charis SIL Regular" w:eastAsia="Charis SIL Regular"/>
           <w:b w:val="0"/>
           <w:i w:val="0"/>
-          <w:color w:val="0066CC"/>
+          <w:color w:val="0000FF"/>
           <w:sz w:val="24"/>
           <w:u w:val="single"/>
         </w:rPr>
@@ -1818,7 +1917,7 @@
           <w:rFonts w:ascii="Charis SIL Regular" w:hAnsi="Charis SIL Regular" w:eastAsia="Charis SIL Regular"/>
           <w:b w:val="0"/>
           <w:i w:val="0"/>
-          <w:color w:val="0066CC"/>
+          <w:color w:val="0000FF"/>
           <w:sz w:val="24"/>
           <w:u w:val="single"/>
         </w:rPr>
@@ -1842,7 +1941,7 @@
           <w:rFonts w:ascii="Charis SIL Regular" w:hAnsi="Charis SIL Regular" w:eastAsia="Charis SIL Regular"/>
           <w:b w:val="0"/>
           <w:i w:val="0"/>
-          <w:color w:val="0066CC"/>
+          <w:color w:val="0000FF"/>
           <w:sz w:val="24"/>
           <w:u w:val="single"/>
         </w:rPr>
@@ -1853,7 +1952,7 @@
           <w:rFonts w:ascii="Charis SIL Regular" w:hAnsi="Charis SIL Regular" w:eastAsia="Charis SIL Regular"/>
           <w:b w:val="0"/>
           <w:i w:val="0"/>
-          <w:color w:val="0066CC"/>
+          <w:color w:val="0000FF"/>
           <w:sz w:val="24"/>
           <w:u w:val="single"/>
         </w:rPr>
@@ -1874,7 +1973,7 @@
           <w:rFonts w:ascii="Charis SIL Regular" w:hAnsi="Charis SIL Regular" w:eastAsia="Charis SIL Regular"/>
           <w:b w:val="0"/>
           <w:i w:val="0"/>
-          <w:color w:val="0066CC"/>
+          <w:color w:val="0000FF"/>
           <w:sz w:val="24"/>
           <w:u w:val="single"/>
         </w:rPr>
@@ -1898,7 +1997,7 @@
           <w:rFonts w:ascii="Charis SIL Regular" w:hAnsi="Charis SIL Regular" w:eastAsia="Charis SIL Regular"/>
           <w:b w:val="0"/>
           <w:i w:val="0"/>
-          <w:color w:val="0066CC"/>
+          <w:color w:val="0000FF"/>
           <w:sz w:val="24"/>
           <w:u w:val="single"/>
         </w:rPr>
@@ -1909,7 +2008,7 @@
           <w:rFonts w:ascii="Charis SIL Regular" w:hAnsi="Charis SIL Regular" w:eastAsia="Charis SIL Regular"/>
           <w:b w:val="0"/>
           <w:i w:val="0"/>
-          <w:color w:val="0066CC"/>
+          <w:color w:val="0000FF"/>
           <w:sz w:val="24"/>
           <w:u w:val="single"/>
         </w:rPr>
@@ -1933,7 +2032,7 @@
           <w:rFonts w:ascii="Charis SIL Regular" w:hAnsi="Charis SIL Regular" w:eastAsia="Charis SIL Regular"/>
           <w:b w:val="0"/>
           <w:i w:val="0"/>
-          <w:color w:val="0066CC"/>
+          <w:color w:val="0000FF"/>
           <w:sz w:val="24"/>
           <w:u w:val="single"/>
         </w:rPr>
@@ -2054,7 +2153,7 @@
           <w:rFonts w:ascii="Charis SIL Regular" w:hAnsi="Charis SIL Regular" w:eastAsia="Charis SIL Regular"/>
           <w:b w:val="0"/>
           <w:i w:val="0"/>
-          <w:color w:val="0066CC"/>
+          <w:color w:val="0000FF"/>
           <w:sz w:val="24"/>
           <w:u w:val="single"/>
         </w:rPr>
@@ -2072,7 +2171,7 @@
           <w:rFonts w:ascii="Charis SIL Regular" w:hAnsi="Charis SIL Regular" w:eastAsia="Charis SIL Regular"/>
           <w:b w:val="0"/>
           <w:i w:val="0"/>
-          <w:color w:val="0066CC"/>
+          <w:color w:val="0000FF"/>
           <w:sz w:val="24"/>
           <w:u w:val="single"/>
         </w:rPr>
@@ -2090,7 +2189,7 @@
           <w:rFonts w:ascii="Charis SIL Regular" w:hAnsi="Charis SIL Regular" w:eastAsia="Charis SIL Regular"/>
           <w:b w:val="0"/>
           <w:i w:val="0"/>
-          <w:color w:val="0066CC"/>
+          <w:color w:val="0000FF"/>
           <w:sz w:val="24"/>
           <w:u w:val="single"/>
         </w:rPr>
@@ -2108,7 +2207,7 @@
           <w:rFonts w:ascii="Charis SIL Regular" w:hAnsi="Charis SIL Regular" w:eastAsia="Charis SIL Regular"/>
           <w:b w:val="0"/>
           <w:i w:val="0"/>
-          <w:color w:val="0066CC"/>
+          <w:color w:val="0000FF"/>
           <w:sz w:val="24"/>
           <w:u w:val="single"/>
         </w:rPr>
@@ -2126,7 +2225,7 @@
           <w:rFonts w:ascii="Charis SIL Regular" w:hAnsi="Charis SIL Regular" w:eastAsia="Charis SIL Regular"/>
           <w:b w:val="0"/>
           <w:i w:val="0"/>
-          <w:color w:val="0066CC"/>
+          <w:color w:val="0000FF"/>
           <w:sz w:val="24"/>
           <w:u w:val="single"/>
         </w:rPr>
@@ -2144,7 +2243,7 @@
           <w:rFonts w:ascii="Charis SIL Regular" w:hAnsi="Charis SIL Regular" w:eastAsia="Charis SIL Regular"/>
           <w:b w:val="0"/>
           <w:i w:val="0"/>
-          <w:color w:val="0066CC"/>
+          <w:color w:val="0000FF"/>
           <w:sz w:val="24"/>
           <w:u w:val="single"/>
         </w:rPr>
@@ -2153,7 +2252,7 @@
             <w:rPr>
               <w:rStyle w:val="Hyperlink"/>
             </w:rPr>
-            <w:t>file/8</w:t>
+            <w:t>file/</w:t>
           </w:r>
         </w:hyperlink>
       </w:r>
@@ -2162,9 +2261,26 @@
           <w:rFonts w:ascii="Charis SIL Regular" w:hAnsi="Charis SIL Regular" w:eastAsia="Charis SIL Regular"/>
           <w:b w:val="0"/>
           <w:i w:val="0"/>
-          <w:color w:val="0066CC"/>
+          <w:color w:val="0000FF"/>
           <w:sz w:val="24"/>
           <w:u w:val="single"/>
+        </w:rPr>
+        <w:hyperlink r:id="rId13" w:history="1">
+          <w:r>
+            <w:rPr>
+              <w:rStyle w:val="Hyperlink"/>
+            </w:rPr>
+            <w:t>8</w:t>
+          </w:r>
+        </w:hyperlink>
+      </w:r>
+      <w:r>
+        <w:rPr>
+          <w:rFonts w:ascii="Charis SIL Regular" w:hAnsi="Charis SIL Regular" w:eastAsia="Charis SIL Regular"/>
+          <w:b w:val="0"/>
+          <w:i w:val="0"/>
+          <w:color w:val="0000FF"/>
+          <w:sz w:val="24"/>
         </w:rPr>
         <w:hyperlink r:id="rId13" w:history="1">
           <w:r>
@@ -2180,9 +2296,8 @@
           <w:rFonts w:ascii="Charis SIL Regular" w:hAnsi="Charis SIL Regular" w:eastAsia="Charis SIL Regular"/>
           <w:b w:val="0"/>
           <w:i w:val="0"/>
-          <w:color w:val="0066CC"/>
+          <w:color w:val="0000FF"/>
           <w:sz w:val="24"/>
-          <w:u w:val="single"/>
         </w:rPr>
         <w:hyperlink r:id="rId13" w:history="1">
           <w:r>
@@ -2198,7 +2313,7 @@
           <w:rFonts w:ascii="Charis SIL Regular" w:hAnsi="Charis SIL Regular" w:eastAsia="Charis SIL Regular"/>
           <w:b w:val="0"/>
           <w:i w:val="0"/>
-          <w:color w:val="0066CC"/>
+          <w:color w:val="0000FF"/>
           <w:sz w:val="24"/>
           <w:u w:val="single"/>
         </w:rPr>
@@ -2216,8 +2331,9 @@
           <w:rFonts w:ascii="Charis SIL Regular" w:hAnsi="Charis SIL Regular" w:eastAsia="Charis SIL Regular"/>
           <w:b w:val="0"/>
           <w:i w:val="0"/>
-          <w:color w:val="0066CC"/>
+          <w:color w:val="0000FF"/>
           <w:sz w:val="24"/>
+          <w:u w:val="single"/>
         </w:rPr>
         <w:hyperlink r:id="rId13" w:history="1">
           <w:r>
@@ -2233,7 +2349,7 @@
           <w:rFonts w:ascii="Charis SIL Regular" w:hAnsi="Charis SIL Regular" w:eastAsia="Charis SIL Regular"/>
           <w:b w:val="0"/>
           <w:i w:val="0"/>
-          <w:color w:val="0066CC"/>
+          <w:color w:val="0000FF"/>
           <w:sz w:val="24"/>
         </w:rPr>
         <w:t>a</w:t>
@@ -2373,7 +2489,7 @@
           <w:rFonts w:ascii="Charis SIL Regular" w:hAnsi="Charis SIL Regular" w:eastAsia="Charis SIL Regular"/>
           <w:b w:val="0"/>
           <w:i w:val="0"/>
-          <w:color w:val="0066CC"/>
+          <w:color w:val="0000FF"/>
           <w:sz w:val="24"/>
           <w:u w:val="single"/>
         </w:rPr>
@@ -2391,7 +2507,7 @@
           <w:rFonts w:ascii="Charis SIL Regular" w:hAnsi="Charis SIL Regular" w:eastAsia="Charis SIL Regular"/>
           <w:b w:val="0"/>
           <w:i w:val="0"/>
-          <w:color w:val="0066CC"/>
+          <w:color w:val="0000FF"/>
           <w:sz w:val="24"/>
           <w:u w:val="single"/>
         </w:rPr>
@@ -2409,7 +2525,7 @@
           <w:rFonts w:ascii="Charis SIL Regular" w:hAnsi="Charis SIL Regular" w:eastAsia="Charis SIL Regular"/>
           <w:b w:val="0"/>
           <w:i w:val="0"/>
-          <w:color w:val="0066CC"/>
+          <w:color w:val="0000FF"/>
           <w:sz w:val="24"/>
           <w:u w:val="single"/>
         </w:rPr>
@@ -2427,7 +2543,7 @@
           <w:rFonts w:ascii="Charis SIL Regular" w:hAnsi="Charis SIL Regular" w:eastAsia="Charis SIL Regular"/>
           <w:b w:val="0"/>
           <w:i w:val="0"/>
-          <w:color w:val="0066CC"/>
+          <w:color w:val="0000FF"/>
           <w:sz w:val="24"/>
           <w:u w:val="single"/>
         </w:rPr>
@@ -2445,7 +2561,7 @@
           <w:rFonts w:ascii="Charis SIL Regular" w:hAnsi="Charis SIL Regular" w:eastAsia="Charis SIL Regular"/>
           <w:b w:val="0"/>
           <w:i w:val="0"/>
-          <w:color w:val="0066CC"/>
+          <w:color w:val="0000FF"/>
           <w:sz w:val="24"/>
           <w:u w:val="single"/>
         </w:rPr>
@@ -2463,7 +2579,7 @@
           <w:rFonts w:ascii="Charis SIL Regular" w:hAnsi="Charis SIL Regular" w:eastAsia="Charis SIL Regular"/>
           <w:b w:val="0"/>
           <w:i w:val="0"/>
-          <w:color w:val="0066CC"/>
+          <w:color w:val="0000FF"/>
           <w:sz w:val="24"/>
           <w:u w:val="single"/>
         </w:rPr>
@@ -2481,7 +2597,7 @@
           <w:rFonts w:ascii="Charis SIL Regular" w:hAnsi="Charis SIL Regular" w:eastAsia="Charis SIL Regular"/>
           <w:b w:val="0"/>
           <w:i w:val="0"/>
-          <w:color w:val="0066CC"/>
+          <w:color w:val="0000FF"/>
           <w:sz w:val="24"/>
           <w:u w:val="single"/>
         </w:rPr>
@@ -2499,7 +2615,7 @@
           <w:rFonts w:ascii="Charis SIL Regular" w:hAnsi="Charis SIL Regular" w:eastAsia="Charis SIL Regular"/>
           <w:b w:val="0"/>
           <w:i w:val="0"/>
-          <w:color w:val="0066CC"/>
+          <w:color w:val="0000FF"/>
           <w:sz w:val="24"/>
           <w:u w:val="single"/>
         </w:rPr>
@@ -2626,7 +2742,7 @@
           <w:rFonts w:ascii="Charis SIL Regular" w:hAnsi="Charis SIL Regular" w:eastAsia="Charis SIL Regular"/>
           <w:b w:val="0"/>
           <w:i w:val="0"/>
-          <w:color w:val="0066CC"/>
+          <w:color w:val="0000FF"/>
           <w:sz w:val="24"/>
           <w:u w:val="single"/>
         </w:rPr>
@@ -2644,7 +2760,7 @@
           <w:rFonts w:ascii="Charis SIL Regular" w:hAnsi="Charis SIL Regular" w:eastAsia="Charis SIL Regular"/>
           <w:b w:val="0"/>
           <w:i w:val="0"/>
-          <w:color w:val="0066CC"/>
+          <w:color w:val="0000FF"/>
           <w:sz w:val="24"/>
           <w:u w:val="single"/>
         </w:rPr>
@@ -2662,7 +2778,7 @@
           <w:rFonts w:ascii="Charis SIL Regular" w:hAnsi="Charis SIL Regular" w:eastAsia="Charis SIL Regular"/>
           <w:b w:val="0"/>
           <w:i w:val="0"/>
-          <w:color w:val="0066CC"/>
+          <w:color w:val="0000FF"/>
           <w:sz w:val="24"/>
           <w:u w:val="single"/>
         </w:rPr>
@@ -2690,7 +2806,7 @@
           <w:rFonts w:ascii="Charis SIL Regular" w:hAnsi="Charis SIL Regular" w:eastAsia="Charis SIL Regular"/>
           <w:b w:val="0"/>
           <w:i w:val="0"/>
-          <w:color w:val="0066CC"/>
+          <w:color w:val="0000FF"/>
           <w:sz w:val="24"/>
           <w:u w:val="single"/>
         </w:rPr>
@@ -2708,7 +2824,7 @@
           <w:rFonts w:ascii="Charis SIL Regular" w:hAnsi="Charis SIL Regular" w:eastAsia="Charis SIL Regular"/>
           <w:b w:val="0"/>
           <w:i w:val="0"/>
-          <w:color w:val="0066CC"/>
+          <w:color w:val="0000FF"/>
           <w:sz w:val="24"/>
           <w:u w:val="single"/>
         </w:rPr>
@@ -2719,7 +2835,7 @@
           <w:rFonts w:ascii="Charis SIL Regular" w:hAnsi="Charis SIL Regular" w:eastAsia="Charis SIL Regular"/>
           <w:b w:val="0"/>
           <w:i w:val="0"/>
-          <w:color w:val="0066CC"/>
+          <w:color w:val="0000FF"/>
           <w:sz w:val="24"/>
           <w:u w:val="single"/>
         </w:rPr>
@@ -2747,7 +2863,7 @@
           <w:rFonts w:ascii="Charis SIL Regular" w:hAnsi="Charis SIL Regular" w:eastAsia="Charis SIL Regular"/>
           <w:b w:val="0"/>
           <w:i w:val="0"/>
-          <w:color w:val="0066CC"/>
+          <w:color w:val="0000FF"/>
           <w:sz w:val="24"/>
           <w:u w:val="single"/>
         </w:rPr>
@@ -2765,7 +2881,7 @@
           <w:rFonts w:ascii="Charis SIL Regular" w:hAnsi="Charis SIL Regular" w:eastAsia="Charis SIL Regular"/>
           <w:b w:val="0"/>
           <w:i w:val="0"/>
-          <w:color w:val="0066CC"/>
+          <w:color w:val="0000FF"/>
           <w:sz w:val="24"/>
           <w:u w:val="single"/>
         </w:rPr>
@@ -2783,7 +2899,7 @@
           <w:rFonts w:ascii="Charis SIL Regular" w:hAnsi="Charis SIL Regular" w:eastAsia="Charis SIL Regular"/>
           <w:b w:val="0"/>
           <w:i w:val="0"/>
-          <w:color w:val="0066CC"/>
+          <w:color w:val="0000FF"/>
           <w:sz w:val="24"/>
           <w:u w:val="single"/>
         </w:rPr>

--- a/EXPORTS/DOCX/published/niveau3/Dutch/MissiemuseumTilburg.docx
+++ b/EXPORTS/DOCX/published/niveau3/Dutch/MissiemuseumTilburg.docx
@@ -874,7 +874,25 @@
           <w:color w:val="000000"/>
           <w:sz w:val="24"/>
         </w:rPr>
-        <w:t>van onder andere de Fraters van Tilburg. Het betr</w:t>
+        <w:t>van onder andere de Fraters van Til</w:t>
+      </w:r>
+      <w:r>
+        <w:rPr>
+          <w:u w:val="single" w:color="0000ff"/>
+          <w:rFonts w:ascii="Charis SIL Regular" w:hAnsi="Charis SIL Regular" w:eastAsia="Charis SIL Regular"/>
+          <w:b w:val="0"/>
+          <w:i w:val="0"/>
+          <w:color w:val="000000"/>
+          <w:sz w:val="24"/>
+        </w:rPr>
+        <w:hyperlink r:id="rId11" w:history="1">
+          <w:r>
+            <w:rPr>
+              <w:rStyle w:val="Hyperlink"/>
+            </w:rPr>
+            <w:t>burg. Het betr</w:t>
+          </w:r>
+        </w:hyperlink>
       </w:r>
       <w:r>
         <w:rPr>
@@ -2252,7 +2270,25 @@
             <w:rPr>
               <w:rStyle w:val="Hyperlink"/>
             </w:rPr>
-            <w:t>file/</w:t>
+            <w:t>file</w:t>
+          </w:r>
+        </w:hyperlink>
+      </w:r>
+      <w:r>
+        <w:rPr>
+          <w:rFonts w:ascii="Charis SIL Regular" w:hAnsi="Charis SIL Regular" w:eastAsia="Charis SIL Regular"/>
+          <w:b w:val="0"/>
+          <w:i w:val="0"/>
+          <w:color w:val="0000FF"/>
+          <w:sz w:val="24"/>
+          <w:u w:val="single"/>
+        </w:rPr>
+        <w:hyperlink r:id="rId13" w:history="1">
+          <w:r>
+            <w:rPr>
+              <w:rStyle w:val="Hyperlink"/>
+            </w:rPr>
+            <w:t>/</w:t>
           </w:r>
         </w:hyperlink>
       </w:r>
@@ -2299,14 +2335,7 @@
           <w:color w:val="0000FF"/>
           <w:sz w:val="24"/>
         </w:rPr>
-        <w:hyperlink r:id="rId13" w:history="1">
-          <w:r>
-            <w:rPr>
-              <w:rStyle w:val="Hyperlink"/>
-            </w:rPr>
-            <w:t>e</w:t>
-          </w:r>
-        </w:hyperlink>
+        <w:t>e</w:t>
       </w:r>
       <w:r>
         <w:rPr>
@@ -2340,19 +2369,9 @@
             <w:rPr>
               <w:rStyle w:val="Hyperlink"/>
             </w:rPr>
-            <w:t>3</w:t>
+            <w:t>3a</w:t>
           </w:r>
         </w:hyperlink>
-      </w:r>
-      <w:r>
-        <w:rPr>
-          <w:rFonts w:ascii="Charis SIL Regular" w:hAnsi="Charis SIL Regular" w:eastAsia="Charis SIL Regular"/>
-          <w:b w:val="0"/>
-          <w:i w:val="0"/>
-          <w:color w:val="0000FF"/>
-          <w:sz w:val="24"/>
-        </w:rPr>
-        <w:t>a</w:t>
       </w:r>
     </w:p>
     <w:p>

--- a/EXPORTS/DOCX/published/niveau3/Dutch/MissiemuseumTilburg.docx
+++ b/EXPORTS/DOCX/published/niveau3/Dutch/MissiemuseumTilburg.docx
@@ -396,13 +396,21 @@
       </w:r>
       <w:r>
         <w:rPr>
+          <w:u w:val="single" w:color="0000ff"/>
           <w:rFonts w:ascii="Charis SIL Regular" w:hAnsi="Charis SIL Regular" w:eastAsia="Charis SIL Regular"/>
           <w:b w:val="0"/>
           <w:i w:val="0"/>
           <w:color w:val="000000"/>
           <w:sz w:val="24"/>
         </w:rPr>
-        <w:t>van het Volk</w:t>
+        <w:hyperlink r:id="rId9" w:history="1">
+          <w:r>
+            <w:rPr>
+              <w:rStyle w:val="Hyperlink"/>
+            </w:rPr>
+            <w:t>van het Volk</w:t>
+          </w:r>
+        </w:hyperlink>
       </w:r>
       <w:r>
         <w:rPr>
@@ -2270,7 +2278,7 @@
             <w:rPr>
               <w:rStyle w:val="Hyperlink"/>
             </w:rPr>
-            <w:t>file</w:t>
+            <w:t>file/8</w:t>
           </w:r>
         </w:hyperlink>
       </w:r>
@@ -2288,7 +2296,7 @@
             <w:rPr>
               <w:rStyle w:val="Hyperlink"/>
             </w:rPr>
-            <w:t>/</w:t>
+            <w:t>f</w:t>
           </w:r>
         </w:hyperlink>
       </w:r>
@@ -2306,36 +2314,9 @@
             <w:rPr>
               <w:rStyle w:val="Hyperlink"/>
             </w:rPr>
-            <w:t>8</w:t>
+            <w:t>e</w:t>
           </w:r>
         </w:hyperlink>
-      </w:r>
-      <w:r>
-        <w:rPr>
-          <w:rFonts w:ascii="Charis SIL Regular" w:hAnsi="Charis SIL Regular" w:eastAsia="Charis SIL Regular"/>
-          <w:b w:val="0"/>
-          <w:i w:val="0"/>
-          <w:color w:val="0000FF"/>
-          <w:sz w:val="24"/>
-        </w:rPr>
-        <w:hyperlink r:id="rId13" w:history="1">
-          <w:r>
-            <w:rPr>
-              <w:rStyle w:val="Hyperlink"/>
-            </w:rPr>
-            <w:t>f</w:t>
-          </w:r>
-        </w:hyperlink>
-      </w:r>
-      <w:r>
-        <w:rPr>
-          <w:rFonts w:ascii="Charis SIL Regular" w:hAnsi="Charis SIL Regular" w:eastAsia="Charis SIL Regular"/>
-          <w:b w:val="0"/>
-          <w:i w:val="0"/>
-          <w:color w:val="0000FF"/>
-          <w:sz w:val="24"/>
-        </w:rPr>
-        <w:t>e</w:t>
       </w:r>
       <w:r>
         <w:rPr>
@@ -2364,14 +2345,17 @@
           <w:sz w:val="24"/>
           <w:u w:val="single"/>
         </w:rPr>
-        <w:hyperlink r:id="rId13" w:history="1">
-          <w:r>
-            <w:rPr>
-              <w:rStyle w:val="Hyperlink"/>
-            </w:rPr>
-            <w:t>3a</w:t>
-          </w:r>
-        </w:hyperlink>
+        <w:t>3</w:t>
+      </w:r>
+      <w:r>
+        <w:rPr>
+          <w:rFonts w:ascii="Charis SIL Regular" w:hAnsi="Charis SIL Regular" w:eastAsia="Charis SIL Regular"/>
+          <w:b w:val="0"/>
+          <w:i w:val="0"/>
+          <w:color w:val="0000FF"/>
+          <w:sz w:val="24"/>
+        </w:rPr>
+        <w:t>a</w:t>
       </w:r>
     </w:p>
     <w:p>

--- a/EXPORTS/DOCX/published/niveau3/Dutch/MissiemuseumTilburg.docx
+++ b/EXPORTS/DOCX/published/niveau3/Dutch/MissiemuseumTilburg.docx
@@ -2278,7 +2278,7 @@
             <w:rPr>
               <w:rStyle w:val="Hyperlink"/>
             </w:rPr>
-            <w:t>file/8</w:t>
+            <w:t>file</w:t>
           </w:r>
         </w:hyperlink>
       </w:r>
@@ -2296,7 +2296,7 @@
             <w:rPr>
               <w:rStyle w:val="Hyperlink"/>
             </w:rPr>
-            <w:t>f</w:t>
+            <w:t>/</w:t>
           </w:r>
         </w:hyperlink>
       </w:r>
@@ -2309,14 +2309,28 @@
           <w:sz w:val="24"/>
           <w:u w:val="single"/>
         </w:rPr>
-        <w:hyperlink r:id="rId13" w:history="1">
-          <w:r>
-            <w:rPr>
-              <w:rStyle w:val="Hyperlink"/>
-            </w:rPr>
-            <w:t>e</w:t>
-          </w:r>
-        </w:hyperlink>
+        <w:t>8</w:t>
+      </w:r>
+      <w:r>
+        <w:rPr>
+          <w:rFonts w:ascii="Charis SIL Regular" w:hAnsi="Charis SIL Regular" w:eastAsia="Charis SIL Regular"/>
+          <w:b w:val="0"/>
+          <w:i w:val="0"/>
+          <w:color w:val="0000FF"/>
+          <w:sz w:val="24"/>
+          <w:u w:val="single"/>
+        </w:rPr>
+        <w:t>f</w:t>
+      </w:r>
+      <w:r>
+        <w:rPr>
+          <w:rFonts w:ascii="Charis SIL Regular" w:hAnsi="Charis SIL Regular" w:eastAsia="Charis SIL Regular"/>
+          <w:b w:val="0"/>
+          <w:i w:val="0"/>
+          <w:color w:val="0000FF"/>
+          <w:sz w:val="24"/>
+        </w:rPr>
+        <w:t>e</w:t>
       </w:r>
       <w:r>
         <w:rPr>
@@ -2345,17 +2359,14 @@
           <w:sz w:val="24"/>
           <w:u w:val="single"/>
         </w:rPr>
-        <w:t>3</w:t>
-      </w:r>
-      <w:r>
-        <w:rPr>
-          <w:rFonts w:ascii="Charis SIL Regular" w:hAnsi="Charis SIL Regular" w:eastAsia="Charis SIL Regular"/>
-          <w:b w:val="0"/>
-          <w:i w:val="0"/>
-          <w:color w:val="0000FF"/>
-          <w:sz w:val="24"/>
-        </w:rPr>
-        <w:t>a</w:t>
+        <w:hyperlink r:id="rId13" w:history="1">
+          <w:r>
+            <w:rPr>
+              <w:rStyle w:val="Hyperlink"/>
+            </w:rPr>
+            <w:t>3a</w:t>
+          </w:r>
+        </w:hyperlink>
       </w:r>
     </w:p>
     <w:p>
@@ -2888,7 +2899,7 @@
           <w:sz w:val="24"/>
           <w:u w:val="single"/>
         </w:rPr>
-        <w:hyperlink r:id="rId17" w:history="1">
+        <w:hyperlink r:id="rId9" w:history="1">
           <w:r>
             <w:rPr>
               <w:rStyle w:val="Hyperlink"/>
@@ -2906,7 +2917,7 @@
           <w:sz w:val="24"/>
           <w:u w:val="single"/>
         </w:rPr>
-        <w:hyperlink r:id="rId9" w:history="1">
+        <w:hyperlink r:id="rId17" w:history="1">
           <w:r>
             <w:rPr>
               <w:rStyle w:val="Hyperlink"/>

--- a/EXPORTS/DOCX/published/niveau3/Dutch/MissiemuseumTilburg.docx
+++ b/EXPORTS/DOCX/published/niveau3/Dutch/MissiemuseumTilburg.docx
@@ -730,36 +730,7 @@
           <w:color w:val="000000"/>
           <w:sz w:val="24"/>
         </w:rPr>
-        <w:t>Donders, die als missionaris in</w:t>
-      </w:r>
-      <w:r>
-        <w:rPr>
-          <w:u w:val="single" w:color="0000ff"/>
-          <w:rFonts w:ascii="Charis SIL Regular" w:hAnsi="Charis SIL Regular" w:eastAsia="Charis SIL Regular"/>
-          <w:b w:val="0"/>
-          <w:i w:val="0"/>
-          <w:color w:val="000000"/>
-          <w:sz w:val="24"/>
-        </w:rPr>
-        <w:t xml:space="preserve"> </w:t>
-      </w:r>
-      <w:r>
-        <w:rPr>
-          <w:u w:val="single" w:color="0000ff"/>
-          <w:rFonts w:ascii="Charis SIL Regular" w:hAnsi="Charis SIL Regular" w:eastAsia="Charis SIL Regular"/>
-          <w:b w:val="0"/>
-          <w:i w:val="0"/>
-          <w:color w:val="000000"/>
-          <w:sz w:val="24"/>
-        </w:rPr>
-        <w:hyperlink r:id="rId10" w:history="1">
-          <w:r>
-            <w:rPr>
-              <w:rStyle w:val="Hyperlink"/>
-            </w:rPr>
-            <w:t>Surina</w:t>
-          </w:r>
-        </w:hyperlink>
+        <w:t>Donders, die als missionaris in Surina</w:t>
       </w:r>
       <w:r>
         <w:rPr>
@@ -1169,107 +1140,7 @@
           <w:color w:val="000000"/>
           <w:sz w:val="24"/>
         </w:rPr>
-        <w:t>Volken</w:t>
-      </w:r>
-      <w:r>
-        <w:rPr>
-          <w:u w:val="single" w:color="0000ff"/>
-          <w:rFonts w:ascii="Charis SIL Regular" w:hAnsi="Charis SIL Regular" w:eastAsia="Charis SIL Regular"/>
-          <w:b w:val="0"/>
-          <w:i w:val="0"/>
-          <w:color w:val="000000"/>
-          <w:sz w:val="24"/>
-        </w:rPr>
-        <w:hyperlink r:id="rId13" w:history="1">
-          <w:r>
-            <w:rPr>
-              <w:rStyle w:val="Hyperlink"/>
-            </w:rPr>
-            <w:t>kundig Mi</w:t>
-          </w:r>
-        </w:hyperlink>
-      </w:r>
-      <w:r>
-        <w:rPr>
-          <w:u w:val="single" w:color="0000ff"/>
-          <w:rFonts w:ascii="Charis SIL Regular" w:hAnsi="Charis SIL Regular" w:eastAsia="Charis SIL Regular"/>
-          <w:b w:val="0"/>
-          <w:i w:val="0"/>
-          <w:color w:val="000000"/>
-          <w:sz w:val="24"/>
-        </w:rPr>
-        <w:hyperlink r:id="rId13" w:history="1">
-          <w:r>
-            <w:rPr>
-              <w:rStyle w:val="Hyperlink"/>
-            </w:rPr>
-            <w:t>s</w:t>
-          </w:r>
-        </w:hyperlink>
-      </w:r>
-      <w:r>
-        <w:rPr>
-          <w:u w:val="single" w:color="0000ff"/>
-          <w:rFonts w:ascii="Charis SIL Regular" w:hAnsi="Charis SIL Regular" w:eastAsia="Charis SIL Regular"/>
-          <w:b w:val="0"/>
-          <w:i w:val="0"/>
-          <w:color w:val="000000"/>
-          <w:sz w:val="24"/>
-        </w:rPr>
-        <w:hyperlink r:id="rId13" w:history="1">
-          <w:r>
-            <w:rPr>
-              <w:rStyle w:val="Hyperlink"/>
-            </w:rPr>
-            <w:t>siemus</w:t>
-          </w:r>
-        </w:hyperlink>
-      </w:r>
-      <w:r>
-        <w:rPr>
-          <w:u w:val="single" w:color="0000ff"/>
-          <w:rFonts w:ascii="Charis SIL Regular" w:hAnsi="Charis SIL Regular" w:eastAsia="Charis SIL Regular"/>
-          <w:b w:val="0"/>
-          <w:i w:val="0"/>
-          <w:color w:val="000000"/>
-          <w:sz w:val="24"/>
-        </w:rPr>
-        <w:hyperlink r:id="rId13" w:history="1">
-          <w:r>
-            <w:rPr>
-              <w:rStyle w:val="Hyperlink"/>
-            </w:rPr>
-            <w:t>e</w:t>
-          </w:r>
-        </w:hyperlink>
-      </w:r>
-      <w:r>
-        <w:rPr>
-          <w:u w:val="single" w:color="0000ff"/>
-          <w:rFonts w:ascii="Charis SIL Regular" w:hAnsi="Charis SIL Regular" w:eastAsia="Charis SIL Regular"/>
-          <w:b w:val="0"/>
-          <w:i w:val="0"/>
-          <w:color w:val="000000"/>
-          <w:sz w:val="24"/>
-        </w:rPr>
-        <w:hyperlink r:id="rId13" w:history="1">
-          <w:r>
-            <w:rPr>
-              <w:rStyle w:val="Hyperlink"/>
-            </w:rPr>
-            <w:t>um bes</w:t>
-          </w:r>
-        </w:hyperlink>
-      </w:r>
-      <w:r>
-        <w:rPr>
-          <w:rFonts w:ascii="Charis SIL Regular" w:hAnsi="Charis SIL Regular" w:eastAsia="Charis SIL Regular"/>
-          <w:b w:val="0"/>
-          <w:i w:val="0"/>
-          <w:color w:val="000000"/>
-          <w:sz w:val="24"/>
-        </w:rPr>
-        <w:t xml:space="preserve">chikbaar. In </w:t>
+        <w:t xml:space="preserve">Volkenkundig Missiemuseum beschikbaar. In </w:t>
       </w:r>
       <w:r>
         <w:rPr>
@@ -2278,7 +2149,7 @@
             <w:rPr>
               <w:rStyle w:val="Hyperlink"/>
             </w:rPr>
-            <w:t>file</w:t>
+            <w:t>file/8</w:t>
           </w:r>
         </w:hyperlink>
       </w:r>
@@ -2296,7 +2167,7 @@
             <w:rPr>
               <w:rStyle w:val="Hyperlink"/>
             </w:rPr>
-            <w:t>/</w:t>
+            <w:t>f</w:t>
           </w:r>
         </w:hyperlink>
       </w:r>
@@ -2309,28 +2180,14 @@
           <w:sz w:val="24"/>
           <w:u w:val="single"/>
         </w:rPr>
-        <w:t>8</w:t>
-      </w:r>
-      <w:r>
-        <w:rPr>
-          <w:rFonts w:ascii="Charis SIL Regular" w:hAnsi="Charis SIL Regular" w:eastAsia="Charis SIL Regular"/>
-          <w:b w:val="0"/>
-          <w:i w:val="0"/>
-          <w:color w:val="0000FF"/>
-          <w:sz w:val="24"/>
-          <w:u w:val="single"/>
-        </w:rPr>
-        <w:t>f</w:t>
-      </w:r>
-      <w:r>
-        <w:rPr>
-          <w:rFonts w:ascii="Charis SIL Regular" w:hAnsi="Charis SIL Regular" w:eastAsia="Charis SIL Regular"/>
-          <w:b w:val="0"/>
-          <w:i w:val="0"/>
-          <w:color w:val="0000FF"/>
-          <w:sz w:val="24"/>
-        </w:rPr>
-        <w:t>e</w:t>
+        <w:hyperlink r:id="rId13" w:history="1">
+          <w:r>
+            <w:rPr>
+              <w:rStyle w:val="Hyperlink"/>
+            </w:rPr>
+            <w:t>e</w:t>
+          </w:r>
+        </w:hyperlink>
       </w:r>
       <w:r>
         <w:rPr>
@@ -2359,14 +2216,17 @@
           <w:sz w:val="24"/>
           <w:u w:val="single"/>
         </w:rPr>
-        <w:hyperlink r:id="rId13" w:history="1">
-          <w:r>
-            <w:rPr>
-              <w:rStyle w:val="Hyperlink"/>
-            </w:rPr>
-            <w:t>3a</w:t>
-          </w:r>
-        </w:hyperlink>
+        <w:t>3</w:t>
+      </w:r>
+      <w:r>
+        <w:rPr>
+          <w:rFonts w:ascii="Charis SIL Regular" w:hAnsi="Charis SIL Regular" w:eastAsia="Charis SIL Regular"/>
+          <w:b w:val="0"/>
+          <w:i w:val="0"/>
+          <w:color w:val="0000FF"/>
+          <w:sz w:val="24"/>
+        </w:rPr>
+        <w:t>a</w:t>
       </w:r>
     </w:p>
     <w:p>
@@ -2899,7 +2759,7 @@
           <w:sz w:val="24"/>
           <w:u w:val="single"/>
         </w:rPr>
-        <w:hyperlink r:id="rId9" w:history="1">
+        <w:hyperlink r:id="rId17" w:history="1">
           <w:r>
             <w:rPr>
               <w:rStyle w:val="Hyperlink"/>
@@ -2917,7 +2777,7 @@
           <w:sz w:val="24"/>
           <w:u w:val="single"/>
         </w:rPr>
-        <w:hyperlink r:id="rId17" w:history="1">
+        <w:hyperlink r:id="rId9" w:history="1">
           <w:r>
             <w:rPr>
               <w:rStyle w:val="Hyperlink"/>

--- a/EXPORTS/DOCX/published/niveau3/Dutch/MissiemuseumTilburg.docx
+++ b/EXPORTS/DOCX/published/niveau3/Dutch/MissiemuseumTilburg.docx
@@ -730,25 +730,7 @@
           <w:color w:val="000000"/>
           <w:sz w:val="24"/>
         </w:rPr>
-        <w:t>Donders, die als missionaris in Surina</w:t>
-      </w:r>
-      <w:r>
-        <w:rPr>
-          <w:u w:val="single" w:color="0000ff"/>
-          <w:rFonts w:ascii="Charis SIL Regular" w:hAnsi="Charis SIL Regular" w:eastAsia="Charis SIL Regular"/>
-          <w:b w:val="0"/>
-          <w:i w:val="0"/>
-          <w:color w:val="000000"/>
-          <w:sz w:val="24"/>
-        </w:rPr>
-        <w:hyperlink r:id="rId10" w:history="1">
-          <w:r>
-            <w:rPr>
-              <w:rStyle w:val="Hyperlink"/>
-            </w:rPr>
-            <w:t>me en vo</w:t>
-          </w:r>
-        </w:hyperlink>
+        <w:t>Donders, die als missionaris in Suriname en vo</w:t>
       </w:r>
       <w:r>
         <w:rPr>
@@ -1140,7 +1122,107 @@
           <w:color w:val="000000"/>
           <w:sz w:val="24"/>
         </w:rPr>
-        <w:t xml:space="preserve">Volkenkundig Missiemuseum beschikbaar. In </w:t>
+        <w:t>Volken</w:t>
+      </w:r>
+      <w:r>
+        <w:rPr>
+          <w:u w:val="single" w:color="0000ff"/>
+          <w:rFonts w:ascii="Charis SIL Regular" w:hAnsi="Charis SIL Regular" w:eastAsia="Charis SIL Regular"/>
+          <w:b w:val="0"/>
+          <w:i w:val="0"/>
+          <w:color w:val="000000"/>
+          <w:sz w:val="24"/>
+        </w:rPr>
+        <w:hyperlink r:id="rId13" w:history="1">
+          <w:r>
+            <w:rPr>
+              <w:rStyle w:val="Hyperlink"/>
+            </w:rPr>
+            <w:t>kundig Mi</w:t>
+          </w:r>
+        </w:hyperlink>
+      </w:r>
+      <w:r>
+        <w:rPr>
+          <w:u w:val="single" w:color="0000ff"/>
+          <w:rFonts w:ascii="Charis SIL Regular" w:hAnsi="Charis SIL Regular" w:eastAsia="Charis SIL Regular"/>
+          <w:b w:val="0"/>
+          <w:i w:val="0"/>
+          <w:color w:val="000000"/>
+          <w:sz w:val="24"/>
+        </w:rPr>
+        <w:hyperlink r:id="rId13" w:history="1">
+          <w:r>
+            <w:rPr>
+              <w:rStyle w:val="Hyperlink"/>
+            </w:rPr>
+            <w:t>s</w:t>
+          </w:r>
+        </w:hyperlink>
+      </w:r>
+      <w:r>
+        <w:rPr>
+          <w:u w:val="single" w:color="0000ff"/>
+          <w:rFonts w:ascii="Charis SIL Regular" w:hAnsi="Charis SIL Regular" w:eastAsia="Charis SIL Regular"/>
+          <w:b w:val="0"/>
+          <w:i w:val="0"/>
+          <w:color w:val="000000"/>
+          <w:sz w:val="24"/>
+        </w:rPr>
+        <w:hyperlink r:id="rId13" w:history="1">
+          <w:r>
+            <w:rPr>
+              <w:rStyle w:val="Hyperlink"/>
+            </w:rPr>
+            <w:t>siemus</w:t>
+          </w:r>
+        </w:hyperlink>
+      </w:r>
+      <w:r>
+        <w:rPr>
+          <w:u w:val="single" w:color="0000ff"/>
+          <w:rFonts w:ascii="Charis SIL Regular" w:hAnsi="Charis SIL Regular" w:eastAsia="Charis SIL Regular"/>
+          <w:b w:val="0"/>
+          <w:i w:val="0"/>
+          <w:color w:val="000000"/>
+          <w:sz w:val="24"/>
+        </w:rPr>
+        <w:hyperlink r:id="rId13" w:history="1">
+          <w:r>
+            <w:rPr>
+              <w:rStyle w:val="Hyperlink"/>
+            </w:rPr>
+            <w:t>e</w:t>
+          </w:r>
+        </w:hyperlink>
+      </w:r>
+      <w:r>
+        <w:rPr>
+          <w:u w:val="single" w:color="0000ff"/>
+          <w:rFonts w:ascii="Charis SIL Regular" w:hAnsi="Charis SIL Regular" w:eastAsia="Charis SIL Regular"/>
+          <w:b w:val="0"/>
+          <w:i w:val="0"/>
+          <w:color w:val="000000"/>
+          <w:sz w:val="24"/>
+        </w:rPr>
+        <w:hyperlink r:id="rId13" w:history="1">
+          <w:r>
+            <w:rPr>
+              <w:rStyle w:val="Hyperlink"/>
+            </w:rPr>
+            <w:t>um bes</w:t>
+          </w:r>
+        </w:hyperlink>
+      </w:r>
+      <w:r>
+        <w:rPr>
+          <w:rFonts w:ascii="Charis SIL Regular" w:hAnsi="Charis SIL Regular" w:eastAsia="Charis SIL Regular"/>
+          <w:b w:val="0"/>
+          <w:i w:val="0"/>
+          <w:color w:val="000000"/>
+          <w:sz w:val="24"/>
+        </w:rPr>
+        <w:t xml:space="preserve">chikbaar. In </w:t>
       </w:r>
       <w:r>
         <w:rPr>
@@ -2149,7 +2231,7 @@
             <w:rPr>
               <w:rStyle w:val="Hyperlink"/>
             </w:rPr>
-            <w:t>file/8</w:t>
+            <w:t>file</w:t>
           </w:r>
         </w:hyperlink>
       </w:r>
@@ -2161,6 +2243,41 @@
           <w:color w:val="0000FF"/>
           <w:sz w:val="24"/>
           <w:u w:val="single"/>
+        </w:rPr>
+        <w:hyperlink r:id="rId13" w:history="1">
+          <w:r>
+            <w:rPr>
+              <w:rStyle w:val="Hyperlink"/>
+            </w:rPr>
+            <w:t>/</w:t>
+          </w:r>
+        </w:hyperlink>
+      </w:r>
+      <w:r>
+        <w:rPr>
+          <w:rFonts w:ascii="Charis SIL Regular" w:hAnsi="Charis SIL Regular" w:eastAsia="Charis SIL Regular"/>
+          <w:b w:val="0"/>
+          <w:i w:val="0"/>
+          <w:color w:val="0000FF"/>
+          <w:sz w:val="24"/>
+          <w:u w:val="single"/>
+        </w:rPr>
+        <w:hyperlink r:id="rId13" w:history="1">
+          <w:r>
+            <w:rPr>
+              <w:rStyle w:val="Hyperlink"/>
+            </w:rPr>
+            <w:t>8</w:t>
+          </w:r>
+        </w:hyperlink>
+      </w:r>
+      <w:r>
+        <w:rPr>
+          <w:rFonts w:ascii="Charis SIL Regular" w:hAnsi="Charis SIL Regular" w:eastAsia="Charis SIL Regular"/>
+          <w:b w:val="0"/>
+          <w:i w:val="0"/>
+          <w:color w:val="0000FF"/>
+          <w:sz w:val="24"/>
         </w:rPr>
         <w:hyperlink r:id="rId13" w:history="1">
           <w:r>
@@ -2180,14 +2297,7 @@
           <w:sz w:val="24"/>
           <w:u w:val="single"/>
         </w:rPr>
-        <w:hyperlink r:id="rId13" w:history="1">
-          <w:r>
-            <w:rPr>
-              <w:rStyle w:val="Hyperlink"/>
-            </w:rPr>
-            <w:t>e</w:t>
-          </w:r>
-        </w:hyperlink>
+        <w:t>e</w:t>
       </w:r>
       <w:r>
         <w:rPr>
@@ -2216,17 +2326,14 @@
           <w:sz w:val="24"/>
           <w:u w:val="single"/>
         </w:rPr>
-        <w:t>3</w:t>
-      </w:r>
-      <w:r>
-        <w:rPr>
-          <w:rFonts w:ascii="Charis SIL Regular" w:hAnsi="Charis SIL Regular" w:eastAsia="Charis SIL Regular"/>
-          <w:b w:val="0"/>
-          <w:i w:val="0"/>
-          <w:color w:val="0000FF"/>
-          <w:sz w:val="24"/>
-        </w:rPr>
-        <w:t>a</w:t>
+        <w:hyperlink r:id="rId13" w:history="1">
+          <w:r>
+            <w:rPr>
+              <w:rStyle w:val="Hyperlink"/>
+            </w:rPr>
+            <w:t>3a</w:t>
+          </w:r>
+        </w:hyperlink>
       </w:r>
     </w:p>
     <w:p>

--- a/EXPORTS/DOCX/published/niveau3/Dutch/MissiemuseumTilburg.docx
+++ b/EXPORTS/DOCX/published/niveau3/Dutch/MissiemuseumTilburg.docx
@@ -730,7 +730,54 @@
           <w:color w:val="000000"/>
           <w:sz w:val="24"/>
         </w:rPr>
-        <w:t>Donders, die als missionaris in Suriname en vo</w:t>
+        <w:t>Donders, die als missionaris in</w:t>
+      </w:r>
+      <w:r>
+        <w:rPr>
+          <w:u w:val="single" w:color="0000ff"/>
+          <w:rFonts w:ascii="Charis SIL Regular" w:hAnsi="Charis SIL Regular" w:eastAsia="Charis SIL Regular"/>
+          <w:b w:val="0"/>
+          <w:i w:val="0"/>
+          <w:color w:val="000000"/>
+          <w:sz w:val="24"/>
+        </w:rPr>
+        <w:t xml:space="preserve"> </w:t>
+      </w:r>
+      <w:r>
+        <w:rPr>
+          <w:u w:val="single" w:color="0000ff"/>
+          <w:rFonts w:ascii="Charis SIL Regular" w:hAnsi="Charis SIL Regular" w:eastAsia="Charis SIL Regular"/>
+          <w:b w:val="0"/>
+          <w:i w:val="0"/>
+          <w:color w:val="000000"/>
+          <w:sz w:val="24"/>
+        </w:rPr>
+        <w:hyperlink r:id="rId10" w:history="1">
+          <w:r>
+            <w:rPr>
+              <w:rStyle w:val="Hyperlink"/>
+            </w:rPr>
+            <w:t>Surina</w:t>
+          </w:r>
+        </w:hyperlink>
+      </w:r>
+      <w:r>
+        <w:rPr>
+          <w:u w:val="single" w:color="0000ff"/>
+          <w:rFonts w:ascii="Charis SIL Regular" w:hAnsi="Charis SIL Regular" w:eastAsia="Charis SIL Regular"/>
+          <w:b w:val="0"/>
+          <w:i w:val="0"/>
+          <w:color w:val="000000"/>
+          <w:sz w:val="24"/>
+        </w:rPr>
+        <w:hyperlink r:id="rId10" w:history="1">
+          <w:r>
+            <w:rPr>
+              <w:rStyle w:val="Hyperlink"/>
+            </w:rPr>
+            <w:t>me en vo</w:t>
+          </w:r>
+        </w:hyperlink>
       </w:r>
       <w:r>
         <w:rPr>
@@ -1122,107 +1169,7 @@
           <w:color w:val="000000"/>
           <w:sz w:val="24"/>
         </w:rPr>
-        <w:t>Volken</w:t>
-      </w:r>
-      <w:r>
-        <w:rPr>
-          <w:u w:val="single" w:color="0000ff"/>
-          <w:rFonts w:ascii="Charis SIL Regular" w:hAnsi="Charis SIL Regular" w:eastAsia="Charis SIL Regular"/>
-          <w:b w:val="0"/>
-          <w:i w:val="0"/>
-          <w:color w:val="000000"/>
-          <w:sz w:val="24"/>
-        </w:rPr>
-        <w:hyperlink r:id="rId13" w:history="1">
-          <w:r>
-            <w:rPr>
-              <w:rStyle w:val="Hyperlink"/>
-            </w:rPr>
-            <w:t>kundig Mi</w:t>
-          </w:r>
-        </w:hyperlink>
-      </w:r>
-      <w:r>
-        <w:rPr>
-          <w:u w:val="single" w:color="0000ff"/>
-          <w:rFonts w:ascii="Charis SIL Regular" w:hAnsi="Charis SIL Regular" w:eastAsia="Charis SIL Regular"/>
-          <w:b w:val="0"/>
-          <w:i w:val="0"/>
-          <w:color w:val="000000"/>
-          <w:sz w:val="24"/>
-        </w:rPr>
-        <w:hyperlink r:id="rId13" w:history="1">
-          <w:r>
-            <w:rPr>
-              <w:rStyle w:val="Hyperlink"/>
-            </w:rPr>
-            <w:t>s</w:t>
-          </w:r>
-        </w:hyperlink>
-      </w:r>
-      <w:r>
-        <w:rPr>
-          <w:u w:val="single" w:color="0000ff"/>
-          <w:rFonts w:ascii="Charis SIL Regular" w:hAnsi="Charis SIL Regular" w:eastAsia="Charis SIL Regular"/>
-          <w:b w:val="0"/>
-          <w:i w:val="0"/>
-          <w:color w:val="000000"/>
-          <w:sz w:val="24"/>
-        </w:rPr>
-        <w:hyperlink r:id="rId13" w:history="1">
-          <w:r>
-            <w:rPr>
-              <w:rStyle w:val="Hyperlink"/>
-            </w:rPr>
-            <w:t>siemus</w:t>
-          </w:r>
-        </w:hyperlink>
-      </w:r>
-      <w:r>
-        <w:rPr>
-          <w:u w:val="single" w:color="0000ff"/>
-          <w:rFonts w:ascii="Charis SIL Regular" w:hAnsi="Charis SIL Regular" w:eastAsia="Charis SIL Regular"/>
-          <w:b w:val="0"/>
-          <w:i w:val="0"/>
-          <w:color w:val="000000"/>
-          <w:sz w:val="24"/>
-        </w:rPr>
-        <w:hyperlink r:id="rId13" w:history="1">
-          <w:r>
-            <w:rPr>
-              <w:rStyle w:val="Hyperlink"/>
-            </w:rPr>
-            <w:t>e</w:t>
-          </w:r>
-        </w:hyperlink>
-      </w:r>
-      <w:r>
-        <w:rPr>
-          <w:u w:val="single" w:color="0000ff"/>
-          <w:rFonts w:ascii="Charis SIL Regular" w:hAnsi="Charis SIL Regular" w:eastAsia="Charis SIL Regular"/>
-          <w:b w:val="0"/>
-          <w:i w:val="0"/>
-          <w:color w:val="000000"/>
-          <w:sz w:val="24"/>
-        </w:rPr>
-        <w:hyperlink r:id="rId13" w:history="1">
-          <w:r>
-            <w:rPr>
-              <w:rStyle w:val="Hyperlink"/>
-            </w:rPr>
-            <w:t>um bes</w:t>
-          </w:r>
-        </w:hyperlink>
-      </w:r>
-      <w:r>
-        <w:rPr>
-          <w:rFonts w:ascii="Charis SIL Regular" w:hAnsi="Charis SIL Regular" w:eastAsia="Charis SIL Regular"/>
-          <w:b w:val="0"/>
-          <w:i w:val="0"/>
-          <w:color w:val="000000"/>
-          <w:sz w:val="24"/>
-        </w:rPr>
-        <w:t xml:space="preserve">chikbaar. In </w:t>
+        <w:t xml:space="preserve">Volkenkundig Missiemuseum beschikbaar. In </w:t>
       </w:r>
       <w:r>
         <w:rPr>
@@ -2231,25 +2178,7 @@
             <w:rPr>
               <w:rStyle w:val="Hyperlink"/>
             </w:rPr>
-            <w:t>file</w:t>
-          </w:r>
-        </w:hyperlink>
-      </w:r>
-      <w:r>
-        <w:rPr>
-          <w:rFonts w:ascii="Charis SIL Regular" w:hAnsi="Charis SIL Regular" w:eastAsia="Charis SIL Regular"/>
-          <w:b w:val="0"/>
-          <w:i w:val="0"/>
-          <w:color w:val="0000FF"/>
-          <w:sz w:val="24"/>
-          <w:u w:val="single"/>
-        </w:rPr>
-        <w:hyperlink r:id="rId13" w:history="1">
-          <w:r>
-            <w:rPr>
-              <w:rStyle w:val="Hyperlink"/>
-            </w:rPr>
-            <w:t>/</w:t>
+            <w:t>file/</w:t>
           </w:r>
         </w:hyperlink>
       </w:r>
@@ -2295,9 +2224,15 @@
           <w:i w:val="0"/>
           <w:color w:val="0000FF"/>
           <w:sz w:val="24"/>
-          <w:u w:val="single"/>
         </w:rPr>
-        <w:t>e</w:t>
+        <w:hyperlink r:id="rId13" w:history="1">
+          <w:r>
+            <w:rPr>
+              <w:rStyle w:val="Hyperlink"/>
+            </w:rPr>
+            <w:t>e</w:t>
+          </w:r>
+        </w:hyperlink>
       </w:r>
       <w:r>
         <w:rPr>
@@ -2331,9 +2266,19 @@
             <w:rPr>
               <w:rStyle w:val="Hyperlink"/>
             </w:rPr>
-            <w:t>3a</w:t>
+            <w:t>3</w:t>
           </w:r>
         </w:hyperlink>
+      </w:r>
+      <w:r>
+        <w:rPr>
+          <w:rFonts w:ascii="Charis SIL Regular" w:hAnsi="Charis SIL Regular" w:eastAsia="Charis SIL Regular"/>
+          <w:b w:val="0"/>
+          <w:i w:val="0"/>
+          <w:color w:val="0000FF"/>
+          <w:sz w:val="24"/>
+        </w:rPr>
+        <w:t>a</w:t>
       </w:r>
     </w:p>
     <w:p>

--- a/EXPORTS/DOCX/published/niveau3/Dutch/MissiemuseumTilburg.docx
+++ b/EXPORTS/DOCX/published/niveau3/Dutch/MissiemuseumTilburg.docx
@@ -730,54 +730,7 @@
           <w:color w:val="000000"/>
           <w:sz w:val="24"/>
         </w:rPr>
-        <w:t>Donders, die als missionaris in</w:t>
-      </w:r>
-      <w:r>
-        <w:rPr>
-          <w:u w:val="single" w:color="0000ff"/>
-          <w:rFonts w:ascii="Charis SIL Regular" w:hAnsi="Charis SIL Regular" w:eastAsia="Charis SIL Regular"/>
-          <w:b w:val="0"/>
-          <w:i w:val="0"/>
-          <w:color w:val="000000"/>
-          <w:sz w:val="24"/>
-        </w:rPr>
-        <w:t xml:space="preserve"> </w:t>
-      </w:r>
-      <w:r>
-        <w:rPr>
-          <w:u w:val="single" w:color="0000ff"/>
-          <w:rFonts w:ascii="Charis SIL Regular" w:hAnsi="Charis SIL Regular" w:eastAsia="Charis SIL Regular"/>
-          <w:b w:val="0"/>
-          <w:i w:val="0"/>
-          <w:color w:val="000000"/>
-          <w:sz w:val="24"/>
-        </w:rPr>
-        <w:hyperlink r:id="rId10" w:history="1">
-          <w:r>
-            <w:rPr>
-              <w:rStyle w:val="Hyperlink"/>
-            </w:rPr>
-            <w:t>Surina</w:t>
-          </w:r>
-        </w:hyperlink>
-      </w:r>
-      <w:r>
-        <w:rPr>
-          <w:u w:val="single" w:color="0000ff"/>
-          <w:rFonts w:ascii="Charis SIL Regular" w:hAnsi="Charis SIL Regular" w:eastAsia="Charis SIL Regular"/>
-          <w:b w:val="0"/>
-          <w:i w:val="0"/>
-          <w:color w:val="000000"/>
-          <w:sz w:val="24"/>
-        </w:rPr>
-        <w:hyperlink r:id="rId10" w:history="1">
-          <w:r>
-            <w:rPr>
-              <w:rStyle w:val="Hyperlink"/>
-            </w:rPr>
-            <w:t>me en vo</w:t>
-          </w:r>
-        </w:hyperlink>
+        <w:t>Donders, die als missionaris in Suriname en vo</w:t>
       </w:r>
       <w:r>
         <w:rPr>
@@ -1169,7 +1122,107 @@
           <w:color w:val="000000"/>
           <w:sz w:val="24"/>
         </w:rPr>
-        <w:t xml:space="preserve">Volkenkundig Missiemuseum beschikbaar. In </w:t>
+        <w:t>Volken</w:t>
+      </w:r>
+      <w:r>
+        <w:rPr>
+          <w:u w:val="single" w:color="0000ff"/>
+          <w:rFonts w:ascii="Charis SIL Regular" w:hAnsi="Charis SIL Regular" w:eastAsia="Charis SIL Regular"/>
+          <w:b w:val="0"/>
+          <w:i w:val="0"/>
+          <w:color w:val="000000"/>
+          <w:sz w:val="24"/>
+        </w:rPr>
+        <w:hyperlink r:id="rId13" w:history="1">
+          <w:r>
+            <w:rPr>
+              <w:rStyle w:val="Hyperlink"/>
+            </w:rPr>
+            <w:t>kundig Mi</w:t>
+          </w:r>
+        </w:hyperlink>
+      </w:r>
+      <w:r>
+        <w:rPr>
+          <w:u w:val="single" w:color="0000ff"/>
+          <w:rFonts w:ascii="Charis SIL Regular" w:hAnsi="Charis SIL Regular" w:eastAsia="Charis SIL Regular"/>
+          <w:b w:val="0"/>
+          <w:i w:val="0"/>
+          <w:color w:val="000000"/>
+          <w:sz w:val="24"/>
+        </w:rPr>
+        <w:hyperlink r:id="rId13" w:history="1">
+          <w:r>
+            <w:rPr>
+              <w:rStyle w:val="Hyperlink"/>
+            </w:rPr>
+            <w:t>s</w:t>
+          </w:r>
+        </w:hyperlink>
+      </w:r>
+      <w:r>
+        <w:rPr>
+          <w:u w:val="single" w:color="0000ff"/>
+          <w:rFonts w:ascii="Charis SIL Regular" w:hAnsi="Charis SIL Regular" w:eastAsia="Charis SIL Regular"/>
+          <w:b w:val="0"/>
+          <w:i w:val="0"/>
+          <w:color w:val="000000"/>
+          <w:sz w:val="24"/>
+        </w:rPr>
+        <w:hyperlink r:id="rId13" w:history="1">
+          <w:r>
+            <w:rPr>
+              <w:rStyle w:val="Hyperlink"/>
+            </w:rPr>
+            <w:t>siemus</w:t>
+          </w:r>
+        </w:hyperlink>
+      </w:r>
+      <w:r>
+        <w:rPr>
+          <w:u w:val="single" w:color="0000ff"/>
+          <w:rFonts w:ascii="Charis SIL Regular" w:hAnsi="Charis SIL Regular" w:eastAsia="Charis SIL Regular"/>
+          <w:b w:val="0"/>
+          <w:i w:val="0"/>
+          <w:color w:val="000000"/>
+          <w:sz w:val="24"/>
+        </w:rPr>
+        <w:hyperlink r:id="rId13" w:history="1">
+          <w:r>
+            <w:rPr>
+              <w:rStyle w:val="Hyperlink"/>
+            </w:rPr>
+            <w:t>e</w:t>
+          </w:r>
+        </w:hyperlink>
+      </w:r>
+      <w:r>
+        <w:rPr>
+          <w:u w:val="single" w:color="0000ff"/>
+          <w:rFonts w:ascii="Charis SIL Regular" w:hAnsi="Charis SIL Regular" w:eastAsia="Charis SIL Regular"/>
+          <w:b w:val="0"/>
+          <w:i w:val="0"/>
+          <w:color w:val="000000"/>
+          <w:sz w:val="24"/>
+        </w:rPr>
+        <w:hyperlink r:id="rId13" w:history="1">
+          <w:r>
+            <w:rPr>
+              <w:rStyle w:val="Hyperlink"/>
+            </w:rPr>
+            <w:t>um bes</w:t>
+          </w:r>
+        </w:hyperlink>
+      </w:r>
+      <w:r>
+        <w:rPr>
+          <w:rFonts w:ascii="Charis SIL Regular" w:hAnsi="Charis SIL Regular" w:eastAsia="Charis SIL Regular"/>
+          <w:b w:val="0"/>
+          <w:i w:val="0"/>
+          <w:color w:val="000000"/>
+          <w:sz w:val="24"/>
+        </w:rPr>
+        <w:t xml:space="preserve">chikbaar. In </w:t>
       </w:r>
       <w:r>
         <w:rPr>
@@ -2178,7 +2231,7 @@
             <w:rPr>
               <w:rStyle w:val="Hyperlink"/>
             </w:rPr>
-            <w:t>file/</w:t>
+            <w:t>file/8f</w:t>
           </w:r>
         </w:hyperlink>
       </w:r>
@@ -2190,40 +2243,6 @@
           <w:color w:val="0000FF"/>
           <w:sz w:val="24"/>
           <w:u w:val="single"/>
-        </w:rPr>
-        <w:hyperlink r:id="rId13" w:history="1">
-          <w:r>
-            <w:rPr>
-              <w:rStyle w:val="Hyperlink"/>
-            </w:rPr>
-            <w:t>8</w:t>
-          </w:r>
-        </w:hyperlink>
-      </w:r>
-      <w:r>
-        <w:rPr>
-          <w:rFonts w:ascii="Charis SIL Regular" w:hAnsi="Charis SIL Regular" w:eastAsia="Charis SIL Regular"/>
-          <w:b w:val="0"/>
-          <w:i w:val="0"/>
-          <w:color w:val="0000FF"/>
-          <w:sz w:val="24"/>
-        </w:rPr>
-        <w:hyperlink r:id="rId13" w:history="1">
-          <w:r>
-            <w:rPr>
-              <w:rStyle w:val="Hyperlink"/>
-            </w:rPr>
-            <w:t>f</w:t>
-          </w:r>
-        </w:hyperlink>
-      </w:r>
-      <w:r>
-        <w:rPr>
-          <w:rFonts w:ascii="Charis SIL Regular" w:hAnsi="Charis SIL Regular" w:eastAsia="Charis SIL Regular"/>
-          <w:b w:val="0"/>
-          <w:i w:val="0"/>
-          <w:color w:val="0000FF"/>
-          <w:sz w:val="24"/>
         </w:rPr>
         <w:hyperlink r:id="rId13" w:history="1">
           <w:r>
@@ -2248,9 +2267,31 @@
             <w:rPr>
               <w:rStyle w:val="Hyperlink"/>
             </w:rPr>
-            <w:t>8c8d66b2d3d5d8a2e8a73eb8756</w:t>
+            <w:t>8c8d66b2d3d5d8a2e8a73eb87</w:t>
           </w:r>
         </w:hyperlink>
+      </w:r>
+      <w:r>
+        <w:rPr>
+          <w:rFonts w:ascii="Charis SIL Regular" w:hAnsi="Charis SIL Regular" w:eastAsia="Charis SIL Regular"/>
+          <w:b w:val="0"/>
+          <w:i w:val="0"/>
+          <w:color w:val="0000FF"/>
+          <w:sz w:val="24"/>
+          <w:u w:val="single"/>
+        </w:rPr>
+        <w:t>5</w:t>
+      </w:r>
+      <w:r>
+        <w:rPr>
+          <w:rFonts w:ascii="Charis SIL Regular" w:hAnsi="Charis SIL Regular" w:eastAsia="Charis SIL Regular"/>
+          <w:b w:val="0"/>
+          <w:i w:val="0"/>
+          <w:color w:val="0000FF"/>
+          <w:sz w:val="24"/>
+          <w:u w:val="single"/>
+        </w:rPr>
+        <w:t>6</w:t>
       </w:r>
       <w:r>
         <w:rPr>

--- a/EXPORTS/DOCX/published/niveau3/Dutch/MissiemuseumTilburg.docx
+++ b/EXPORTS/DOCX/published/niveau3/Dutch/MissiemuseumTilburg.docx
@@ -730,7 +730,54 @@
           <w:color w:val="000000"/>
           <w:sz w:val="24"/>
         </w:rPr>
-        <w:t>Donders, die als missionaris in Suriname en vo</w:t>
+        <w:t>Donders, die als missionaris in</w:t>
+      </w:r>
+      <w:r>
+        <w:rPr>
+          <w:u w:val="single" w:color="0000ff"/>
+          <w:rFonts w:ascii="Charis SIL Regular" w:hAnsi="Charis SIL Regular" w:eastAsia="Charis SIL Regular"/>
+          <w:b w:val="0"/>
+          <w:i w:val="0"/>
+          <w:color w:val="000000"/>
+          <w:sz w:val="24"/>
+        </w:rPr>
+        <w:t xml:space="preserve"> </w:t>
+      </w:r>
+      <w:r>
+        <w:rPr>
+          <w:u w:val="single" w:color="0000ff"/>
+          <w:rFonts w:ascii="Charis SIL Regular" w:hAnsi="Charis SIL Regular" w:eastAsia="Charis SIL Regular"/>
+          <w:b w:val="0"/>
+          <w:i w:val="0"/>
+          <w:color w:val="000000"/>
+          <w:sz w:val="24"/>
+        </w:rPr>
+        <w:hyperlink r:id="rId10" w:history="1">
+          <w:r>
+            <w:rPr>
+              <w:rStyle w:val="Hyperlink"/>
+            </w:rPr>
+            <w:t>Surina</w:t>
+          </w:r>
+        </w:hyperlink>
+      </w:r>
+      <w:r>
+        <w:rPr>
+          <w:u w:val="single" w:color="0000ff"/>
+          <w:rFonts w:ascii="Charis SIL Regular" w:hAnsi="Charis SIL Regular" w:eastAsia="Charis SIL Regular"/>
+          <w:b w:val="0"/>
+          <w:i w:val="0"/>
+          <w:color w:val="000000"/>
+          <w:sz w:val="24"/>
+        </w:rPr>
+        <w:hyperlink r:id="rId10" w:history="1">
+          <w:r>
+            <w:rPr>
+              <w:rStyle w:val="Hyperlink"/>
+            </w:rPr>
+            <w:t>me en vo</w:t>
+          </w:r>
+        </w:hyperlink>
       </w:r>
       <w:r>
         <w:rPr>
@@ -2231,7 +2278,25 @@
             <w:rPr>
               <w:rStyle w:val="Hyperlink"/>
             </w:rPr>
-            <w:t>file/8f</w:t>
+            <w:t>file/8</w:t>
+          </w:r>
+        </w:hyperlink>
+      </w:r>
+      <w:r>
+        <w:rPr>
+          <w:rFonts w:ascii="Charis SIL Regular" w:hAnsi="Charis SIL Regular" w:eastAsia="Charis SIL Regular"/>
+          <w:b w:val="0"/>
+          <w:i w:val="0"/>
+          <w:color w:val="0000FF"/>
+          <w:sz w:val="24"/>
+          <w:u w:val="single"/>
+        </w:rPr>
+        <w:hyperlink r:id="rId13" w:history="1">
+          <w:r>
+            <w:rPr>
+              <w:rStyle w:val="Hyperlink"/>
+            </w:rPr>
+            <w:t>f</w:t>
           </w:r>
         </w:hyperlink>
       </w:r>
@@ -2267,7 +2332,7 @@
             <w:rPr>
               <w:rStyle w:val="Hyperlink"/>
             </w:rPr>
-            <w:t>8c8d66b2d3d5d8a2e8a73eb87</w:t>
+            <w:t>8c8d66b2d3d5d8a2e8a73eb8756</w:t>
           </w:r>
         </w:hyperlink>
       </w:r>
@@ -2280,36 +2345,7 @@
           <w:sz w:val="24"/>
           <w:u w:val="single"/>
         </w:rPr>
-        <w:t>5</w:t>
-      </w:r>
-      <w:r>
-        <w:rPr>
-          <w:rFonts w:ascii="Charis SIL Regular" w:hAnsi="Charis SIL Regular" w:eastAsia="Charis SIL Regular"/>
-          <w:b w:val="0"/>
-          <w:i w:val="0"/>
-          <w:color w:val="0000FF"/>
-          <w:sz w:val="24"/>
-          <w:u w:val="single"/>
-        </w:rPr>
-        <w:t>6</w:t>
-      </w:r>
-      <w:r>
-        <w:rPr>
-          <w:rFonts w:ascii="Charis SIL Regular" w:hAnsi="Charis SIL Regular" w:eastAsia="Charis SIL Regular"/>
-          <w:b w:val="0"/>
-          <w:i w:val="0"/>
-          <w:color w:val="0000FF"/>
-          <w:sz w:val="24"/>
-          <w:u w:val="single"/>
-        </w:rPr>
-        <w:hyperlink r:id="rId13" w:history="1">
-          <w:r>
-            <w:rPr>
-              <w:rStyle w:val="Hyperlink"/>
-            </w:rPr>
-            <w:t>3</w:t>
-          </w:r>
-        </w:hyperlink>
+        <w:t>3</w:t>
       </w:r>
       <w:r>
         <w:rPr>
@@ -2852,7 +2888,7 @@
           <w:sz w:val="24"/>
           <w:u w:val="single"/>
         </w:rPr>
-        <w:hyperlink r:id="rId17" w:history="1">
+        <w:hyperlink r:id="rId9" w:history="1">
           <w:r>
             <w:rPr>
               <w:rStyle w:val="Hyperlink"/>

--- a/EXPORTS/DOCX/published/niveau3/Dutch/MissiemuseumTilburg.docx
+++ b/EXPORTS/DOCX/published/niveau3/Dutch/MissiemuseumTilburg.docx
@@ -893,14 +893,7 @@
           <w:color w:val="000000"/>
           <w:sz w:val="24"/>
         </w:rPr>
-        <w:hyperlink r:id="rId11" w:history="1">
-          <w:r>
-            <w:rPr>
-              <w:rStyle w:val="Hyperlink"/>
-            </w:rPr>
-            <w:t>burg. Het betr</w:t>
-          </w:r>
-        </w:hyperlink>
+        <w:t>burg. Het betr</w:t>
       </w:r>
       <w:r>
         <w:rPr>
@@ -2278,7 +2271,7 @@
             <w:rPr>
               <w:rStyle w:val="Hyperlink"/>
             </w:rPr>
-            <w:t>file/8</w:t>
+            <w:t>file</w:t>
           </w:r>
         </w:hyperlink>
       </w:r>
@@ -2296,7 +2289,7 @@
             <w:rPr>
               <w:rStyle w:val="Hyperlink"/>
             </w:rPr>
-            <w:t>f</w:t>
+            <w:t>/</w:t>
           </w:r>
         </w:hyperlink>
       </w:r>
@@ -2314,9 +2307,36 @@
             <w:rPr>
               <w:rStyle w:val="Hyperlink"/>
             </w:rPr>
-            <w:t>e</w:t>
+            <w:t>8</w:t>
           </w:r>
         </w:hyperlink>
+      </w:r>
+      <w:r>
+        <w:rPr>
+          <w:rFonts w:ascii="Charis SIL Regular" w:hAnsi="Charis SIL Regular" w:eastAsia="Charis SIL Regular"/>
+          <w:b w:val="0"/>
+          <w:i w:val="0"/>
+          <w:color w:val="0000FF"/>
+          <w:sz w:val="24"/>
+        </w:rPr>
+        <w:hyperlink r:id="rId13" w:history="1">
+          <w:r>
+            <w:rPr>
+              <w:rStyle w:val="Hyperlink"/>
+            </w:rPr>
+            <w:t>f</w:t>
+          </w:r>
+        </w:hyperlink>
+      </w:r>
+      <w:r>
+        <w:rPr>
+          <w:rFonts w:ascii="Charis SIL Regular" w:hAnsi="Charis SIL Regular" w:eastAsia="Charis SIL Regular"/>
+          <w:b w:val="0"/>
+          <w:i w:val="0"/>
+          <w:color w:val="0000FF"/>
+          <w:sz w:val="24"/>
+        </w:rPr>
+        <w:t>e</w:t>
       </w:r>
       <w:r>
         <w:rPr>
@@ -2345,17 +2365,14 @@
           <w:sz w:val="24"/>
           <w:u w:val="single"/>
         </w:rPr>
-        <w:t>3</w:t>
-      </w:r>
-      <w:r>
-        <w:rPr>
-          <w:rFonts w:ascii="Charis SIL Regular" w:hAnsi="Charis SIL Regular" w:eastAsia="Charis SIL Regular"/>
-          <w:b w:val="0"/>
-          <w:i w:val="0"/>
-          <w:color w:val="0000FF"/>
-          <w:sz w:val="24"/>
-        </w:rPr>
-        <w:t>a</w:t>
+        <w:hyperlink r:id="rId13" w:history="1">
+          <w:r>
+            <w:rPr>
+              <w:rStyle w:val="Hyperlink"/>
+            </w:rPr>
+            <w:t>3a</w:t>
+          </w:r>
+        </w:hyperlink>
       </w:r>
     </w:p>
     <w:p>

--- a/EXPORTS/DOCX/published/niveau3/Dutch/MissiemuseumTilburg.docx
+++ b/EXPORTS/DOCX/published/niveau3/Dutch/MissiemuseumTilburg.docx
@@ -730,36 +730,7 @@
           <w:color w:val="000000"/>
           <w:sz w:val="24"/>
         </w:rPr>
-        <w:t>Donders, die als missionaris in</w:t>
-      </w:r>
-      <w:r>
-        <w:rPr>
-          <w:u w:val="single" w:color="0000ff"/>
-          <w:rFonts w:ascii="Charis SIL Regular" w:hAnsi="Charis SIL Regular" w:eastAsia="Charis SIL Regular"/>
-          <w:b w:val="0"/>
-          <w:i w:val="0"/>
-          <w:color w:val="000000"/>
-          <w:sz w:val="24"/>
-        </w:rPr>
-        <w:t xml:space="preserve"> </w:t>
-      </w:r>
-      <w:r>
-        <w:rPr>
-          <w:u w:val="single" w:color="0000ff"/>
-          <w:rFonts w:ascii="Charis SIL Regular" w:hAnsi="Charis SIL Regular" w:eastAsia="Charis SIL Regular"/>
-          <w:b w:val="0"/>
-          <w:i w:val="0"/>
-          <w:color w:val="000000"/>
-          <w:sz w:val="24"/>
-        </w:rPr>
-        <w:hyperlink r:id="rId10" w:history="1">
-          <w:r>
-            <w:rPr>
-              <w:rStyle w:val="Hyperlink"/>
-            </w:rPr>
-            <w:t>Surina</w:t>
-          </w:r>
-        </w:hyperlink>
+        <w:t>Donders, die als missionaris in Surina</w:t>
       </w:r>
       <w:r>
         <w:rPr>
@@ -893,7 +864,14 @@
           <w:color w:val="000000"/>
           <w:sz w:val="24"/>
         </w:rPr>
-        <w:t>burg. Het betr</w:t>
+        <w:hyperlink r:id="rId11" w:history="1">
+          <w:r>
+            <w:rPr>
+              <w:rStyle w:val="Hyperlink"/>
+            </w:rPr>
+            <w:t>burg. Het betr</w:t>
+          </w:r>
+        </w:hyperlink>
       </w:r>
       <w:r>
         <w:rPr>
@@ -2271,25 +2249,7 @@
             <w:rPr>
               <w:rStyle w:val="Hyperlink"/>
             </w:rPr>
-            <w:t>file</w:t>
-          </w:r>
-        </w:hyperlink>
-      </w:r>
-      <w:r>
-        <w:rPr>
-          <w:rFonts w:ascii="Charis SIL Regular" w:hAnsi="Charis SIL Regular" w:eastAsia="Charis SIL Regular"/>
-          <w:b w:val="0"/>
-          <w:i w:val="0"/>
-          <w:color w:val="0000FF"/>
-          <w:sz w:val="24"/>
-          <w:u w:val="single"/>
-        </w:rPr>
-        <w:hyperlink r:id="rId13" w:history="1">
-          <w:r>
-            <w:rPr>
-              <w:rStyle w:val="Hyperlink"/>
-            </w:rPr>
-            <w:t>/</w:t>
+            <w:t>file/</w:t>
           </w:r>
         </w:hyperlink>
       </w:r>
@@ -2318,15 +2278,9 @@
           <w:i w:val="0"/>
           <w:color w:val="0000FF"/>
           <w:sz w:val="24"/>
+          <w:u w:val="single"/>
         </w:rPr>
-        <w:hyperlink r:id="rId13" w:history="1">
-          <w:r>
-            <w:rPr>
-              <w:rStyle w:val="Hyperlink"/>
-            </w:rPr>
-            <w:t>f</w:t>
-          </w:r>
-        </w:hyperlink>
+        <w:t>f</w:t>
       </w:r>
       <w:r>
         <w:rPr>
@@ -2335,6 +2289,7 @@
           <w:i w:val="0"/>
           <w:color w:val="0000FF"/>
           <w:sz w:val="24"/>
+          <w:u w:val="single"/>
         </w:rPr>
         <w:t>e</w:t>
       </w:r>
@@ -2370,9 +2325,19 @@
             <w:rPr>
               <w:rStyle w:val="Hyperlink"/>
             </w:rPr>
-            <w:t>3a</w:t>
+            <w:t>3</w:t>
           </w:r>
         </w:hyperlink>
+      </w:r>
+      <w:r>
+        <w:rPr>
+          <w:rFonts w:ascii="Charis SIL Regular" w:hAnsi="Charis SIL Regular" w:eastAsia="Charis SIL Regular"/>
+          <w:b w:val="0"/>
+          <w:i w:val="0"/>
+          <w:color w:val="0000FF"/>
+          <w:sz w:val="24"/>
+        </w:rPr>
+        <w:t>a</w:t>
       </w:r>
     </w:p>
     <w:p>
@@ -2905,7 +2870,7 @@
           <w:sz w:val="24"/>
           <w:u w:val="single"/>
         </w:rPr>
-        <w:hyperlink r:id="rId9" w:history="1">
+        <w:hyperlink r:id="rId17" w:history="1">
           <w:r>
             <w:rPr>
               <w:rStyle w:val="Hyperlink"/>

--- a/EXPORTS/DOCX/published/niveau3/Dutch/MissiemuseumTilburg.docx
+++ b/EXPORTS/DOCX/published/niveau3/Dutch/MissiemuseumTilburg.docx
@@ -730,7 +730,36 @@
           <w:color w:val="000000"/>
           <w:sz w:val="24"/>
         </w:rPr>
-        <w:t>Donders, die als missionaris in Surina</w:t>
+        <w:t>Donders, die als missionaris in</w:t>
+      </w:r>
+      <w:r>
+        <w:rPr>
+          <w:u w:val="single" w:color="0000ff"/>
+          <w:rFonts w:ascii="Charis SIL Regular" w:hAnsi="Charis SIL Regular" w:eastAsia="Charis SIL Regular"/>
+          <w:b w:val="0"/>
+          <w:i w:val="0"/>
+          <w:color w:val="000000"/>
+          <w:sz w:val="24"/>
+        </w:rPr>
+        <w:t xml:space="preserve"> </w:t>
+      </w:r>
+      <w:r>
+        <w:rPr>
+          <w:u w:val="single" w:color="0000ff"/>
+          <w:rFonts w:ascii="Charis SIL Regular" w:hAnsi="Charis SIL Regular" w:eastAsia="Charis SIL Regular"/>
+          <w:b w:val="0"/>
+          <w:i w:val="0"/>
+          <w:color w:val="000000"/>
+          <w:sz w:val="24"/>
+        </w:rPr>
+        <w:hyperlink r:id="rId10" w:history="1">
+          <w:r>
+            <w:rPr>
+              <w:rStyle w:val="Hyperlink"/>
+            </w:rPr>
+            <w:t>Surina</w:t>
+          </w:r>
+        </w:hyperlink>
       </w:r>
       <w:r>
         <w:rPr>
@@ -2249,7 +2278,7 @@
             <w:rPr>
               <w:rStyle w:val="Hyperlink"/>
             </w:rPr>
-            <w:t>file/</w:t>
+            <w:t>file</w:t>
           </w:r>
         </w:hyperlink>
       </w:r>
@@ -2267,9 +2296,20 @@
             <w:rPr>
               <w:rStyle w:val="Hyperlink"/>
             </w:rPr>
-            <w:t>8</w:t>
+            <w:t>/</w:t>
           </w:r>
         </w:hyperlink>
+      </w:r>
+      <w:r>
+        <w:rPr>
+          <w:rFonts w:ascii="Charis SIL Regular" w:hAnsi="Charis SIL Regular" w:eastAsia="Charis SIL Regular"/>
+          <w:b w:val="0"/>
+          <w:i w:val="0"/>
+          <w:color w:val="0000FF"/>
+          <w:sz w:val="24"/>
+          <w:u w:val="single"/>
+        </w:rPr>
+        <w:t>8</w:t>
       </w:r>
       <w:r>
         <w:rPr>
@@ -2289,7 +2329,6 @@
           <w:i w:val="0"/>
           <w:color w:val="0000FF"/>
           <w:sz w:val="24"/>
-          <w:u w:val="single"/>
         </w:rPr>
         <w:t>e</w:t>
       </w:r>
@@ -2325,19 +2364,9 @@
             <w:rPr>
               <w:rStyle w:val="Hyperlink"/>
             </w:rPr>
-            <w:t>3</w:t>
+            <w:t>3a</w:t>
           </w:r>
         </w:hyperlink>
-      </w:r>
-      <w:r>
-        <w:rPr>
-          <w:rFonts w:ascii="Charis SIL Regular" w:hAnsi="Charis SIL Regular" w:eastAsia="Charis SIL Regular"/>
-          <w:b w:val="0"/>
-          <w:i w:val="0"/>
-          <w:color w:val="0000FF"/>
-          <w:sz w:val="24"/>
-        </w:rPr>
-        <w:t>a</w:t>
       </w:r>
     </w:p>
     <w:p>

--- a/EXPORTS/DOCX/published/niveau3/Dutch/MissiemuseumTilburg.docx
+++ b/EXPORTS/DOCX/published/niveau3/Dutch/MissiemuseumTilburg.docx
@@ -730,54 +730,7 @@
           <w:color w:val="000000"/>
           <w:sz w:val="24"/>
         </w:rPr>
-        <w:t>Donders, die als missionaris in</w:t>
-      </w:r>
-      <w:r>
-        <w:rPr>
-          <w:u w:val="single" w:color="0000ff"/>
-          <w:rFonts w:ascii="Charis SIL Regular" w:hAnsi="Charis SIL Regular" w:eastAsia="Charis SIL Regular"/>
-          <w:b w:val="0"/>
-          <w:i w:val="0"/>
-          <w:color w:val="000000"/>
-          <w:sz w:val="24"/>
-        </w:rPr>
-        <w:t xml:space="preserve"> </w:t>
-      </w:r>
-      <w:r>
-        <w:rPr>
-          <w:u w:val="single" w:color="0000ff"/>
-          <w:rFonts w:ascii="Charis SIL Regular" w:hAnsi="Charis SIL Regular" w:eastAsia="Charis SIL Regular"/>
-          <w:b w:val="0"/>
-          <w:i w:val="0"/>
-          <w:color w:val="000000"/>
-          <w:sz w:val="24"/>
-        </w:rPr>
-        <w:hyperlink r:id="rId10" w:history="1">
-          <w:r>
-            <w:rPr>
-              <w:rStyle w:val="Hyperlink"/>
-            </w:rPr>
-            <w:t>Surina</w:t>
-          </w:r>
-        </w:hyperlink>
-      </w:r>
-      <w:r>
-        <w:rPr>
-          <w:u w:val="single" w:color="0000ff"/>
-          <w:rFonts w:ascii="Charis SIL Regular" w:hAnsi="Charis SIL Regular" w:eastAsia="Charis SIL Regular"/>
-          <w:b w:val="0"/>
-          <w:i w:val="0"/>
-          <w:color w:val="000000"/>
-          <w:sz w:val="24"/>
-        </w:rPr>
-        <w:hyperlink r:id="rId10" w:history="1">
-          <w:r>
-            <w:rPr>
-              <w:rStyle w:val="Hyperlink"/>
-            </w:rPr>
-            <w:t>me en vo</w:t>
-          </w:r>
-        </w:hyperlink>
+        <w:t>Donders, die als missionaris in Suriname en vo</w:t>
       </w:r>
       <w:r>
         <w:rPr>
@@ -2278,7 +2231,7 @@
             <w:rPr>
               <w:rStyle w:val="Hyperlink"/>
             </w:rPr>
-            <w:t>file</w:t>
+            <w:t>file/8f</w:t>
           </w:r>
         </w:hyperlink>
       </w:r>
@@ -2296,41 +2249,9 @@
             <w:rPr>
               <w:rStyle w:val="Hyperlink"/>
             </w:rPr>
-            <w:t>/</w:t>
+            <w:t>e</w:t>
           </w:r>
         </w:hyperlink>
-      </w:r>
-      <w:r>
-        <w:rPr>
-          <w:rFonts w:ascii="Charis SIL Regular" w:hAnsi="Charis SIL Regular" w:eastAsia="Charis SIL Regular"/>
-          <w:b w:val="0"/>
-          <w:i w:val="0"/>
-          <w:color w:val="0000FF"/>
-          <w:sz w:val="24"/>
-          <w:u w:val="single"/>
-        </w:rPr>
-        <w:t>8</w:t>
-      </w:r>
-      <w:r>
-        <w:rPr>
-          <w:rFonts w:ascii="Charis SIL Regular" w:hAnsi="Charis SIL Regular" w:eastAsia="Charis SIL Regular"/>
-          <w:b w:val="0"/>
-          <w:i w:val="0"/>
-          <w:color w:val="0000FF"/>
-          <w:sz w:val="24"/>
-          <w:u w:val="single"/>
-        </w:rPr>
-        <w:t>f</w:t>
-      </w:r>
-      <w:r>
-        <w:rPr>
-          <w:rFonts w:ascii="Charis SIL Regular" w:hAnsi="Charis SIL Regular" w:eastAsia="Charis SIL Regular"/>
-          <w:b w:val="0"/>
-          <w:i w:val="0"/>
-          <w:color w:val="0000FF"/>
-          <w:sz w:val="24"/>
-        </w:rPr>
-        <w:t>e</w:t>
       </w:r>
       <w:r>
         <w:rPr>
@@ -2346,9 +2267,41 @@
             <w:rPr>
               <w:rStyle w:val="Hyperlink"/>
             </w:rPr>
-            <w:t>8c8d66b2d3d5d8a2e8a73eb8756</w:t>
+            <w:t>8c8d66b2d3d5d8a2e8a73eb8</w:t>
           </w:r>
         </w:hyperlink>
+      </w:r>
+      <w:r>
+        <w:rPr>
+          <w:rFonts w:ascii="Charis SIL Regular" w:hAnsi="Charis SIL Regular" w:eastAsia="Charis SIL Regular"/>
+          <w:b w:val="0"/>
+          <w:i w:val="0"/>
+          <w:color w:val="0000FF"/>
+          <w:sz w:val="24"/>
+          <w:u w:val="single"/>
+        </w:rPr>
+        <w:t>7</w:t>
+      </w:r>
+      <w:r>
+        <w:rPr>
+          <w:rFonts w:ascii="Charis SIL Regular" w:hAnsi="Charis SIL Regular" w:eastAsia="Charis SIL Regular"/>
+          <w:b w:val="0"/>
+          <w:i w:val="0"/>
+          <w:color w:val="0000FF"/>
+          <w:sz w:val="24"/>
+          <w:u w:val="single"/>
+        </w:rPr>
+        <w:t>5</w:t>
+      </w:r>
+      <w:r>
+        <w:rPr>
+          <w:rFonts w:ascii="Charis SIL Regular" w:hAnsi="Charis SIL Regular" w:eastAsia="Charis SIL Regular"/>
+          <w:b w:val="0"/>
+          <w:i w:val="0"/>
+          <w:color w:val="0000FF"/>
+          <w:sz w:val="24"/>
+        </w:rPr>
+        <w:t>6</w:t>
       </w:r>
       <w:r>
         <w:rPr>

--- a/EXPORTS/DOCX/published/niveau3/Dutch/MissiemuseumTilburg.docx
+++ b/EXPORTS/DOCX/published/niveau3/Dutch/MissiemuseumTilburg.docx
@@ -730,7 +730,54 @@
           <w:color w:val="000000"/>
           <w:sz w:val="24"/>
         </w:rPr>
-        <w:t>Donders, die als missionaris in Suriname en vo</w:t>
+        <w:t>Donders, die als missionaris in</w:t>
+      </w:r>
+      <w:r>
+        <w:rPr>
+          <w:u w:val="single" w:color="0000ff"/>
+          <w:rFonts w:ascii="Charis SIL Regular" w:hAnsi="Charis SIL Regular" w:eastAsia="Charis SIL Regular"/>
+          <w:b w:val="0"/>
+          <w:i w:val="0"/>
+          <w:color w:val="000000"/>
+          <w:sz w:val="24"/>
+        </w:rPr>
+        <w:t xml:space="preserve"> </w:t>
+      </w:r>
+      <w:r>
+        <w:rPr>
+          <w:u w:val="single" w:color="0000ff"/>
+          <w:rFonts w:ascii="Charis SIL Regular" w:hAnsi="Charis SIL Regular" w:eastAsia="Charis SIL Regular"/>
+          <w:b w:val="0"/>
+          <w:i w:val="0"/>
+          <w:color w:val="000000"/>
+          <w:sz w:val="24"/>
+        </w:rPr>
+        <w:hyperlink r:id="rId10" w:history="1">
+          <w:r>
+            <w:rPr>
+              <w:rStyle w:val="Hyperlink"/>
+            </w:rPr>
+            <w:t>Surina</w:t>
+          </w:r>
+        </w:hyperlink>
+      </w:r>
+      <w:r>
+        <w:rPr>
+          <w:u w:val="single" w:color="0000ff"/>
+          <w:rFonts w:ascii="Charis SIL Regular" w:hAnsi="Charis SIL Regular" w:eastAsia="Charis SIL Regular"/>
+          <w:b w:val="0"/>
+          <w:i w:val="0"/>
+          <w:color w:val="000000"/>
+          <w:sz w:val="24"/>
+        </w:rPr>
+        <w:hyperlink r:id="rId10" w:history="1">
+          <w:r>
+            <w:rPr>
+              <w:rStyle w:val="Hyperlink"/>
+            </w:rPr>
+            <w:t>me en vo</w:t>
+          </w:r>
+        </w:hyperlink>
       </w:r>
       <w:r>
         <w:rPr>
@@ -846,14 +893,7 @@
           <w:color w:val="000000"/>
           <w:sz w:val="24"/>
         </w:rPr>
-        <w:hyperlink r:id="rId11" w:history="1">
-          <w:r>
-            <w:rPr>
-              <w:rStyle w:val="Hyperlink"/>
-            </w:rPr>
-            <w:t>burg. Het betr</w:t>
-          </w:r>
-        </w:hyperlink>
+        <w:t>burg. Het betr</w:t>
       </w:r>
       <w:r>
         <w:rPr>
@@ -2231,7 +2271,7 @@
             <w:rPr>
               <w:rStyle w:val="Hyperlink"/>
             </w:rPr>
-            <w:t>file/8f</w:t>
+            <w:t>file</w:t>
           </w:r>
         </w:hyperlink>
       </w:r>
@@ -2249,7 +2289,7 @@
             <w:rPr>
               <w:rStyle w:val="Hyperlink"/>
             </w:rPr>
-            <w:t>e</w:t>
+            <w:t>/</w:t>
           </w:r>
         </w:hyperlink>
       </w:r>
@@ -2267,7 +2307,7 @@
             <w:rPr>
               <w:rStyle w:val="Hyperlink"/>
             </w:rPr>
-            <w:t>8c8d66b2d3d5d8a2e8a73eb8</w:t>
+            <w:t>8</w:t>
           </w:r>
         </w:hyperlink>
       </w:r>
@@ -2278,9 +2318,25 @@
           <w:i w:val="0"/>
           <w:color w:val="0000FF"/>
           <w:sz w:val="24"/>
-          <w:u w:val="single"/>
         </w:rPr>
-        <w:t>7</w:t>
+        <w:hyperlink r:id="rId13" w:history="1">
+          <w:r>
+            <w:rPr>
+              <w:rStyle w:val="Hyperlink"/>
+            </w:rPr>
+            <w:t>f</w:t>
+          </w:r>
+        </w:hyperlink>
+      </w:r>
+      <w:r>
+        <w:rPr>
+          <w:rFonts w:ascii="Charis SIL Regular" w:hAnsi="Charis SIL Regular" w:eastAsia="Charis SIL Regular"/>
+          <w:b w:val="0"/>
+          <w:i w:val="0"/>
+          <w:color w:val="0000FF"/>
+          <w:sz w:val="24"/>
+        </w:rPr>
+        <w:t>e</w:t>
       </w:r>
       <w:r>
         <w:rPr>
@@ -2291,17 +2347,14 @@
           <w:sz w:val="24"/>
           <w:u w:val="single"/>
         </w:rPr>
-        <w:t>5</w:t>
-      </w:r>
-      <w:r>
-        <w:rPr>
-          <w:rFonts w:ascii="Charis SIL Regular" w:hAnsi="Charis SIL Regular" w:eastAsia="Charis SIL Regular"/>
-          <w:b w:val="0"/>
-          <w:i w:val="0"/>
-          <w:color w:val="0000FF"/>
-          <w:sz w:val="24"/>
-        </w:rPr>
-        <w:t>6</w:t>
+        <w:hyperlink r:id="rId13" w:history="1">
+          <w:r>
+            <w:rPr>
+              <w:rStyle w:val="Hyperlink"/>
+            </w:rPr>
+            <w:t>8c8d66b2d3d5d8a2e8a73eb8756</w:t>
+          </w:r>
+        </w:hyperlink>
       </w:r>
       <w:r>
         <w:rPr>
@@ -2852,7 +2905,7 @@
           <w:sz w:val="24"/>
           <w:u w:val="single"/>
         </w:rPr>
-        <w:hyperlink r:id="rId17" w:history="1">
+        <w:hyperlink r:id="rId9" w:history="1">
           <w:r>
             <w:rPr>
               <w:rStyle w:val="Hyperlink"/>

--- a/EXPORTS/DOCX/published/niveau3/Dutch/MissiemuseumTilburg.docx
+++ b/EXPORTS/DOCX/published/niveau3/Dutch/MissiemuseumTilburg.docx
@@ -396,21 +396,13 @@
       </w:r>
       <w:r>
         <w:rPr>
-          <w:u w:val="single" w:color="0000ff"/>
           <w:rFonts w:ascii="Charis SIL Regular" w:hAnsi="Charis SIL Regular" w:eastAsia="Charis SIL Regular"/>
           <w:b w:val="0"/>
           <w:i w:val="0"/>
           <w:color w:val="000000"/>
           <w:sz w:val="24"/>
         </w:rPr>
-        <w:hyperlink r:id="rId9" w:history="1">
-          <w:r>
-            <w:rPr>
-              <w:rStyle w:val="Hyperlink"/>
-            </w:rPr>
-            <w:t>van het Volk</w:t>
-          </w:r>
-        </w:hyperlink>
+        <w:t>van het Volk</w:t>
       </w:r>
       <w:r>
         <w:rPr>
@@ -893,7 +885,14 @@
           <w:color w:val="000000"/>
           <w:sz w:val="24"/>
         </w:rPr>
-        <w:t>burg. Het betr</w:t>
+        <w:hyperlink r:id="rId11" w:history="1">
+          <w:r>
+            <w:rPr>
+              <w:rStyle w:val="Hyperlink"/>
+            </w:rPr>
+            <w:t>burg. Het betr</w:t>
+          </w:r>
+        </w:hyperlink>
       </w:r>
       <w:r>
         <w:rPr>
@@ -2271,7 +2270,7 @@
             <w:rPr>
               <w:rStyle w:val="Hyperlink"/>
             </w:rPr>
-            <w:t>file</w:t>
+            <w:t>file/8fe8c8d66b2d3d5d8a2e8a73eb8756</w:t>
           </w:r>
         </w:hyperlink>
       </w:r>
@@ -2284,32 +2283,7 @@
           <w:sz w:val="24"/>
           <w:u w:val="single"/>
         </w:rPr>
-        <w:hyperlink r:id="rId13" w:history="1">
-          <w:r>
-            <w:rPr>
-              <w:rStyle w:val="Hyperlink"/>
-            </w:rPr>
-            <w:t>/</w:t>
-          </w:r>
-        </w:hyperlink>
-      </w:r>
-      <w:r>
-        <w:rPr>
-          <w:rFonts w:ascii="Charis SIL Regular" w:hAnsi="Charis SIL Regular" w:eastAsia="Charis SIL Regular"/>
-          <w:b w:val="0"/>
-          <w:i w:val="0"/>
-          <w:color w:val="0000FF"/>
-          <w:sz w:val="24"/>
-          <w:u w:val="single"/>
-        </w:rPr>
-        <w:hyperlink r:id="rId13" w:history="1">
-          <w:r>
-            <w:rPr>
-              <w:rStyle w:val="Hyperlink"/>
-            </w:rPr>
-            <w:t>8</w:t>
-          </w:r>
-        </w:hyperlink>
+        <w:t>3</w:t>
       </w:r>
       <w:r>
         <w:rPr>
@@ -2319,60 +2293,7 @@
           <w:color w:val="0000FF"/>
           <w:sz w:val="24"/>
         </w:rPr>
-        <w:hyperlink r:id="rId13" w:history="1">
-          <w:r>
-            <w:rPr>
-              <w:rStyle w:val="Hyperlink"/>
-            </w:rPr>
-            <w:t>f</w:t>
-          </w:r>
-        </w:hyperlink>
-      </w:r>
-      <w:r>
-        <w:rPr>
-          <w:rFonts w:ascii="Charis SIL Regular" w:hAnsi="Charis SIL Regular" w:eastAsia="Charis SIL Regular"/>
-          <w:b w:val="0"/>
-          <w:i w:val="0"/>
-          <w:color w:val="0000FF"/>
-          <w:sz w:val="24"/>
-        </w:rPr>
-        <w:t>e</w:t>
-      </w:r>
-      <w:r>
-        <w:rPr>
-          <w:rFonts w:ascii="Charis SIL Regular" w:hAnsi="Charis SIL Regular" w:eastAsia="Charis SIL Regular"/>
-          <w:b w:val="0"/>
-          <w:i w:val="0"/>
-          <w:color w:val="0000FF"/>
-          <w:sz w:val="24"/>
-          <w:u w:val="single"/>
-        </w:rPr>
-        <w:hyperlink r:id="rId13" w:history="1">
-          <w:r>
-            <w:rPr>
-              <w:rStyle w:val="Hyperlink"/>
-            </w:rPr>
-            <w:t>8c8d66b2d3d5d8a2e8a73eb8756</w:t>
-          </w:r>
-        </w:hyperlink>
-      </w:r>
-      <w:r>
-        <w:rPr>
-          <w:rFonts w:ascii="Charis SIL Regular" w:hAnsi="Charis SIL Regular" w:eastAsia="Charis SIL Regular"/>
-          <w:b w:val="0"/>
-          <w:i w:val="0"/>
-          <w:color w:val="0000FF"/>
-          <w:sz w:val="24"/>
-          <w:u w:val="single"/>
-        </w:rPr>
-        <w:hyperlink r:id="rId13" w:history="1">
-          <w:r>
-            <w:rPr>
-              <w:rStyle w:val="Hyperlink"/>
-            </w:rPr>
-            <w:t>3a</w:t>
-          </w:r>
-        </w:hyperlink>
+        <w:t>a</w:t>
       </w:r>
     </w:p>
     <w:p>

--- a/EXPORTS/DOCX/published/niveau3/Dutch/MissiemuseumTilburg.docx
+++ b/EXPORTS/DOCX/published/niveau3/Dutch/MissiemuseumTilburg.docx
@@ -396,13 +396,21 @@
       </w:r>
       <w:r>
         <w:rPr>
+          <w:u w:val="single" w:color="0000ff"/>
           <w:rFonts w:ascii="Charis SIL Regular" w:hAnsi="Charis SIL Regular" w:eastAsia="Charis SIL Regular"/>
           <w:b w:val="0"/>
           <w:i w:val="0"/>
           <w:color w:val="000000"/>
           <w:sz w:val="24"/>
         </w:rPr>
-        <w:t>van het Volk</w:t>
+        <w:hyperlink r:id="rId9" w:history="1">
+          <w:r>
+            <w:rPr>
+              <w:rStyle w:val="Hyperlink"/>
+            </w:rPr>
+            <w:t>van het Volk</w:t>
+          </w:r>
+        </w:hyperlink>
       </w:r>
       <w:r>
         <w:rPr>
@@ -2270,7 +2278,7 @@
             <w:rPr>
               <w:rStyle w:val="Hyperlink"/>
             </w:rPr>
-            <w:t>file/8fe8c8d66b2d3d5d8a2e8a73eb8756</w:t>
+            <w:t>file/</w:t>
           </w:r>
         </w:hyperlink>
       </w:r>
@@ -2283,7 +2291,85 @@
           <w:sz w:val="24"/>
           <w:u w:val="single"/>
         </w:rPr>
-        <w:t>3</w:t>
+        <w:hyperlink r:id="rId13" w:history="1">
+          <w:r>
+            <w:rPr>
+              <w:rStyle w:val="Hyperlink"/>
+            </w:rPr>
+            <w:t>8</w:t>
+          </w:r>
+        </w:hyperlink>
+      </w:r>
+      <w:r>
+        <w:rPr>
+          <w:rFonts w:ascii="Charis SIL Regular" w:hAnsi="Charis SIL Regular" w:eastAsia="Charis SIL Regular"/>
+          <w:b w:val="0"/>
+          <w:i w:val="0"/>
+          <w:color w:val="0000FF"/>
+          <w:sz w:val="24"/>
+        </w:rPr>
+        <w:hyperlink r:id="rId13" w:history="1">
+          <w:r>
+            <w:rPr>
+              <w:rStyle w:val="Hyperlink"/>
+            </w:rPr>
+            <w:t>f</w:t>
+          </w:r>
+        </w:hyperlink>
+      </w:r>
+      <w:r>
+        <w:rPr>
+          <w:rFonts w:ascii="Charis SIL Regular" w:hAnsi="Charis SIL Regular" w:eastAsia="Charis SIL Regular"/>
+          <w:b w:val="0"/>
+          <w:i w:val="0"/>
+          <w:color w:val="0000FF"/>
+          <w:sz w:val="24"/>
+          <w:u w:val="single"/>
+        </w:rPr>
+        <w:hyperlink r:id="rId13" w:history="1">
+          <w:r>
+            <w:rPr>
+              <w:rStyle w:val="Hyperlink"/>
+            </w:rPr>
+            <w:t>e</w:t>
+          </w:r>
+        </w:hyperlink>
+      </w:r>
+      <w:r>
+        <w:rPr>
+          <w:rFonts w:ascii="Charis SIL Regular" w:hAnsi="Charis SIL Regular" w:eastAsia="Charis SIL Regular"/>
+          <w:b w:val="0"/>
+          <w:i w:val="0"/>
+          <w:color w:val="0000FF"/>
+          <w:sz w:val="24"/>
+          <w:u w:val="single"/>
+        </w:rPr>
+        <w:hyperlink r:id="rId13" w:history="1">
+          <w:r>
+            <w:rPr>
+              <w:rStyle w:val="Hyperlink"/>
+            </w:rPr>
+            <w:t>8c8d66b2d3d5d8a2e8a73eb8756</w:t>
+          </w:r>
+        </w:hyperlink>
+      </w:r>
+      <w:r>
+        <w:rPr>
+          <w:rFonts w:ascii="Charis SIL Regular" w:hAnsi="Charis SIL Regular" w:eastAsia="Charis SIL Regular"/>
+          <w:b w:val="0"/>
+          <w:i w:val="0"/>
+          <w:color w:val="0000FF"/>
+          <w:sz w:val="24"/>
+          <w:u w:val="single"/>
+        </w:rPr>
+        <w:hyperlink r:id="rId13" w:history="1">
+          <w:r>
+            <w:rPr>
+              <w:rStyle w:val="Hyperlink"/>
+            </w:rPr>
+            <w:t>3</w:t>
+          </w:r>
+        </w:hyperlink>
       </w:r>
       <w:r>
         <w:rPr>

--- a/EXPORTS/DOCX/published/niveau3/Dutch/MissiemuseumTilburg.docx
+++ b/EXPORTS/DOCX/published/niveau3/Dutch/MissiemuseumTilburg.docx
@@ -1227,49 +1227,13 @@
       </w:r>
       <w:r>
         <w:rPr>
-          <w:u w:val="single" w:color="0000ff"/>
           <w:rFonts w:ascii="Charis SIL Regular" w:hAnsi="Charis SIL Regular" w:eastAsia="Charis SIL Regular"/>
           <w:b w:val="0"/>
           <w:i w:val="0"/>
           <w:color w:val="000000"/>
           <w:sz w:val="24"/>
         </w:rPr>
-        <w:hyperlink r:id="rId13" w:history="1">
-          <w:r>
-            <w:rPr>
-              <w:rStyle w:val="Hyperlink"/>
-            </w:rPr>
-            <w:t>e</w:t>
-          </w:r>
-        </w:hyperlink>
-      </w:r>
-      <w:r>
-        <w:rPr>
-          <w:u w:val="single" w:color="0000ff"/>
-          <w:rFonts w:ascii="Charis SIL Regular" w:hAnsi="Charis SIL Regular" w:eastAsia="Charis SIL Regular"/>
-          <w:b w:val="0"/>
-          <w:i w:val="0"/>
-          <w:color w:val="000000"/>
-          <w:sz w:val="24"/>
-        </w:rPr>
-        <w:hyperlink r:id="rId13" w:history="1">
-          <w:r>
-            <w:rPr>
-              <w:rStyle w:val="Hyperlink"/>
-            </w:rPr>
-            <w:t>um bes</w:t>
-          </w:r>
-        </w:hyperlink>
-      </w:r>
-      <w:r>
-        <w:rPr>
-          <w:rFonts w:ascii="Charis SIL Regular" w:hAnsi="Charis SIL Regular" w:eastAsia="Charis SIL Regular"/>
-          <w:b w:val="0"/>
-          <w:i w:val="0"/>
-          <w:color w:val="000000"/>
-          <w:sz w:val="24"/>
-        </w:rPr>
-        <w:t xml:space="preserve">chikbaar. In </w:t>
+        <w:t xml:space="preserve">eum beschikbaar. In </w:t>
       </w:r>
       <w:r>
         <w:rPr>
@@ -2278,7 +2242,7 @@
             <w:rPr>
               <w:rStyle w:val="Hyperlink"/>
             </w:rPr>
-            <w:t>file/</w:t>
+            <w:t>file</w:t>
           </w:r>
         </w:hyperlink>
       </w:r>
@@ -2290,6 +2254,23 @@
           <w:color w:val="0000FF"/>
           <w:sz w:val="24"/>
           <w:u w:val="single"/>
+        </w:rPr>
+        <w:hyperlink r:id="rId13" w:history="1">
+          <w:r>
+            <w:rPr>
+              <w:rStyle w:val="Hyperlink"/>
+            </w:rPr>
+            <w:t>/</w:t>
+          </w:r>
+        </w:hyperlink>
+      </w:r>
+      <w:r>
+        <w:rPr>
+          <w:rFonts w:ascii="Charis SIL Regular" w:hAnsi="Charis SIL Regular" w:eastAsia="Charis SIL Regular"/>
+          <w:b w:val="0"/>
+          <w:i w:val="0"/>
+          <w:color w:val="0000FF"/>
+          <w:sz w:val="24"/>
         </w:rPr>
         <w:hyperlink r:id="rId13" w:history="1">
           <w:r>
@@ -2324,7 +2305,6 @@
           <w:i w:val="0"/>
           <w:color w:val="0000FF"/>
           <w:sz w:val="24"/>
-          <w:u w:val="single"/>
         </w:rPr>
         <w:hyperlink r:id="rId13" w:history="1">
           <w:r>
@@ -2367,19 +2347,9 @@
             <w:rPr>
               <w:rStyle w:val="Hyperlink"/>
             </w:rPr>
-            <w:t>3</w:t>
+            <w:t>3a</w:t>
           </w:r>
         </w:hyperlink>
-      </w:r>
-      <w:r>
-        <w:rPr>
-          <w:rFonts w:ascii="Charis SIL Regular" w:hAnsi="Charis SIL Regular" w:eastAsia="Charis SIL Regular"/>
-          <w:b w:val="0"/>
-          <w:i w:val="0"/>
-          <w:color w:val="0000FF"/>
-          <w:sz w:val="24"/>
-        </w:rPr>
-        <w:t>a</w:t>
       </w:r>
     </w:p>
     <w:p>
@@ -2912,7 +2882,7 @@
           <w:sz w:val="24"/>
           <w:u w:val="single"/>
         </w:rPr>
-        <w:hyperlink r:id="rId9" w:history="1">
+        <w:hyperlink r:id="rId17" w:history="1">
           <w:r>
             <w:rPr>
               <w:rStyle w:val="Hyperlink"/>

--- a/EXPORTS/DOCX/published/niveau3/Dutch/MissiemuseumTilburg.docx
+++ b/EXPORTS/DOCX/published/niveau3/Dutch/MissiemuseumTilburg.docx
@@ -1227,13 +1227,49 @@
       </w:r>
       <w:r>
         <w:rPr>
+          <w:u w:val="single" w:color="0000ff"/>
           <w:rFonts w:ascii="Charis SIL Regular" w:hAnsi="Charis SIL Regular" w:eastAsia="Charis SIL Regular"/>
           <w:b w:val="0"/>
           <w:i w:val="0"/>
           <w:color w:val="000000"/>
           <w:sz w:val="24"/>
         </w:rPr>
-        <w:t xml:space="preserve">eum beschikbaar. In </w:t>
+        <w:hyperlink r:id="rId13" w:history="1">
+          <w:r>
+            <w:rPr>
+              <w:rStyle w:val="Hyperlink"/>
+            </w:rPr>
+            <w:t>e</w:t>
+          </w:r>
+        </w:hyperlink>
+      </w:r>
+      <w:r>
+        <w:rPr>
+          <w:u w:val="single" w:color="0000ff"/>
+          <w:rFonts w:ascii="Charis SIL Regular" w:hAnsi="Charis SIL Regular" w:eastAsia="Charis SIL Regular"/>
+          <w:b w:val="0"/>
+          <w:i w:val="0"/>
+          <w:color w:val="000000"/>
+          <w:sz w:val="24"/>
+        </w:rPr>
+        <w:hyperlink r:id="rId13" w:history="1">
+          <w:r>
+            <w:rPr>
+              <w:rStyle w:val="Hyperlink"/>
+            </w:rPr>
+            <w:t>um bes</w:t>
+          </w:r>
+        </w:hyperlink>
+      </w:r>
+      <w:r>
+        <w:rPr>
+          <w:rFonts w:ascii="Charis SIL Regular" w:hAnsi="Charis SIL Regular" w:eastAsia="Charis SIL Regular"/>
+          <w:b w:val="0"/>
+          <w:i w:val="0"/>
+          <w:color w:val="000000"/>
+          <w:sz w:val="24"/>
+        </w:rPr>
+        <w:t xml:space="preserve">chikbaar. In </w:t>
       </w:r>
       <w:r>
         <w:rPr>
@@ -2305,6 +2341,7 @@
           <w:i w:val="0"/>
           <w:color w:val="0000FF"/>
           <w:sz w:val="24"/>
+          <w:u w:val="single"/>
         </w:rPr>
         <w:hyperlink r:id="rId13" w:history="1">
           <w:r>
@@ -2882,7 +2919,7 @@
           <w:sz w:val="24"/>
           <w:u w:val="single"/>
         </w:rPr>
-        <w:hyperlink r:id="rId17" w:history="1">
+        <w:hyperlink r:id="rId9" w:history="1">
           <w:r>
             <w:rPr>
               <w:rStyle w:val="Hyperlink"/>

--- a/EXPORTS/DOCX/published/niveau3/Dutch/MissiemuseumTilburg.docx
+++ b/EXPORTS/DOCX/published/niveau3/Dutch/MissiemuseumTilburg.docx
@@ -403,14 +403,7 @@
           <w:color w:val="000000"/>
           <w:sz w:val="24"/>
         </w:rPr>
-        <w:hyperlink r:id="rId9" w:history="1">
-          <w:r>
-            <w:rPr>
-              <w:rStyle w:val="Hyperlink"/>
-            </w:rPr>
-            <w:t>van het Volk</w:t>
-          </w:r>
-        </w:hyperlink>
+        <w:t>van het Volk</w:t>
       </w:r>
       <w:r>
         <w:rPr>
@@ -741,43 +734,7 @@
           <w:color w:val="000000"/>
           <w:sz w:val="24"/>
         </w:rPr>
-        <w:t xml:space="preserve"> </w:t>
-      </w:r>
-      <w:r>
-        <w:rPr>
-          <w:u w:val="single" w:color="0000ff"/>
-          <w:rFonts w:ascii="Charis SIL Regular" w:hAnsi="Charis SIL Regular" w:eastAsia="Charis SIL Regular"/>
-          <w:b w:val="0"/>
-          <w:i w:val="0"/>
-          <w:color w:val="000000"/>
-          <w:sz w:val="24"/>
-        </w:rPr>
-        <w:hyperlink r:id="rId10" w:history="1">
-          <w:r>
-            <w:rPr>
-              <w:rStyle w:val="Hyperlink"/>
-            </w:rPr>
-            <w:t>Surina</w:t>
-          </w:r>
-        </w:hyperlink>
-      </w:r>
-      <w:r>
-        <w:rPr>
-          <w:u w:val="single" w:color="0000ff"/>
-          <w:rFonts w:ascii="Charis SIL Regular" w:hAnsi="Charis SIL Regular" w:eastAsia="Charis SIL Regular"/>
-          <w:b w:val="0"/>
-          <w:i w:val="0"/>
-          <w:color w:val="000000"/>
-          <w:sz w:val="24"/>
-        </w:rPr>
-        <w:hyperlink r:id="rId10" w:history="1">
-          <w:r>
-            <w:rPr>
-              <w:rStyle w:val="Hyperlink"/>
-            </w:rPr>
-            <w:t>me en vo</w:t>
-          </w:r>
-        </w:hyperlink>
+        <w:t xml:space="preserve"> Suriname en vo</w:t>
       </w:r>
       <w:r>
         <w:rPr>
@@ -893,14 +850,7 @@
           <w:color w:val="000000"/>
           <w:sz w:val="24"/>
         </w:rPr>
-        <w:hyperlink r:id="rId11" w:history="1">
-          <w:r>
-            <w:rPr>
-              <w:rStyle w:val="Hyperlink"/>
-            </w:rPr>
-            <w:t>burg. Het betr</w:t>
-          </w:r>
-        </w:hyperlink>
+        <w:t>burg. Het betr</w:t>
       </w:r>
       <w:r>
         <w:rPr>
@@ -2307,32 +2257,9 @@
           <w:i w:val="0"/>
           <w:color w:val="0000FF"/>
           <w:sz w:val="24"/>
+          <w:u w:val="single"/>
         </w:rPr>
-        <w:hyperlink r:id="rId13" w:history="1">
-          <w:r>
-            <w:rPr>
-              <w:rStyle w:val="Hyperlink"/>
-            </w:rPr>
-            <w:t>8</w:t>
-          </w:r>
-        </w:hyperlink>
-      </w:r>
-      <w:r>
-        <w:rPr>
-          <w:rFonts w:ascii="Charis SIL Regular" w:hAnsi="Charis SIL Regular" w:eastAsia="Charis SIL Regular"/>
-          <w:b w:val="0"/>
-          <w:i w:val="0"/>
-          <w:color w:val="0000FF"/>
-          <w:sz w:val="24"/>
-        </w:rPr>
-        <w:hyperlink r:id="rId13" w:history="1">
-          <w:r>
-            <w:rPr>
-              <w:rStyle w:val="Hyperlink"/>
-            </w:rPr>
-            <w:t>f</w:t>
-          </w:r>
-        </w:hyperlink>
+        <w:t>8</w:t>
       </w:r>
       <w:r>
         <w:rPr>
@@ -2343,14 +2270,17 @@
           <w:sz w:val="24"/>
           <w:u w:val="single"/>
         </w:rPr>
-        <w:hyperlink r:id="rId13" w:history="1">
-          <w:r>
-            <w:rPr>
-              <w:rStyle w:val="Hyperlink"/>
-            </w:rPr>
-            <w:t>e</w:t>
-          </w:r>
-        </w:hyperlink>
+        <w:t>f</w:t>
+      </w:r>
+      <w:r>
+        <w:rPr>
+          <w:rFonts w:ascii="Charis SIL Regular" w:hAnsi="Charis SIL Regular" w:eastAsia="Charis SIL Regular"/>
+          <w:b w:val="0"/>
+          <w:i w:val="0"/>
+          <w:color w:val="0000FF"/>
+          <w:sz w:val="24"/>
+        </w:rPr>
+        <w:t>e</w:t>
       </w:r>
       <w:r>
         <w:rPr>

--- a/EXPORTS/DOCX/published/niveau3/Dutch/MissiemuseumTilburg.docx
+++ b/EXPORTS/DOCX/published/niveau3/Dutch/MissiemuseumTilburg.docx
@@ -403,7 +403,14 @@
           <w:color w:val="000000"/>
           <w:sz w:val="24"/>
         </w:rPr>
-        <w:t>van het Volk</w:t>
+        <w:hyperlink r:id="rId9" w:history="1">
+          <w:r>
+            <w:rPr>
+              <w:rStyle w:val="Hyperlink"/>
+            </w:rPr>
+            <w:t>van het Volk</w:t>
+          </w:r>
+        </w:hyperlink>
       </w:r>
       <w:r>
         <w:rPr>
@@ -734,7 +741,43 @@
           <w:color w:val="000000"/>
           <w:sz w:val="24"/>
         </w:rPr>
-        <w:t xml:space="preserve"> Suriname en vo</w:t>
+        <w:t xml:space="preserve"> </w:t>
+      </w:r>
+      <w:r>
+        <w:rPr>
+          <w:u w:val="single" w:color="0000ff"/>
+          <w:rFonts w:ascii="Charis SIL Regular" w:hAnsi="Charis SIL Regular" w:eastAsia="Charis SIL Regular"/>
+          <w:b w:val="0"/>
+          <w:i w:val="0"/>
+          <w:color w:val="000000"/>
+          <w:sz w:val="24"/>
+        </w:rPr>
+        <w:hyperlink r:id="rId10" w:history="1">
+          <w:r>
+            <w:rPr>
+              <w:rStyle w:val="Hyperlink"/>
+            </w:rPr>
+            <w:t>Surina</w:t>
+          </w:r>
+        </w:hyperlink>
+      </w:r>
+      <w:r>
+        <w:rPr>
+          <w:u w:val="single" w:color="0000ff"/>
+          <w:rFonts w:ascii="Charis SIL Regular" w:hAnsi="Charis SIL Regular" w:eastAsia="Charis SIL Regular"/>
+          <w:b w:val="0"/>
+          <w:i w:val="0"/>
+          <w:color w:val="000000"/>
+          <w:sz w:val="24"/>
+        </w:rPr>
+        <w:hyperlink r:id="rId10" w:history="1">
+          <w:r>
+            <w:rPr>
+              <w:rStyle w:val="Hyperlink"/>
+            </w:rPr>
+            <w:t>me en vo</w:t>
+          </w:r>
+        </w:hyperlink>
       </w:r>
       <w:r>
         <w:rPr>
@@ -850,7 +893,14 @@
           <w:color w:val="000000"/>
           <w:sz w:val="24"/>
         </w:rPr>
-        <w:t>burg. Het betr</w:t>
+        <w:hyperlink r:id="rId11" w:history="1">
+          <w:r>
+            <w:rPr>
+              <w:rStyle w:val="Hyperlink"/>
+            </w:rPr>
+            <w:t>burg. Het betr</w:t>
+          </w:r>
+        </w:hyperlink>
       </w:r>
       <w:r>
         <w:rPr>
@@ -2849,7 +2899,7 @@
           <w:sz w:val="24"/>
           <w:u w:val="single"/>
         </w:rPr>
-        <w:hyperlink r:id="rId9" w:history="1">
+        <w:hyperlink r:id="rId17" w:history="1">
           <w:r>
             <w:rPr>
               <w:rStyle w:val="Hyperlink"/>

--- a/EXPORTS/DOCX/published/niveau3/Dutch/MissiemuseumTilburg.docx
+++ b/EXPORTS/DOCX/published/niveau3/Dutch/MissiemuseumTilburg.docx
@@ -396,21 +396,13 @@
       </w:r>
       <w:r>
         <w:rPr>
-          <w:u w:val="single" w:color="0000ff"/>
           <w:rFonts w:ascii="Charis SIL Regular" w:hAnsi="Charis SIL Regular" w:eastAsia="Charis SIL Regular"/>
           <w:b w:val="0"/>
           <w:i w:val="0"/>
           <w:color w:val="000000"/>
           <w:sz w:val="24"/>
         </w:rPr>
-        <w:hyperlink r:id="rId9" w:history="1">
-          <w:r>
-            <w:rPr>
-              <w:rStyle w:val="Hyperlink"/>
-            </w:rPr>
-            <w:t>van het Volk</w:t>
-          </w:r>
-        </w:hyperlink>
+        <w:t>van het Volk</w:t>
       </w:r>
       <w:r>
         <w:rPr>
@@ -1169,107 +1161,7 @@
           <w:color w:val="000000"/>
           <w:sz w:val="24"/>
         </w:rPr>
-        <w:t>Volken</w:t>
-      </w:r>
-      <w:r>
-        <w:rPr>
-          <w:u w:val="single" w:color="0000ff"/>
-          <w:rFonts w:ascii="Charis SIL Regular" w:hAnsi="Charis SIL Regular" w:eastAsia="Charis SIL Regular"/>
-          <w:b w:val="0"/>
-          <w:i w:val="0"/>
-          <w:color w:val="000000"/>
-          <w:sz w:val="24"/>
-        </w:rPr>
-        <w:hyperlink r:id="rId13" w:history="1">
-          <w:r>
-            <w:rPr>
-              <w:rStyle w:val="Hyperlink"/>
-            </w:rPr>
-            <w:t>kundig Mi</w:t>
-          </w:r>
-        </w:hyperlink>
-      </w:r>
-      <w:r>
-        <w:rPr>
-          <w:u w:val="single" w:color="0000ff"/>
-          <w:rFonts w:ascii="Charis SIL Regular" w:hAnsi="Charis SIL Regular" w:eastAsia="Charis SIL Regular"/>
-          <w:b w:val="0"/>
-          <w:i w:val="0"/>
-          <w:color w:val="000000"/>
-          <w:sz w:val="24"/>
-        </w:rPr>
-        <w:hyperlink r:id="rId13" w:history="1">
-          <w:r>
-            <w:rPr>
-              <w:rStyle w:val="Hyperlink"/>
-            </w:rPr>
-            <w:t>s</w:t>
-          </w:r>
-        </w:hyperlink>
-      </w:r>
-      <w:r>
-        <w:rPr>
-          <w:u w:val="single" w:color="0000ff"/>
-          <w:rFonts w:ascii="Charis SIL Regular" w:hAnsi="Charis SIL Regular" w:eastAsia="Charis SIL Regular"/>
-          <w:b w:val="0"/>
-          <w:i w:val="0"/>
-          <w:color w:val="000000"/>
-          <w:sz w:val="24"/>
-        </w:rPr>
-        <w:hyperlink r:id="rId13" w:history="1">
-          <w:r>
-            <w:rPr>
-              <w:rStyle w:val="Hyperlink"/>
-            </w:rPr>
-            <w:t>siemus</w:t>
-          </w:r>
-        </w:hyperlink>
-      </w:r>
-      <w:r>
-        <w:rPr>
-          <w:u w:val="single" w:color="0000ff"/>
-          <w:rFonts w:ascii="Charis SIL Regular" w:hAnsi="Charis SIL Regular" w:eastAsia="Charis SIL Regular"/>
-          <w:b w:val="0"/>
-          <w:i w:val="0"/>
-          <w:color w:val="000000"/>
-          <w:sz w:val="24"/>
-        </w:rPr>
-        <w:hyperlink r:id="rId13" w:history="1">
-          <w:r>
-            <w:rPr>
-              <w:rStyle w:val="Hyperlink"/>
-            </w:rPr>
-            <w:t>e</w:t>
-          </w:r>
-        </w:hyperlink>
-      </w:r>
-      <w:r>
-        <w:rPr>
-          <w:u w:val="single" w:color="0000ff"/>
-          <w:rFonts w:ascii="Charis SIL Regular" w:hAnsi="Charis SIL Regular" w:eastAsia="Charis SIL Regular"/>
-          <w:b w:val="0"/>
-          <w:i w:val="0"/>
-          <w:color w:val="000000"/>
-          <w:sz w:val="24"/>
-        </w:rPr>
-        <w:hyperlink r:id="rId13" w:history="1">
-          <w:r>
-            <w:rPr>
-              <w:rStyle w:val="Hyperlink"/>
-            </w:rPr>
-            <w:t>um bes</w:t>
-          </w:r>
-        </w:hyperlink>
-      </w:r>
-      <w:r>
-        <w:rPr>
-          <w:rFonts w:ascii="Charis SIL Regular" w:hAnsi="Charis SIL Regular" w:eastAsia="Charis SIL Regular"/>
-          <w:b w:val="0"/>
-          <w:i w:val="0"/>
-          <w:color w:val="000000"/>
-          <w:sz w:val="24"/>
-        </w:rPr>
-        <w:t xml:space="preserve">chikbaar. In </w:t>
+        <w:t xml:space="preserve">Volkenkundig Missiemuseum beschikbaar. In </w:t>
       </w:r>
       <w:r>
         <w:rPr>
@@ -2309,7 +2201,14 @@
           <w:sz w:val="24"/>
           <w:u w:val="single"/>
         </w:rPr>
-        <w:t>8</w:t>
+        <w:hyperlink r:id="rId13" w:history="1">
+          <w:r>
+            <w:rPr>
+              <w:rStyle w:val="Hyperlink"/>
+            </w:rPr>
+            <w:t>8</w:t>
+          </w:r>
+        </w:hyperlink>
       </w:r>
       <w:r>
         <w:rPr>
@@ -2318,9 +2217,15 @@
           <w:i w:val="0"/>
           <w:color w:val="0000FF"/>
           <w:sz w:val="24"/>
-          <w:u w:val="single"/>
         </w:rPr>
-        <w:t>f</w:t>
+        <w:hyperlink r:id="rId13" w:history="1">
+          <w:r>
+            <w:rPr>
+              <w:rStyle w:val="Hyperlink"/>
+            </w:rPr>
+            <w:t>f</w:t>
+          </w:r>
+        </w:hyperlink>
       </w:r>
       <w:r>
         <w:rPr>

--- a/EXPORTS/DOCX/published/niveau3/Dutch/MissiemuseumTilburg.docx
+++ b/EXPORTS/DOCX/published/niveau3/Dutch/MissiemuseumTilburg.docx
@@ -396,13 +396,21 @@
       </w:r>
       <w:r>
         <w:rPr>
+          <w:u w:val="single" w:color="0000ff"/>
           <w:rFonts w:ascii="Charis SIL Regular" w:hAnsi="Charis SIL Regular" w:eastAsia="Charis SIL Regular"/>
           <w:b w:val="0"/>
           <w:i w:val="0"/>
           <w:color w:val="000000"/>
           <w:sz w:val="24"/>
         </w:rPr>
-        <w:t>van het Volk</w:t>
+        <w:hyperlink r:id="rId9" w:history="1">
+          <w:r>
+            <w:rPr>
+              <w:rStyle w:val="Hyperlink"/>
+            </w:rPr>
+            <w:t>van het Volk</w:t>
+          </w:r>
+        </w:hyperlink>
       </w:r>
       <w:r>
         <w:rPr>
@@ -1161,7 +1169,107 @@
           <w:color w:val="000000"/>
           <w:sz w:val="24"/>
         </w:rPr>
-        <w:t xml:space="preserve">Volkenkundig Missiemuseum beschikbaar. In </w:t>
+        <w:t>Volken</w:t>
+      </w:r>
+      <w:r>
+        <w:rPr>
+          <w:u w:val="single" w:color="0000ff"/>
+          <w:rFonts w:ascii="Charis SIL Regular" w:hAnsi="Charis SIL Regular" w:eastAsia="Charis SIL Regular"/>
+          <w:b w:val="0"/>
+          <w:i w:val="0"/>
+          <w:color w:val="000000"/>
+          <w:sz w:val="24"/>
+        </w:rPr>
+        <w:hyperlink r:id="rId13" w:history="1">
+          <w:r>
+            <w:rPr>
+              <w:rStyle w:val="Hyperlink"/>
+            </w:rPr>
+            <w:t>kundig Mi</w:t>
+          </w:r>
+        </w:hyperlink>
+      </w:r>
+      <w:r>
+        <w:rPr>
+          <w:u w:val="single" w:color="0000ff"/>
+          <w:rFonts w:ascii="Charis SIL Regular" w:hAnsi="Charis SIL Regular" w:eastAsia="Charis SIL Regular"/>
+          <w:b w:val="0"/>
+          <w:i w:val="0"/>
+          <w:color w:val="000000"/>
+          <w:sz w:val="24"/>
+        </w:rPr>
+        <w:hyperlink r:id="rId13" w:history="1">
+          <w:r>
+            <w:rPr>
+              <w:rStyle w:val="Hyperlink"/>
+            </w:rPr>
+            <w:t>s</w:t>
+          </w:r>
+        </w:hyperlink>
+      </w:r>
+      <w:r>
+        <w:rPr>
+          <w:u w:val="single" w:color="0000ff"/>
+          <w:rFonts w:ascii="Charis SIL Regular" w:hAnsi="Charis SIL Regular" w:eastAsia="Charis SIL Regular"/>
+          <w:b w:val="0"/>
+          <w:i w:val="0"/>
+          <w:color w:val="000000"/>
+          <w:sz w:val="24"/>
+        </w:rPr>
+        <w:hyperlink r:id="rId13" w:history="1">
+          <w:r>
+            <w:rPr>
+              <w:rStyle w:val="Hyperlink"/>
+            </w:rPr>
+            <w:t>siemus</w:t>
+          </w:r>
+        </w:hyperlink>
+      </w:r>
+      <w:r>
+        <w:rPr>
+          <w:u w:val="single" w:color="0000ff"/>
+          <w:rFonts w:ascii="Charis SIL Regular" w:hAnsi="Charis SIL Regular" w:eastAsia="Charis SIL Regular"/>
+          <w:b w:val="0"/>
+          <w:i w:val="0"/>
+          <w:color w:val="000000"/>
+          <w:sz w:val="24"/>
+        </w:rPr>
+        <w:hyperlink r:id="rId13" w:history="1">
+          <w:r>
+            <w:rPr>
+              <w:rStyle w:val="Hyperlink"/>
+            </w:rPr>
+            <w:t>e</w:t>
+          </w:r>
+        </w:hyperlink>
+      </w:r>
+      <w:r>
+        <w:rPr>
+          <w:u w:val="single" w:color="0000ff"/>
+          <w:rFonts w:ascii="Charis SIL Regular" w:hAnsi="Charis SIL Regular" w:eastAsia="Charis SIL Regular"/>
+          <w:b w:val="0"/>
+          <w:i w:val="0"/>
+          <w:color w:val="000000"/>
+          <w:sz w:val="24"/>
+        </w:rPr>
+        <w:hyperlink r:id="rId13" w:history="1">
+          <w:r>
+            <w:rPr>
+              <w:rStyle w:val="Hyperlink"/>
+            </w:rPr>
+            <w:t>um bes</w:t>
+          </w:r>
+        </w:hyperlink>
+      </w:r>
+      <w:r>
+        <w:rPr>
+          <w:rFonts w:ascii="Charis SIL Regular" w:hAnsi="Charis SIL Regular" w:eastAsia="Charis SIL Regular"/>
+          <w:b w:val="0"/>
+          <w:i w:val="0"/>
+          <w:color w:val="000000"/>
+          <w:sz w:val="24"/>
+        </w:rPr>
+        <w:t xml:space="preserve">chikbaar. In </w:t>
       </w:r>
       <w:r>
         <w:rPr>
@@ -2170,7 +2278,7 @@
             <w:rPr>
               <w:rStyle w:val="Hyperlink"/>
             </w:rPr>
-            <w:t>file</w:t>
+            <w:t>file/8</w:t>
           </w:r>
         </w:hyperlink>
       </w:r>
@@ -2188,7 +2296,7 @@
             <w:rPr>
               <w:rStyle w:val="Hyperlink"/>
             </w:rPr>
-            <w:t>/</w:t>
+            <w:t>f</w:t>
           </w:r>
         </w:hyperlink>
       </w:r>
@@ -2206,36 +2314,9 @@
             <w:rPr>
               <w:rStyle w:val="Hyperlink"/>
             </w:rPr>
-            <w:t>8</w:t>
+            <w:t>e</w:t>
           </w:r>
         </w:hyperlink>
-      </w:r>
-      <w:r>
-        <w:rPr>
-          <w:rFonts w:ascii="Charis SIL Regular" w:hAnsi="Charis SIL Regular" w:eastAsia="Charis SIL Regular"/>
-          <w:b w:val="0"/>
-          <w:i w:val="0"/>
-          <w:color w:val="0000FF"/>
-          <w:sz w:val="24"/>
-        </w:rPr>
-        <w:hyperlink r:id="rId13" w:history="1">
-          <w:r>
-            <w:rPr>
-              <w:rStyle w:val="Hyperlink"/>
-            </w:rPr>
-            <w:t>f</w:t>
-          </w:r>
-        </w:hyperlink>
-      </w:r>
-      <w:r>
-        <w:rPr>
-          <w:rFonts w:ascii="Charis SIL Regular" w:hAnsi="Charis SIL Regular" w:eastAsia="Charis SIL Regular"/>
-          <w:b w:val="0"/>
-          <w:i w:val="0"/>
-          <w:color w:val="0000FF"/>
-          <w:sz w:val="24"/>
-        </w:rPr>
-        <w:t>e</w:t>
       </w:r>
       <w:r>
         <w:rPr>
@@ -2264,14 +2345,17 @@
           <w:sz w:val="24"/>
           <w:u w:val="single"/>
         </w:rPr>
-        <w:hyperlink r:id="rId13" w:history="1">
-          <w:r>
-            <w:rPr>
-              <w:rStyle w:val="Hyperlink"/>
-            </w:rPr>
-            <w:t>3a</w:t>
-          </w:r>
-        </w:hyperlink>
+        <w:t>3</w:t>
+      </w:r>
+      <w:r>
+        <w:rPr>
+          <w:rFonts w:ascii="Charis SIL Regular" w:hAnsi="Charis SIL Regular" w:eastAsia="Charis SIL Regular"/>
+          <w:b w:val="0"/>
+          <w:i w:val="0"/>
+          <w:color w:val="0000FF"/>
+          <w:sz w:val="24"/>
+        </w:rPr>
+        <w:t>a</w:t>
       </w:r>
     </w:p>
     <w:p>
@@ -2804,7 +2888,7 @@
           <w:sz w:val="24"/>
           <w:u w:val="single"/>
         </w:rPr>
-        <w:hyperlink r:id="rId17" w:history="1">
+        <w:hyperlink r:id="rId9" w:history="1">
           <w:r>
             <w:rPr>
               <w:rStyle w:val="Hyperlink"/>
@@ -2822,7 +2906,7 @@
           <w:sz w:val="24"/>
           <w:u w:val="single"/>
         </w:rPr>
-        <w:hyperlink r:id="rId9" w:history="1">
+        <w:hyperlink r:id="rId17" w:history="1">
           <w:r>
             <w:rPr>
               <w:rStyle w:val="Hyperlink"/>

--- a/EXPORTS/DOCX/published/niveau3/Dutch/MissiemuseumTilburg.docx
+++ b/EXPORTS/DOCX/published/niveau3/Dutch/MissiemuseumTilburg.docx
@@ -1245,31 +1245,13 @@
       </w:r>
       <w:r>
         <w:rPr>
-          <w:u w:val="single" w:color="0000ff"/>
           <w:rFonts w:ascii="Charis SIL Regular" w:hAnsi="Charis SIL Regular" w:eastAsia="Charis SIL Regular"/>
           <w:b w:val="0"/>
           <w:i w:val="0"/>
           <w:color w:val="000000"/>
           <w:sz w:val="24"/>
         </w:rPr>
-        <w:hyperlink r:id="rId13" w:history="1">
-          <w:r>
-            <w:rPr>
-              <w:rStyle w:val="Hyperlink"/>
-            </w:rPr>
-            <w:t>um bes</w:t>
-          </w:r>
-        </w:hyperlink>
-      </w:r>
-      <w:r>
-        <w:rPr>
-          <w:rFonts w:ascii="Charis SIL Regular" w:hAnsi="Charis SIL Regular" w:eastAsia="Charis SIL Regular"/>
-          <w:b w:val="0"/>
-          <w:i w:val="0"/>
-          <w:color w:val="000000"/>
-          <w:sz w:val="24"/>
-        </w:rPr>
-        <w:t xml:space="preserve">chikbaar. In </w:t>
+        <w:t xml:space="preserve">um beschikbaar. In </w:t>
       </w:r>
       <w:r>
         <w:rPr>
@@ -2278,7 +2260,25 @@
             <w:rPr>
               <w:rStyle w:val="Hyperlink"/>
             </w:rPr>
-            <w:t>file/8</w:t>
+            <w:t>file/</w:t>
+          </w:r>
+        </w:hyperlink>
+      </w:r>
+      <w:r>
+        <w:rPr>
+          <w:rFonts w:ascii="Charis SIL Regular" w:hAnsi="Charis SIL Regular" w:eastAsia="Charis SIL Regular"/>
+          <w:b w:val="0"/>
+          <w:i w:val="0"/>
+          <w:color w:val="0000FF"/>
+          <w:sz w:val="24"/>
+          <w:u w:val="single"/>
+        </w:rPr>
+        <w:hyperlink r:id="rId13" w:history="1">
+          <w:r>
+            <w:rPr>
+              <w:rStyle w:val="Hyperlink"/>
+            </w:rPr>
+            <w:t>8</w:t>
           </w:r>
         </w:hyperlink>
       </w:r>
@@ -2309,14 +2309,7 @@
           <w:sz w:val="24"/>
           <w:u w:val="single"/>
         </w:rPr>
-        <w:hyperlink r:id="rId13" w:history="1">
-          <w:r>
-            <w:rPr>
-              <w:rStyle w:val="Hyperlink"/>
-            </w:rPr>
-            <w:t>e</w:t>
-          </w:r>
-        </w:hyperlink>
+        <w:t>e</w:t>
       </w:r>
       <w:r>
         <w:rPr>
@@ -2345,7 +2338,14 @@
           <w:sz w:val="24"/>
           <w:u w:val="single"/>
         </w:rPr>
-        <w:t>3</w:t>
+        <w:hyperlink r:id="rId13" w:history="1">
+          <w:r>
+            <w:rPr>
+              <w:rStyle w:val="Hyperlink"/>
+            </w:rPr>
+            <w:t>3</w:t>
+          </w:r>
+        </w:hyperlink>
       </w:r>
       <w:r>
         <w:rPr>
@@ -2888,7 +2888,7 @@
           <w:sz w:val="24"/>
           <w:u w:val="single"/>
         </w:rPr>
-        <w:hyperlink r:id="rId9" w:history="1">
+        <w:hyperlink r:id="rId17" w:history="1">
           <w:r>
             <w:rPr>
               <w:rStyle w:val="Hyperlink"/>

--- a/EXPORTS/DOCX/published/niveau3/Dutch/MissiemuseumTilburg.docx
+++ b/EXPORTS/DOCX/published/niveau3/Dutch/MissiemuseumTilburg.docx
@@ -1245,13 +1245,31 @@
       </w:r>
       <w:r>
         <w:rPr>
+          <w:u w:val="single" w:color="0000ff"/>
           <w:rFonts w:ascii="Charis SIL Regular" w:hAnsi="Charis SIL Regular" w:eastAsia="Charis SIL Regular"/>
           <w:b w:val="0"/>
           <w:i w:val="0"/>
           <w:color w:val="000000"/>
           <w:sz w:val="24"/>
         </w:rPr>
-        <w:t xml:space="preserve">um beschikbaar. In </w:t>
+        <w:hyperlink r:id="rId13" w:history="1">
+          <w:r>
+            <w:rPr>
+              <w:rStyle w:val="Hyperlink"/>
+            </w:rPr>
+            <w:t>um bes</w:t>
+          </w:r>
+        </w:hyperlink>
+      </w:r>
+      <w:r>
+        <w:rPr>
+          <w:rFonts w:ascii="Charis SIL Regular" w:hAnsi="Charis SIL Regular" w:eastAsia="Charis SIL Regular"/>
+          <w:b w:val="0"/>
+          <w:i w:val="0"/>
+          <w:color w:val="000000"/>
+          <w:sz w:val="24"/>
+        </w:rPr>
+        <w:t xml:space="preserve">chikbaar. In </w:t>
       </w:r>
       <w:r>
         <w:rPr>
@@ -2291,14 +2309,7 @@
           <w:sz w:val="24"/>
           <w:u w:val="single"/>
         </w:rPr>
-        <w:hyperlink r:id="rId13" w:history="1">
-          <w:r>
-            <w:rPr>
-              <w:rStyle w:val="Hyperlink"/>
-            </w:rPr>
-            <w:t>f</w:t>
-          </w:r>
-        </w:hyperlink>
+        <w:t>f</w:t>
       </w:r>
       <w:r>
         <w:rPr>
@@ -2906,7 +2917,7 @@
           <w:sz w:val="24"/>
           <w:u w:val="single"/>
         </w:rPr>
-        <w:hyperlink r:id="rId17" w:history="1">
+        <w:hyperlink r:id="rId9" w:history="1">
           <w:r>
             <w:rPr>
               <w:rStyle w:val="Hyperlink"/>

--- a/EXPORTS/DOCX/published/niveau3/Dutch/MissiemuseumTilburg.docx
+++ b/EXPORTS/DOCX/published/niveau3/Dutch/MissiemuseumTilburg.docx
@@ -2278,7 +2278,7 @@
             <w:rPr>
               <w:rStyle w:val="Hyperlink"/>
             </w:rPr>
-            <w:t>file/</w:t>
+            <w:t>file/8</w:t>
           </w:r>
         </w:hyperlink>
       </w:r>
@@ -2296,47 +2296,7 @@
             <w:rPr>
               <w:rStyle w:val="Hyperlink"/>
             </w:rPr>
-            <w:t>8</w:t>
-          </w:r>
-        </w:hyperlink>
-      </w:r>
-      <w:r>
-        <w:rPr>
-          <w:rFonts w:ascii="Charis SIL Regular" w:hAnsi="Charis SIL Regular" w:eastAsia="Charis SIL Regular"/>
-          <w:b w:val="0"/>
-          <w:i w:val="0"/>
-          <w:color w:val="0000FF"/>
-          <w:sz w:val="24"/>
-          <w:u w:val="single"/>
-        </w:rPr>
-        <w:t>f</w:t>
-      </w:r>
-      <w:r>
-        <w:rPr>
-          <w:rFonts w:ascii="Charis SIL Regular" w:hAnsi="Charis SIL Regular" w:eastAsia="Charis SIL Regular"/>
-          <w:b w:val="0"/>
-          <w:i w:val="0"/>
-          <w:color w:val="0000FF"/>
-          <w:sz w:val="24"/>
-          <w:u w:val="single"/>
-        </w:rPr>
-        <w:t>e</w:t>
-      </w:r>
-      <w:r>
-        <w:rPr>
-          <w:rFonts w:ascii="Charis SIL Regular" w:hAnsi="Charis SIL Regular" w:eastAsia="Charis SIL Regular"/>
-          <w:b w:val="0"/>
-          <w:i w:val="0"/>
-          <w:color w:val="0000FF"/>
-          <w:sz w:val="24"/>
-          <w:u w:val="single"/>
-        </w:rPr>
-        <w:hyperlink r:id="rId13" w:history="1">
-          <w:r>
-            <w:rPr>
-              <w:rStyle w:val="Hyperlink"/>
-            </w:rPr>
-            <w:t>8c8d66b2d3d5d8a2e8a73eb8756</w:t>
+            <w:t>f</w:t>
           </w:r>
         </w:hyperlink>
       </w:r>
@@ -2354,7 +2314,7 @@
             <w:rPr>
               <w:rStyle w:val="Hyperlink"/>
             </w:rPr>
-            <w:t>3</w:t>
+            <w:t>e</w:t>
           </w:r>
         </w:hyperlink>
       </w:r>
@@ -2365,8 +2325,55 @@
           <w:i w:val="0"/>
           <w:color w:val="0000FF"/>
           <w:sz w:val="24"/>
+          <w:u w:val="single"/>
         </w:rPr>
-        <w:t>a</w:t>
+        <w:hyperlink r:id="rId13" w:history="1">
+          <w:r>
+            <w:rPr>
+              <w:rStyle w:val="Hyperlink"/>
+            </w:rPr>
+            <w:t>8c8d66b2d3d5d8a2e8a73eb87</w:t>
+          </w:r>
+        </w:hyperlink>
+      </w:r>
+      <w:r>
+        <w:rPr>
+          <w:rFonts w:ascii="Charis SIL Regular" w:hAnsi="Charis SIL Regular" w:eastAsia="Charis SIL Regular"/>
+          <w:b w:val="0"/>
+          <w:i w:val="0"/>
+          <w:color w:val="0000FF"/>
+          <w:sz w:val="24"/>
+          <w:u w:val="single"/>
+        </w:rPr>
+        <w:t>5</w:t>
+      </w:r>
+      <w:r>
+        <w:rPr>
+          <w:rFonts w:ascii="Charis SIL Regular" w:hAnsi="Charis SIL Regular" w:eastAsia="Charis SIL Regular"/>
+          <w:b w:val="0"/>
+          <w:i w:val="0"/>
+          <w:color w:val="0000FF"/>
+          <w:sz w:val="24"/>
+        </w:rPr>
+        <w:t>6</w:t>
+      </w:r>
+      <w:r>
+        <w:rPr>
+          <w:rFonts w:ascii="Charis SIL Regular" w:hAnsi="Charis SIL Regular" w:eastAsia="Charis SIL Regular"/>
+          <w:b w:val="0"/>
+          <w:i w:val="0"/>
+          <w:color w:val="0000FF"/>
+          <w:sz w:val="24"/>
+          <w:u w:val="single"/>
+        </w:rPr>
+        <w:hyperlink r:id="rId13" w:history="1">
+          <w:r>
+            <w:rPr>
+              <w:rStyle w:val="Hyperlink"/>
+            </w:rPr>
+            <w:t>3a</w:t>
+          </w:r>
+        </w:hyperlink>
       </w:r>
     </w:p>
     <w:p>

--- a/EXPORTS/DOCX/published/niveau3/Dutch/MissiemuseumTilburg.docx
+++ b/EXPORTS/DOCX/published/niveau3/Dutch/MissiemuseumTilburg.docx
@@ -1169,107 +1169,7 @@
           <w:color w:val="000000"/>
           <w:sz w:val="24"/>
         </w:rPr>
-        <w:t>Volken</w:t>
-      </w:r>
-      <w:r>
-        <w:rPr>
-          <w:u w:val="single" w:color="0000ff"/>
-          <w:rFonts w:ascii="Charis SIL Regular" w:hAnsi="Charis SIL Regular" w:eastAsia="Charis SIL Regular"/>
-          <w:b w:val="0"/>
-          <w:i w:val="0"/>
-          <w:color w:val="000000"/>
-          <w:sz w:val="24"/>
-        </w:rPr>
-        <w:hyperlink r:id="rId13" w:history="1">
-          <w:r>
-            <w:rPr>
-              <w:rStyle w:val="Hyperlink"/>
-            </w:rPr>
-            <w:t>kundig Mi</w:t>
-          </w:r>
-        </w:hyperlink>
-      </w:r>
-      <w:r>
-        <w:rPr>
-          <w:u w:val="single" w:color="0000ff"/>
-          <w:rFonts w:ascii="Charis SIL Regular" w:hAnsi="Charis SIL Regular" w:eastAsia="Charis SIL Regular"/>
-          <w:b w:val="0"/>
-          <w:i w:val="0"/>
-          <w:color w:val="000000"/>
-          <w:sz w:val="24"/>
-        </w:rPr>
-        <w:hyperlink r:id="rId13" w:history="1">
-          <w:r>
-            <w:rPr>
-              <w:rStyle w:val="Hyperlink"/>
-            </w:rPr>
-            <w:t>s</w:t>
-          </w:r>
-        </w:hyperlink>
-      </w:r>
-      <w:r>
-        <w:rPr>
-          <w:u w:val="single" w:color="0000ff"/>
-          <w:rFonts w:ascii="Charis SIL Regular" w:hAnsi="Charis SIL Regular" w:eastAsia="Charis SIL Regular"/>
-          <w:b w:val="0"/>
-          <w:i w:val="0"/>
-          <w:color w:val="000000"/>
-          <w:sz w:val="24"/>
-        </w:rPr>
-        <w:hyperlink r:id="rId13" w:history="1">
-          <w:r>
-            <w:rPr>
-              <w:rStyle w:val="Hyperlink"/>
-            </w:rPr>
-            <w:t>siemus</w:t>
-          </w:r>
-        </w:hyperlink>
-      </w:r>
-      <w:r>
-        <w:rPr>
-          <w:u w:val="single" w:color="0000ff"/>
-          <w:rFonts w:ascii="Charis SIL Regular" w:hAnsi="Charis SIL Regular" w:eastAsia="Charis SIL Regular"/>
-          <w:b w:val="0"/>
-          <w:i w:val="0"/>
-          <w:color w:val="000000"/>
-          <w:sz w:val="24"/>
-        </w:rPr>
-        <w:hyperlink r:id="rId13" w:history="1">
-          <w:r>
-            <w:rPr>
-              <w:rStyle w:val="Hyperlink"/>
-            </w:rPr>
-            <w:t>e</w:t>
-          </w:r>
-        </w:hyperlink>
-      </w:r>
-      <w:r>
-        <w:rPr>
-          <w:u w:val="single" w:color="0000ff"/>
-          <w:rFonts w:ascii="Charis SIL Regular" w:hAnsi="Charis SIL Regular" w:eastAsia="Charis SIL Regular"/>
-          <w:b w:val="0"/>
-          <w:i w:val="0"/>
-          <w:color w:val="000000"/>
-          <w:sz w:val="24"/>
-        </w:rPr>
-        <w:hyperlink r:id="rId13" w:history="1">
-          <w:r>
-            <w:rPr>
-              <w:rStyle w:val="Hyperlink"/>
-            </w:rPr>
-            <w:t>um bes</w:t>
-          </w:r>
-        </w:hyperlink>
-      </w:r>
-      <w:r>
-        <w:rPr>
-          <w:rFonts w:ascii="Charis SIL Regular" w:hAnsi="Charis SIL Regular" w:eastAsia="Charis SIL Regular"/>
-          <w:b w:val="0"/>
-          <w:i w:val="0"/>
-          <w:color w:val="000000"/>
-          <w:sz w:val="24"/>
-        </w:rPr>
-        <w:t xml:space="preserve">chikbaar. In </w:t>
+        <w:t xml:space="preserve">Volkenkundig Missiemuseum beschikbaar. In </w:t>
       </w:r>
       <w:r>
         <w:rPr>
@@ -2278,7 +2178,7 @@
             <w:rPr>
               <w:rStyle w:val="Hyperlink"/>
             </w:rPr>
-            <w:t>file/8</w:t>
+            <w:t>file</w:t>
           </w:r>
         </w:hyperlink>
       </w:r>
@@ -2296,7 +2196,7 @@
             <w:rPr>
               <w:rStyle w:val="Hyperlink"/>
             </w:rPr>
-            <w:t>f</w:t>
+            <w:t>/</w:t>
           </w:r>
         </w:hyperlink>
       </w:r>
@@ -2314,9 +2214,36 @@
             <w:rPr>
               <w:rStyle w:val="Hyperlink"/>
             </w:rPr>
-            <w:t>e</w:t>
+            <w:t>8</w:t>
           </w:r>
         </w:hyperlink>
+      </w:r>
+      <w:r>
+        <w:rPr>
+          <w:rFonts w:ascii="Charis SIL Regular" w:hAnsi="Charis SIL Regular" w:eastAsia="Charis SIL Regular"/>
+          <w:b w:val="0"/>
+          <w:i w:val="0"/>
+          <w:color w:val="0000FF"/>
+          <w:sz w:val="24"/>
+        </w:rPr>
+        <w:hyperlink r:id="rId13" w:history="1">
+          <w:r>
+            <w:rPr>
+              <w:rStyle w:val="Hyperlink"/>
+            </w:rPr>
+            <w:t>f</w:t>
+          </w:r>
+        </w:hyperlink>
+      </w:r>
+      <w:r>
+        <w:rPr>
+          <w:rFonts w:ascii="Charis SIL Regular" w:hAnsi="Charis SIL Regular" w:eastAsia="Charis SIL Regular"/>
+          <w:b w:val="0"/>
+          <w:i w:val="0"/>
+          <w:color w:val="0000FF"/>
+          <w:sz w:val="24"/>
+        </w:rPr>
+        <w:t>e</w:t>
       </w:r>
       <w:r>
         <w:rPr>
@@ -2332,30 +2259,9 @@
             <w:rPr>
               <w:rStyle w:val="Hyperlink"/>
             </w:rPr>
-            <w:t>8c8d66b2d3d5d8a2e8a73eb87</w:t>
+            <w:t>8c8d66b2d3d5d8a2e8a73eb8756</w:t>
           </w:r>
         </w:hyperlink>
-      </w:r>
-      <w:r>
-        <w:rPr>
-          <w:rFonts w:ascii="Charis SIL Regular" w:hAnsi="Charis SIL Regular" w:eastAsia="Charis SIL Regular"/>
-          <w:b w:val="0"/>
-          <w:i w:val="0"/>
-          <w:color w:val="0000FF"/>
-          <w:sz w:val="24"/>
-          <w:u w:val="single"/>
-        </w:rPr>
-        <w:t>5</w:t>
-      </w:r>
-      <w:r>
-        <w:rPr>
-          <w:rFonts w:ascii="Charis SIL Regular" w:hAnsi="Charis SIL Regular" w:eastAsia="Charis SIL Regular"/>
-          <w:b w:val="0"/>
-          <w:i w:val="0"/>
-          <w:color w:val="0000FF"/>
-          <w:sz w:val="24"/>
-        </w:rPr>
-        <w:t>6</w:t>
       </w:r>
       <w:r>
         <w:rPr>
@@ -2924,7 +2830,7 @@
           <w:sz w:val="24"/>
           <w:u w:val="single"/>
         </w:rPr>
-        <w:hyperlink r:id="rId9" w:history="1">
+        <w:hyperlink r:id="rId17" w:history="1">
           <w:r>
             <w:rPr>
               <w:rStyle w:val="Hyperlink"/>

--- a/EXPORTS/DOCX/published/niveau3/Dutch/MissiemuseumTilburg.docx
+++ b/EXPORTS/DOCX/published/niveau3/Dutch/MissiemuseumTilburg.docx
@@ -396,6 +396,7 @@
       </w:r>
       <w:r>
         <w:rPr>
+          <w:u w:val="single" w:color="0000ff"/>
           <w:rFonts w:ascii="Charis SIL Regular" w:hAnsi="Charis SIL Regular" w:eastAsia="Charis SIL Regular"/>
           <w:b w:val="0"/>
           <w:i w:val="0"/>
@@ -885,7 +886,14 @@
           <w:color w:val="000000"/>
           <w:sz w:val="24"/>
         </w:rPr>
-        <w:t>burg. Het betr</w:t>
+        <w:hyperlink r:id="rId11" w:history="1">
+          <w:r>
+            <w:rPr>
+              <w:rStyle w:val="Hyperlink"/>
+            </w:rPr>
+            <w:t>burg. Het betr</w:t>
+          </w:r>
+        </w:hyperlink>
       </w:r>
       <w:r>
         <w:rPr>
@@ -1194,67 +1202,13 @@
       </w:r>
       <w:r>
         <w:rPr>
-          <w:u w:val="single" w:color="0000ff"/>
           <w:rFonts w:ascii="Charis SIL Regular" w:hAnsi="Charis SIL Regular" w:eastAsia="Charis SIL Regular"/>
           <w:b w:val="0"/>
           <w:i w:val="0"/>
           <w:color w:val="000000"/>
           <w:sz w:val="24"/>
         </w:rPr>
-        <w:hyperlink r:id="rId13" w:history="1">
-          <w:r>
-            <w:rPr>
-              <w:rStyle w:val="Hyperlink"/>
-            </w:rPr>
-            <w:t>siemus</w:t>
-          </w:r>
-        </w:hyperlink>
-      </w:r>
-      <w:r>
-        <w:rPr>
-          <w:u w:val="single" w:color="0000ff"/>
-          <w:rFonts w:ascii="Charis SIL Regular" w:hAnsi="Charis SIL Regular" w:eastAsia="Charis SIL Regular"/>
-          <w:b w:val="0"/>
-          <w:i w:val="0"/>
-          <w:color w:val="000000"/>
-          <w:sz w:val="24"/>
-        </w:rPr>
-        <w:hyperlink r:id="rId13" w:history="1">
-          <w:r>
-            <w:rPr>
-              <w:rStyle w:val="Hyperlink"/>
-            </w:rPr>
-            <w:t>e</w:t>
-          </w:r>
-        </w:hyperlink>
-      </w:r>
-      <w:r>
-        <w:rPr>
-          <w:u w:val="single" w:color="0000ff"/>
-          <w:rFonts w:ascii="Charis SIL Regular" w:hAnsi="Charis SIL Regular" w:eastAsia="Charis SIL Regular"/>
-          <w:b w:val="0"/>
-          <w:i w:val="0"/>
-          <w:color w:val="000000"/>
-          <w:sz w:val="24"/>
-        </w:rPr>
-        <w:hyperlink r:id="rId13" w:history="1">
-          <w:r>
-            <w:rPr>
-              <w:rStyle w:val="Hyperlink"/>
-            </w:rPr>
-            <w:t>um bes</w:t>
-          </w:r>
-        </w:hyperlink>
-      </w:r>
-      <w:r>
-        <w:rPr>
-          <w:rFonts w:ascii="Charis SIL Regular" w:hAnsi="Charis SIL Regular" w:eastAsia="Charis SIL Regular"/>
-          <w:b w:val="0"/>
-          <w:i w:val="0"/>
-          <w:color w:val="000000"/>
-          <w:sz w:val="24"/>
-        </w:rPr>
-        <w:t xml:space="preserve">chikbaar. In </w:t>
+        <w:t xml:space="preserve">siemuseum beschikbaar. In </w:t>
       </w:r>
       <w:r>
         <w:rPr>
@@ -2263,7 +2217,25 @@
             <w:rPr>
               <w:rStyle w:val="Hyperlink"/>
             </w:rPr>
-            <w:t>file/8</w:t>
+            <w:t>file/</w:t>
+          </w:r>
+        </w:hyperlink>
+      </w:r>
+      <w:r>
+        <w:rPr>
+          <w:rFonts w:ascii="Charis SIL Regular" w:hAnsi="Charis SIL Regular" w:eastAsia="Charis SIL Regular"/>
+          <w:b w:val="0"/>
+          <w:i w:val="0"/>
+          <w:color w:val="0000FF"/>
+          <w:sz w:val="24"/>
+          <w:u w:val="single"/>
+        </w:rPr>
+        <w:hyperlink r:id="rId13" w:history="1">
+          <w:r>
+            <w:rPr>
+              <w:rStyle w:val="Hyperlink"/>
+            </w:rPr>
+            <w:t>8</w:t>
           </w:r>
         </w:hyperlink>
       </w:r>
@@ -2323,7 +2295,14 @@
           <w:sz w:val="24"/>
           <w:u w:val="single"/>
         </w:rPr>
-        <w:t>3</w:t>
+        <w:hyperlink r:id="rId13" w:history="1">
+          <w:r>
+            <w:rPr>
+              <w:rStyle w:val="Hyperlink"/>
+            </w:rPr>
+            <w:t>3</w:t>
+          </w:r>
+        </w:hyperlink>
       </w:r>
       <w:r>
         <w:rPr>
@@ -2884,7 +2863,7 @@
           <w:sz w:val="24"/>
           <w:u w:val="single"/>
         </w:rPr>
-        <w:hyperlink r:id="rId17" w:history="1">
+        <w:hyperlink r:id="rId9" w:history="1">
           <w:r>
             <w:rPr>
               <w:rStyle w:val="Hyperlink"/>

--- a/EXPORTS/DOCX/published/niveau3/Dutch/MissiemuseumTilburg.docx
+++ b/EXPORTS/DOCX/published/niveau3/Dutch/MissiemuseumTilburg.docx
@@ -403,7 +403,14 @@
           <w:color w:val="000000"/>
           <w:sz w:val="24"/>
         </w:rPr>
-        <w:t>van het Volk</w:t>
+        <w:hyperlink r:id="rId9" w:history="1">
+          <w:r>
+            <w:rPr>
+              <w:rStyle w:val="Hyperlink"/>
+            </w:rPr>
+            <w:t>van het Volk</w:t>
+          </w:r>
+        </w:hyperlink>
       </w:r>
       <w:r>
         <w:rPr>
@@ -1202,13 +1209,67 @@
       </w:r>
       <w:r>
         <w:rPr>
+          <w:u w:val="single" w:color="0000ff"/>
           <w:rFonts w:ascii="Charis SIL Regular" w:hAnsi="Charis SIL Regular" w:eastAsia="Charis SIL Regular"/>
           <w:b w:val="0"/>
           <w:i w:val="0"/>
           <w:color w:val="000000"/>
           <w:sz w:val="24"/>
         </w:rPr>
-        <w:t xml:space="preserve">siemuseum beschikbaar. In </w:t>
+        <w:hyperlink r:id="rId13" w:history="1">
+          <w:r>
+            <w:rPr>
+              <w:rStyle w:val="Hyperlink"/>
+            </w:rPr>
+            <w:t>siemus</w:t>
+          </w:r>
+        </w:hyperlink>
+      </w:r>
+      <w:r>
+        <w:rPr>
+          <w:u w:val="single" w:color="0000ff"/>
+          <w:rFonts w:ascii="Charis SIL Regular" w:hAnsi="Charis SIL Regular" w:eastAsia="Charis SIL Regular"/>
+          <w:b w:val="0"/>
+          <w:i w:val="0"/>
+          <w:color w:val="000000"/>
+          <w:sz w:val="24"/>
+        </w:rPr>
+        <w:hyperlink r:id="rId13" w:history="1">
+          <w:r>
+            <w:rPr>
+              <w:rStyle w:val="Hyperlink"/>
+            </w:rPr>
+            <w:t>e</w:t>
+          </w:r>
+        </w:hyperlink>
+      </w:r>
+      <w:r>
+        <w:rPr>
+          <w:u w:val="single" w:color="0000ff"/>
+          <w:rFonts w:ascii="Charis SIL Regular" w:hAnsi="Charis SIL Regular" w:eastAsia="Charis SIL Regular"/>
+          <w:b w:val="0"/>
+          <w:i w:val="0"/>
+          <w:color w:val="000000"/>
+          <w:sz w:val="24"/>
+        </w:rPr>
+        <w:hyperlink r:id="rId13" w:history="1">
+          <w:r>
+            <w:rPr>
+              <w:rStyle w:val="Hyperlink"/>
+            </w:rPr>
+            <w:t>um bes</w:t>
+          </w:r>
+        </w:hyperlink>
+      </w:r>
+      <w:r>
+        <w:rPr>
+          <w:rFonts w:ascii="Charis SIL Regular" w:hAnsi="Charis SIL Regular" w:eastAsia="Charis SIL Regular"/>
+          <w:b w:val="0"/>
+          <w:i w:val="0"/>
+          <w:color w:val="000000"/>
+          <w:sz w:val="24"/>
+        </w:rPr>
+        <w:t xml:space="preserve">chikbaar. In </w:t>
       </w:r>
       <w:r>
         <w:rPr>
@@ -2217,7 +2278,7 @@
             <w:rPr>
               <w:rStyle w:val="Hyperlink"/>
             </w:rPr>
-            <w:t>file/</w:t>
+            <w:t>file/8f</w:t>
           </w:r>
         </w:hyperlink>
       </w:r>
@@ -2235,7 +2296,7 @@
             <w:rPr>
               <w:rStyle w:val="Hyperlink"/>
             </w:rPr>
-            <w:t>8</w:t>
+            <w:t>e</w:t>
           </w:r>
         </w:hyperlink>
       </w:r>
@@ -2253,36 +2314,7 @@
             <w:rPr>
               <w:rStyle w:val="Hyperlink"/>
             </w:rPr>
-            <w:t>f</w:t>
-          </w:r>
-        </w:hyperlink>
-      </w:r>
-      <w:r>
-        <w:rPr>
-          <w:rFonts w:ascii="Charis SIL Regular" w:hAnsi="Charis SIL Regular" w:eastAsia="Charis SIL Regular"/>
-          <w:b w:val="0"/>
-          <w:i w:val="0"/>
-          <w:color w:val="0000FF"/>
-          <w:sz w:val="24"/>
-          <w:u w:val="single"/>
-        </w:rPr>
-        <w:t>e</w:t>
-      </w:r>
-      <w:r>
-        <w:rPr>
-          <w:rFonts w:ascii="Charis SIL Regular" w:hAnsi="Charis SIL Regular" w:eastAsia="Charis SIL Regular"/>
-          <w:b w:val="0"/>
-          <w:i w:val="0"/>
-          <w:color w:val="0000FF"/>
-          <w:sz w:val="24"/>
-          <w:u w:val="single"/>
-        </w:rPr>
-        <w:hyperlink r:id="rId13" w:history="1">
-          <w:r>
-            <w:rPr>
-              <w:rStyle w:val="Hyperlink"/>
-            </w:rPr>
-            <w:t>8c8d66b2d3d5d8a2e8a73eb8756</w:t>
+            <w:t>8c8d66b2d3d5d8a2e8a73eb8</w:t>
           </w:r>
         </w:hyperlink>
       </w:r>
@@ -2300,7 +2332,7 @@
             <w:rPr>
               <w:rStyle w:val="Hyperlink"/>
             </w:rPr>
-            <w:t>3</w:t>
+            <w:t>7</w:t>
           </w:r>
         </w:hyperlink>
       </w:r>
@@ -2311,8 +2343,37 @@
           <w:i w:val="0"/>
           <w:color w:val="0000FF"/>
           <w:sz w:val="24"/>
+          <w:u w:val="single"/>
         </w:rPr>
-        <w:t>a</w:t>
+        <w:t>5</w:t>
+      </w:r>
+      <w:r>
+        <w:rPr>
+          <w:rFonts w:ascii="Charis SIL Regular" w:hAnsi="Charis SIL Regular" w:eastAsia="Charis SIL Regular"/>
+          <w:b w:val="0"/>
+          <w:i w:val="0"/>
+          <w:color w:val="0000FF"/>
+          <w:sz w:val="24"/>
+        </w:rPr>
+        <w:t>6</w:t>
+      </w:r>
+      <w:r>
+        <w:rPr>
+          <w:rFonts w:ascii="Charis SIL Regular" w:hAnsi="Charis SIL Regular" w:eastAsia="Charis SIL Regular"/>
+          <w:b w:val="0"/>
+          <w:i w:val="0"/>
+          <w:color w:val="0000FF"/>
+          <w:sz w:val="24"/>
+          <w:u w:val="single"/>
+        </w:rPr>
+        <w:hyperlink r:id="rId13" w:history="1">
+          <w:r>
+            <w:rPr>
+              <w:rStyle w:val="Hyperlink"/>
+            </w:rPr>
+            <w:t>3a</w:t>
+          </w:r>
+        </w:hyperlink>
       </w:r>
     </w:p>
     <w:p>

--- a/EXPORTS/DOCX/published/niveau3/Dutch/MissiemuseumTilburg.docx
+++ b/EXPORTS/DOCX/published/niveau3/Dutch/MissiemuseumTilburg.docx
@@ -2278,7 +2278,7 @@
             <w:rPr>
               <w:rStyle w:val="Hyperlink"/>
             </w:rPr>
-            <w:t>file/8f</w:t>
+            <w:t>file</w:t>
           </w:r>
         </w:hyperlink>
       </w:r>
@@ -2296,7 +2296,7 @@
             <w:rPr>
               <w:rStyle w:val="Hyperlink"/>
             </w:rPr>
-            <w:t>e</w:t>
+            <w:t>/</w:t>
           </w:r>
         </w:hyperlink>
       </w:r>
@@ -2314,9 +2314,36 @@
             <w:rPr>
               <w:rStyle w:val="Hyperlink"/>
             </w:rPr>
-            <w:t>8c8d66b2d3d5d8a2e8a73eb8</w:t>
+            <w:t>8</w:t>
           </w:r>
         </w:hyperlink>
+      </w:r>
+      <w:r>
+        <w:rPr>
+          <w:rFonts w:ascii="Charis SIL Regular" w:hAnsi="Charis SIL Regular" w:eastAsia="Charis SIL Regular"/>
+          <w:b w:val="0"/>
+          <w:i w:val="0"/>
+          <w:color w:val="0000FF"/>
+          <w:sz w:val="24"/>
+        </w:rPr>
+        <w:hyperlink r:id="rId13" w:history="1">
+          <w:r>
+            <w:rPr>
+              <w:rStyle w:val="Hyperlink"/>
+            </w:rPr>
+            <w:t>f</w:t>
+          </w:r>
+        </w:hyperlink>
+      </w:r>
+      <w:r>
+        <w:rPr>
+          <w:rFonts w:ascii="Charis SIL Regular" w:hAnsi="Charis SIL Regular" w:eastAsia="Charis SIL Regular"/>
+          <w:b w:val="0"/>
+          <w:i w:val="0"/>
+          <w:color w:val="0000FF"/>
+          <w:sz w:val="24"/>
+        </w:rPr>
+        <w:t>e</w:t>
       </w:r>
       <w:r>
         <w:rPr>
@@ -2332,30 +2359,9 @@
             <w:rPr>
               <w:rStyle w:val="Hyperlink"/>
             </w:rPr>
-            <w:t>7</w:t>
+            <w:t>8c8d66b2d3d5d8a2e8a73eb8756</w:t>
           </w:r>
         </w:hyperlink>
-      </w:r>
-      <w:r>
-        <w:rPr>
-          <w:rFonts w:ascii="Charis SIL Regular" w:hAnsi="Charis SIL Regular" w:eastAsia="Charis SIL Regular"/>
-          <w:b w:val="0"/>
-          <w:i w:val="0"/>
-          <w:color w:val="0000FF"/>
-          <w:sz w:val="24"/>
-          <w:u w:val="single"/>
-        </w:rPr>
-        <w:t>5</w:t>
-      </w:r>
-      <w:r>
-        <w:rPr>
-          <w:rFonts w:ascii="Charis SIL Regular" w:hAnsi="Charis SIL Regular" w:eastAsia="Charis SIL Regular"/>
-          <w:b w:val="0"/>
-          <w:i w:val="0"/>
-          <w:color w:val="0000FF"/>
-          <w:sz w:val="24"/>
-        </w:rPr>
-        <w:t>6</w:t>
       </w:r>
       <w:r>
         <w:rPr>

--- a/EXPORTS/DOCX/published/niveau3/Dutch/MissiemuseumTilburg.docx
+++ b/EXPORTS/DOCX/published/niveau3/Dutch/MissiemuseumTilburg.docx
@@ -730,36 +730,7 @@
           <w:color w:val="000000"/>
           <w:sz w:val="24"/>
         </w:rPr>
-        <w:t>Donders, die als missionaris in</w:t>
-      </w:r>
-      <w:r>
-        <w:rPr>
-          <w:u w:val="single" w:color="0000ff"/>
-          <w:rFonts w:ascii="Charis SIL Regular" w:hAnsi="Charis SIL Regular" w:eastAsia="Charis SIL Regular"/>
-          <w:b w:val="0"/>
-          <w:i w:val="0"/>
-          <w:color w:val="000000"/>
-          <w:sz w:val="24"/>
-        </w:rPr>
-        <w:t xml:space="preserve"> </w:t>
-      </w:r>
-      <w:r>
-        <w:rPr>
-          <w:u w:val="single" w:color="0000ff"/>
-          <w:rFonts w:ascii="Charis SIL Regular" w:hAnsi="Charis SIL Regular" w:eastAsia="Charis SIL Regular"/>
-          <w:b w:val="0"/>
-          <w:i w:val="0"/>
-          <w:color w:val="000000"/>
-          <w:sz w:val="24"/>
-        </w:rPr>
-        <w:hyperlink r:id="rId10" w:history="1">
-          <w:r>
-            <w:rPr>
-              <w:rStyle w:val="Hyperlink"/>
-            </w:rPr>
-            <w:t>Surina</w:t>
-          </w:r>
-        </w:hyperlink>
+        <w:t>Donders, die als missionaris in Surina</w:t>
       </w:r>
       <w:r>
         <w:rPr>
@@ -2930,7 +2901,7 @@
           <w:sz w:val="24"/>
           <w:u w:val="single"/>
         </w:rPr>
-        <w:hyperlink r:id="rId9" w:history="1">
+        <w:hyperlink r:id="rId17" w:history="1">
           <w:r>
             <w:rPr>
               <w:rStyle w:val="Hyperlink"/>

--- a/EXPORTS/DOCX/published/niveau3/Dutch/MissiemuseumTilburg.docx
+++ b/EXPORTS/DOCX/published/niveau3/Dutch/MissiemuseumTilburg.docx
@@ -403,14 +403,7 @@
           <w:color w:val="000000"/>
           <w:sz w:val="24"/>
         </w:rPr>
-        <w:hyperlink r:id="rId9" w:history="1">
-          <w:r>
-            <w:rPr>
-              <w:rStyle w:val="Hyperlink"/>
-            </w:rPr>
-            <w:t>van het Volk</w:t>
-          </w:r>
-        </w:hyperlink>
+        <w:t>van het Volk</w:t>
       </w:r>
       <w:r>
         <w:rPr>
@@ -730,7 +723,36 @@
           <w:color w:val="000000"/>
           <w:sz w:val="24"/>
         </w:rPr>
-        <w:t>Donders, die als missionaris in Surina</w:t>
+        <w:t>Donders, die als missionaris in</w:t>
+      </w:r>
+      <w:r>
+        <w:rPr>
+          <w:u w:val="single" w:color="0000ff"/>
+          <w:rFonts w:ascii="Charis SIL Regular" w:hAnsi="Charis SIL Regular" w:eastAsia="Charis SIL Regular"/>
+          <w:b w:val="0"/>
+          <w:i w:val="0"/>
+          <w:color w:val="000000"/>
+          <w:sz w:val="24"/>
+        </w:rPr>
+        <w:t xml:space="preserve"> </w:t>
+      </w:r>
+      <w:r>
+        <w:rPr>
+          <w:u w:val="single" w:color="0000ff"/>
+          <w:rFonts w:ascii="Charis SIL Regular" w:hAnsi="Charis SIL Regular" w:eastAsia="Charis SIL Regular"/>
+          <w:b w:val="0"/>
+          <w:i w:val="0"/>
+          <w:color w:val="000000"/>
+          <w:sz w:val="24"/>
+        </w:rPr>
+        <w:hyperlink r:id="rId10" w:history="1">
+          <w:r>
+            <w:rPr>
+              <w:rStyle w:val="Hyperlink"/>
+            </w:rPr>
+            <w:t>Surina</w:t>
+          </w:r>
+        </w:hyperlink>
       </w:r>
       <w:r>
         <w:rPr>
@@ -864,14 +886,7 @@
           <w:color w:val="000000"/>
           <w:sz w:val="24"/>
         </w:rPr>
-        <w:hyperlink r:id="rId11" w:history="1">
-          <w:r>
-            <w:rPr>
-              <w:rStyle w:val="Hyperlink"/>
-            </w:rPr>
-            <w:t>burg. Het betr</w:t>
-          </w:r>
-        </w:hyperlink>
+        <w:t>burg. Het betr</w:t>
       </w:r>
       <w:r>
         <w:rPr>
@@ -2249,7 +2264,7 @@
             <w:rPr>
               <w:rStyle w:val="Hyperlink"/>
             </w:rPr>
-            <w:t>file</w:t>
+            <w:t>file/8</w:t>
           </w:r>
         </w:hyperlink>
       </w:r>
@@ -2267,7 +2282,7 @@
             <w:rPr>
               <w:rStyle w:val="Hyperlink"/>
             </w:rPr>
-            <w:t>/</w:t>
+            <w:t>f</w:t>
           </w:r>
         </w:hyperlink>
       </w:r>
@@ -2285,36 +2300,9 @@
             <w:rPr>
               <w:rStyle w:val="Hyperlink"/>
             </w:rPr>
-            <w:t>8</w:t>
+            <w:t>e</w:t>
           </w:r>
         </w:hyperlink>
-      </w:r>
-      <w:r>
-        <w:rPr>
-          <w:rFonts w:ascii="Charis SIL Regular" w:hAnsi="Charis SIL Regular" w:eastAsia="Charis SIL Regular"/>
-          <w:b w:val="0"/>
-          <w:i w:val="0"/>
-          <w:color w:val="0000FF"/>
-          <w:sz w:val="24"/>
-        </w:rPr>
-        <w:hyperlink r:id="rId13" w:history="1">
-          <w:r>
-            <w:rPr>
-              <w:rStyle w:val="Hyperlink"/>
-            </w:rPr>
-            <w:t>f</w:t>
-          </w:r>
-        </w:hyperlink>
-      </w:r>
-      <w:r>
-        <w:rPr>
-          <w:rFonts w:ascii="Charis SIL Regular" w:hAnsi="Charis SIL Regular" w:eastAsia="Charis SIL Regular"/>
-          <w:b w:val="0"/>
-          <w:i w:val="0"/>
-          <w:color w:val="0000FF"/>
-          <w:sz w:val="24"/>
-        </w:rPr>
-        <w:t>e</w:t>
       </w:r>
       <w:r>
         <w:rPr>
@@ -2343,14 +2331,17 @@
           <w:sz w:val="24"/>
           <w:u w:val="single"/>
         </w:rPr>
-        <w:hyperlink r:id="rId13" w:history="1">
-          <w:r>
-            <w:rPr>
-              <w:rStyle w:val="Hyperlink"/>
-            </w:rPr>
-            <w:t>3a</w:t>
-          </w:r>
-        </w:hyperlink>
+        <w:t>3</w:t>
+      </w:r>
+      <w:r>
+        <w:rPr>
+          <w:rFonts w:ascii="Charis SIL Regular" w:hAnsi="Charis SIL Regular" w:eastAsia="Charis SIL Regular"/>
+          <w:b w:val="0"/>
+          <w:i w:val="0"/>
+          <w:color w:val="0000FF"/>
+          <w:sz w:val="24"/>
+        </w:rPr>
+        <w:t>a</w:t>
       </w:r>
     </w:p>
     <w:p>
@@ -2901,7 +2892,7 @@
           <w:sz w:val="24"/>
           <w:u w:val="single"/>
         </w:rPr>
-        <w:hyperlink r:id="rId17" w:history="1">
+        <w:hyperlink r:id="rId9" w:history="1">
           <w:r>
             <w:rPr>
               <w:rStyle w:val="Hyperlink"/>

--- a/EXPORTS/DOCX/published/niveau3/Dutch/MissiemuseumTilburg.docx
+++ b/EXPORTS/DOCX/published/niveau3/Dutch/MissiemuseumTilburg.docx
@@ -403,7 +403,14 @@
           <w:color w:val="000000"/>
           <w:sz w:val="24"/>
         </w:rPr>
-        <w:t>van het Volk</w:t>
+        <w:hyperlink r:id="rId9" w:history="1">
+          <w:r>
+            <w:rPr>
+              <w:rStyle w:val="Hyperlink"/>
+            </w:rPr>
+            <w:t>van het Volk</w:t>
+          </w:r>
+        </w:hyperlink>
       </w:r>
       <w:r>
         <w:rPr>
@@ -723,36 +730,7 @@
           <w:color w:val="000000"/>
           <w:sz w:val="24"/>
         </w:rPr>
-        <w:t>Donders, die als missionaris in</w:t>
-      </w:r>
-      <w:r>
-        <w:rPr>
-          <w:u w:val="single" w:color="0000ff"/>
-          <w:rFonts w:ascii="Charis SIL Regular" w:hAnsi="Charis SIL Regular" w:eastAsia="Charis SIL Regular"/>
-          <w:b w:val="0"/>
-          <w:i w:val="0"/>
-          <w:color w:val="000000"/>
-          <w:sz w:val="24"/>
-        </w:rPr>
-        <w:t xml:space="preserve"> </w:t>
-      </w:r>
-      <w:r>
-        <w:rPr>
-          <w:u w:val="single" w:color="0000ff"/>
-          <w:rFonts w:ascii="Charis SIL Regular" w:hAnsi="Charis SIL Regular" w:eastAsia="Charis SIL Regular"/>
-          <w:b w:val="0"/>
-          <w:i w:val="0"/>
-          <w:color w:val="000000"/>
-          <w:sz w:val="24"/>
-        </w:rPr>
-        <w:hyperlink r:id="rId10" w:history="1">
-          <w:r>
-            <w:rPr>
-              <w:rStyle w:val="Hyperlink"/>
-            </w:rPr>
-            <w:t>Surina</w:t>
-          </w:r>
-        </w:hyperlink>
+        <w:t>Donders, die als missionaris in Surina</w:t>
       </w:r>
       <w:r>
         <w:rPr>
@@ -886,7 +864,14 @@
           <w:color w:val="000000"/>
           <w:sz w:val="24"/>
         </w:rPr>
-        <w:t>burg. Het betr</w:t>
+        <w:hyperlink r:id="rId11" w:history="1">
+          <w:r>
+            <w:rPr>
+              <w:rStyle w:val="Hyperlink"/>
+            </w:rPr>
+            <w:t>burg. Het betr</w:t>
+          </w:r>
+        </w:hyperlink>
       </w:r>
       <w:r>
         <w:rPr>
@@ -2264,61 +2249,7 @@
             <w:rPr>
               <w:rStyle w:val="Hyperlink"/>
             </w:rPr>
-            <w:t>file/8</w:t>
-          </w:r>
-        </w:hyperlink>
-      </w:r>
-      <w:r>
-        <w:rPr>
-          <w:rFonts w:ascii="Charis SIL Regular" w:hAnsi="Charis SIL Regular" w:eastAsia="Charis SIL Regular"/>
-          <w:b w:val="0"/>
-          <w:i w:val="0"/>
-          <w:color w:val="0000FF"/>
-          <w:sz w:val="24"/>
-          <w:u w:val="single"/>
-        </w:rPr>
-        <w:hyperlink r:id="rId13" w:history="1">
-          <w:r>
-            <w:rPr>
-              <w:rStyle w:val="Hyperlink"/>
-            </w:rPr>
-            <w:t>f</w:t>
-          </w:r>
-        </w:hyperlink>
-      </w:r>
-      <w:r>
-        <w:rPr>
-          <w:rFonts w:ascii="Charis SIL Regular" w:hAnsi="Charis SIL Regular" w:eastAsia="Charis SIL Regular"/>
-          <w:b w:val="0"/>
-          <w:i w:val="0"/>
-          <w:color w:val="0000FF"/>
-          <w:sz w:val="24"/>
-          <w:u w:val="single"/>
-        </w:rPr>
-        <w:hyperlink r:id="rId13" w:history="1">
-          <w:r>
-            <w:rPr>
-              <w:rStyle w:val="Hyperlink"/>
-            </w:rPr>
-            <w:t>e</w:t>
-          </w:r>
-        </w:hyperlink>
-      </w:r>
-      <w:r>
-        <w:rPr>
-          <w:rFonts w:ascii="Charis SIL Regular" w:hAnsi="Charis SIL Regular" w:eastAsia="Charis SIL Regular"/>
-          <w:b w:val="0"/>
-          <w:i w:val="0"/>
-          <w:color w:val="0000FF"/>
-          <w:sz w:val="24"/>
-          <w:u w:val="single"/>
-        </w:rPr>
-        <w:hyperlink r:id="rId13" w:history="1">
-          <w:r>
-            <w:rPr>
-              <w:rStyle w:val="Hyperlink"/>
-            </w:rPr>
-            <w:t>8c8d66b2d3d5d8a2e8a73eb8756</w:t>
+            <w:t>file/8fe8c8d66b2d3d5d8a2e8a73eb8756</w:t>
           </w:r>
         </w:hyperlink>
       </w:r>

--- a/EXPORTS/DOCX/published/niveau3/Dutch/MissiemuseumTilburg.docx
+++ b/EXPORTS/DOCX/published/niveau3/Dutch/MissiemuseumTilburg.docx
@@ -730,7 +730,36 @@
           <w:color w:val="000000"/>
           <w:sz w:val="24"/>
         </w:rPr>
-        <w:t>Donders, die als missionaris in Surina</w:t>
+        <w:t>Donders, die als missionaris in</w:t>
+      </w:r>
+      <w:r>
+        <w:rPr>
+          <w:u w:val="single" w:color="0000ff"/>
+          <w:rFonts w:ascii="Charis SIL Regular" w:hAnsi="Charis SIL Regular" w:eastAsia="Charis SIL Regular"/>
+          <w:b w:val="0"/>
+          <w:i w:val="0"/>
+          <w:color w:val="000000"/>
+          <w:sz w:val="24"/>
+        </w:rPr>
+        <w:t xml:space="preserve"> </w:t>
+      </w:r>
+      <w:r>
+        <w:rPr>
+          <w:u w:val="single" w:color="0000ff"/>
+          <w:rFonts w:ascii="Charis SIL Regular" w:hAnsi="Charis SIL Regular" w:eastAsia="Charis SIL Regular"/>
+          <w:b w:val="0"/>
+          <w:i w:val="0"/>
+          <w:color w:val="000000"/>
+          <w:sz w:val="24"/>
+        </w:rPr>
+        <w:hyperlink r:id="rId10" w:history="1">
+          <w:r>
+            <w:rPr>
+              <w:rStyle w:val="Hyperlink"/>
+            </w:rPr>
+            <w:t>Surina</w:t>
+          </w:r>
+        </w:hyperlink>
       </w:r>
       <w:r>
         <w:rPr>
@@ -2249,7 +2278,7 @@
             <w:rPr>
               <w:rStyle w:val="Hyperlink"/>
             </w:rPr>
-            <w:t>file/8fe8c8d66b2d3d5d8a2e8a73eb8756</w:t>
+            <w:t>file/</w:t>
           </w:r>
         </w:hyperlink>
       </w:r>
@@ -2262,7 +2291,84 @@
           <w:sz w:val="24"/>
           <w:u w:val="single"/>
         </w:rPr>
-        <w:t>3</w:t>
+        <w:hyperlink r:id="rId13" w:history="1">
+          <w:r>
+            <w:rPr>
+              <w:rStyle w:val="Hyperlink"/>
+            </w:rPr>
+            <w:t>8</w:t>
+          </w:r>
+        </w:hyperlink>
+      </w:r>
+      <w:r>
+        <w:rPr>
+          <w:rFonts w:ascii="Charis SIL Regular" w:hAnsi="Charis SIL Regular" w:eastAsia="Charis SIL Regular"/>
+          <w:b w:val="0"/>
+          <w:i w:val="0"/>
+          <w:color w:val="0000FF"/>
+          <w:sz w:val="24"/>
+        </w:rPr>
+        <w:hyperlink r:id="rId13" w:history="1">
+          <w:r>
+            <w:rPr>
+              <w:rStyle w:val="Hyperlink"/>
+            </w:rPr>
+            <w:t>f</w:t>
+          </w:r>
+        </w:hyperlink>
+      </w:r>
+      <w:r>
+        <w:rPr>
+          <w:rFonts w:ascii="Charis SIL Regular" w:hAnsi="Charis SIL Regular" w:eastAsia="Charis SIL Regular"/>
+          <w:b w:val="0"/>
+          <w:i w:val="0"/>
+          <w:color w:val="0000FF"/>
+          <w:sz w:val="24"/>
+        </w:rPr>
+        <w:hyperlink r:id="rId13" w:history="1">
+          <w:r>
+            <w:rPr>
+              <w:rStyle w:val="Hyperlink"/>
+            </w:rPr>
+            <w:t>e</w:t>
+          </w:r>
+        </w:hyperlink>
+      </w:r>
+      <w:r>
+        <w:rPr>
+          <w:rFonts w:ascii="Charis SIL Regular" w:hAnsi="Charis SIL Regular" w:eastAsia="Charis SIL Regular"/>
+          <w:b w:val="0"/>
+          <w:i w:val="0"/>
+          <w:color w:val="0000FF"/>
+          <w:sz w:val="24"/>
+          <w:u w:val="single"/>
+        </w:rPr>
+        <w:hyperlink r:id="rId13" w:history="1">
+          <w:r>
+            <w:rPr>
+              <w:rStyle w:val="Hyperlink"/>
+            </w:rPr>
+            <w:t>8c8d66b2d3d5d8a2e8a73eb8756</w:t>
+          </w:r>
+        </w:hyperlink>
+      </w:r>
+      <w:r>
+        <w:rPr>
+          <w:rFonts w:ascii="Charis SIL Regular" w:hAnsi="Charis SIL Regular" w:eastAsia="Charis SIL Regular"/>
+          <w:b w:val="0"/>
+          <w:i w:val="0"/>
+          <w:color w:val="0000FF"/>
+          <w:sz w:val="24"/>
+          <w:u w:val="single"/>
+        </w:rPr>
+        <w:hyperlink r:id="rId13" w:history="1">
+          <w:r>
+            <w:rPr>
+              <w:rStyle w:val="Hyperlink"/>
+            </w:rPr>
+            <w:t>3</w:t>
+          </w:r>
+        </w:hyperlink>
       </w:r>
       <w:r>
         <w:rPr>
@@ -2823,7 +2929,7 @@
           <w:sz w:val="24"/>
           <w:u w:val="single"/>
         </w:rPr>
-        <w:hyperlink r:id="rId9" w:history="1">
+        <w:hyperlink r:id="rId17" w:history="1">
           <w:r>
             <w:rPr>
               <w:rStyle w:val="Hyperlink"/>

--- a/EXPORTS/DOCX/published/niveau3/Dutch/MissiemuseumTilburg.docx
+++ b/EXPORTS/DOCX/published/niveau3/Dutch/MissiemuseumTilburg.docx
@@ -2278,7 +2278,25 @@
             <w:rPr>
               <w:rStyle w:val="Hyperlink"/>
             </w:rPr>
-            <w:t>file/</w:t>
+            <w:t>file</w:t>
+          </w:r>
+        </w:hyperlink>
+      </w:r>
+      <w:r>
+        <w:rPr>
+          <w:rFonts w:ascii="Charis SIL Regular" w:hAnsi="Charis SIL Regular" w:eastAsia="Charis SIL Regular"/>
+          <w:b w:val="0"/>
+          <w:i w:val="0"/>
+          <w:color w:val="0000FF"/>
+          <w:sz w:val="24"/>
+          <w:u w:val="single"/>
+        </w:rPr>
+        <w:hyperlink r:id="rId13" w:history="1">
+          <w:r>
+            <w:rPr>
+              <w:rStyle w:val="Hyperlink"/>
+            </w:rPr>
+            <w:t>/</w:t>
           </w:r>
         </w:hyperlink>
       </w:r>
@@ -2325,14 +2343,7 @@
           <w:color w:val="0000FF"/>
           <w:sz w:val="24"/>
         </w:rPr>
-        <w:hyperlink r:id="rId13" w:history="1">
-          <w:r>
-            <w:rPr>
-              <w:rStyle w:val="Hyperlink"/>
-            </w:rPr>
-            <w:t>e</w:t>
-          </w:r>
-        </w:hyperlink>
+        <w:t>e</w:t>
       </w:r>
       <w:r>
         <w:rPr>
@@ -2366,19 +2377,9 @@
             <w:rPr>
               <w:rStyle w:val="Hyperlink"/>
             </w:rPr>
-            <w:t>3</w:t>
+            <w:t>3a</w:t>
           </w:r>
         </w:hyperlink>
-      </w:r>
-      <w:r>
-        <w:rPr>
-          <w:rFonts w:ascii="Charis SIL Regular" w:hAnsi="Charis SIL Regular" w:eastAsia="Charis SIL Regular"/>
-          <w:b w:val="0"/>
-          <w:i w:val="0"/>
-          <w:color w:val="0000FF"/>
-          <w:sz w:val="24"/>
-        </w:rPr>
-        <w:t>a</w:t>
       </w:r>
     </w:p>
     <w:p>
@@ -2929,7 +2930,7 @@
           <w:sz w:val="24"/>
           <w:u w:val="single"/>
         </w:rPr>
-        <w:hyperlink r:id="rId17" w:history="1">
+        <w:hyperlink r:id="rId9" w:history="1">
           <w:r>
             <w:rPr>
               <w:rStyle w:val="Hyperlink"/>

--- a/EXPORTS/DOCX/published/niveau3/Dutch/MissiemuseumTilburg.docx
+++ b/EXPORTS/DOCX/published/niveau3/Dutch/MissiemuseumTilburg.docx
@@ -403,32 +403,7 @@
           <w:color w:val="000000"/>
           <w:sz w:val="24"/>
         </w:rPr>
-        <w:hyperlink r:id="rId9" w:history="1">
-          <w:r>
-            <w:rPr>
-              <w:rStyle w:val="Hyperlink"/>
-            </w:rPr>
-            <w:t>van het Volk</w:t>
-          </w:r>
-        </w:hyperlink>
-      </w:r>
-      <w:r>
-        <w:rPr>
-          <w:u w:val="single" w:color="0000ff"/>
-          <w:rFonts w:ascii="Charis SIL Regular" w:hAnsi="Charis SIL Regular" w:eastAsia="Charis SIL Regular"/>
-          <w:b w:val="0"/>
-          <w:i w:val="0"/>
-          <w:color w:val="000000"/>
-          <w:sz w:val="24"/>
-        </w:rPr>
-        <w:hyperlink r:id="rId9" w:history="1">
-          <w:r>
-            <w:rPr>
-              <w:rStyle w:val="Hyperlink"/>
-            </w:rPr>
-            <w:t>enku</w:t>
-          </w:r>
-        </w:hyperlink>
+        <w:t>van het Volkenku</w:t>
       </w:r>
       <w:r>
         <w:rPr>
@@ -882,25 +857,7 @@
           <w:color w:val="000000"/>
           <w:sz w:val="24"/>
         </w:rPr>
-        <w:t>van onder andere de Fraters van Til</w:t>
-      </w:r>
-      <w:r>
-        <w:rPr>
-          <w:u w:val="single" w:color="0000ff"/>
-          <w:rFonts w:ascii="Charis SIL Regular" w:hAnsi="Charis SIL Regular" w:eastAsia="Charis SIL Regular"/>
-          <w:b w:val="0"/>
-          <w:i w:val="0"/>
-          <w:color w:val="000000"/>
-          <w:sz w:val="24"/>
-        </w:rPr>
-        <w:hyperlink r:id="rId11" w:history="1">
-          <w:r>
-            <w:rPr>
-              <w:rStyle w:val="Hyperlink"/>
-            </w:rPr>
-            <w:t>burg. Het betr</w:t>
-          </w:r>
-        </w:hyperlink>
+        <w:t>van onder andere de Fraters van Tilburg. Het betr</w:t>
       </w:r>
       <w:r>
         <w:rPr>
@@ -2930,7 +2887,7 @@
           <w:sz w:val="24"/>
           <w:u w:val="single"/>
         </w:rPr>
-        <w:hyperlink r:id="rId9" w:history="1">
+        <w:hyperlink r:id="rId17" w:history="1">
           <w:r>
             <w:rPr>
               <w:rStyle w:val="Hyperlink"/>

--- a/EXPORTS/DOCX/published/niveau3/Dutch/MissiemuseumTilburg.docx
+++ b/EXPORTS/DOCX/published/niveau3/Dutch/MissiemuseumTilburg.docx
@@ -403,7 +403,32 @@
           <w:color w:val="000000"/>
           <w:sz w:val="24"/>
         </w:rPr>
-        <w:t>van het Volkenku</w:t>
+        <w:hyperlink r:id="rId9" w:history="1">
+          <w:r>
+            <w:rPr>
+              <w:rStyle w:val="Hyperlink"/>
+            </w:rPr>
+            <w:t>van het Volk</w:t>
+          </w:r>
+        </w:hyperlink>
+      </w:r>
+      <w:r>
+        <w:rPr>
+          <w:u w:val="single" w:color="0000ff"/>
+          <w:rFonts w:ascii="Charis SIL Regular" w:hAnsi="Charis SIL Regular" w:eastAsia="Charis SIL Regular"/>
+          <w:b w:val="0"/>
+          <w:i w:val="0"/>
+          <w:color w:val="000000"/>
+          <w:sz w:val="24"/>
+        </w:rPr>
+        <w:hyperlink r:id="rId9" w:history="1">
+          <w:r>
+            <w:rPr>
+              <w:rStyle w:val="Hyperlink"/>
+            </w:rPr>
+            <w:t>enku</w:t>
+          </w:r>
+        </w:hyperlink>
       </w:r>
       <w:r>
         <w:rPr>
@@ -857,7 +882,25 @@
           <w:color w:val="000000"/>
           <w:sz w:val="24"/>
         </w:rPr>
-        <w:t>van onder andere de Fraters van Tilburg. Het betr</w:t>
+        <w:t>van onder andere de Fraters van Til</w:t>
+      </w:r>
+      <w:r>
+        <w:rPr>
+          <w:u w:val="single" w:color="0000ff"/>
+          <w:rFonts w:ascii="Charis SIL Regular" w:hAnsi="Charis SIL Regular" w:eastAsia="Charis SIL Regular"/>
+          <w:b w:val="0"/>
+          <w:i w:val="0"/>
+          <w:color w:val="000000"/>
+          <w:sz w:val="24"/>
+        </w:rPr>
+        <w:hyperlink r:id="rId11" w:history="1">
+          <w:r>
+            <w:rPr>
+              <w:rStyle w:val="Hyperlink"/>
+            </w:rPr>
+            <w:t>burg. Het betr</w:t>
+          </w:r>
+        </w:hyperlink>
       </w:r>
       <w:r>
         <w:rPr>
@@ -1126,107 +1169,7 @@
           <w:color w:val="000000"/>
           <w:sz w:val="24"/>
         </w:rPr>
-        <w:t>Volken</w:t>
-      </w:r>
-      <w:r>
-        <w:rPr>
-          <w:u w:val="single" w:color="0000ff"/>
-          <w:rFonts w:ascii="Charis SIL Regular" w:hAnsi="Charis SIL Regular" w:eastAsia="Charis SIL Regular"/>
-          <w:b w:val="0"/>
-          <w:i w:val="0"/>
-          <w:color w:val="000000"/>
-          <w:sz w:val="24"/>
-        </w:rPr>
-        <w:hyperlink r:id="rId13" w:history="1">
-          <w:r>
-            <w:rPr>
-              <w:rStyle w:val="Hyperlink"/>
-            </w:rPr>
-            <w:t>kundig Mi</w:t>
-          </w:r>
-        </w:hyperlink>
-      </w:r>
-      <w:r>
-        <w:rPr>
-          <w:u w:val="single" w:color="0000ff"/>
-          <w:rFonts w:ascii="Charis SIL Regular" w:hAnsi="Charis SIL Regular" w:eastAsia="Charis SIL Regular"/>
-          <w:b w:val="0"/>
-          <w:i w:val="0"/>
-          <w:color w:val="000000"/>
-          <w:sz w:val="24"/>
-        </w:rPr>
-        <w:hyperlink r:id="rId13" w:history="1">
-          <w:r>
-            <w:rPr>
-              <w:rStyle w:val="Hyperlink"/>
-            </w:rPr>
-            <w:t>s</w:t>
-          </w:r>
-        </w:hyperlink>
-      </w:r>
-      <w:r>
-        <w:rPr>
-          <w:u w:val="single" w:color="0000ff"/>
-          <w:rFonts w:ascii="Charis SIL Regular" w:hAnsi="Charis SIL Regular" w:eastAsia="Charis SIL Regular"/>
-          <w:b w:val="0"/>
-          <w:i w:val="0"/>
-          <w:color w:val="000000"/>
-          <w:sz w:val="24"/>
-        </w:rPr>
-        <w:hyperlink r:id="rId13" w:history="1">
-          <w:r>
-            <w:rPr>
-              <w:rStyle w:val="Hyperlink"/>
-            </w:rPr>
-            <w:t>siemus</w:t>
-          </w:r>
-        </w:hyperlink>
-      </w:r>
-      <w:r>
-        <w:rPr>
-          <w:u w:val="single" w:color="0000ff"/>
-          <w:rFonts w:ascii="Charis SIL Regular" w:hAnsi="Charis SIL Regular" w:eastAsia="Charis SIL Regular"/>
-          <w:b w:val="0"/>
-          <w:i w:val="0"/>
-          <w:color w:val="000000"/>
-          <w:sz w:val="24"/>
-        </w:rPr>
-        <w:hyperlink r:id="rId13" w:history="1">
-          <w:r>
-            <w:rPr>
-              <w:rStyle w:val="Hyperlink"/>
-            </w:rPr>
-            <w:t>e</w:t>
-          </w:r>
-        </w:hyperlink>
-      </w:r>
-      <w:r>
-        <w:rPr>
-          <w:u w:val="single" w:color="0000ff"/>
-          <w:rFonts w:ascii="Charis SIL Regular" w:hAnsi="Charis SIL Regular" w:eastAsia="Charis SIL Regular"/>
-          <w:b w:val="0"/>
-          <w:i w:val="0"/>
-          <w:color w:val="000000"/>
-          <w:sz w:val="24"/>
-        </w:rPr>
-        <w:hyperlink r:id="rId13" w:history="1">
-          <w:r>
-            <w:rPr>
-              <w:rStyle w:val="Hyperlink"/>
-            </w:rPr>
-            <w:t>um bes</w:t>
-          </w:r>
-        </w:hyperlink>
-      </w:r>
-      <w:r>
-        <w:rPr>
-          <w:rFonts w:ascii="Charis SIL Regular" w:hAnsi="Charis SIL Regular" w:eastAsia="Charis SIL Regular"/>
-          <w:b w:val="0"/>
-          <w:i w:val="0"/>
-          <w:color w:val="000000"/>
-          <w:sz w:val="24"/>
-        </w:rPr>
-        <w:t xml:space="preserve">chikbaar. In </w:t>
+        <w:t xml:space="preserve">Volkenkundig Missiemuseum beschikbaar. In </w:t>
       </w:r>
       <w:r>
         <w:rPr>
@@ -2869,7 +2812,7 @@
           <w:sz w:val="24"/>
           <w:u w:val="single"/>
         </w:rPr>
-        <w:hyperlink r:id="rId17" w:history="1">
+        <w:hyperlink r:id="rId9" w:history="1">
           <w:r>
             <w:rPr>
               <w:rStyle w:val="Hyperlink"/>
@@ -2887,7 +2830,7 @@
           <w:sz w:val="24"/>
           <w:u w:val="single"/>
         </w:rPr>
-        <w:hyperlink r:id="rId17" w:history="1">
+        <w:hyperlink r:id="rId9" w:history="1">
           <w:r>
             <w:rPr>
               <w:rStyle w:val="Hyperlink"/>

--- a/EXPORTS/DOCX/published/niveau3/Dutch/MissiemuseumTilburg.docx
+++ b/EXPORTS/DOCX/published/niveau3/Dutch/MissiemuseumTilburg.docx
@@ -396,39 +396,13 @@
       </w:r>
       <w:r>
         <w:rPr>
-          <w:u w:val="single" w:color="0000ff"/>
           <w:rFonts w:ascii="Charis SIL Regular" w:hAnsi="Charis SIL Regular" w:eastAsia="Charis SIL Regular"/>
           <w:b w:val="0"/>
           <w:i w:val="0"/>
           <w:color w:val="000000"/>
           <w:sz w:val="24"/>
         </w:rPr>
-        <w:hyperlink r:id="rId9" w:history="1">
-          <w:r>
-            <w:rPr>
-              <w:rStyle w:val="Hyperlink"/>
-            </w:rPr>
-            <w:t>van het Volk</w:t>
-          </w:r>
-        </w:hyperlink>
-      </w:r>
-      <w:r>
-        <w:rPr>
-          <w:u w:val="single" w:color="0000ff"/>
-          <w:rFonts w:ascii="Charis SIL Regular" w:hAnsi="Charis SIL Regular" w:eastAsia="Charis SIL Regular"/>
-          <w:b w:val="0"/>
-          <w:i w:val="0"/>
-          <w:color w:val="000000"/>
-          <w:sz w:val="24"/>
-        </w:rPr>
-        <w:hyperlink r:id="rId9" w:history="1">
-          <w:r>
-            <w:rPr>
-              <w:rStyle w:val="Hyperlink"/>
-            </w:rPr>
-            <w:t>enku</w:t>
-          </w:r>
-        </w:hyperlink>
+        <w:t>van het Volkenku</w:t>
       </w:r>
       <w:r>
         <w:rPr>
@@ -2178,7 +2152,7 @@
             <w:rPr>
               <w:rStyle w:val="Hyperlink"/>
             </w:rPr>
-            <w:t>file</w:t>
+            <w:t>file/8</w:t>
           </w:r>
         </w:hyperlink>
       </w:r>
@@ -2196,7 +2170,7 @@
             <w:rPr>
               <w:rStyle w:val="Hyperlink"/>
             </w:rPr>
-            <w:t>/</w:t>
+            <w:t>f</w:t>
           </w:r>
         </w:hyperlink>
       </w:r>
@@ -2214,36 +2188,9 @@
             <w:rPr>
               <w:rStyle w:val="Hyperlink"/>
             </w:rPr>
-            <w:t>8</w:t>
+            <w:t>e</w:t>
           </w:r>
         </w:hyperlink>
-      </w:r>
-      <w:r>
-        <w:rPr>
-          <w:rFonts w:ascii="Charis SIL Regular" w:hAnsi="Charis SIL Regular" w:eastAsia="Charis SIL Regular"/>
-          <w:b w:val="0"/>
-          <w:i w:val="0"/>
-          <w:color w:val="0000FF"/>
-          <w:sz w:val="24"/>
-        </w:rPr>
-        <w:hyperlink r:id="rId13" w:history="1">
-          <w:r>
-            <w:rPr>
-              <w:rStyle w:val="Hyperlink"/>
-            </w:rPr>
-            <w:t>f</w:t>
-          </w:r>
-        </w:hyperlink>
-      </w:r>
-      <w:r>
-        <w:rPr>
-          <w:rFonts w:ascii="Charis SIL Regular" w:hAnsi="Charis SIL Regular" w:eastAsia="Charis SIL Regular"/>
-          <w:b w:val="0"/>
-          <w:i w:val="0"/>
-          <w:color w:val="0000FF"/>
-          <w:sz w:val="24"/>
-        </w:rPr>
-        <w:t>e</w:t>
       </w:r>
       <w:r>
         <w:rPr>
@@ -2259,9 +2206,30 @@
             <w:rPr>
               <w:rStyle w:val="Hyperlink"/>
             </w:rPr>
-            <w:t>8c8d66b2d3d5d8a2e8a73eb8756</w:t>
+            <w:t>8c8d66b2d3d5d8a2e8a73eb87</w:t>
           </w:r>
         </w:hyperlink>
+      </w:r>
+      <w:r>
+        <w:rPr>
+          <w:rFonts w:ascii="Charis SIL Regular" w:hAnsi="Charis SIL Regular" w:eastAsia="Charis SIL Regular"/>
+          <w:b w:val="0"/>
+          <w:i w:val="0"/>
+          <w:color w:val="0000FF"/>
+          <w:sz w:val="24"/>
+          <w:u w:val="single"/>
+        </w:rPr>
+        <w:t>5</w:t>
+      </w:r>
+      <w:r>
+        <w:rPr>
+          <w:rFonts w:ascii="Charis SIL Regular" w:hAnsi="Charis SIL Regular" w:eastAsia="Charis SIL Regular"/>
+          <w:b w:val="0"/>
+          <w:i w:val="0"/>
+          <w:color w:val="0000FF"/>
+          <w:sz w:val="24"/>
+        </w:rPr>
+        <w:t>6</w:t>
       </w:r>
       <w:r>
         <w:rPr>
@@ -2812,7 +2780,7 @@
           <w:sz w:val="24"/>
           <w:u w:val="single"/>
         </w:rPr>
-        <w:hyperlink r:id="rId9" w:history="1">
+        <w:hyperlink r:id="rId17" w:history="1">
           <w:r>
             <w:rPr>
               <w:rStyle w:val="Hyperlink"/>
@@ -2830,7 +2798,7 @@
           <w:sz w:val="24"/>
           <w:u w:val="single"/>
         </w:rPr>
-        <w:hyperlink r:id="rId9" w:history="1">
+        <w:hyperlink r:id="rId17" w:history="1">
           <w:r>
             <w:rPr>
               <w:rStyle w:val="Hyperlink"/>

--- a/EXPORTS/DOCX/published/niveau3/Dutch/MissiemuseumTilburg.docx
+++ b/EXPORTS/DOCX/published/niveau3/Dutch/MissiemuseumTilburg.docx
@@ -396,13 +396,39 @@
       </w:r>
       <w:r>
         <w:rPr>
+          <w:u w:val="single" w:color="0000ff"/>
           <w:rFonts w:ascii="Charis SIL Regular" w:hAnsi="Charis SIL Regular" w:eastAsia="Charis SIL Regular"/>
           <w:b w:val="0"/>
           <w:i w:val="0"/>
           <w:color w:val="000000"/>
           <w:sz w:val="24"/>
         </w:rPr>
-        <w:t>van het Volkenku</w:t>
+        <w:hyperlink r:id="rId9" w:history="1">
+          <w:r>
+            <w:rPr>
+              <w:rStyle w:val="Hyperlink"/>
+            </w:rPr>
+            <w:t>van het Volk</w:t>
+          </w:r>
+        </w:hyperlink>
+      </w:r>
+      <w:r>
+        <w:rPr>
+          <w:u w:val="single" w:color="0000ff"/>
+          <w:rFonts w:ascii="Charis SIL Regular" w:hAnsi="Charis SIL Regular" w:eastAsia="Charis SIL Regular"/>
+          <w:b w:val="0"/>
+          <w:i w:val="0"/>
+          <w:color w:val="000000"/>
+          <w:sz w:val="24"/>
+        </w:rPr>
+        <w:hyperlink r:id="rId9" w:history="1">
+          <w:r>
+            <w:rPr>
+              <w:rStyle w:val="Hyperlink"/>
+            </w:rPr>
+            <w:t>enku</w:t>
+          </w:r>
+        </w:hyperlink>
       </w:r>
       <w:r>
         <w:rPr>
@@ -2152,7 +2178,7 @@
             <w:rPr>
               <w:rStyle w:val="Hyperlink"/>
             </w:rPr>
-            <w:t>file/8</w:t>
+            <w:t>file/</w:t>
           </w:r>
         </w:hyperlink>
       </w:r>
@@ -2170,6 +2196,23 @@
             <w:rPr>
               <w:rStyle w:val="Hyperlink"/>
             </w:rPr>
+            <w:t>8</w:t>
+          </w:r>
+        </w:hyperlink>
+      </w:r>
+      <w:r>
+        <w:rPr>
+          <w:rFonts w:ascii="Charis SIL Regular" w:hAnsi="Charis SIL Regular" w:eastAsia="Charis SIL Regular"/>
+          <w:b w:val="0"/>
+          <w:i w:val="0"/>
+          <w:color w:val="0000FF"/>
+          <w:sz w:val="24"/>
+        </w:rPr>
+        <w:hyperlink r:id="rId13" w:history="1">
+          <w:r>
+            <w:rPr>
+              <w:rStyle w:val="Hyperlink"/>
+            </w:rPr>
             <w:t>f</w:t>
           </w:r>
         </w:hyperlink>
@@ -2181,7 +2224,6 @@
           <w:i w:val="0"/>
           <w:color w:val="0000FF"/>
           <w:sz w:val="24"/>
-          <w:u w:val="single"/>
         </w:rPr>
         <w:hyperlink r:id="rId13" w:history="1">
           <w:r>
@@ -2206,30 +2248,9 @@
             <w:rPr>
               <w:rStyle w:val="Hyperlink"/>
             </w:rPr>
-            <w:t>8c8d66b2d3d5d8a2e8a73eb87</w:t>
+            <w:t>8c8d66b2d3d5d8a2e8a73eb8756</w:t>
           </w:r>
         </w:hyperlink>
-      </w:r>
-      <w:r>
-        <w:rPr>
-          <w:rFonts w:ascii="Charis SIL Regular" w:hAnsi="Charis SIL Regular" w:eastAsia="Charis SIL Regular"/>
-          <w:b w:val="0"/>
-          <w:i w:val="0"/>
-          <w:color w:val="0000FF"/>
-          <w:sz w:val="24"/>
-          <w:u w:val="single"/>
-        </w:rPr>
-        <w:t>5</w:t>
-      </w:r>
-      <w:r>
-        <w:rPr>
-          <w:rFonts w:ascii="Charis SIL Regular" w:hAnsi="Charis SIL Regular" w:eastAsia="Charis SIL Regular"/>
-          <w:b w:val="0"/>
-          <w:i w:val="0"/>
-          <w:color w:val="0000FF"/>
-          <w:sz w:val="24"/>
-        </w:rPr>
-        <w:t>6</w:t>
       </w:r>
       <w:r>
         <w:rPr>
@@ -2245,9 +2266,19 @@
             <w:rPr>
               <w:rStyle w:val="Hyperlink"/>
             </w:rPr>
-            <w:t>3a</w:t>
+            <w:t>3</w:t>
           </w:r>
         </w:hyperlink>
+      </w:r>
+      <w:r>
+        <w:rPr>
+          <w:rFonts w:ascii="Charis SIL Regular" w:hAnsi="Charis SIL Regular" w:eastAsia="Charis SIL Regular"/>
+          <w:b w:val="0"/>
+          <w:i w:val="0"/>
+          <w:color w:val="0000FF"/>
+          <w:sz w:val="24"/>
+        </w:rPr>
+        <w:t>a</w:t>
       </w:r>
     </w:p>
     <w:p>
@@ -2780,7 +2811,7 @@
           <w:sz w:val="24"/>
           <w:u w:val="single"/>
         </w:rPr>
-        <w:hyperlink r:id="rId17" w:history="1">
+        <w:hyperlink r:id="rId9" w:history="1">
           <w:r>
             <w:rPr>
               <w:rStyle w:val="Hyperlink"/>
@@ -2798,7 +2829,7 @@
           <w:sz w:val="24"/>
           <w:u w:val="single"/>
         </w:rPr>
-        <w:hyperlink r:id="rId17" w:history="1">
+        <w:hyperlink r:id="rId9" w:history="1">
           <w:r>
             <w:rPr>
               <w:rStyle w:val="Hyperlink"/>

--- a/EXPORTS/DOCX/published/niveau3/Dutch/MissiemuseumTilburg.docx
+++ b/EXPORTS/DOCX/published/niveau3/Dutch/MissiemuseumTilburg.docx
@@ -2178,7 +2178,25 @@
             <w:rPr>
               <w:rStyle w:val="Hyperlink"/>
             </w:rPr>
-            <w:t>file/</w:t>
+            <w:t>file</w:t>
+          </w:r>
+        </w:hyperlink>
+      </w:r>
+      <w:r>
+        <w:rPr>
+          <w:rFonts w:ascii="Charis SIL Regular" w:hAnsi="Charis SIL Regular" w:eastAsia="Charis SIL Regular"/>
+          <w:b w:val="0"/>
+          <w:i w:val="0"/>
+          <w:color w:val="0000FF"/>
+          <w:sz w:val="24"/>
+          <w:u w:val="single"/>
+        </w:rPr>
+        <w:hyperlink r:id="rId13" w:history="1">
+          <w:r>
+            <w:rPr>
+              <w:rStyle w:val="Hyperlink"/>
+            </w:rPr>
+            <w:t>/</w:t>
           </w:r>
         </w:hyperlink>
       </w:r>
@@ -2225,14 +2243,7 @@
           <w:color w:val="0000FF"/>
           <w:sz w:val="24"/>
         </w:rPr>
-        <w:hyperlink r:id="rId13" w:history="1">
-          <w:r>
-            <w:rPr>
-              <w:rStyle w:val="Hyperlink"/>
-            </w:rPr>
-            <w:t>e</w:t>
-          </w:r>
-        </w:hyperlink>
+        <w:t>e</w:t>
       </w:r>
       <w:r>
         <w:rPr>
@@ -2266,19 +2277,9 @@
             <w:rPr>
               <w:rStyle w:val="Hyperlink"/>
             </w:rPr>
-            <w:t>3</w:t>
+            <w:t>3a</w:t>
           </w:r>
         </w:hyperlink>
-      </w:r>
-      <w:r>
-        <w:rPr>
-          <w:rFonts w:ascii="Charis SIL Regular" w:hAnsi="Charis SIL Regular" w:eastAsia="Charis SIL Regular"/>
-          <w:b w:val="0"/>
-          <w:i w:val="0"/>
-          <w:color w:val="0000FF"/>
-          <w:sz w:val="24"/>
-        </w:rPr>
-        <w:t>a</w:t>
       </w:r>
     </w:p>
     <w:p>
@@ -2811,7 +2812,7 @@
           <w:sz w:val="24"/>
           <w:u w:val="single"/>
         </w:rPr>
-        <w:hyperlink r:id="rId9" w:history="1">
+        <w:hyperlink r:id="rId17" w:history="1">
           <w:r>
             <w:rPr>
               <w:rStyle w:val="Hyperlink"/>

--- a/EXPORTS/DOCX/published/niveau3/Dutch/MissiemuseumTilburg.docx
+++ b/EXPORTS/DOCX/published/niveau3/Dutch/MissiemuseumTilburg.docx
@@ -1169,7 +1169,107 @@
           <w:color w:val="000000"/>
           <w:sz w:val="24"/>
         </w:rPr>
-        <w:t xml:space="preserve">Volkenkundig Missiemuseum beschikbaar. In </w:t>
+        <w:t>Volken</w:t>
+      </w:r>
+      <w:r>
+        <w:rPr>
+          <w:u w:val="single" w:color="0000ff"/>
+          <w:rFonts w:ascii="Charis SIL Regular" w:hAnsi="Charis SIL Regular" w:eastAsia="Charis SIL Regular"/>
+          <w:b w:val="0"/>
+          <w:i w:val="0"/>
+          <w:color w:val="000000"/>
+          <w:sz w:val="24"/>
+        </w:rPr>
+        <w:hyperlink r:id="rId13" w:history="1">
+          <w:r>
+            <w:rPr>
+              <w:rStyle w:val="Hyperlink"/>
+            </w:rPr>
+            <w:t>kundig Mi</w:t>
+          </w:r>
+        </w:hyperlink>
+      </w:r>
+      <w:r>
+        <w:rPr>
+          <w:u w:val="single" w:color="0000ff"/>
+          <w:rFonts w:ascii="Charis SIL Regular" w:hAnsi="Charis SIL Regular" w:eastAsia="Charis SIL Regular"/>
+          <w:b w:val="0"/>
+          <w:i w:val="0"/>
+          <w:color w:val="000000"/>
+          <w:sz w:val="24"/>
+        </w:rPr>
+        <w:hyperlink r:id="rId13" w:history="1">
+          <w:r>
+            <w:rPr>
+              <w:rStyle w:val="Hyperlink"/>
+            </w:rPr>
+            <w:t>s</w:t>
+          </w:r>
+        </w:hyperlink>
+      </w:r>
+      <w:r>
+        <w:rPr>
+          <w:u w:val="single" w:color="0000ff"/>
+          <w:rFonts w:ascii="Charis SIL Regular" w:hAnsi="Charis SIL Regular" w:eastAsia="Charis SIL Regular"/>
+          <w:b w:val="0"/>
+          <w:i w:val="0"/>
+          <w:color w:val="000000"/>
+          <w:sz w:val="24"/>
+        </w:rPr>
+        <w:hyperlink r:id="rId13" w:history="1">
+          <w:r>
+            <w:rPr>
+              <w:rStyle w:val="Hyperlink"/>
+            </w:rPr>
+            <w:t>siemus</w:t>
+          </w:r>
+        </w:hyperlink>
+      </w:r>
+      <w:r>
+        <w:rPr>
+          <w:u w:val="single" w:color="0000ff"/>
+          <w:rFonts w:ascii="Charis SIL Regular" w:hAnsi="Charis SIL Regular" w:eastAsia="Charis SIL Regular"/>
+          <w:b w:val="0"/>
+          <w:i w:val="0"/>
+          <w:color w:val="000000"/>
+          <w:sz w:val="24"/>
+        </w:rPr>
+        <w:hyperlink r:id="rId13" w:history="1">
+          <w:r>
+            <w:rPr>
+              <w:rStyle w:val="Hyperlink"/>
+            </w:rPr>
+            <w:t>e</w:t>
+          </w:r>
+        </w:hyperlink>
+      </w:r>
+      <w:r>
+        <w:rPr>
+          <w:u w:val="single" w:color="0000ff"/>
+          <w:rFonts w:ascii="Charis SIL Regular" w:hAnsi="Charis SIL Regular" w:eastAsia="Charis SIL Regular"/>
+          <w:b w:val="0"/>
+          <w:i w:val="0"/>
+          <w:color w:val="000000"/>
+          <w:sz w:val="24"/>
+        </w:rPr>
+        <w:hyperlink r:id="rId13" w:history="1">
+          <w:r>
+            <w:rPr>
+              <w:rStyle w:val="Hyperlink"/>
+            </w:rPr>
+            <w:t>um bes</w:t>
+          </w:r>
+        </w:hyperlink>
+      </w:r>
+      <w:r>
+        <w:rPr>
+          <w:rFonts w:ascii="Charis SIL Regular" w:hAnsi="Charis SIL Regular" w:eastAsia="Charis SIL Regular"/>
+          <w:b w:val="0"/>
+          <w:i w:val="0"/>
+          <w:color w:val="000000"/>
+          <w:sz w:val="24"/>
+        </w:rPr>
+        <w:t xml:space="preserve">chikbaar. In </w:t>
       </w:r>
       <w:r>
         <w:rPr>
@@ -2178,7 +2278,7 @@
             <w:rPr>
               <w:rStyle w:val="Hyperlink"/>
             </w:rPr>
-            <w:t>file</w:t>
+            <w:t>file/8</w:t>
           </w:r>
         </w:hyperlink>
       </w:r>
@@ -2196,7 +2296,7 @@
             <w:rPr>
               <w:rStyle w:val="Hyperlink"/>
             </w:rPr>
-            <w:t>/</w:t>
+            <w:t>f</w:t>
           </w:r>
         </w:hyperlink>
       </w:r>
@@ -2214,36 +2314,9 @@
             <w:rPr>
               <w:rStyle w:val="Hyperlink"/>
             </w:rPr>
-            <w:t>8</w:t>
+            <w:t>e</w:t>
           </w:r>
         </w:hyperlink>
-      </w:r>
-      <w:r>
-        <w:rPr>
-          <w:rFonts w:ascii="Charis SIL Regular" w:hAnsi="Charis SIL Regular" w:eastAsia="Charis SIL Regular"/>
-          <w:b w:val="0"/>
-          <w:i w:val="0"/>
-          <w:color w:val="0000FF"/>
-          <w:sz w:val="24"/>
-        </w:rPr>
-        <w:hyperlink r:id="rId13" w:history="1">
-          <w:r>
-            <w:rPr>
-              <w:rStyle w:val="Hyperlink"/>
-            </w:rPr>
-            <w:t>f</w:t>
-          </w:r>
-        </w:hyperlink>
-      </w:r>
-      <w:r>
-        <w:rPr>
-          <w:rFonts w:ascii="Charis SIL Regular" w:hAnsi="Charis SIL Regular" w:eastAsia="Charis SIL Regular"/>
-          <w:b w:val="0"/>
-          <w:i w:val="0"/>
-          <w:color w:val="0000FF"/>
-          <w:sz w:val="24"/>
-        </w:rPr>
-        <w:t>e</w:t>
       </w:r>
       <w:r>
         <w:rPr>
@@ -2259,9 +2332,30 @@
             <w:rPr>
               <w:rStyle w:val="Hyperlink"/>
             </w:rPr>
-            <w:t>8c8d66b2d3d5d8a2e8a73eb8756</w:t>
+            <w:t>8c8d66b2d3d5d8a2e8a73eb87</w:t>
           </w:r>
         </w:hyperlink>
+      </w:r>
+      <w:r>
+        <w:rPr>
+          <w:rFonts w:ascii="Charis SIL Regular" w:hAnsi="Charis SIL Regular" w:eastAsia="Charis SIL Regular"/>
+          <w:b w:val="0"/>
+          <w:i w:val="0"/>
+          <w:color w:val="0000FF"/>
+          <w:sz w:val="24"/>
+          <w:u w:val="single"/>
+        </w:rPr>
+        <w:t>5</w:t>
+      </w:r>
+      <w:r>
+        <w:rPr>
+          <w:rFonts w:ascii="Charis SIL Regular" w:hAnsi="Charis SIL Regular" w:eastAsia="Charis SIL Regular"/>
+          <w:b w:val="0"/>
+          <w:i w:val="0"/>
+          <w:color w:val="0000FF"/>
+          <w:sz w:val="24"/>
+        </w:rPr>
+        <w:t>6</w:t>
       </w:r>
       <w:r>
         <w:rPr>

--- a/EXPORTS/DOCX/published/niveau3/Dutch/MissiemuseumTilburg.docx
+++ b/EXPORTS/DOCX/published/niveau3/Dutch/MissiemuseumTilburg.docx
@@ -2278,7 +2278,7 @@
             <w:rPr>
               <w:rStyle w:val="Hyperlink"/>
             </w:rPr>
-            <w:t>file/8</w:t>
+            <w:t>file</w:t>
           </w:r>
         </w:hyperlink>
       </w:r>
@@ -2296,7 +2296,7 @@
             <w:rPr>
               <w:rStyle w:val="Hyperlink"/>
             </w:rPr>
-            <w:t>f</w:t>
+            <w:t>/</w:t>
           </w:r>
         </w:hyperlink>
       </w:r>
@@ -2314,9 +2314,36 @@
             <w:rPr>
               <w:rStyle w:val="Hyperlink"/>
             </w:rPr>
-            <w:t>e</w:t>
+            <w:t>8</w:t>
           </w:r>
         </w:hyperlink>
+      </w:r>
+      <w:r>
+        <w:rPr>
+          <w:rFonts w:ascii="Charis SIL Regular" w:hAnsi="Charis SIL Regular" w:eastAsia="Charis SIL Regular"/>
+          <w:b w:val="0"/>
+          <w:i w:val="0"/>
+          <w:color w:val="0000FF"/>
+          <w:sz w:val="24"/>
+        </w:rPr>
+        <w:hyperlink r:id="rId13" w:history="1">
+          <w:r>
+            <w:rPr>
+              <w:rStyle w:val="Hyperlink"/>
+            </w:rPr>
+            <w:t>f</w:t>
+          </w:r>
+        </w:hyperlink>
+      </w:r>
+      <w:r>
+        <w:rPr>
+          <w:rFonts w:ascii="Charis SIL Regular" w:hAnsi="Charis SIL Regular" w:eastAsia="Charis SIL Regular"/>
+          <w:b w:val="0"/>
+          <w:i w:val="0"/>
+          <w:color w:val="0000FF"/>
+          <w:sz w:val="24"/>
+        </w:rPr>
+        <w:t>e</w:t>
       </w:r>
       <w:r>
         <w:rPr>
@@ -2332,30 +2359,9 @@
             <w:rPr>
               <w:rStyle w:val="Hyperlink"/>
             </w:rPr>
-            <w:t>8c8d66b2d3d5d8a2e8a73eb87</w:t>
+            <w:t>8c8d66b2d3d5d8a2e8a73eb8756</w:t>
           </w:r>
         </w:hyperlink>
-      </w:r>
-      <w:r>
-        <w:rPr>
-          <w:rFonts w:ascii="Charis SIL Regular" w:hAnsi="Charis SIL Regular" w:eastAsia="Charis SIL Regular"/>
-          <w:b w:val="0"/>
-          <w:i w:val="0"/>
-          <w:color w:val="0000FF"/>
-          <w:sz w:val="24"/>
-          <w:u w:val="single"/>
-        </w:rPr>
-        <w:t>5</w:t>
-      </w:r>
-      <w:r>
-        <w:rPr>
-          <w:rFonts w:ascii="Charis SIL Regular" w:hAnsi="Charis SIL Regular" w:eastAsia="Charis SIL Regular"/>
-          <w:b w:val="0"/>
-          <w:i w:val="0"/>
-          <w:color w:val="0000FF"/>
-          <w:sz w:val="24"/>
-        </w:rPr>
-        <w:t>6</w:t>
       </w:r>
       <w:r>
         <w:rPr>

--- a/EXPORTS/DOCX/published/niveau3/Dutch/MissiemuseumTilburg.docx
+++ b/EXPORTS/DOCX/published/niveau3/Dutch/MissiemuseumTilburg.docx
@@ -396,39 +396,13 @@
       </w:r>
       <w:r>
         <w:rPr>
-          <w:u w:val="single" w:color="0000ff"/>
           <w:rFonts w:ascii="Charis SIL Regular" w:hAnsi="Charis SIL Regular" w:eastAsia="Charis SIL Regular"/>
           <w:b w:val="0"/>
           <w:i w:val="0"/>
           <w:color w:val="000000"/>
           <w:sz w:val="24"/>
         </w:rPr>
-        <w:hyperlink r:id="rId9" w:history="1">
-          <w:r>
-            <w:rPr>
-              <w:rStyle w:val="Hyperlink"/>
-            </w:rPr>
-            <w:t>van het Volk</w:t>
-          </w:r>
-        </w:hyperlink>
-      </w:r>
-      <w:r>
-        <w:rPr>
-          <w:u w:val="single" w:color="0000ff"/>
-          <w:rFonts w:ascii="Charis SIL Regular" w:hAnsi="Charis SIL Regular" w:eastAsia="Charis SIL Regular"/>
-          <w:b w:val="0"/>
-          <w:i w:val="0"/>
-          <w:color w:val="000000"/>
-          <w:sz w:val="24"/>
-        </w:rPr>
-        <w:hyperlink r:id="rId9" w:history="1">
-          <w:r>
-            <w:rPr>
-              <w:rStyle w:val="Hyperlink"/>
-            </w:rPr>
-            <w:t>enku</w:t>
-          </w:r>
-        </w:hyperlink>
+        <w:t>van het Volkenku</w:t>
       </w:r>
       <w:r>
         <w:rPr>
@@ -2278,7 +2252,7 @@
             <w:rPr>
               <w:rStyle w:val="Hyperlink"/>
             </w:rPr>
-            <w:t>file</w:t>
+            <w:t>file/8</w:t>
           </w:r>
         </w:hyperlink>
       </w:r>
@@ -2296,7 +2270,7 @@
             <w:rPr>
               <w:rStyle w:val="Hyperlink"/>
             </w:rPr>
-            <w:t>/</w:t>
+            <w:t>f</w:t>
           </w:r>
         </w:hyperlink>
       </w:r>
@@ -2314,36 +2288,9 @@
             <w:rPr>
               <w:rStyle w:val="Hyperlink"/>
             </w:rPr>
-            <w:t>8</w:t>
+            <w:t>e</w:t>
           </w:r>
         </w:hyperlink>
-      </w:r>
-      <w:r>
-        <w:rPr>
-          <w:rFonts w:ascii="Charis SIL Regular" w:hAnsi="Charis SIL Regular" w:eastAsia="Charis SIL Regular"/>
-          <w:b w:val="0"/>
-          <w:i w:val="0"/>
-          <w:color w:val="0000FF"/>
-          <w:sz w:val="24"/>
-        </w:rPr>
-        <w:hyperlink r:id="rId13" w:history="1">
-          <w:r>
-            <w:rPr>
-              <w:rStyle w:val="Hyperlink"/>
-            </w:rPr>
-            <w:t>f</w:t>
-          </w:r>
-        </w:hyperlink>
-      </w:r>
-      <w:r>
-        <w:rPr>
-          <w:rFonts w:ascii="Charis SIL Regular" w:hAnsi="Charis SIL Regular" w:eastAsia="Charis SIL Regular"/>
-          <w:b w:val="0"/>
-          <w:i w:val="0"/>
-          <w:color w:val="0000FF"/>
-          <w:sz w:val="24"/>
-        </w:rPr>
-        <w:t>e</w:t>
       </w:r>
       <w:r>
         <w:rPr>
@@ -2372,14 +2319,17 @@
           <w:sz w:val="24"/>
           <w:u w:val="single"/>
         </w:rPr>
-        <w:hyperlink r:id="rId13" w:history="1">
-          <w:r>
-            <w:rPr>
-              <w:rStyle w:val="Hyperlink"/>
-            </w:rPr>
-            <w:t>3a</w:t>
-          </w:r>
-        </w:hyperlink>
+        <w:t>3</w:t>
+      </w:r>
+      <w:r>
+        <w:rPr>
+          <w:rFonts w:ascii="Charis SIL Regular" w:hAnsi="Charis SIL Regular" w:eastAsia="Charis SIL Regular"/>
+          <w:b w:val="0"/>
+          <w:i w:val="0"/>
+          <w:color w:val="0000FF"/>
+          <w:sz w:val="24"/>
+        </w:rPr>
+        <w:t>a</w:t>
       </w:r>
     </w:p>
     <w:p>

--- a/EXPORTS/DOCX/published/niveau3/Dutch/MissiemuseumTilburg.docx
+++ b/EXPORTS/DOCX/published/niveau3/Dutch/MissiemuseumTilburg.docx
@@ -396,13 +396,39 @@
       </w:r>
       <w:r>
         <w:rPr>
+          <w:u w:val="single" w:color="0000ff"/>
           <w:rFonts w:ascii="Charis SIL Regular" w:hAnsi="Charis SIL Regular" w:eastAsia="Charis SIL Regular"/>
           <w:b w:val="0"/>
           <w:i w:val="0"/>
           <w:color w:val="000000"/>
           <w:sz w:val="24"/>
         </w:rPr>
-        <w:t>van het Volkenku</w:t>
+        <w:hyperlink r:id="rId9" w:history="1">
+          <w:r>
+            <w:rPr>
+              <w:rStyle w:val="Hyperlink"/>
+            </w:rPr>
+            <w:t>van het Volk</w:t>
+          </w:r>
+        </w:hyperlink>
+      </w:r>
+      <w:r>
+        <w:rPr>
+          <w:u w:val="single" w:color="0000ff"/>
+          <w:rFonts w:ascii="Charis SIL Regular" w:hAnsi="Charis SIL Regular" w:eastAsia="Charis SIL Regular"/>
+          <w:b w:val="0"/>
+          <w:i w:val="0"/>
+          <w:color w:val="000000"/>
+          <w:sz w:val="24"/>
+        </w:rPr>
+        <w:hyperlink r:id="rId9" w:history="1">
+          <w:r>
+            <w:rPr>
+              <w:rStyle w:val="Hyperlink"/>
+            </w:rPr>
+            <w:t>enku</w:t>
+          </w:r>
+        </w:hyperlink>
       </w:r>
       <w:r>
         <w:rPr>
@@ -2252,7 +2278,7 @@
             <w:rPr>
               <w:rStyle w:val="Hyperlink"/>
             </w:rPr>
-            <w:t>file/8</w:t>
+            <w:t>file</w:t>
           </w:r>
         </w:hyperlink>
       </w:r>
@@ -2270,7 +2296,7 @@
             <w:rPr>
               <w:rStyle w:val="Hyperlink"/>
             </w:rPr>
-            <w:t>f</w:t>
+            <w:t>/</w:t>
           </w:r>
         </w:hyperlink>
       </w:r>
@@ -2288,9 +2314,36 @@
             <w:rPr>
               <w:rStyle w:val="Hyperlink"/>
             </w:rPr>
-            <w:t>e</w:t>
+            <w:t>8</w:t>
           </w:r>
         </w:hyperlink>
+      </w:r>
+      <w:r>
+        <w:rPr>
+          <w:rFonts w:ascii="Charis SIL Regular" w:hAnsi="Charis SIL Regular" w:eastAsia="Charis SIL Regular"/>
+          <w:b w:val="0"/>
+          <w:i w:val="0"/>
+          <w:color w:val="0000FF"/>
+          <w:sz w:val="24"/>
+        </w:rPr>
+        <w:hyperlink r:id="rId13" w:history="1">
+          <w:r>
+            <w:rPr>
+              <w:rStyle w:val="Hyperlink"/>
+            </w:rPr>
+            <w:t>f</w:t>
+          </w:r>
+        </w:hyperlink>
+      </w:r>
+      <w:r>
+        <w:rPr>
+          <w:rFonts w:ascii="Charis SIL Regular" w:hAnsi="Charis SIL Regular" w:eastAsia="Charis SIL Regular"/>
+          <w:b w:val="0"/>
+          <w:i w:val="0"/>
+          <w:color w:val="0000FF"/>
+          <w:sz w:val="24"/>
+        </w:rPr>
+        <w:t>e</w:t>
       </w:r>
       <w:r>
         <w:rPr>
@@ -2319,17 +2372,14 @@
           <w:sz w:val="24"/>
           <w:u w:val="single"/>
         </w:rPr>
-        <w:t>3</w:t>
-      </w:r>
-      <w:r>
-        <w:rPr>
-          <w:rFonts w:ascii="Charis SIL Regular" w:hAnsi="Charis SIL Regular" w:eastAsia="Charis SIL Regular"/>
-          <w:b w:val="0"/>
-          <w:i w:val="0"/>
-          <w:color w:val="0000FF"/>
-          <w:sz w:val="24"/>
-        </w:rPr>
-        <w:t>a</w:t>
+        <w:hyperlink r:id="rId13" w:history="1">
+          <w:r>
+            <w:rPr>
+              <w:rStyle w:val="Hyperlink"/>
+            </w:rPr>
+            <w:t>3a</w:t>
+          </w:r>
+        </w:hyperlink>
       </w:r>
     </w:p>
     <w:p>

--- a/EXPORTS/DOCX/published/niveau3/Dutch/MissiemuseumTilburg.docx
+++ b/EXPORTS/DOCX/published/niveau3/Dutch/MissiemuseumTilburg.docx
@@ -2278,7 +2278,7 @@
             <w:rPr>
               <w:rStyle w:val="Hyperlink"/>
             </w:rPr>
-            <w:t>file</w:t>
+            <w:t>file/8</w:t>
           </w:r>
         </w:hyperlink>
       </w:r>
@@ -2296,7 +2296,7 @@
             <w:rPr>
               <w:rStyle w:val="Hyperlink"/>
             </w:rPr>
-            <w:t>/</w:t>
+            <w:t>f</w:t>
           </w:r>
         </w:hyperlink>
       </w:r>
@@ -2314,36 +2314,9 @@
             <w:rPr>
               <w:rStyle w:val="Hyperlink"/>
             </w:rPr>
-            <w:t>8</w:t>
+            <w:t>e</w:t>
           </w:r>
         </w:hyperlink>
-      </w:r>
-      <w:r>
-        <w:rPr>
-          <w:rFonts w:ascii="Charis SIL Regular" w:hAnsi="Charis SIL Regular" w:eastAsia="Charis SIL Regular"/>
-          <w:b w:val="0"/>
-          <w:i w:val="0"/>
-          <w:color w:val="0000FF"/>
-          <w:sz w:val="24"/>
-        </w:rPr>
-        <w:hyperlink r:id="rId13" w:history="1">
-          <w:r>
-            <w:rPr>
-              <w:rStyle w:val="Hyperlink"/>
-            </w:rPr>
-            <w:t>f</w:t>
-          </w:r>
-        </w:hyperlink>
-      </w:r>
-      <w:r>
-        <w:rPr>
-          <w:rFonts w:ascii="Charis SIL Regular" w:hAnsi="Charis SIL Regular" w:eastAsia="Charis SIL Regular"/>
-          <w:b w:val="0"/>
-          <w:i w:val="0"/>
-          <w:color w:val="0000FF"/>
-          <w:sz w:val="24"/>
-        </w:rPr>
-        <w:t>e</w:t>
       </w:r>
       <w:r>
         <w:rPr>
@@ -2372,14 +2345,17 @@
           <w:sz w:val="24"/>
           <w:u w:val="single"/>
         </w:rPr>
-        <w:hyperlink r:id="rId13" w:history="1">
-          <w:r>
-            <w:rPr>
-              <w:rStyle w:val="Hyperlink"/>
-            </w:rPr>
-            <w:t>3a</w:t>
-          </w:r>
-        </w:hyperlink>
+        <w:t>3</w:t>
+      </w:r>
+      <w:r>
+        <w:rPr>
+          <w:rFonts w:ascii="Charis SIL Regular" w:hAnsi="Charis SIL Regular" w:eastAsia="Charis SIL Regular"/>
+          <w:b w:val="0"/>
+          <w:i w:val="0"/>
+          <w:color w:val="0000FF"/>
+          <w:sz w:val="24"/>
+        </w:rPr>
+        <w:t>a</w:t>
       </w:r>
     </w:p>
     <w:p>

--- a/EXPORTS/DOCX/published/niveau3/Dutch/MissiemuseumTilburg.docx
+++ b/EXPORTS/DOCX/published/niveau3/Dutch/MissiemuseumTilburg.docx
@@ -421,14 +421,7 @@
           <w:color w:val="000000"/>
           <w:sz w:val="24"/>
         </w:rPr>
-        <w:hyperlink r:id="rId9" w:history="1">
-          <w:r>
-            <w:rPr>
-              <w:rStyle w:val="Hyperlink"/>
-            </w:rPr>
-            <w:t>enku</w:t>
-          </w:r>
-        </w:hyperlink>
+        <w:t>enku</w:t>
       </w:r>
       <w:r>
         <w:rPr>
@@ -741,43 +734,7 @@
           <w:color w:val="000000"/>
           <w:sz w:val="24"/>
         </w:rPr>
-        <w:t xml:space="preserve"> </w:t>
-      </w:r>
-      <w:r>
-        <w:rPr>
-          <w:u w:val="single" w:color="0000ff"/>
-          <w:rFonts w:ascii="Charis SIL Regular" w:hAnsi="Charis SIL Regular" w:eastAsia="Charis SIL Regular"/>
-          <w:b w:val="0"/>
-          <w:i w:val="0"/>
-          <w:color w:val="000000"/>
-          <w:sz w:val="24"/>
-        </w:rPr>
-        <w:hyperlink r:id="rId10" w:history="1">
-          <w:r>
-            <w:rPr>
-              <w:rStyle w:val="Hyperlink"/>
-            </w:rPr>
-            <w:t>Surina</w:t>
-          </w:r>
-        </w:hyperlink>
-      </w:r>
-      <w:r>
-        <w:rPr>
-          <w:u w:val="single" w:color="0000ff"/>
-          <w:rFonts w:ascii="Charis SIL Regular" w:hAnsi="Charis SIL Regular" w:eastAsia="Charis SIL Regular"/>
-          <w:b w:val="0"/>
-          <w:i w:val="0"/>
-          <w:color w:val="000000"/>
-          <w:sz w:val="24"/>
-        </w:rPr>
-        <w:hyperlink r:id="rId10" w:history="1">
-          <w:r>
-            <w:rPr>
-              <w:rStyle w:val="Hyperlink"/>
-            </w:rPr>
-            <w:t>me en vo</w:t>
-          </w:r>
-        </w:hyperlink>
+        <w:t xml:space="preserve"> Suriname en vo</w:t>
       </w:r>
       <w:r>
         <w:rPr>
@@ -893,14 +850,7 @@
           <w:color w:val="000000"/>
           <w:sz w:val="24"/>
         </w:rPr>
-        <w:hyperlink r:id="rId11" w:history="1">
-          <w:r>
-            <w:rPr>
-              <w:rStyle w:val="Hyperlink"/>
-            </w:rPr>
-            <w:t>burg. Het betr</w:t>
-          </w:r>
-        </w:hyperlink>
+        <w:t>burg. Het betr</w:t>
       </w:r>
       <w:r>
         <w:rPr>
@@ -2278,7 +2228,7 @@
             <w:rPr>
               <w:rStyle w:val="Hyperlink"/>
             </w:rPr>
-            <w:t>file/8</w:t>
+            <w:t>file</w:t>
           </w:r>
         </w:hyperlink>
       </w:r>
@@ -2296,7 +2246,7 @@
             <w:rPr>
               <w:rStyle w:val="Hyperlink"/>
             </w:rPr>
-            <w:t>f</w:t>
+            <w:t>/</w:t>
           </w:r>
         </w:hyperlink>
       </w:r>
@@ -2309,14 +2259,28 @@
           <w:sz w:val="24"/>
           <w:u w:val="single"/>
         </w:rPr>
-        <w:hyperlink r:id="rId13" w:history="1">
-          <w:r>
-            <w:rPr>
-              <w:rStyle w:val="Hyperlink"/>
-            </w:rPr>
-            <w:t>e</w:t>
-          </w:r>
-        </w:hyperlink>
+        <w:t>8</w:t>
+      </w:r>
+      <w:r>
+        <w:rPr>
+          <w:rFonts w:ascii="Charis SIL Regular" w:hAnsi="Charis SIL Regular" w:eastAsia="Charis SIL Regular"/>
+          <w:b w:val="0"/>
+          <w:i w:val="0"/>
+          <w:color w:val="0000FF"/>
+          <w:sz w:val="24"/>
+          <w:u w:val="single"/>
+        </w:rPr>
+        <w:t>f</w:t>
+      </w:r>
+      <w:r>
+        <w:rPr>
+          <w:rFonts w:ascii="Charis SIL Regular" w:hAnsi="Charis SIL Regular" w:eastAsia="Charis SIL Regular"/>
+          <w:b w:val="0"/>
+          <w:i w:val="0"/>
+          <w:color w:val="0000FF"/>
+          <w:sz w:val="24"/>
+        </w:rPr>
+        <w:t>e</w:t>
       </w:r>
       <w:r>
         <w:rPr>
@@ -2345,17 +2309,14 @@
           <w:sz w:val="24"/>
           <w:u w:val="single"/>
         </w:rPr>
-        <w:t>3</w:t>
-      </w:r>
-      <w:r>
-        <w:rPr>
-          <w:rFonts w:ascii="Charis SIL Regular" w:hAnsi="Charis SIL Regular" w:eastAsia="Charis SIL Regular"/>
-          <w:b w:val="0"/>
-          <w:i w:val="0"/>
-          <w:color w:val="0000FF"/>
-          <w:sz w:val="24"/>
-        </w:rPr>
-        <w:t>a</w:t>
+        <w:hyperlink r:id="rId13" w:history="1">
+          <w:r>
+            <w:rPr>
+              <w:rStyle w:val="Hyperlink"/>
+            </w:rPr>
+            <w:t>3a</w:t>
+          </w:r>
+        </w:hyperlink>
       </w:r>
     </w:p>
     <w:p>
@@ -2888,7 +2849,7 @@
           <w:sz w:val="24"/>
           <w:u w:val="single"/>
         </w:rPr>
-        <w:hyperlink r:id="rId17" w:history="1">
+        <w:hyperlink r:id="rId9" w:history="1">
           <w:r>
             <w:rPr>
               <w:rStyle w:val="Hyperlink"/>
@@ -2906,7 +2867,7 @@
           <w:sz w:val="24"/>
           <w:u w:val="single"/>
         </w:rPr>
-        <w:hyperlink r:id="rId9" w:history="1">
+        <w:hyperlink r:id="rId17" w:history="1">
           <w:r>
             <w:rPr>
               <w:rStyle w:val="Hyperlink"/>

--- a/EXPORTS/DOCX/published/niveau3/Dutch/MissiemuseumTilburg.docx
+++ b/EXPORTS/DOCX/published/niveau3/Dutch/MissiemuseumTilburg.docx
@@ -421,7 +421,14 @@
           <w:color w:val="000000"/>
           <w:sz w:val="24"/>
         </w:rPr>
-        <w:t>enku</w:t>
+        <w:hyperlink r:id="rId9" w:history="1">
+          <w:r>
+            <w:rPr>
+              <w:rStyle w:val="Hyperlink"/>
+            </w:rPr>
+            <w:t>enku</w:t>
+          </w:r>
+        </w:hyperlink>
       </w:r>
       <w:r>
         <w:rPr>
@@ -734,7 +741,43 @@
           <w:color w:val="000000"/>
           <w:sz w:val="24"/>
         </w:rPr>
-        <w:t xml:space="preserve"> Suriname en vo</w:t>
+        <w:t xml:space="preserve"> </w:t>
+      </w:r>
+      <w:r>
+        <w:rPr>
+          <w:u w:val="single" w:color="0000ff"/>
+          <w:rFonts w:ascii="Charis SIL Regular" w:hAnsi="Charis SIL Regular" w:eastAsia="Charis SIL Regular"/>
+          <w:b w:val="0"/>
+          <w:i w:val="0"/>
+          <w:color w:val="000000"/>
+          <w:sz w:val="24"/>
+        </w:rPr>
+        <w:hyperlink r:id="rId10" w:history="1">
+          <w:r>
+            <w:rPr>
+              <w:rStyle w:val="Hyperlink"/>
+            </w:rPr>
+            <w:t>Surina</w:t>
+          </w:r>
+        </w:hyperlink>
+      </w:r>
+      <w:r>
+        <w:rPr>
+          <w:u w:val="single" w:color="0000ff"/>
+          <w:rFonts w:ascii="Charis SIL Regular" w:hAnsi="Charis SIL Regular" w:eastAsia="Charis SIL Regular"/>
+          <w:b w:val="0"/>
+          <w:i w:val="0"/>
+          <w:color w:val="000000"/>
+          <w:sz w:val="24"/>
+        </w:rPr>
+        <w:hyperlink r:id="rId10" w:history="1">
+          <w:r>
+            <w:rPr>
+              <w:rStyle w:val="Hyperlink"/>
+            </w:rPr>
+            <w:t>me en vo</w:t>
+          </w:r>
+        </w:hyperlink>
       </w:r>
       <w:r>
         <w:rPr>
@@ -850,7 +893,14 @@
           <w:color w:val="000000"/>
           <w:sz w:val="24"/>
         </w:rPr>
-        <w:t>burg. Het betr</w:t>
+        <w:hyperlink r:id="rId11" w:history="1">
+          <w:r>
+            <w:rPr>
+              <w:rStyle w:val="Hyperlink"/>
+            </w:rPr>
+            <w:t>burg. Het betr</w:t>
+          </w:r>
+        </w:hyperlink>
       </w:r>
       <w:r>
         <w:rPr>
@@ -2228,7 +2278,7 @@
             <w:rPr>
               <w:rStyle w:val="Hyperlink"/>
             </w:rPr>
-            <w:t>file</w:t>
+            <w:t>file/</w:t>
           </w:r>
         </w:hyperlink>
       </w:r>
@@ -2246,20 +2296,9 @@
             <w:rPr>
               <w:rStyle w:val="Hyperlink"/>
             </w:rPr>
-            <w:t>/</w:t>
+            <w:t>8</w:t>
           </w:r>
         </w:hyperlink>
-      </w:r>
-      <w:r>
-        <w:rPr>
-          <w:rFonts w:ascii="Charis SIL Regular" w:hAnsi="Charis SIL Regular" w:eastAsia="Charis SIL Regular"/>
-          <w:b w:val="0"/>
-          <w:i w:val="0"/>
-          <w:color w:val="0000FF"/>
-          <w:sz w:val="24"/>
-          <w:u w:val="single"/>
-        </w:rPr>
-        <w:t>8</w:t>
       </w:r>
       <w:r>
         <w:rPr>
@@ -2279,6 +2318,7 @@
           <w:i w:val="0"/>
           <w:color w:val="0000FF"/>
           <w:sz w:val="24"/>
+          <w:u w:val="single"/>
         </w:rPr>
         <w:t>e</w:t>
       </w:r>
@@ -2314,9 +2354,19 @@
             <w:rPr>
               <w:rStyle w:val="Hyperlink"/>
             </w:rPr>
-            <w:t>3a</w:t>
+            <w:t>3</w:t>
           </w:r>
         </w:hyperlink>
+      </w:r>
+      <w:r>
+        <w:rPr>
+          <w:rFonts w:ascii="Charis SIL Regular" w:hAnsi="Charis SIL Regular" w:eastAsia="Charis SIL Regular"/>
+          <w:b w:val="0"/>
+          <w:i w:val="0"/>
+          <w:color w:val="0000FF"/>
+          <w:sz w:val="24"/>
+        </w:rPr>
+        <w:t>a</w:t>
       </w:r>
     </w:p>
     <w:p>
@@ -2849,7 +2899,7 @@
           <w:sz w:val="24"/>
           <w:u w:val="single"/>
         </w:rPr>
-        <w:hyperlink r:id="rId9" w:history="1">
+        <w:hyperlink r:id="rId17" w:history="1">
           <w:r>
             <w:rPr>
               <w:rStyle w:val="Hyperlink"/>
@@ -2867,7 +2917,7 @@
           <w:sz w:val="24"/>
           <w:u w:val="single"/>
         </w:rPr>
-        <w:hyperlink r:id="rId17" w:history="1">
+        <w:hyperlink r:id="rId9" w:history="1">
           <w:r>
             <w:rPr>
               <w:rStyle w:val="Hyperlink"/>

--- a/EXPORTS/DOCX/published/niveau3/Dutch/MissiemuseumTilburg.docx
+++ b/EXPORTS/DOCX/published/niveau3/Dutch/MissiemuseumTilburg.docx
@@ -2278,7 +2278,25 @@
             <w:rPr>
               <w:rStyle w:val="Hyperlink"/>
             </w:rPr>
-            <w:t>file/</w:t>
+            <w:t>file</w:t>
+          </w:r>
+        </w:hyperlink>
+      </w:r>
+      <w:r>
+        <w:rPr>
+          <w:rFonts w:ascii="Charis SIL Regular" w:hAnsi="Charis SIL Regular" w:eastAsia="Charis SIL Regular"/>
+          <w:b w:val="0"/>
+          <w:i w:val="0"/>
+          <w:color w:val="0000FF"/>
+          <w:sz w:val="24"/>
+          <w:u w:val="single"/>
+        </w:rPr>
+        <w:hyperlink r:id="rId13" w:history="1">
+          <w:r>
+            <w:rPr>
+              <w:rStyle w:val="Hyperlink"/>
+            </w:rPr>
+            <w:t>/</w:t>
           </w:r>
         </w:hyperlink>
       </w:r>
@@ -2318,7 +2336,6 @@
           <w:i w:val="0"/>
           <w:color w:val="0000FF"/>
           <w:sz w:val="24"/>
-          <w:u w:val="single"/>
         </w:rPr>
         <w:t>e</w:t>
       </w:r>
@@ -2354,19 +2371,9 @@
             <w:rPr>
               <w:rStyle w:val="Hyperlink"/>
             </w:rPr>
-            <w:t>3</w:t>
+            <w:t>3a</w:t>
           </w:r>
         </w:hyperlink>
-      </w:r>
-      <w:r>
-        <w:rPr>
-          <w:rFonts w:ascii="Charis SIL Regular" w:hAnsi="Charis SIL Regular" w:eastAsia="Charis SIL Regular"/>
-          <w:b w:val="0"/>
-          <w:i w:val="0"/>
-          <w:color w:val="0000FF"/>
-          <w:sz w:val="24"/>
-        </w:rPr>
-        <w:t>a</w:t>
       </w:r>
     </w:p>
     <w:p>
@@ -2917,7 +2924,7 @@
           <w:sz w:val="24"/>
           <w:u w:val="single"/>
         </w:rPr>
-        <w:hyperlink r:id="rId9" w:history="1">
+        <w:hyperlink r:id="rId17" w:history="1">
           <w:r>
             <w:rPr>
               <w:rStyle w:val="Hyperlink"/>

--- a/EXPORTS/DOCX/published/niveau3/Dutch/MissiemuseumTilburg.docx
+++ b/EXPORTS/DOCX/published/niveau3/Dutch/MissiemuseumTilburg.docx
@@ -421,14 +421,7 @@
           <w:color w:val="000000"/>
           <w:sz w:val="24"/>
         </w:rPr>
-        <w:hyperlink r:id="rId9" w:history="1">
-          <w:r>
-            <w:rPr>
-              <w:rStyle w:val="Hyperlink"/>
-            </w:rPr>
-            <w:t>enku</w:t>
-          </w:r>
-        </w:hyperlink>
+        <w:t>enku</w:t>
       </w:r>
       <w:r>
         <w:rPr>
@@ -770,14 +763,7 @@
           <w:color w:val="000000"/>
           <w:sz w:val="24"/>
         </w:rPr>
-        <w:hyperlink r:id="rId10" w:history="1">
-          <w:r>
-            <w:rPr>
-              <w:rStyle w:val="Hyperlink"/>
-            </w:rPr>
-            <w:t>me en vo</w:t>
-          </w:r>
-        </w:hyperlink>
+        <w:t>me en vo</w:t>
       </w:r>
       <w:r>
         <w:rPr>
@@ -893,14 +879,7 @@
           <w:color w:val="000000"/>
           <w:sz w:val="24"/>
         </w:rPr>
-        <w:hyperlink r:id="rId11" w:history="1">
-          <w:r>
-            <w:rPr>
-              <w:rStyle w:val="Hyperlink"/>
-            </w:rPr>
-            <w:t>burg. Het betr</w:t>
-          </w:r>
-        </w:hyperlink>
+        <w:t>burg. Het betr</w:t>
       </w:r>
       <w:r>
         <w:rPr>
@@ -2278,7 +2257,7 @@
             <w:rPr>
               <w:rStyle w:val="Hyperlink"/>
             </w:rPr>
-            <w:t>file</w:t>
+            <w:t>file/8</w:t>
           </w:r>
         </w:hyperlink>
       </w:r>
@@ -2296,7 +2275,7 @@
             <w:rPr>
               <w:rStyle w:val="Hyperlink"/>
             </w:rPr>
-            <w:t>/</w:t>
+            <w:t>f</w:t>
           </w:r>
         </w:hyperlink>
       </w:r>
@@ -2314,30 +2293,9 @@
             <w:rPr>
               <w:rStyle w:val="Hyperlink"/>
             </w:rPr>
-            <w:t>8</w:t>
+            <w:t>e</w:t>
           </w:r>
         </w:hyperlink>
-      </w:r>
-      <w:r>
-        <w:rPr>
-          <w:rFonts w:ascii="Charis SIL Regular" w:hAnsi="Charis SIL Regular" w:eastAsia="Charis SIL Regular"/>
-          <w:b w:val="0"/>
-          <w:i w:val="0"/>
-          <w:color w:val="0000FF"/>
-          <w:sz w:val="24"/>
-          <w:u w:val="single"/>
-        </w:rPr>
-        <w:t>f</w:t>
-      </w:r>
-      <w:r>
-        <w:rPr>
-          <w:rFonts w:ascii="Charis SIL Regular" w:hAnsi="Charis SIL Regular" w:eastAsia="Charis SIL Regular"/>
-          <w:b w:val="0"/>
-          <w:i w:val="0"/>
-          <w:color w:val="0000FF"/>
-          <w:sz w:val="24"/>
-        </w:rPr>
-        <w:t>e</w:t>
       </w:r>
       <w:r>
         <w:rPr>
@@ -2366,14 +2324,17 @@
           <w:sz w:val="24"/>
           <w:u w:val="single"/>
         </w:rPr>
-        <w:hyperlink r:id="rId13" w:history="1">
-          <w:r>
-            <w:rPr>
-              <w:rStyle w:val="Hyperlink"/>
-            </w:rPr>
-            <w:t>3a</w:t>
-          </w:r>
-        </w:hyperlink>
+        <w:t>3</w:t>
+      </w:r>
+      <w:r>
+        <w:rPr>
+          <w:rFonts w:ascii="Charis SIL Regular" w:hAnsi="Charis SIL Regular" w:eastAsia="Charis SIL Regular"/>
+          <w:b w:val="0"/>
+          <w:i w:val="0"/>
+          <w:color w:val="0000FF"/>
+          <w:sz w:val="24"/>
+        </w:rPr>
+        <w:t>a</w:t>
       </w:r>
     </w:p>
     <w:p>
@@ -2906,7 +2867,7 @@
           <w:sz w:val="24"/>
           <w:u w:val="single"/>
         </w:rPr>
-        <w:hyperlink r:id="rId17" w:history="1">
+        <w:hyperlink r:id="rId9" w:history="1">
           <w:r>
             <w:rPr>
               <w:rStyle w:val="Hyperlink"/>
@@ -2924,7 +2885,7 @@
           <w:sz w:val="24"/>
           <w:u w:val="single"/>
         </w:rPr>
-        <w:hyperlink r:id="rId17" w:history="1">
+        <w:hyperlink r:id="rId9" w:history="1">
           <w:r>
             <w:rPr>
               <w:rStyle w:val="Hyperlink"/>

--- a/EXPORTS/DOCX/published/niveau3/Dutch/MissiemuseumTilburg.docx
+++ b/EXPORTS/DOCX/published/niveau3/Dutch/MissiemuseumTilburg.docx
@@ -421,7 +421,14 @@
           <w:color w:val="000000"/>
           <w:sz w:val="24"/>
         </w:rPr>
-        <w:t>enku</w:t>
+        <w:hyperlink r:id="rId9" w:history="1">
+          <w:r>
+            <w:rPr>
+              <w:rStyle w:val="Hyperlink"/>
+            </w:rPr>
+            <w:t>enku</w:t>
+          </w:r>
+        </w:hyperlink>
       </w:r>
       <w:r>
         <w:rPr>
@@ -763,7 +770,14 @@
           <w:color w:val="000000"/>
           <w:sz w:val="24"/>
         </w:rPr>
-        <w:t>me en vo</w:t>
+        <w:hyperlink r:id="rId10" w:history="1">
+          <w:r>
+            <w:rPr>
+              <w:rStyle w:val="Hyperlink"/>
+            </w:rPr>
+            <w:t>me en vo</w:t>
+          </w:r>
+        </w:hyperlink>
       </w:r>
       <w:r>
         <w:rPr>
@@ -879,7 +893,14 @@
           <w:color w:val="000000"/>
           <w:sz w:val="24"/>
         </w:rPr>
-        <w:t>burg. Het betr</w:t>
+        <w:hyperlink r:id="rId11" w:history="1">
+          <w:r>
+            <w:rPr>
+              <w:rStyle w:val="Hyperlink"/>
+            </w:rPr>
+            <w:t>burg. Het betr</w:t>
+          </w:r>
+        </w:hyperlink>
       </w:r>
       <w:r>
         <w:rPr>
@@ -2257,25 +2278,7 @@
             <w:rPr>
               <w:rStyle w:val="Hyperlink"/>
             </w:rPr>
-            <w:t>file/8</w:t>
-          </w:r>
-        </w:hyperlink>
-      </w:r>
-      <w:r>
-        <w:rPr>
-          <w:rFonts w:ascii="Charis SIL Regular" w:hAnsi="Charis SIL Regular" w:eastAsia="Charis SIL Regular"/>
-          <w:b w:val="0"/>
-          <w:i w:val="0"/>
-          <w:color w:val="0000FF"/>
-          <w:sz w:val="24"/>
-          <w:u w:val="single"/>
-        </w:rPr>
-        <w:hyperlink r:id="rId13" w:history="1">
-          <w:r>
-            <w:rPr>
-              <w:rStyle w:val="Hyperlink"/>
-            </w:rPr>
-            <w:t>f</w:t>
+            <w:t>file/8f</w:t>
           </w:r>
         </w:hyperlink>
       </w:r>
@@ -2311,7 +2314,7 @@
             <w:rPr>
               <w:rStyle w:val="Hyperlink"/>
             </w:rPr>
-            <w:t>8c8d66b2d3d5d8a2e8a73eb8756</w:t>
+            <w:t>8c8d66b2d3d5d8a2e8a73eb8</w:t>
           </w:r>
         </w:hyperlink>
       </w:r>
@@ -2324,7 +2327,18 @@
           <w:sz w:val="24"/>
           <w:u w:val="single"/>
         </w:rPr>
-        <w:t>3</w:t>
+        <w:t>7</w:t>
+      </w:r>
+      <w:r>
+        <w:rPr>
+          <w:rFonts w:ascii="Charis SIL Regular" w:hAnsi="Charis SIL Regular" w:eastAsia="Charis SIL Regular"/>
+          <w:b w:val="0"/>
+          <w:i w:val="0"/>
+          <w:color w:val="0000FF"/>
+          <w:sz w:val="24"/>
+          <w:u w:val="single"/>
+        </w:rPr>
+        <w:t>5</w:t>
       </w:r>
       <w:r>
         <w:rPr>
@@ -2334,7 +2348,25 @@
           <w:color w:val="0000FF"/>
           <w:sz w:val="24"/>
         </w:rPr>
-        <w:t>a</w:t>
+        <w:t>6</w:t>
+      </w:r>
+      <w:r>
+        <w:rPr>
+          <w:rFonts w:ascii="Charis SIL Regular" w:hAnsi="Charis SIL Regular" w:eastAsia="Charis SIL Regular"/>
+          <w:b w:val="0"/>
+          <w:i w:val="0"/>
+          <w:color w:val="0000FF"/>
+          <w:sz w:val="24"/>
+          <w:u w:val="single"/>
+        </w:rPr>
+        <w:hyperlink r:id="rId13" w:history="1">
+          <w:r>
+            <w:rPr>
+              <w:rStyle w:val="Hyperlink"/>
+            </w:rPr>
+            <w:t>3a</w:t>
+          </w:r>
+        </w:hyperlink>
       </w:r>
     </w:p>
     <w:p>
@@ -2867,7 +2899,7 @@
           <w:sz w:val="24"/>
           <w:u w:val="single"/>
         </w:rPr>
-        <w:hyperlink r:id="rId9" w:history="1">
+        <w:hyperlink r:id="rId17" w:history="1">
           <w:r>
             <w:rPr>
               <w:rStyle w:val="Hyperlink"/>

--- a/EXPORTS/DOCX/published/niveau3/Dutch/MissiemuseumTilburg.docx
+++ b/EXPORTS/DOCX/published/niveau3/Dutch/MissiemuseumTilburg.docx
@@ -403,14 +403,7 @@
           <w:color w:val="000000"/>
           <w:sz w:val="24"/>
         </w:rPr>
-        <w:hyperlink r:id="rId9" w:history="1">
-          <w:r>
-            <w:rPr>
-              <w:rStyle w:val="Hyperlink"/>
-            </w:rPr>
-            <w:t>van het Volk</w:t>
-          </w:r>
-        </w:hyperlink>
+        <w:t>van het Volk</w:t>
       </w:r>
       <w:r>
         <w:rPr>
@@ -2278,7 +2271,25 @@
             <w:rPr>
               <w:rStyle w:val="Hyperlink"/>
             </w:rPr>
-            <w:t>file/8f</w:t>
+            <w:t>file/8</w:t>
+          </w:r>
+        </w:hyperlink>
+      </w:r>
+      <w:r>
+        <w:rPr>
+          <w:rFonts w:ascii="Charis SIL Regular" w:hAnsi="Charis SIL Regular" w:eastAsia="Charis SIL Regular"/>
+          <w:b w:val="0"/>
+          <w:i w:val="0"/>
+          <w:color w:val="0000FF"/>
+          <w:sz w:val="24"/>
+          <w:u w:val="single"/>
+        </w:rPr>
+        <w:hyperlink r:id="rId13" w:history="1">
+          <w:r>
+            <w:rPr>
+              <w:rStyle w:val="Hyperlink"/>
+            </w:rPr>
+            <w:t>f</w:t>
           </w:r>
         </w:hyperlink>
       </w:r>
@@ -2314,7 +2325,7 @@
             <w:rPr>
               <w:rStyle w:val="Hyperlink"/>
             </w:rPr>
-            <w:t>8c8d66b2d3d5d8a2e8a73eb8</w:t>
+            <w:t>8c8d66b2d3d5d8a2e8a73eb8756</w:t>
           </w:r>
         </w:hyperlink>
       </w:r>
@@ -2327,18 +2338,7 @@
           <w:sz w:val="24"/>
           <w:u w:val="single"/>
         </w:rPr>
-        <w:t>7</w:t>
-      </w:r>
-      <w:r>
-        <w:rPr>
-          <w:rFonts w:ascii="Charis SIL Regular" w:hAnsi="Charis SIL Regular" w:eastAsia="Charis SIL Regular"/>
-          <w:b w:val="0"/>
-          <w:i w:val="0"/>
-          <w:color w:val="0000FF"/>
-          <w:sz w:val="24"/>
-          <w:u w:val="single"/>
-        </w:rPr>
-        <w:t>5</w:t>
+        <w:t>3</w:t>
       </w:r>
       <w:r>
         <w:rPr>
@@ -2348,25 +2348,7 @@
           <w:color w:val="0000FF"/>
           <w:sz w:val="24"/>
         </w:rPr>
-        <w:t>6</w:t>
-      </w:r>
-      <w:r>
-        <w:rPr>
-          <w:rFonts w:ascii="Charis SIL Regular" w:hAnsi="Charis SIL Regular" w:eastAsia="Charis SIL Regular"/>
-          <w:b w:val="0"/>
-          <w:i w:val="0"/>
-          <w:color w:val="0000FF"/>
-          <w:sz w:val="24"/>
-          <w:u w:val="single"/>
-        </w:rPr>
-        <w:hyperlink r:id="rId13" w:history="1">
-          <w:r>
-            <w:rPr>
-              <w:rStyle w:val="Hyperlink"/>
-            </w:rPr>
-            <w:t>3a</w:t>
-          </w:r>
-        </w:hyperlink>
+        <w:t>a</w:t>
       </w:r>
     </w:p>
     <w:p>

--- a/EXPORTS/DOCX/published/niveau3/Dutch/MissiemuseumTilburg.docx
+++ b/EXPORTS/DOCX/published/niveau3/Dutch/MissiemuseumTilburg.docx
@@ -396,7 +396,6 @@
       </w:r>
       <w:r>
         <w:rPr>
-          <w:u w:val="single" w:color="0000ff"/>
           <w:rFonts w:ascii="Charis SIL Regular" w:hAnsi="Charis SIL Regular" w:eastAsia="Charis SIL Regular"/>
           <w:b w:val="0"/>
           <w:i w:val="0"/>
@@ -2271,7 +2270,7 @@
             <w:rPr>
               <w:rStyle w:val="Hyperlink"/>
             </w:rPr>
-            <w:t>file/8</w:t>
+            <w:t>file</w:t>
           </w:r>
         </w:hyperlink>
       </w:r>
@@ -2289,7 +2288,7 @@
             <w:rPr>
               <w:rStyle w:val="Hyperlink"/>
             </w:rPr>
-            <w:t>f</w:t>
+            <w:t>/</w:t>
           </w:r>
         </w:hyperlink>
       </w:r>
@@ -2307,9 +2306,36 @@
             <w:rPr>
               <w:rStyle w:val="Hyperlink"/>
             </w:rPr>
-            <w:t>e</w:t>
+            <w:t>8</w:t>
           </w:r>
         </w:hyperlink>
+      </w:r>
+      <w:r>
+        <w:rPr>
+          <w:rFonts w:ascii="Charis SIL Regular" w:hAnsi="Charis SIL Regular" w:eastAsia="Charis SIL Regular"/>
+          <w:b w:val="0"/>
+          <w:i w:val="0"/>
+          <w:color w:val="0000FF"/>
+          <w:sz w:val="24"/>
+        </w:rPr>
+        <w:hyperlink r:id="rId13" w:history="1">
+          <w:r>
+            <w:rPr>
+              <w:rStyle w:val="Hyperlink"/>
+            </w:rPr>
+            <w:t>f</w:t>
+          </w:r>
+        </w:hyperlink>
+      </w:r>
+      <w:r>
+        <w:rPr>
+          <w:rFonts w:ascii="Charis SIL Regular" w:hAnsi="Charis SIL Regular" w:eastAsia="Charis SIL Regular"/>
+          <w:b w:val="0"/>
+          <w:i w:val="0"/>
+          <w:color w:val="0000FF"/>
+          <w:sz w:val="24"/>
+        </w:rPr>
+        <w:t>e</w:t>
       </w:r>
       <w:r>
         <w:rPr>
@@ -2338,17 +2364,14 @@
           <w:sz w:val="24"/>
           <w:u w:val="single"/>
         </w:rPr>
-        <w:t>3</w:t>
-      </w:r>
-      <w:r>
-        <w:rPr>
-          <w:rFonts w:ascii="Charis SIL Regular" w:hAnsi="Charis SIL Regular" w:eastAsia="Charis SIL Regular"/>
-          <w:b w:val="0"/>
-          <w:i w:val="0"/>
-          <w:color w:val="0000FF"/>
-          <w:sz w:val="24"/>
-        </w:rPr>
-        <w:t>a</w:t>
+        <w:hyperlink r:id="rId13" w:history="1">
+          <w:r>
+            <w:rPr>
+              <w:rStyle w:val="Hyperlink"/>
+            </w:rPr>
+            <w:t>3a</w:t>
+          </w:r>
+        </w:hyperlink>
       </w:r>
     </w:p>
     <w:p>
@@ -2899,7 +2922,7 @@
           <w:sz w:val="24"/>
           <w:u w:val="single"/>
         </w:rPr>
-        <w:hyperlink r:id="rId9" w:history="1">
+        <w:hyperlink r:id="rId17" w:history="1">
           <w:r>
             <w:rPr>
               <w:rStyle w:val="Hyperlink"/>

--- a/EXPORTS/DOCX/published/niveau3/Dutch/MissiemuseumTilburg.docx
+++ b/EXPORTS/DOCX/published/niveau3/Dutch/MissiemuseumTilburg.docx
@@ -396,13 +396,21 @@
       </w:r>
       <w:r>
         <w:rPr>
+          <w:u w:val="single" w:color="0000ff"/>
           <w:rFonts w:ascii="Charis SIL Regular" w:hAnsi="Charis SIL Regular" w:eastAsia="Charis SIL Regular"/>
           <w:b w:val="0"/>
           <w:i w:val="0"/>
           <w:color w:val="000000"/>
           <w:sz w:val="24"/>
         </w:rPr>
-        <w:t>van het Volk</w:t>
+        <w:hyperlink r:id="rId9" w:history="1">
+          <w:r>
+            <w:rPr>
+              <w:rStyle w:val="Hyperlink"/>
+            </w:rPr>
+            <w:t>van het Volk</w:t>
+          </w:r>
+        </w:hyperlink>
       </w:r>
       <w:r>
         <w:rPr>
@@ -722,36 +730,7 @@
           <w:color w:val="000000"/>
           <w:sz w:val="24"/>
         </w:rPr>
-        <w:t>Donders, die als missionaris in</w:t>
-      </w:r>
-      <w:r>
-        <w:rPr>
-          <w:u w:val="single" w:color="0000ff"/>
-          <w:rFonts w:ascii="Charis SIL Regular" w:hAnsi="Charis SIL Regular" w:eastAsia="Charis SIL Regular"/>
-          <w:b w:val="0"/>
-          <w:i w:val="0"/>
-          <w:color w:val="000000"/>
-          <w:sz w:val="24"/>
-        </w:rPr>
-        <w:t xml:space="preserve"> </w:t>
-      </w:r>
-      <w:r>
-        <w:rPr>
-          <w:u w:val="single" w:color="0000ff"/>
-          <w:rFonts w:ascii="Charis SIL Regular" w:hAnsi="Charis SIL Regular" w:eastAsia="Charis SIL Regular"/>
-          <w:b w:val="0"/>
-          <w:i w:val="0"/>
-          <w:color w:val="000000"/>
-          <w:sz w:val="24"/>
-        </w:rPr>
-        <w:hyperlink r:id="rId10" w:history="1">
-          <w:r>
-            <w:rPr>
-              <w:rStyle w:val="Hyperlink"/>
-            </w:rPr>
-            <w:t>Surina</w:t>
-          </w:r>
-        </w:hyperlink>
+        <w:t>Donders, die als missionaris in Surina</w:t>
       </w:r>
       <w:r>
         <w:rPr>
@@ -2270,7 +2249,7 @@
             <w:rPr>
               <w:rStyle w:val="Hyperlink"/>
             </w:rPr>
-            <w:t>file</w:t>
+            <w:t>file/8</w:t>
           </w:r>
         </w:hyperlink>
       </w:r>
@@ -2288,7 +2267,7 @@
             <w:rPr>
               <w:rStyle w:val="Hyperlink"/>
             </w:rPr>
-            <w:t>/</w:t>
+            <w:t>f</w:t>
           </w:r>
         </w:hyperlink>
       </w:r>
@@ -2306,36 +2285,9 @@
             <w:rPr>
               <w:rStyle w:val="Hyperlink"/>
             </w:rPr>
-            <w:t>8</w:t>
+            <w:t>e</w:t>
           </w:r>
         </w:hyperlink>
-      </w:r>
-      <w:r>
-        <w:rPr>
-          <w:rFonts w:ascii="Charis SIL Regular" w:hAnsi="Charis SIL Regular" w:eastAsia="Charis SIL Regular"/>
-          <w:b w:val="0"/>
-          <w:i w:val="0"/>
-          <w:color w:val="0000FF"/>
-          <w:sz w:val="24"/>
-        </w:rPr>
-        <w:hyperlink r:id="rId13" w:history="1">
-          <w:r>
-            <w:rPr>
-              <w:rStyle w:val="Hyperlink"/>
-            </w:rPr>
-            <w:t>f</w:t>
-          </w:r>
-        </w:hyperlink>
-      </w:r>
-      <w:r>
-        <w:rPr>
-          <w:rFonts w:ascii="Charis SIL Regular" w:hAnsi="Charis SIL Regular" w:eastAsia="Charis SIL Regular"/>
-          <w:b w:val="0"/>
-          <w:i w:val="0"/>
-          <w:color w:val="0000FF"/>
-          <w:sz w:val="24"/>
-        </w:rPr>
-        <w:t>e</w:t>
       </w:r>
       <w:r>
         <w:rPr>
@@ -2364,14 +2316,17 @@
           <w:sz w:val="24"/>
           <w:u w:val="single"/>
         </w:rPr>
-        <w:hyperlink r:id="rId13" w:history="1">
-          <w:r>
-            <w:rPr>
-              <w:rStyle w:val="Hyperlink"/>
-            </w:rPr>
-            <w:t>3a</w:t>
-          </w:r>
-        </w:hyperlink>
+        <w:t>3</w:t>
+      </w:r>
+      <w:r>
+        <w:rPr>
+          <w:rFonts w:ascii="Charis SIL Regular" w:hAnsi="Charis SIL Regular" w:eastAsia="Charis SIL Regular"/>
+          <w:b w:val="0"/>
+          <w:i w:val="0"/>
+          <w:color w:val="0000FF"/>
+          <w:sz w:val="24"/>
+        </w:rPr>
+        <w:t>a</w:t>
       </w:r>
     </w:p>
     <w:p>
@@ -2922,7 +2877,7 @@
           <w:sz w:val="24"/>
           <w:u w:val="single"/>
         </w:rPr>
-        <w:hyperlink r:id="rId17" w:history="1">
+        <w:hyperlink r:id="rId9" w:history="1">
           <w:r>
             <w:rPr>
               <w:rStyle w:val="Hyperlink"/>

--- a/EXPORTS/DOCX/published/niveau3/Dutch/MissiemuseumTilburg.docx
+++ b/EXPORTS/DOCX/published/niveau3/Dutch/MissiemuseumTilburg.docx
@@ -730,7 +730,36 @@
           <w:color w:val="000000"/>
           <w:sz w:val="24"/>
         </w:rPr>
-        <w:t>Donders, die als missionaris in Surina</w:t>
+        <w:t>Donders, die als missionaris in</w:t>
+      </w:r>
+      <w:r>
+        <w:rPr>
+          <w:u w:val="single" w:color="0000ff"/>
+          <w:rFonts w:ascii="Charis SIL Regular" w:hAnsi="Charis SIL Regular" w:eastAsia="Charis SIL Regular"/>
+          <w:b w:val="0"/>
+          <w:i w:val="0"/>
+          <w:color w:val="000000"/>
+          <w:sz w:val="24"/>
+        </w:rPr>
+        <w:t xml:space="preserve"> </w:t>
+      </w:r>
+      <w:r>
+        <w:rPr>
+          <w:u w:val="single" w:color="0000ff"/>
+          <w:rFonts w:ascii="Charis SIL Regular" w:hAnsi="Charis SIL Regular" w:eastAsia="Charis SIL Regular"/>
+          <w:b w:val="0"/>
+          <w:i w:val="0"/>
+          <w:color w:val="000000"/>
+          <w:sz w:val="24"/>
+        </w:rPr>
+        <w:hyperlink r:id="rId10" w:history="1">
+          <w:r>
+            <w:rPr>
+              <w:rStyle w:val="Hyperlink"/>
+            </w:rPr>
+            <w:t>Surina</w:t>
+          </w:r>
+        </w:hyperlink>
       </w:r>
       <w:r>
         <w:rPr>
@@ -2249,7 +2278,7 @@
             <w:rPr>
               <w:rStyle w:val="Hyperlink"/>
             </w:rPr>
-            <w:t>file/8</w:t>
+            <w:t>file/</w:t>
           </w:r>
         </w:hyperlink>
       </w:r>
@@ -2261,6 +2290,23 @@
           <w:color w:val="0000FF"/>
           <w:sz w:val="24"/>
           <w:u w:val="single"/>
+        </w:rPr>
+        <w:hyperlink r:id="rId13" w:history="1">
+          <w:r>
+            <w:rPr>
+              <w:rStyle w:val="Hyperlink"/>
+            </w:rPr>
+            <w:t>8</w:t>
+          </w:r>
+        </w:hyperlink>
+      </w:r>
+      <w:r>
+        <w:rPr>
+          <w:rFonts w:ascii="Charis SIL Regular" w:hAnsi="Charis SIL Regular" w:eastAsia="Charis SIL Regular"/>
+          <w:b w:val="0"/>
+          <w:i w:val="0"/>
+          <w:color w:val="0000FF"/>
+          <w:sz w:val="24"/>
         </w:rPr>
         <w:hyperlink r:id="rId13" w:history="1">
           <w:r>
@@ -2316,7 +2362,14 @@
           <w:sz w:val="24"/>
           <w:u w:val="single"/>
         </w:rPr>
-        <w:t>3</w:t>
+        <w:hyperlink r:id="rId13" w:history="1">
+          <w:r>
+            <w:rPr>
+              <w:rStyle w:val="Hyperlink"/>
+            </w:rPr>
+            <w:t>3</w:t>
+          </w:r>
+        </w:hyperlink>
       </w:r>
       <w:r>
         <w:rPr>
@@ -2859,7 +2912,7 @@
           <w:sz w:val="24"/>
           <w:u w:val="single"/>
         </w:rPr>
-        <w:hyperlink r:id="rId17" w:history="1">
+        <w:hyperlink r:id="rId9" w:history="1">
           <w:r>
             <w:rPr>
               <w:rStyle w:val="Hyperlink"/>
@@ -2877,7 +2930,7 @@
           <w:sz w:val="24"/>
           <w:u w:val="single"/>
         </w:rPr>
-        <w:hyperlink r:id="rId9" w:history="1">
+        <w:hyperlink r:id="rId17" w:history="1">
           <w:r>
             <w:rPr>
               <w:rStyle w:val="Hyperlink"/>

--- a/EXPORTS/DOCX/published/niveau3/Dutch/MissiemuseumTilburg.docx
+++ b/EXPORTS/DOCX/published/niveau3/Dutch/MissiemuseumTilburg.docx
@@ -403,14 +403,7 @@
           <w:color w:val="000000"/>
           <w:sz w:val="24"/>
         </w:rPr>
-        <w:hyperlink r:id="rId9" w:history="1">
-          <w:r>
-            <w:rPr>
-              <w:rStyle w:val="Hyperlink"/>
-            </w:rPr>
-            <w:t>van het Volk</w:t>
-          </w:r>
-        </w:hyperlink>
+        <w:t>van het Volk</w:t>
       </w:r>
       <w:r>
         <w:rPr>
@@ -2307,6 +2300,7 @@
           <w:i w:val="0"/>
           <w:color w:val="0000FF"/>
           <w:sz w:val="24"/>
+          <w:u w:val="single"/>
         </w:rPr>
         <w:hyperlink r:id="rId13" w:history="1">
           <w:r>
@@ -2326,14 +2320,7 @@
           <w:sz w:val="24"/>
           <w:u w:val="single"/>
         </w:rPr>
-        <w:hyperlink r:id="rId13" w:history="1">
-          <w:r>
-            <w:rPr>
-              <w:rStyle w:val="Hyperlink"/>
-            </w:rPr>
-            <w:t>e</w:t>
-          </w:r>
-        </w:hyperlink>
+        <w:t>e</w:t>
       </w:r>
       <w:r>
         <w:rPr>
@@ -2912,7 +2899,7 @@
           <w:sz w:val="24"/>
           <w:u w:val="single"/>
         </w:rPr>
-        <w:hyperlink r:id="rId9" w:history="1">
+        <w:hyperlink r:id="rId17" w:history="1">
           <w:r>
             <w:rPr>
               <w:rStyle w:val="Hyperlink"/>
@@ -2930,7 +2917,7 @@
           <w:sz w:val="24"/>
           <w:u w:val="single"/>
         </w:rPr>
-        <w:hyperlink r:id="rId17" w:history="1">
+        <w:hyperlink r:id="rId9" w:history="1">
           <w:r>
             <w:rPr>
               <w:rStyle w:val="Hyperlink"/>

--- a/EXPORTS/DOCX/published/niveau3/Dutch/MissiemuseumTilburg.docx
+++ b/EXPORTS/DOCX/published/niveau3/Dutch/MissiemuseumTilburg.docx
@@ -730,7 +730,36 @@
           <w:color w:val="000000"/>
           <w:sz w:val="24"/>
         </w:rPr>
-        <w:t>Donders, die als missionaris in Surina</w:t>
+        <w:t>Donders, die als missionaris in</w:t>
+      </w:r>
+      <w:r>
+        <w:rPr>
+          <w:u w:val="single" w:color="0000ff"/>
+          <w:rFonts w:ascii="Charis SIL Regular" w:hAnsi="Charis SIL Regular" w:eastAsia="Charis SIL Regular"/>
+          <w:b w:val="0"/>
+          <w:i w:val="0"/>
+          <w:color w:val="000000"/>
+          <w:sz w:val="24"/>
+        </w:rPr>
+        <w:t xml:space="preserve"> </w:t>
+      </w:r>
+      <w:r>
+        <w:rPr>
+          <w:u w:val="single" w:color="0000ff"/>
+          <w:rFonts w:ascii="Charis SIL Regular" w:hAnsi="Charis SIL Regular" w:eastAsia="Charis SIL Regular"/>
+          <w:b w:val="0"/>
+          <w:i w:val="0"/>
+          <w:color w:val="000000"/>
+          <w:sz w:val="24"/>
+        </w:rPr>
+        <w:hyperlink r:id="rId10" w:history="1">
+          <w:r>
+            <w:rPr>
+              <w:rStyle w:val="Hyperlink"/>
+            </w:rPr>
+            <w:t>Surina</w:t>
+          </w:r>
+        </w:hyperlink>
       </w:r>
       <w:r>
         <w:rPr>
@@ -2249,7 +2278,25 @@
             <w:rPr>
               <w:rStyle w:val="Hyperlink"/>
             </w:rPr>
-            <w:t>file/8f</w:t>
+            <w:t>file/8</w:t>
+          </w:r>
+        </w:hyperlink>
+      </w:r>
+      <w:r>
+        <w:rPr>
+          <w:rFonts w:ascii="Charis SIL Regular" w:hAnsi="Charis SIL Regular" w:eastAsia="Charis SIL Regular"/>
+          <w:b w:val="0"/>
+          <w:i w:val="0"/>
+          <w:color w:val="0000FF"/>
+          <w:sz w:val="24"/>
+          <w:u w:val="single"/>
+        </w:rPr>
+        <w:hyperlink r:id="rId13" w:history="1">
+          <w:r>
+            <w:rPr>
+              <w:rStyle w:val="Hyperlink"/>
+            </w:rPr>
+            <w:t>f</w:t>
           </w:r>
         </w:hyperlink>
       </w:r>
@@ -2285,25 +2332,7 @@
             <w:rPr>
               <w:rStyle w:val="Hyperlink"/>
             </w:rPr>
-            <w:t>8c8d66b2d3d5d8a2e8a73eb8</w:t>
-          </w:r>
-        </w:hyperlink>
-      </w:r>
-      <w:r>
-        <w:rPr>
-          <w:rFonts w:ascii="Charis SIL Regular" w:hAnsi="Charis SIL Regular" w:eastAsia="Charis SIL Regular"/>
-          <w:b w:val="0"/>
-          <w:i w:val="0"/>
-          <w:color w:val="0000FF"/>
-          <w:sz w:val="24"/>
-          <w:u w:val="single"/>
-        </w:rPr>
-        <w:hyperlink r:id="rId13" w:history="1">
-          <w:r>
-            <w:rPr>
-              <w:rStyle w:val="Hyperlink"/>
-            </w:rPr>
-            <w:t>7</w:t>
+            <w:t>8c8d66b2d3d5d8a2e8a73eb87</w:t>
           </w:r>
         </w:hyperlink>
       </w:r>
@@ -2895,7 +2924,7 @@
           <w:sz w:val="24"/>
           <w:u w:val="single"/>
         </w:rPr>
-        <w:hyperlink r:id="rId17" w:history="1">
+        <w:hyperlink r:id="rId9" w:history="1">
           <w:r>
             <w:rPr>
               <w:rStyle w:val="Hyperlink"/>

--- a/EXPORTS/DOCX/published/niveau3/Dutch/MissiemuseumTilburg.docx
+++ b/EXPORTS/DOCX/published/niveau3/Dutch/MissiemuseumTilburg.docx
@@ -730,7 +730,54 @@
           <w:color w:val="000000"/>
           <w:sz w:val="24"/>
         </w:rPr>
-        <w:t>Donders, die als missionaris in Suriname en vo</w:t>
+        <w:t>Donders, die als missionaris in</w:t>
+      </w:r>
+      <w:r>
+        <w:rPr>
+          <w:u w:val="single" w:color="0000ff"/>
+          <w:rFonts w:ascii="Charis SIL Regular" w:hAnsi="Charis SIL Regular" w:eastAsia="Charis SIL Regular"/>
+          <w:b w:val="0"/>
+          <w:i w:val="0"/>
+          <w:color w:val="000000"/>
+          <w:sz w:val="24"/>
+        </w:rPr>
+        <w:t xml:space="preserve"> </w:t>
+      </w:r>
+      <w:r>
+        <w:rPr>
+          <w:u w:val="single" w:color="0000ff"/>
+          <w:rFonts w:ascii="Charis SIL Regular" w:hAnsi="Charis SIL Regular" w:eastAsia="Charis SIL Regular"/>
+          <w:b w:val="0"/>
+          <w:i w:val="0"/>
+          <w:color w:val="000000"/>
+          <w:sz w:val="24"/>
+        </w:rPr>
+        <w:hyperlink r:id="rId10" w:history="1">
+          <w:r>
+            <w:rPr>
+              <w:rStyle w:val="Hyperlink"/>
+            </w:rPr>
+            <w:t>Surina</w:t>
+          </w:r>
+        </w:hyperlink>
+      </w:r>
+      <w:r>
+        <w:rPr>
+          <w:u w:val="single" w:color="0000ff"/>
+          <w:rFonts w:ascii="Charis SIL Regular" w:hAnsi="Charis SIL Regular" w:eastAsia="Charis SIL Regular"/>
+          <w:b w:val="0"/>
+          <w:i w:val="0"/>
+          <w:color w:val="000000"/>
+          <w:sz w:val="24"/>
+        </w:rPr>
+        <w:hyperlink r:id="rId10" w:history="1">
+          <w:r>
+            <w:rPr>
+              <w:rStyle w:val="Hyperlink"/>
+            </w:rPr>
+            <w:t>me en vo</w:t>
+          </w:r>
+        </w:hyperlink>
       </w:r>
       <w:r>
         <w:rPr>
@@ -2231,7 +2278,25 @@
             <w:rPr>
               <w:rStyle w:val="Hyperlink"/>
             </w:rPr>
-            <w:t>file/</w:t>
+            <w:t>file</w:t>
+          </w:r>
+        </w:hyperlink>
+      </w:r>
+      <w:r>
+        <w:rPr>
+          <w:rFonts w:ascii="Charis SIL Regular" w:hAnsi="Charis SIL Regular" w:eastAsia="Charis SIL Regular"/>
+          <w:b w:val="0"/>
+          <w:i w:val="0"/>
+          <w:color w:val="0000FF"/>
+          <w:sz w:val="24"/>
+          <w:u w:val="single"/>
+        </w:rPr>
+        <w:hyperlink r:id="rId13" w:history="1">
+          <w:r>
+            <w:rPr>
+              <w:rStyle w:val="Hyperlink"/>
+            </w:rPr>
+            <w:t>/</w:t>
           </w:r>
         </w:hyperlink>
       </w:r>
@@ -2277,15 +2342,9 @@
           <w:i w:val="0"/>
           <w:color w:val="0000FF"/>
           <w:sz w:val="24"/>
+          <w:u w:val="single"/>
         </w:rPr>
-        <w:hyperlink r:id="rId13" w:history="1">
-          <w:r>
-            <w:rPr>
-              <w:rStyle w:val="Hyperlink"/>
-            </w:rPr>
-            <w:t>e</w:t>
-          </w:r>
-        </w:hyperlink>
+        <w:t>e</w:t>
       </w:r>
       <w:r>
         <w:rPr>
@@ -2319,19 +2378,9 @@
             <w:rPr>
               <w:rStyle w:val="Hyperlink"/>
             </w:rPr>
-            <w:t>3</w:t>
+            <w:t>3a</w:t>
           </w:r>
         </w:hyperlink>
-      </w:r>
-      <w:r>
-        <w:rPr>
-          <w:rFonts w:ascii="Charis SIL Regular" w:hAnsi="Charis SIL Regular" w:eastAsia="Charis SIL Regular"/>
-          <w:b w:val="0"/>
-          <w:i w:val="0"/>
-          <w:color w:val="0000FF"/>
-          <w:sz w:val="24"/>
-        </w:rPr>
-        <w:t>a</w:t>
       </w:r>
     </w:p>
     <w:p>
@@ -2882,7 +2931,7 @@
           <w:sz w:val="24"/>
           <w:u w:val="single"/>
         </w:rPr>
-        <w:hyperlink r:id="rId9" w:history="1">
+        <w:hyperlink r:id="rId17" w:history="1">
           <w:r>
             <w:rPr>
               <w:rStyle w:val="Hyperlink"/>

--- a/EXPORTS/DOCX/published/niveau3/Dutch/MissiemuseumTilburg.docx
+++ b/EXPORTS/DOCX/published/niveau3/Dutch/MissiemuseumTilburg.docx
@@ -403,32 +403,7 @@
           <w:color w:val="000000"/>
           <w:sz w:val="24"/>
         </w:rPr>
-        <w:hyperlink r:id="rId9" w:history="1">
-          <w:r>
-            <w:rPr>
-              <w:rStyle w:val="Hyperlink"/>
-            </w:rPr>
-            <w:t>van het Volk</w:t>
-          </w:r>
-        </w:hyperlink>
-      </w:r>
-      <w:r>
-        <w:rPr>
-          <w:u w:val="single" w:color="0000ff"/>
-          <w:rFonts w:ascii="Charis SIL Regular" w:hAnsi="Charis SIL Regular" w:eastAsia="Charis SIL Regular"/>
-          <w:b w:val="0"/>
-          <w:i w:val="0"/>
-          <w:color w:val="000000"/>
-          <w:sz w:val="24"/>
-        </w:rPr>
-        <w:hyperlink r:id="rId9" w:history="1">
-          <w:r>
-            <w:rPr>
-              <w:rStyle w:val="Hyperlink"/>
-            </w:rPr>
-            <w:t>enku</w:t>
-          </w:r>
-        </w:hyperlink>
+        <w:t>van het Volkenku</w:t>
       </w:r>
       <w:r>
         <w:rPr>
@@ -2946,7 +2921,7 @@
         <w:autoSpaceDN w:val="0"/>
         <w:autoSpaceDE w:val="0"/>
         <w:widowControl/>
-        <w:spacing w:line="538" w:lineRule="exact" w:before="478" w:after="0"/>
+        <w:spacing w:line="538" w:lineRule="exact" w:before="458" w:after="0"/>
         <w:ind w:left="0" w:right="0" w:firstLine="0"/>
         <w:jc w:val="left"/>
       </w:pPr>

--- a/EXPORTS/DOCX/published/niveau3/Dutch/MissiemuseumTilburg.docx
+++ b/EXPORTS/DOCX/published/niveau3/Dutch/MissiemuseumTilburg.docx
@@ -396,6 +396,16 @@
       </w:r>
       <w:r>
         <w:rPr>
+          <w:rFonts w:ascii="Charis SIL Regular" w:hAnsi="Charis SIL Regular" w:eastAsia="Charis SIL Regular"/>
+          <w:b w:val="0"/>
+          <w:i w:val="0"/>
+          <w:color w:val="000000"/>
+          <w:sz w:val="24"/>
+        </w:rPr>
+        <w:t>van het Volk</w:t>
+      </w:r>
+      <w:r>
+        <w:rPr>
           <w:u w:val="single" w:color="0000ff"/>
           <w:rFonts w:ascii="Charis SIL Regular" w:hAnsi="Charis SIL Regular" w:eastAsia="Charis SIL Regular"/>
           <w:b w:val="0"/>
@@ -403,7 +413,14 @@
           <w:color w:val="000000"/>
           <w:sz w:val="24"/>
         </w:rPr>
-        <w:t>van het Volkenku</w:t>
+        <w:hyperlink r:id="rId9" w:history="1">
+          <w:r>
+            <w:rPr>
+              <w:rStyle w:val="Hyperlink"/>
+            </w:rPr>
+            <w:t>enku</w:t>
+          </w:r>
+        </w:hyperlink>
       </w:r>
       <w:r>
         <w:rPr>
@@ -2253,25 +2270,7 @@
             <w:rPr>
               <w:rStyle w:val="Hyperlink"/>
             </w:rPr>
-            <w:t>file</w:t>
-          </w:r>
-        </w:hyperlink>
-      </w:r>
-      <w:r>
-        <w:rPr>
-          <w:rFonts w:ascii="Charis SIL Regular" w:hAnsi="Charis SIL Regular" w:eastAsia="Charis SIL Regular"/>
-          <w:b w:val="0"/>
-          <w:i w:val="0"/>
-          <w:color w:val="0000FF"/>
-          <w:sz w:val="24"/>
-          <w:u w:val="single"/>
-        </w:rPr>
-        <w:hyperlink r:id="rId13" w:history="1">
-          <w:r>
-            <w:rPr>
-              <w:rStyle w:val="Hyperlink"/>
-            </w:rPr>
-            <w:t>/</w:t>
+            <w:t>file/</w:t>
           </w:r>
         </w:hyperlink>
       </w:r>
@@ -2300,15 +2299,9 @@
           <w:i w:val="0"/>
           <w:color w:val="0000FF"/>
           <w:sz w:val="24"/>
+          <w:u w:val="single"/>
         </w:rPr>
-        <w:hyperlink r:id="rId13" w:history="1">
-          <w:r>
-            <w:rPr>
-              <w:rStyle w:val="Hyperlink"/>
-            </w:rPr>
-            <w:t>f</w:t>
-          </w:r>
-        </w:hyperlink>
+        <w:t>f</w:t>
       </w:r>
       <w:r>
         <w:rPr>
@@ -2353,9 +2346,19 @@
             <w:rPr>
               <w:rStyle w:val="Hyperlink"/>
             </w:rPr>
-            <w:t>3a</w:t>
+            <w:t>3</w:t>
           </w:r>
         </w:hyperlink>
+      </w:r>
+      <w:r>
+        <w:rPr>
+          <w:rFonts w:ascii="Charis SIL Regular" w:hAnsi="Charis SIL Regular" w:eastAsia="Charis SIL Regular"/>
+          <w:b w:val="0"/>
+          <w:i w:val="0"/>
+          <w:color w:val="0000FF"/>
+          <w:sz w:val="24"/>
+        </w:rPr>
+        <w:t>a</w:t>
       </w:r>
     </w:p>
     <w:p>

--- a/EXPORTS/DOCX/published/niveau3/Dutch/MissiemuseumTilburg.docx
+++ b/EXPORTS/DOCX/published/niveau3/Dutch/MissiemuseumTilburg.docx
@@ -396,13 +396,21 @@
       </w:r>
       <w:r>
         <w:rPr>
+          <w:u w:val="single" w:color="0000ff"/>
           <w:rFonts w:ascii="Charis SIL Regular" w:hAnsi="Charis SIL Regular" w:eastAsia="Charis SIL Regular"/>
           <w:b w:val="0"/>
           <w:i w:val="0"/>
           <w:color w:val="000000"/>
           <w:sz w:val="24"/>
         </w:rPr>
-        <w:t>van het Volk</w:t>
+        <w:hyperlink r:id="rId9" w:history="1">
+          <w:r>
+            <w:rPr>
+              <w:rStyle w:val="Hyperlink"/>
+            </w:rPr>
+            <w:t>van het Volk</w:t>
+          </w:r>
+        </w:hyperlink>
       </w:r>
       <w:r>
         <w:rPr>
@@ -1161,107 +1169,7 @@
           <w:color w:val="000000"/>
           <w:sz w:val="24"/>
         </w:rPr>
-        <w:t>Volken</w:t>
-      </w:r>
-      <w:r>
-        <w:rPr>
-          <w:u w:val="single" w:color="0000ff"/>
-          <w:rFonts w:ascii="Charis SIL Regular" w:hAnsi="Charis SIL Regular" w:eastAsia="Charis SIL Regular"/>
-          <w:b w:val="0"/>
-          <w:i w:val="0"/>
-          <w:color w:val="000000"/>
-          <w:sz w:val="24"/>
-        </w:rPr>
-        <w:hyperlink r:id="rId13" w:history="1">
-          <w:r>
-            <w:rPr>
-              <w:rStyle w:val="Hyperlink"/>
-            </w:rPr>
-            <w:t>kundig Mi</w:t>
-          </w:r>
-        </w:hyperlink>
-      </w:r>
-      <w:r>
-        <w:rPr>
-          <w:u w:val="single" w:color="0000ff"/>
-          <w:rFonts w:ascii="Charis SIL Regular" w:hAnsi="Charis SIL Regular" w:eastAsia="Charis SIL Regular"/>
-          <w:b w:val="0"/>
-          <w:i w:val="0"/>
-          <w:color w:val="000000"/>
-          <w:sz w:val="24"/>
-        </w:rPr>
-        <w:hyperlink r:id="rId13" w:history="1">
-          <w:r>
-            <w:rPr>
-              <w:rStyle w:val="Hyperlink"/>
-            </w:rPr>
-            <w:t>s</w:t>
-          </w:r>
-        </w:hyperlink>
-      </w:r>
-      <w:r>
-        <w:rPr>
-          <w:u w:val="single" w:color="0000ff"/>
-          <w:rFonts w:ascii="Charis SIL Regular" w:hAnsi="Charis SIL Regular" w:eastAsia="Charis SIL Regular"/>
-          <w:b w:val="0"/>
-          <w:i w:val="0"/>
-          <w:color w:val="000000"/>
-          <w:sz w:val="24"/>
-        </w:rPr>
-        <w:hyperlink r:id="rId13" w:history="1">
-          <w:r>
-            <w:rPr>
-              <w:rStyle w:val="Hyperlink"/>
-            </w:rPr>
-            <w:t>siemus</w:t>
-          </w:r>
-        </w:hyperlink>
-      </w:r>
-      <w:r>
-        <w:rPr>
-          <w:u w:val="single" w:color="0000ff"/>
-          <w:rFonts w:ascii="Charis SIL Regular" w:hAnsi="Charis SIL Regular" w:eastAsia="Charis SIL Regular"/>
-          <w:b w:val="0"/>
-          <w:i w:val="0"/>
-          <w:color w:val="000000"/>
-          <w:sz w:val="24"/>
-        </w:rPr>
-        <w:hyperlink r:id="rId13" w:history="1">
-          <w:r>
-            <w:rPr>
-              <w:rStyle w:val="Hyperlink"/>
-            </w:rPr>
-            <w:t>e</w:t>
-          </w:r>
-        </w:hyperlink>
-      </w:r>
-      <w:r>
-        <w:rPr>
-          <w:u w:val="single" w:color="0000ff"/>
-          <w:rFonts w:ascii="Charis SIL Regular" w:hAnsi="Charis SIL Regular" w:eastAsia="Charis SIL Regular"/>
-          <w:b w:val="0"/>
-          <w:i w:val="0"/>
-          <w:color w:val="000000"/>
-          <w:sz w:val="24"/>
-        </w:rPr>
-        <w:hyperlink r:id="rId13" w:history="1">
-          <w:r>
-            <w:rPr>
-              <w:rStyle w:val="Hyperlink"/>
-            </w:rPr>
-            <w:t>um bes</w:t>
-          </w:r>
-        </w:hyperlink>
-      </w:r>
-      <w:r>
-        <w:rPr>
-          <w:rFonts w:ascii="Charis SIL Regular" w:hAnsi="Charis SIL Regular" w:eastAsia="Charis SIL Regular"/>
-          <w:b w:val="0"/>
-          <w:i w:val="0"/>
-          <w:color w:val="000000"/>
-          <w:sz w:val="24"/>
-        </w:rPr>
-        <w:t xml:space="preserve">chikbaar. In </w:t>
+        <w:t xml:space="preserve">Volkenkundig Missiemuseum beschikbaar. In </w:t>
       </w:r>
       <w:r>
         <w:rPr>
@@ -2299,9 +2207,15 @@
           <w:i w:val="0"/>
           <w:color w:val="0000FF"/>
           <w:sz w:val="24"/>
-          <w:u w:val="single"/>
         </w:rPr>
-        <w:t>f</w:t>
+        <w:hyperlink r:id="rId13" w:history="1">
+          <w:r>
+            <w:rPr>
+              <w:rStyle w:val="Hyperlink"/>
+            </w:rPr>
+            <w:t>f</w:t>
+          </w:r>
+        </w:hyperlink>
       </w:r>
       <w:r>
         <w:rPr>
@@ -2312,7 +2226,14 @@
           <w:sz w:val="24"/>
           <w:u w:val="single"/>
         </w:rPr>
-        <w:t>e</w:t>
+        <w:hyperlink r:id="rId13" w:history="1">
+          <w:r>
+            <w:rPr>
+              <w:rStyle w:val="Hyperlink"/>
+            </w:rPr>
+            <w:t>e</w:t>
+          </w:r>
+        </w:hyperlink>
       </w:r>
       <w:r>
         <w:rPr>
@@ -2891,7 +2812,7 @@
           <w:sz w:val="24"/>
           <w:u w:val="single"/>
         </w:rPr>
-        <w:hyperlink r:id="rId17" w:history="1">
+        <w:hyperlink r:id="rId9" w:history="1">
           <w:r>
             <w:rPr>
               <w:rStyle w:val="Hyperlink"/>

--- a/EXPORTS/DOCX/published/niveau3/Dutch/MissiemuseumTilburg.docx
+++ b/EXPORTS/DOCX/published/niveau3/Dutch/MissiemuseumTilburg.docx
@@ -414,21 +414,13 @@
       </w:r>
       <w:r>
         <w:rPr>
-          <w:u w:val="single" w:color="0000ff"/>
           <w:rFonts w:ascii="Charis SIL Regular" w:hAnsi="Charis SIL Regular" w:eastAsia="Charis SIL Regular"/>
           <w:b w:val="0"/>
           <w:i w:val="0"/>
           <w:color w:val="000000"/>
           <w:sz w:val="24"/>
         </w:rPr>
-        <w:hyperlink r:id="rId9" w:history="1">
-          <w:r>
-            <w:rPr>
-              <w:rStyle w:val="Hyperlink"/>
-            </w:rPr>
-            <w:t>enku</w:t>
-          </w:r>
-        </w:hyperlink>
+        <w:t>enku</w:t>
       </w:r>
       <w:r>
         <w:rPr>
@@ -882,25 +874,7 @@
           <w:color w:val="000000"/>
           <w:sz w:val="24"/>
         </w:rPr>
-        <w:t>van onder andere de Fraters van Til</w:t>
-      </w:r>
-      <w:r>
-        <w:rPr>
-          <w:u w:val="single" w:color="0000ff"/>
-          <w:rFonts w:ascii="Charis SIL Regular" w:hAnsi="Charis SIL Regular" w:eastAsia="Charis SIL Regular"/>
-          <w:b w:val="0"/>
-          <w:i w:val="0"/>
-          <w:color w:val="000000"/>
-          <w:sz w:val="24"/>
-        </w:rPr>
-        <w:hyperlink r:id="rId11" w:history="1">
-          <w:r>
-            <w:rPr>
-              <w:rStyle w:val="Hyperlink"/>
-            </w:rPr>
-            <w:t>burg. Het betr</w:t>
-          </w:r>
-        </w:hyperlink>
+        <w:t>van onder andere de Fraters van Tilburg. Het betr</w:t>
       </w:r>
       <w:r>
         <w:rPr>
@@ -1169,7 +1143,107 @@
           <w:color w:val="000000"/>
           <w:sz w:val="24"/>
         </w:rPr>
-        <w:t xml:space="preserve">Volkenkundig Missiemuseum beschikbaar. In </w:t>
+        <w:t>Volken</w:t>
+      </w:r>
+      <w:r>
+        <w:rPr>
+          <w:u w:val="single" w:color="0000ff"/>
+          <w:rFonts w:ascii="Charis SIL Regular" w:hAnsi="Charis SIL Regular" w:eastAsia="Charis SIL Regular"/>
+          <w:b w:val="0"/>
+          <w:i w:val="0"/>
+          <w:color w:val="000000"/>
+          <w:sz w:val="24"/>
+        </w:rPr>
+        <w:hyperlink r:id="rId13" w:history="1">
+          <w:r>
+            <w:rPr>
+              <w:rStyle w:val="Hyperlink"/>
+            </w:rPr>
+            <w:t>kundig Mi</w:t>
+          </w:r>
+        </w:hyperlink>
+      </w:r>
+      <w:r>
+        <w:rPr>
+          <w:u w:val="single" w:color="0000ff"/>
+          <w:rFonts w:ascii="Charis SIL Regular" w:hAnsi="Charis SIL Regular" w:eastAsia="Charis SIL Regular"/>
+          <w:b w:val="0"/>
+          <w:i w:val="0"/>
+          <w:color w:val="000000"/>
+          <w:sz w:val="24"/>
+        </w:rPr>
+        <w:hyperlink r:id="rId13" w:history="1">
+          <w:r>
+            <w:rPr>
+              <w:rStyle w:val="Hyperlink"/>
+            </w:rPr>
+            <w:t>s</w:t>
+          </w:r>
+        </w:hyperlink>
+      </w:r>
+      <w:r>
+        <w:rPr>
+          <w:u w:val="single" w:color="0000ff"/>
+          <w:rFonts w:ascii="Charis SIL Regular" w:hAnsi="Charis SIL Regular" w:eastAsia="Charis SIL Regular"/>
+          <w:b w:val="0"/>
+          <w:i w:val="0"/>
+          <w:color w:val="000000"/>
+          <w:sz w:val="24"/>
+        </w:rPr>
+        <w:hyperlink r:id="rId13" w:history="1">
+          <w:r>
+            <w:rPr>
+              <w:rStyle w:val="Hyperlink"/>
+            </w:rPr>
+            <w:t>siemus</w:t>
+          </w:r>
+        </w:hyperlink>
+      </w:r>
+      <w:r>
+        <w:rPr>
+          <w:u w:val="single" w:color="0000ff"/>
+          <w:rFonts w:ascii="Charis SIL Regular" w:hAnsi="Charis SIL Regular" w:eastAsia="Charis SIL Regular"/>
+          <w:b w:val="0"/>
+          <w:i w:val="0"/>
+          <w:color w:val="000000"/>
+          <w:sz w:val="24"/>
+        </w:rPr>
+        <w:hyperlink r:id="rId13" w:history="1">
+          <w:r>
+            <w:rPr>
+              <w:rStyle w:val="Hyperlink"/>
+            </w:rPr>
+            <w:t>e</w:t>
+          </w:r>
+        </w:hyperlink>
+      </w:r>
+      <w:r>
+        <w:rPr>
+          <w:u w:val="single" w:color="0000ff"/>
+          <w:rFonts w:ascii="Charis SIL Regular" w:hAnsi="Charis SIL Regular" w:eastAsia="Charis SIL Regular"/>
+          <w:b w:val="0"/>
+          <w:i w:val="0"/>
+          <w:color w:val="000000"/>
+          <w:sz w:val="24"/>
+        </w:rPr>
+        <w:hyperlink r:id="rId13" w:history="1">
+          <w:r>
+            <w:rPr>
+              <w:rStyle w:val="Hyperlink"/>
+            </w:rPr>
+            <w:t>um bes</w:t>
+          </w:r>
+        </w:hyperlink>
+      </w:r>
+      <w:r>
+        <w:rPr>
+          <w:rFonts w:ascii="Charis SIL Regular" w:hAnsi="Charis SIL Regular" w:eastAsia="Charis SIL Regular"/>
+          <w:b w:val="0"/>
+          <w:i w:val="0"/>
+          <w:color w:val="000000"/>
+          <w:sz w:val="24"/>
+        </w:rPr>
+        <w:t xml:space="preserve">chikbaar. In </w:t>
       </w:r>
       <w:r>
         <w:rPr>
@@ -2178,7 +2252,7 @@
             <w:rPr>
               <w:rStyle w:val="Hyperlink"/>
             </w:rPr>
-            <w:t>file/</w:t>
+            <w:t>file/8</w:t>
           </w:r>
         </w:hyperlink>
       </w:r>
@@ -2190,23 +2264,6 @@
           <w:color w:val="0000FF"/>
           <w:sz w:val="24"/>
           <w:u w:val="single"/>
-        </w:rPr>
-        <w:hyperlink r:id="rId13" w:history="1">
-          <w:r>
-            <w:rPr>
-              <w:rStyle w:val="Hyperlink"/>
-            </w:rPr>
-            <w:t>8</w:t>
-          </w:r>
-        </w:hyperlink>
-      </w:r>
-      <w:r>
-        <w:rPr>
-          <w:rFonts w:ascii="Charis SIL Regular" w:hAnsi="Charis SIL Regular" w:eastAsia="Charis SIL Regular"/>
-          <w:b w:val="0"/>
-          <w:i w:val="0"/>
-          <w:color w:val="0000FF"/>
-          <w:sz w:val="24"/>
         </w:rPr>
         <w:hyperlink r:id="rId13" w:history="1">
           <w:r>
@@ -2249,9 +2306,30 @@
             <w:rPr>
               <w:rStyle w:val="Hyperlink"/>
             </w:rPr>
-            <w:t>8c8d66b2d3d5d8a2e8a73eb8756</w:t>
+            <w:t>8c8d66b2d3d5d8a2e8a73eb87</w:t>
           </w:r>
         </w:hyperlink>
+      </w:r>
+      <w:r>
+        <w:rPr>
+          <w:rFonts w:ascii="Charis SIL Regular" w:hAnsi="Charis SIL Regular" w:eastAsia="Charis SIL Regular"/>
+          <w:b w:val="0"/>
+          <w:i w:val="0"/>
+          <w:color w:val="0000FF"/>
+          <w:sz w:val="24"/>
+          <w:u w:val="single"/>
+        </w:rPr>
+        <w:t>5</w:t>
+      </w:r>
+      <w:r>
+        <w:rPr>
+          <w:rFonts w:ascii="Charis SIL Regular" w:hAnsi="Charis SIL Regular" w:eastAsia="Charis SIL Regular"/>
+          <w:b w:val="0"/>
+          <w:i w:val="0"/>
+          <w:color w:val="0000FF"/>
+          <w:sz w:val="24"/>
+        </w:rPr>
+        <w:t>6</w:t>
       </w:r>
       <w:r>
         <w:rPr>
@@ -2267,19 +2345,9 @@
             <w:rPr>
               <w:rStyle w:val="Hyperlink"/>
             </w:rPr>
-            <w:t>3</w:t>
+            <w:t>3a</w:t>
           </w:r>
         </w:hyperlink>
-      </w:r>
-      <w:r>
-        <w:rPr>
-          <w:rFonts w:ascii="Charis SIL Regular" w:hAnsi="Charis SIL Regular" w:eastAsia="Charis SIL Regular"/>
-          <w:b w:val="0"/>
-          <w:i w:val="0"/>
-          <w:color w:val="0000FF"/>
-          <w:sz w:val="24"/>
-        </w:rPr>
-        <w:t>a</w:t>
       </w:r>
     </w:p>
     <w:p>
@@ -2830,7 +2898,7 @@
           <w:sz w:val="24"/>
           <w:u w:val="single"/>
         </w:rPr>
-        <w:hyperlink r:id="rId17" w:history="1">
+        <w:hyperlink r:id="rId9" w:history="1">
           <w:r>
             <w:rPr>
               <w:rStyle w:val="Hyperlink"/>

--- a/EXPORTS/DOCX/published/niveau3/Dutch/MissiemuseumTilburg.docx
+++ b/EXPORTS/DOCX/published/niveau3/Dutch/MissiemuseumTilburg.docx
@@ -414,13 +414,21 @@
       </w:r>
       <w:r>
         <w:rPr>
+          <w:u w:val="single" w:color="0000ff"/>
           <w:rFonts w:ascii="Charis SIL Regular" w:hAnsi="Charis SIL Regular" w:eastAsia="Charis SIL Regular"/>
           <w:b w:val="0"/>
           <w:i w:val="0"/>
           <w:color w:val="000000"/>
           <w:sz w:val="24"/>
         </w:rPr>
-        <w:t>enku</w:t>
+        <w:hyperlink r:id="rId9" w:history="1">
+          <w:r>
+            <w:rPr>
+              <w:rStyle w:val="Hyperlink"/>
+            </w:rPr>
+            <w:t>enku</w:t>
+          </w:r>
+        </w:hyperlink>
       </w:r>
       <w:r>
         <w:rPr>
@@ -874,7 +882,18 @@
           <w:color w:val="000000"/>
           <w:sz w:val="24"/>
         </w:rPr>
-        <w:t>van onder andere de Fraters van Tilburg. Het betr</w:t>
+        <w:t>van onder andere de Fraters van Til</w:t>
+      </w:r>
+      <w:r>
+        <w:rPr>
+          <w:u w:val="single" w:color="0000ff"/>
+          <w:rFonts w:ascii="Charis SIL Regular" w:hAnsi="Charis SIL Regular" w:eastAsia="Charis SIL Regular"/>
+          <w:b w:val="0"/>
+          <w:i w:val="0"/>
+          <w:color w:val="000000"/>
+          <w:sz w:val="24"/>
+        </w:rPr>
+        <w:t>burg. Het betr</w:t>
       </w:r>
       <w:r>
         <w:rPr>
@@ -2306,7 +2325,7 @@
             <w:rPr>
               <w:rStyle w:val="Hyperlink"/>
             </w:rPr>
-            <w:t>8c8d66b2d3d5d8a2e8a73eb87</w:t>
+            <w:t>8c8d66b2d3d5d8a2e8a73eb8756</w:t>
           </w:r>
         </w:hyperlink>
       </w:r>
@@ -2319,7 +2338,7 @@
           <w:sz w:val="24"/>
           <w:u w:val="single"/>
         </w:rPr>
-        <w:t>5</w:t>
+        <w:t>3</w:t>
       </w:r>
       <w:r>
         <w:rPr>
@@ -2329,25 +2348,7 @@
           <w:color w:val="0000FF"/>
           <w:sz w:val="24"/>
         </w:rPr>
-        <w:t>6</w:t>
-      </w:r>
-      <w:r>
-        <w:rPr>
-          <w:rFonts w:ascii="Charis SIL Regular" w:hAnsi="Charis SIL Regular" w:eastAsia="Charis SIL Regular"/>
-          <w:b w:val="0"/>
-          <w:i w:val="0"/>
-          <w:color w:val="0000FF"/>
-          <w:sz w:val="24"/>
-          <w:u w:val="single"/>
-        </w:rPr>
-        <w:hyperlink r:id="rId13" w:history="1">
-          <w:r>
-            <w:rPr>
-              <w:rStyle w:val="Hyperlink"/>
-            </w:rPr>
-            <w:t>3a</w:t>
-          </w:r>
-        </w:hyperlink>
+        <w:t>a</w:t>
       </w:r>
     </w:p>
     <w:p>

--- a/EXPORTS/DOCX/published/niveau3/Dutch/MissiemuseumTilburg.docx
+++ b/EXPORTS/DOCX/published/niveau3/Dutch/MissiemuseumTilburg.docx
@@ -396,39 +396,13 @@
       </w:r>
       <w:r>
         <w:rPr>
-          <w:u w:val="single" w:color="0000ff"/>
           <w:rFonts w:ascii="Charis SIL Regular" w:hAnsi="Charis SIL Regular" w:eastAsia="Charis SIL Regular"/>
           <w:b w:val="0"/>
           <w:i w:val="0"/>
           <w:color w:val="000000"/>
           <w:sz w:val="24"/>
         </w:rPr>
-        <w:hyperlink r:id="rId9" w:history="1">
-          <w:r>
-            <w:rPr>
-              <w:rStyle w:val="Hyperlink"/>
-            </w:rPr>
-            <w:t>van het Volk</w:t>
-          </w:r>
-        </w:hyperlink>
-      </w:r>
-      <w:r>
-        <w:rPr>
-          <w:u w:val="single" w:color="0000ff"/>
-          <w:rFonts w:ascii="Charis SIL Regular" w:hAnsi="Charis SIL Regular" w:eastAsia="Charis SIL Regular"/>
-          <w:b w:val="0"/>
-          <w:i w:val="0"/>
-          <w:color w:val="000000"/>
-          <w:sz w:val="24"/>
-        </w:rPr>
-        <w:hyperlink r:id="rId9" w:history="1">
-          <w:r>
-            <w:rPr>
-              <w:rStyle w:val="Hyperlink"/>
-            </w:rPr>
-            <w:t>enku</w:t>
-          </w:r>
-        </w:hyperlink>
+        <w:t>van het Volkenku</w:t>
       </w:r>
       <w:r>
         <w:rPr>
@@ -893,7 +867,14 @@
           <w:color w:val="000000"/>
           <w:sz w:val="24"/>
         </w:rPr>
-        <w:t>burg. Het betr</w:t>
+        <w:hyperlink r:id="rId11" w:history="1">
+          <w:r>
+            <w:rPr>
+              <w:rStyle w:val="Hyperlink"/>
+            </w:rPr>
+            <w:t>burg. Het betr</w:t>
+          </w:r>
+        </w:hyperlink>
       </w:r>
       <w:r>
         <w:rPr>
@@ -2881,7 +2862,7 @@
           <w:sz w:val="24"/>
           <w:u w:val="single"/>
         </w:rPr>
-        <w:hyperlink r:id="rId9" w:history="1">
+        <w:hyperlink r:id="rId17" w:history="1">
           <w:r>
             <w:rPr>
               <w:rStyle w:val="Hyperlink"/>

--- a/EXPORTS/DOCX/published/niveau3/Dutch/MissiemuseumTilburg.docx
+++ b/EXPORTS/DOCX/published/niveau3/Dutch/MissiemuseumTilburg.docx
@@ -396,13 +396,39 @@
       </w:r>
       <w:r>
         <w:rPr>
+          <w:u w:val="single" w:color="0000ff"/>
           <w:rFonts w:ascii="Charis SIL Regular" w:hAnsi="Charis SIL Regular" w:eastAsia="Charis SIL Regular"/>
           <w:b w:val="0"/>
           <w:i w:val="0"/>
           <w:color w:val="000000"/>
           <w:sz w:val="24"/>
         </w:rPr>
-        <w:t>van het Volkenku</w:t>
+        <w:hyperlink r:id="rId9" w:history="1">
+          <w:r>
+            <w:rPr>
+              <w:rStyle w:val="Hyperlink"/>
+            </w:rPr>
+            <w:t>van het Volk</w:t>
+          </w:r>
+        </w:hyperlink>
+      </w:r>
+      <w:r>
+        <w:rPr>
+          <w:u w:val="single" w:color="0000ff"/>
+          <w:rFonts w:ascii="Charis SIL Regular" w:hAnsi="Charis SIL Regular" w:eastAsia="Charis SIL Regular"/>
+          <w:b w:val="0"/>
+          <w:i w:val="0"/>
+          <w:color w:val="000000"/>
+          <w:sz w:val="24"/>
+        </w:rPr>
+        <w:hyperlink r:id="rId9" w:history="1">
+          <w:r>
+            <w:rPr>
+              <w:rStyle w:val="Hyperlink"/>
+            </w:rPr>
+            <w:t>enku</w:t>
+          </w:r>
+        </w:hyperlink>
       </w:r>
       <w:r>
         <w:rPr>
@@ -2306,7 +2332,7 @@
             <w:rPr>
               <w:rStyle w:val="Hyperlink"/>
             </w:rPr>
-            <w:t>8c8d66b2d3d5d8a2e8a73eb8756</w:t>
+            <w:t>8c8d66b2d3d5d8a2e8a73eb87</w:t>
           </w:r>
         </w:hyperlink>
       </w:r>
@@ -2319,7 +2345,7 @@
           <w:sz w:val="24"/>
           <w:u w:val="single"/>
         </w:rPr>
-        <w:t>3</w:t>
+        <w:t>5</w:t>
       </w:r>
       <w:r>
         <w:rPr>
@@ -2329,7 +2355,25 @@
           <w:color w:val="0000FF"/>
           <w:sz w:val="24"/>
         </w:rPr>
-        <w:t>a</w:t>
+        <w:t>6</w:t>
+      </w:r>
+      <w:r>
+        <w:rPr>
+          <w:rFonts w:ascii="Charis SIL Regular" w:hAnsi="Charis SIL Regular" w:eastAsia="Charis SIL Regular"/>
+          <w:b w:val="0"/>
+          <w:i w:val="0"/>
+          <w:color w:val="0000FF"/>
+          <w:sz w:val="24"/>
+          <w:u w:val="single"/>
+        </w:rPr>
+        <w:hyperlink r:id="rId13" w:history="1">
+          <w:r>
+            <w:rPr>
+              <w:rStyle w:val="Hyperlink"/>
+            </w:rPr>
+            <w:t>3a</w:t>
+          </w:r>
+        </w:hyperlink>
       </w:r>
     </w:p>
     <w:p>
@@ -2862,7 +2906,7 @@
           <w:sz w:val="24"/>
           <w:u w:val="single"/>
         </w:rPr>
-        <w:hyperlink r:id="rId17" w:history="1">
+        <w:hyperlink r:id="rId9" w:history="1">
           <w:r>
             <w:rPr>
               <w:rStyle w:val="Hyperlink"/>

--- a/EXPORTS/DOCX/published/niveau3/Dutch/MissiemuseumTilburg.docx
+++ b/EXPORTS/DOCX/published/niveau3/Dutch/MissiemuseumTilburg.docx
@@ -1631,14 +1631,7 @@
           <w:color w:val="000000"/>
           <w:sz w:val="24"/>
         </w:rPr>
-        <w:hyperlink r:id="rId15" w:history="1">
-          <w:r>
-            <w:rPr>
-              <w:rStyle w:val="Hyperlink"/>
-            </w:rPr>
-            <w:t>Cee</w:t>
-          </w:r>
-        </w:hyperlink>
+        <w:t>Cee</w:t>
       </w:r>
       <w:r>
         <w:rPr>
@@ -2278,7 +2271,7 @@
             <w:rPr>
               <w:rStyle w:val="Hyperlink"/>
             </w:rPr>
-            <w:t>file/8</w:t>
+            <w:t>file/</w:t>
           </w:r>
         </w:hyperlink>
       </w:r>
@@ -2290,6 +2283,23 @@
           <w:color w:val="0000FF"/>
           <w:sz w:val="24"/>
           <w:u w:val="single"/>
+        </w:rPr>
+        <w:hyperlink r:id="rId13" w:history="1">
+          <w:r>
+            <w:rPr>
+              <w:rStyle w:val="Hyperlink"/>
+            </w:rPr>
+            <w:t>8</w:t>
+          </w:r>
+        </w:hyperlink>
+      </w:r>
+      <w:r>
+        <w:rPr>
+          <w:rFonts w:ascii="Charis SIL Regular" w:hAnsi="Charis SIL Regular" w:eastAsia="Charis SIL Regular"/>
+          <w:b w:val="0"/>
+          <w:i w:val="0"/>
+          <w:color w:val="0000FF"/>
+          <w:sz w:val="24"/>
         </w:rPr>
         <w:hyperlink r:id="rId13" w:history="1">
           <w:r>
@@ -2332,30 +2342,9 @@
             <w:rPr>
               <w:rStyle w:val="Hyperlink"/>
             </w:rPr>
-            <w:t>8c8d66b2d3d5d8a2e8a73eb87</w:t>
+            <w:t>8c8d66b2d3d5d8a2e8a73eb8756</w:t>
           </w:r>
         </w:hyperlink>
-      </w:r>
-      <w:r>
-        <w:rPr>
-          <w:rFonts w:ascii="Charis SIL Regular" w:hAnsi="Charis SIL Regular" w:eastAsia="Charis SIL Regular"/>
-          <w:b w:val="0"/>
-          <w:i w:val="0"/>
-          <w:color w:val="0000FF"/>
-          <w:sz w:val="24"/>
-          <w:u w:val="single"/>
-        </w:rPr>
-        <w:t>5</w:t>
-      </w:r>
-      <w:r>
-        <w:rPr>
-          <w:rFonts w:ascii="Charis SIL Regular" w:hAnsi="Charis SIL Regular" w:eastAsia="Charis SIL Regular"/>
-          <w:b w:val="0"/>
-          <w:i w:val="0"/>
-          <w:color w:val="0000FF"/>
-          <w:sz w:val="24"/>
-        </w:rPr>
-        <w:t>6</w:t>
       </w:r>
       <w:r>
         <w:rPr>
@@ -2371,9 +2360,19 @@
             <w:rPr>
               <w:rStyle w:val="Hyperlink"/>
             </w:rPr>
-            <w:t>3a</w:t>
+            <w:t>3</w:t>
           </w:r>
         </w:hyperlink>
+      </w:r>
+      <w:r>
+        <w:rPr>
+          <w:rFonts w:ascii="Charis SIL Regular" w:hAnsi="Charis SIL Regular" w:eastAsia="Charis SIL Regular"/>
+          <w:b w:val="0"/>
+          <w:i w:val="0"/>
+          <w:color w:val="0000FF"/>
+          <w:sz w:val="24"/>
+        </w:rPr>
+        <w:t>a</w:t>
       </w:r>
     </w:p>
     <w:p>
@@ -2906,7 +2905,7 @@
           <w:sz w:val="24"/>
           <w:u w:val="single"/>
         </w:rPr>
-        <w:hyperlink r:id="rId9" w:history="1">
+        <w:hyperlink r:id="rId17" w:history="1">
           <w:r>
             <w:rPr>
               <w:rStyle w:val="Hyperlink"/>

--- a/EXPORTS/DOCX/published/niveau3/Dutch/MissiemuseumTilburg.docx
+++ b/EXPORTS/DOCX/published/niveau3/Dutch/MissiemuseumTilburg.docx
@@ -396,21 +396,13 @@
       </w:r>
       <w:r>
         <w:rPr>
-          <w:u w:val="single" w:color="0000ff"/>
           <w:rFonts w:ascii="Charis SIL Regular" w:hAnsi="Charis SIL Regular" w:eastAsia="Charis SIL Regular"/>
           <w:b w:val="0"/>
           <w:i w:val="0"/>
           <w:color w:val="000000"/>
           <w:sz w:val="24"/>
         </w:rPr>
-        <w:hyperlink r:id="rId9" w:history="1">
-          <w:r>
-            <w:rPr>
-              <w:rStyle w:val="Hyperlink"/>
-            </w:rPr>
-            <w:t>van het Volk</w:t>
-          </w:r>
-        </w:hyperlink>
+        <w:t>van het Volk</w:t>
       </w:r>
       <w:r>
         <w:rPr>
@@ -1631,7 +1623,14 @@
           <w:color w:val="000000"/>
           <w:sz w:val="24"/>
         </w:rPr>
-        <w:t>Cee</w:t>
+        <w:hyperlink r:id="rId15" w:history="1">
+          <w:r>
+            <w:rPr>
+              <w:rStyle w:val="Hyperlink"/>
+            </w:rPr>
+            <w:t>Cee</w:t>
+          </w:r>
+        </w:hyperlink>
       </w:r>
       <w:r>
         <w:rPr>
@@ -2317,7 +2316,6 @@
           <w:i w:val="0"/>
           <w:color w:val="0000FF"/>
           <w:sz w:val="24"/>
-          <w:u w:val="single"/>
         </w:rPr>
         <w:hyperlink r:id="rId13" w:history="1">
           <w:r>

--- a/EXPORTS/DOCX/published/niveau3/Dutch/MissiemuseumTilburg.docx
+++ b/EXPORTS/DOCX/published/niveau3/Dutch/MissiemuseumTilburg.docx
@@ -396,13 +396,21 @@
       </w:r>
       <w:r>
         <w:rPr>
+          <w:u w:val="single" w:color="0000ff"/>
           <w:rFonts w:ascii="Charis SIL Regular" w:hAnsi="Charis SIL Regular" w:eastAsia="Charis SIL Regular"/>
           <w:b w:val="0"/>
           <w:i w:val="0"/>
           <w:color w:val="000000"/>
           <w:sz w:val="24"/>
         </w:rPr>
-        <w:t>van het Volk</w:t>
+        <w:hyperlink r:id="rId9" w:history="1">
+          <w:r>
+            <w:rPr>
+              <w:rStyle w:val="Hyperlink"/>
+            </w:rPr>
+            <w:t>van het Volk</w:t>
+          </w:r>
+        </w:hyperlink>
       </w:r>
       <w:r>
         <w:rPr>
@@ -1161,107 +1169,7 @@
           <w:color w:val="000000"/>
           <w:sz w:val="24"/>
         </w:rPr>
-        <w:t>Volken</w:t>
-      </w:r>
-      <w:r>
-        <w:rPr>
-          <w:u w:val="single" w:color="0000ff"/>
-          <w:rFonts w:ascii="Charis SIL Regular" w:hAnsi="Charis SIL Regular" w:eastAsia="Charis SIL Regular"/>
-          <w:b w:val="0"/>
-          <w:i w:val="0"/>
-          <w:color w:val="000000"/>
-          <w:sz w:val="24"/>
-        </w:rPr>
-        <w:hyperlink r:id="rId13" w:history="1">
-          <w:r>
-            <w:rPr>
-              <w:rStyle w:val="Hyperlink"/>
-            </w:rPr>
-            <w:t>kundig Mi</w:t>
-          </w:r>
-        </w:hyperlink>
-      </w:r>
-      <w:r>
-        <w:rPr>
-          <w:u w:val="single" w:color="0000ff"/>
-          <w:rFonts w:ascii="Charis SIL Regular" w:hAnsi="Charis SIL Regular" w:eastAsia="Charis SIL Regular"/>
-          <w:b w:val="0"/>
-          <w:i w:val="0"/>
-          <w:color w:val="000000"/>
-          <w:sz w:val="24"/>
-        </w:rPr>
-        <w:hyperlink r:id="rId13" w:history="1">
-          <w:r>
-            <w:rPr>
-              <w:rStyle w:val="Hyperlink"/>
-            </w:rPr>
-            <w:t>s</w:t>
-          </w:r>
-        </w:hyperlink>
-      </w:r>
-      <w:r>
-        <w:rPr>
-          <w:u w:val="single" w:color="0000ff"/>
-          <w:rFonts w:ascii="Charis SIL Regular" w:hAnsi="Charis SIL Regular" w:eastAsia="Charis SIL Regular"/>
-          <w:b w:val="0"/>
-          <w:i w:val="0"/>
-          <w:color w:val="000000"/>
-          <w:sz w:val="24"/>
-        </w:rPr>
-        <w:hyperlink r:id="rId13" w:history="1">
-          <w:r>
-            <w:rPr>
-              <w:rStyle w:val="Hyperlink"/>
-            </w:rPr>
-            <w:t>siemus</w:t>
-          </w:r>
-        </w:hyperlink>
-      </w:r>
-      <w:r>
-        <w:rPr>
-          <w:u w:val="single" w:color="0000ff"/>
-          <w:rFonts w:ascii="Charis SIL Regular" w:hAnsi="Charis SIL Regular" w:eastAsia="Charis SIL Regular"/>
-          <w:b w:val="0"/>
-          <w:i w:val="0"/>
-          <w:color w:val="000000"/>
-          <w:sz w:val="24"/>
-        </w:rPr>
-        <w:hyperlink r:id="rId13" w:history="1">
-          <w:r>
-            <w:rPr>
-              <w:rStyle w:val="Hyperlink"/>
-            </w:rPr>
-            <w:t>e</w:t>
-          </w:r>
-        </w:hyperlink>
-      </w:r>
-      <w:r>
-        <w:rPr>
-          <w:u w:val="single" w:color="0000ff"/>
-          <w:rFonts w:ascii="Charis SIL Regular" w:hAnsi="Charis SIL Regular" w:eastAsia="Charis SIL Regular"/>
-          <w:b w:val="0"/>
-          <w:i w:val="0"/>
-          <w:color w:val="000000"/>
-          <w:sz w:val="24"/>
-        </w:rPr>
-        <w:hyperlink r:id="rId13" w:history="1">
-          <w:r>
-            <w:rPr>
-              <w:rStyle w:val="Hyperlink"/>
-            </w:rPr>
-            <w:t>um bes</w:t>
-          </w:r>
-        </w:hyperlink>
-      </w:r>
-      <w:r>
-        <w:rPr>
-          <w:rFonts w:ascii="Charis SIL Regular" w:hAnsi="Charis SIL Regular" w:eastAsia="Charis SIL Regular"/>
-          <w:b w:val="0"/>
-          <w:i w:val="0"/>
-          <w:color w:val="000000"/>
-          <w:sz w:val="24"/>
-        </w:rPr>
-        <w:t xml:space="preserve">chikbaar. In </w:t>
+        <w:t xml:space="preserve">Volkenkundig Missiemuseum beschikbaar. In </w:t>
       </w:r>
       <w:r>
         <w:rPr>
@@ -2316,6 +2224,7 @@
           <w:i w:val="0"/>
           <w:color w:val="0000FF"/>
           <w:sz w:val="24"/>
+          <w:u w:val="single"/>
         </w:rPr>
         <w:hyperlink r:id="rId13" w:history="1">
           <w:r>

--- a/EXPORTS/DOCX/published/niveau3/Dutch/MissiemuseumTilburg.docx
+++ b/EXPORTS/DOCX/published/niveau3/Dutch/MissiemuseumTilburg.docx
@@ -1169,7 +1169,107 @@
           <w:color w:val="000000"/>
           <w:sz w:val="24"/>
         </w:rPr>
-        <w:t xml:space="preserve">Volkenkundig Missiemuseum beschikbaar. In </w:t>
+        <w:t>Volken</w:t>
+      </w:r>
+      <w:r>
+        <w:rPr>
+          <w:u w:val="single" w:color="0000ff"/>
+          <w:rFonts w:ascii="Charis SIL Regular" w:hAnsi="Charis SIL Regular" w:eastAsia="Charis SIL Regular"/>
+          <w:b w:val="0"/>
+          <w:i w:val="0"/>
+          <w:color w:val="000000"/>
+          <w:sz w:val="24"/>
+        </w:rPr>
+        <w:hyperlink r:id="rId13" w:history="1">
+          <w:r>
+            <w:rPr>
+              <w:rStyle w:val="Hyperlink"/>
+            </w:rPr>
+            <w:t>kundig Mi</w:t>
+          </w:r>
+        </w:hyperlink>
+      </w:r>
+      <w:r>
+        <w:rPr>
+          <w:u w:val="single" w:color="0000ff"/>
+          <w:rFonts w:ascii="Charis SIL Regular" w:hAnsi="Charis SIL Regular" w:eastAsia="Charis SIL Regular"/>
+          <w:b w:val="0"/>
+          <w:i w:val="0"/>
+          <w:color w:val="000000"/>
+          <w:sz w:val="24"/>
+        </w:rPr>
+        <w:hyperlink r:id="rId13" w:history="1">
+          <w:r>
+            <w:rPr>
+              <w:rStyle w:val="Hyperlink"/>
+            </w:rPr>
+            <w:t>s</w:t>
+          </w:r>
+        </w:hyperlink>
+      </w:r>
+      <w:r>
+        <w:rPr>
+          <w:u w:val="single" w:color="0000ff"/>
+          <w:rFonts w:ascii="Charis SIL Regular" w:hAnsi="Charis SIL Regular" w:eastAsia="Charis SIL Regular"/>
+          <w:b w:val="0"/>
+          <w:i w:val="0"/>
+          <w:color w:val="000000"/>
+          <w:sz w:val="24"/>
+        </w:rPr>
+        <w:hyperlink r:id="rId13" w:history="1">
+          <w:r>
+            <w:rPr>
+              <w:rStyle w:val="Hyperlink"/>
+            </w:rPr>
+            <w:t>siemus</w:t>
+          </w:r>
+        </w:hyperlink>
+      </w:r>
+      <w:r>
+        <w:rPr>
+          <w:u w:val="single" w:color="0000ff"/>
+          <w:rFonts w:ascii="Charis SIL Regular" w:hAnsi="Charis SIL Regular" w:eastAsia="Charis SIL Regular"/>
+          <w:b w:val="0"/>
+          <w:i w:val="0"/>
+          <w:color w:val="000000"/>
+          <w:sz w:val="24"/>
+        </w:rPr>
+        <w:hyperlink r:id="rId13" w:history="1">
+          <w:r>
+            <w:rPr>
+              <w:rStyle w:val="Hyperlink"/>
+            </w:rPr>
+            <w:t>e</w:t>
+          </w:r>
+        </w:hyperlink>
+      </w:r>
+      <w:r>
+        <w:rPr>
+          <w:u w:val="single" w:color="0000ff"/>
+          <w:rFonts w:ascii="Charis SIL Regular" w:hAnsi="Charis SIL Regular" w:eastAsia="Charis SIL Regular"/>
+          <w:b w:val="0"/>
+          <w:i w:val="0"/>
+          <w:color w:val="000000"/>
+          <w:sz w:val="24"/>
+        </w:rPr>
+        <w:hyperlink r:id="rId13" w:history="1">
+          <w:r>
+            <w:rPr>
+              <w:rStyle w:val="Hyperlink"/>
+            </w:rPr>
+            <w:t>um bes</w:t>
+          </w:r>
+        </w:hyperlink>
+      </w:r>
+      <w:r>
+        <w:rPr>
+          <w:rFonts w:ascii="Charis SIL Regular" w:hAnsi="Charis SIL Regular" w:eastAsia="Charis SIL Regular"/>
+          <w:b w:val="0"/>
+          <w:i w:val="0"/>
+          <w:color w:val="000000"/>
+          <w:sz w:val="24"/>
+        </w:rPr>
+        <w:t xml:space="preserve">chikbaar. In </w:t>
       </w:r>
       <w:r>
         <w:rPr>
@@ -2178,7 +2278,7 @@
             <w:rPr>
               <w:rStyle w:val="Hyperlink"/>
             </w:rPr>
-            <w:t>file/</w:t>
+            <w:t>file</w:t>
           </w:r>
         </w:hyperlink>
       </w:r>
@@ -2190,6 +2290,23 @@
           <w:color w:val="0000FF"/>
           <w:sz w:val="24"/>
           <w:u w:val="single"/>
+        </w:rPr>
+        <w:hyperlink r:id="rId13" w:history="1">
+          <w:r>
+            <w:rPr>
+              <w:rStyle w:val="Hyperlink"/>
+            </w:rPr>
+            <w:t>/</w:t>
+          </w:r>
+        </w:hyperlink>
+      </w:r>
+      <w:r>
+        <w:rPr>
+          <w:rFonts w:ascii="Charis SIL Regular" w:hAnsi="Charis SIL Regular" w:eastAsia="Charis SIL Regular"/>
+          <w:b w:val="0"/>
+          <w:i w:val="0"/>
+          <w:color w:val="0000FF"/>
+          <w:sz w:val="24"/>
         </w:rPr>
         <w:hyperlink r:id="rId13" w:history="1">
           <w:r>
@@ -2267,19 +2384,9 @@
             <w:rPr>
               <w:rStyle w:val="Hyperlink"/>
             </w:rPr>
-            <w:t>3</w:t>
+            <w:t>3a</w:t>
           </w:r>
         </w:hyperlink>
-      </w:r>
-      <w:r>
-        <w:rPr>
-          <w:rFonts w:ascii="Charis SIL Regular" w:hAnsi="Charis SIL Regular" w:eastAsia="Charis SIL Regular"/>
-          <w:b w:val="0"/>
-          <w:i w:val="0"/>
-          <w:color w:val="0000FF"/>
-          <w:sz w:val="24"/>
-        </w:rPr>
-        <w:t>a</w:t>
       </w:r>
     </w:p>
     <w:p>

--- a/EXPORTS/DOCX/published/niveau3/Dutch/MissiemuseumTilburg.docx
+++ b/EXPORTS/DOCX/published/niveau3/Dutch/MissiemuseumTilburg.docx
@@ -1169,107 +1169,7 @@
           <w:color w:val="000000"/>
           <w:sz w:val="24"/>
         </w:rPr>
-        <w:t>Volken</w:t>
-      </w:r>
-      <w:r>
-        <w:rPr>
-          <w:u w:val="single" w:color="0000ff"/>
-          <w:rFonts w:ascii="Charis SIL Regular" w:hAnsi="Charis SIL Regular" w:eastAsia="Charis SIL Regular"/>
-          <w:b w:val="0"/>
-          <w:i w:val="0"/>
-          <w:color w:val="000000"/>
-          <w:sz w:val="24"/>
-        </w:rPr>
-        <w:hyperlink r:id="rId13" w:history="1">
-          <w:r>
-            <w:rPr>
-              <w:rStyle w:val="Hyperlink"/>
-            </w:rPr>
-            <w:t>kundig Mi</w:t>
-          </w:r>
-        </w:hyperlink>
-      </w:r>
-      <w:r>
-        <w:rPr>
-          <w:u w:val="single" w:color="0000ff"/>
-          <w:rFonts w:ascii="Charis SIL Regular" w:hAnsi="Charis SIL Regular" w:eastAsia="Charis SIL Regular"/>
-          <w:b w:val="0"/>
-          <w:i w:val="0"/>
-          <w:color w:val="000000"/>
-          <w:sz w:val="24"/>
-        </w:rPr>
-        <w:hyperlink r:id="rId13" w:history="1">
-          <w:r>
-            <w:rPr>
-              <w:rStyle w:val="Hyperlink"/>
-            </w:rPr>
-            <w:t>s</w:t>
-          </w:r>
-        </w:hyperlink>
-      </w:r>
-      <w:r>
-        <w:rPr>
-          <w:u w:val="single" w:color="0000ff"/>
-          <w:rFonts w:ascii="Charis SIL Regular" w:hAnsi="Charis SIL Regular" w:eastAsia="Charis SIL Regular"/>
-          <w:b w:val="0"/>
-          <w:i w:val="0"/>
-          <w:color w:val="000000"/>
-          <w:sz w:val="24"/>
-        </w:rPr>
-        <w:hyperlink r:id="rId13" w:history="1">
-          <w:r>
-            <w:rPr>
-              <w:rStyle w:val="Hyperlink"/>
-            </w:rPr>
-            <w:t>siemus</w:t>
-          </w:r>
-        </w:hyperlink>
-      </w:r>
-      <w:r>
-        <w:rPr>
-          <w:u w:val="single" w:color="0000ff"/>
-          <w:rFonts w:ascii="Charis SIL Regular" w:hAnsi="Charis SIL Regular" w:eastAsia="Charis SIL Regular"/>
-          <w:b w:val="0"/>
-          <w:i w:val="0"/>
-          <w:color w:val="000000"/>
-          <w:sz w:val="24"/>
-        </w:rPr>
-        <w:hyperlink r:id="rId13" w:history="1">
-          <w:r>
-            <w:rPr>
-              <w:rStyle w:val="Hyperlink"/>
-            </w:rPr>
-            <w:t>e</w:t>
-          </w:r>
-        </w:hyperlink>
-      </w:r>
-      <w:r>
-        <w:rPr>
-          <w:u w:val="single" w:color="0000ff"/>
-          <w:rFonts w:ascii="Charis SIL Regular" w:hAnsi="Charis SIL Regular" w:eastAsia="Charis SIL Regular"/>
-          <w:b w:val="0"/>
-          <w:i w:val="0"/>
-          <w:color w:val="000000"/>
-          <w:sz w:val="24"/>
-        </w:rPr>
-        <w:hyperlink r:id="rId13" w:history="1">
-          <w:r>
-            <w:rPr>
-              <w:rStyle w:val="Hyperlink"/>
-            </w:rPr>
-            <w:t>um bes</w:t>
-          </w:r>
-        </w:hyperlink>
-      </w:r>
-      <w:r>
-        <w:rPr>
-          <w:rFonts w:ascii="Charis SIL Regular" w:hAnsi="Charis SIL Regular" w:eastAsia="Charis SIL Regular"/>
-          <w:b w:val="0"/>
-          <w:i w:val="0"/>
-          <w:color w:val="000000"/>
-          <w:sz w:val="24"/>
-        </w:rPr>
-        <w:t xml:space="preserve">chikbaar. In </w:t>
+        <w:t xml:space="preserve">Volkenkundig Missiemuseum beschikbaar. In </w:t>
       </w:r>
       <w:r>
         <w:rPr>
@@ -2278,7 +2178,7 @@
             <w:rPr>
               <w:rStyle w:val="Hyperlink"/>
             </w:rPr>
-            <w:t>file</w:t>
+            <w:t>file/</w:t>
           </w:r>
         </w:hyperlink>
       </w:r>
@@ -2290,23 +2190,6 @@
           <w:color w:val="0000FF"/>
           <w:sz w:val="24"/>
           <w:u w:val="single"/>
-        </w:rPr>
-        <w:hyperlink r:id="rId13" w:history="1">
-          <w:r>
-            <w:rPr>
-              <w:rStyle w:val="Hyperlink"/>
-            </w:rPr>
-            <w:t>/</w:t>
-          </w:r>
-        </w:hyperlink>
-      </w:r>
-      <w:r>
-        <w:rPr>
-          <w:rFonts w:ascii="Charis SIL Regular" w:hAnsi="Charis SIL Regular" w:eastAsia="Charis SIL Regular"/>
-          <w:b w:val="0"/>
-          <w:i w:val="0"/>
-          <w:color w:val="0000FF"/>
-          <w:sz w:val="24"/>
         </w:rPr>
         <w:hyperlink r:id="rId13" w:history="1">
           <w:r>
@@ -2341,7 +2224,6 @@
           <w:i w:val="0"/>
           <w:color w:val="0000FF"/>
           <w:sz w:val="24"/>
-          <w:u w:val="single"/>
         </w:rPr>
         <w:hyperlink r:id="rId13" w:history="1">
           <w:r>
@@ -2384,9 +2266,19 @@
             <w:rPr>
               <w:rStyle w:val="Hyperlink"/>
             </w:rPr>
-            <w:t>3a</w:t>
+            <w:t>3</w:t>
           </w:r>
         </w:hyperlink>
+      </w:r>
+      <w:r>
+        <w:rPr>
+          <w:rFonts w:ascii="Charis SIL Regular" w:hAnsi="Charis SIL Regular" w:eastAsia="Charis SIL Regular"/>
+          <w:b w:val="0"/>
+          <w:i w:val="0"/>
+          <w:color w:val="0000FF"/>
+          <w:sz w:val="24"/>
+        </w:rPr>
+        <w:t>a</w:t>
       </w:r>
     </w:p>
     <w:p>
@@ -2937,7 +2829,7 @@
           <w:sz w:val="24"/>
           <w:u w:val="single"/>
         </w:rPr>
-        <w:hyperlink r:id="rId9" w:history="1">
+        <w:hyperlink r:id="rId17" w:history="1">
           <w:r>
             <w:rPr>
               <w:rStyle w:val="Hyperlink"/>

--- a/EXPORTS/DOCX/published/niveau3/Dutch/MissiemuseumTilburg.docx
+++ b/EXPORTS/DOCX/published/niveau3/Dutch/MissiemuseumTilburg.docx
@@ -730,36 +730,7 @@
           <w:color w:val="000000"/>
           <w:sz w:val="24"/>
         </w:rPr>
-        <w:t>Donders, die als missionaris in</w:t>
-      </w:r>
-      <w:r>
-        <w:rPr>
-          <w:u w:val="single" w:color="0000ff"/>
-          <w:rFonts w:ascii="Charis SIL Regular" w:hAnsi="Charis SIL Regular" w:eastAsia="Charis SIL Regular"/>
-          <w:b w:val="0"/>
-          <w:i w:val="0"/>
-          <w:color w:val="000000"/>
-          <w:sz w:val="24"/>
-        </w:rPr>
-        <w:t xml:space="preserve"> </w:t>
-      </w:r>
-      <w:r>
-        <w:rPr>
-          <w:u w:val="single" w:color="0000ff"/>
-          <w:rFonts w:ascii="Charis SIL Regular" w:hAnsi="Charis SIL Regular" w:eastAsia="Charis SIL Regular"/>
-          <w:b w:val="0"/>
-          <w:i w:val="0"/>
-          <w:color w:val="000000"/>
-          <w:sz w:val="24"/>
-        </w:rPr>
-        <w:hyperlink r:id="rId10" w:history="1">
-          <w:r>
-            <w:rPr>
-              <w:rStyle w:val="Hyperlink"/>
-            </w:rPr>
-            <w:t>Surina</w:t>
-          </w:r>
-        </w:hyperlink>
+        <w:t>Donders, die als missionaris in Surina</w:t>
       </w:r>
       <w:r>
         <w:rPr>
@@ -1169,7 +1140,107 @@
           <w:color w:val="000000"/>
           <w:sz w:val="24"/>
         </w:rPr>
-        <w:t xml:space="preserve">Volkenkundig Missiemuseum beschikbaar. In </w:t>
+        <w:t>Volken</w:t>
+      </w:r>
+      <w:r>
+        <w:rPr>
+          <w:u w:val="single" w:color="0000ff"/>
+          <w:rFonts w:ascii="Charis SIL Regular" w:hAnsi="Charis SIL Regular" w:eastAsia="Charis SIL Regular"/>
+          <w:b w:val="0"/>
+          <w:i w:val="0"/>
+          <w:color w:val="000000"/>
+          <w:sz w:val="24"/>
+        </w:rPr>
+        <w:hyperlink r:id="rId13" w:history="1">
+          <w:r>
+            <w:rPr>
+              <w:rStyle w:val="Hyperlink"/>
+            </w:rPr>
+            <w:t>kundig Mi</w:t>
+          </w:r>
+        </w:hyperlink>
+      </w:r>
+      <w:r>
+        <w:rPr>
+          <w:u w:val="single" w:color="0000ff"/>
+          <w:rFonts w:ascii="Charis SIL Regular" w:hAnsi="Charis SIL Regular" w:eastAsia="Charis SIL Regular"/>
+          <w:b w:val="0"/>
+          <w:i w:val="0"/>
+          <w:color w:val="000000"/>
+          <w:sz w:val="24"/>
+        </w:rPr>
+        <w:hyperlink r:id="rId13" w:history="1">
+          <w:r>
+            <w:rPr>
+              <w:rStyle w:val="Hyperlink"/>
+            </w:rPr>
+            <w:t>s</w:t>
+          </w:r>
+        </w:hyperlink>
+      </w:r>
+      <w:r>
+        <w:rPr>
+          <w:u w:val="single" w:color="0000ff"/>
+          <w:rFonts w:ascii="Charis SIL Regular" w:hAnsi="Charis SIL Regular" w:eastAsia="Charis SIL Regular"/>
+          <w:b w:val="0"/>
+          <w:i w:val="0"/>
+          <w:color w:val="000000"/>
+          <w:sz w:val="24"/>
+        </w:rPr>
+        <w:hyperlink r:id="rId13" w:history="1">
+          <w:r>
+            <w:rPr>
+              <w:rStyle w:val="Hyperlink"/>
+            </w:rPr>
+            <w:t>siemus</w:t>
+          </w:r>
+        </w:hyperlink>
+      </w:r>
+      <w:r>
+        <w:rPr>
+          <w:u w:val="single" w:color="0000ff"/>
+          <w:rFonts w:ascii="Charis SIL Regular" w:hAnsi="Charis SIL Regular" w:eastAsia="Charis SIL Regular"/>
+          <w:b w:val="0"/>
+          <w:i w:val="0"/>
+          <w:color w:val="000000"/>
+          <w:sz w:val="24"/>
+        </w:rPr>
+        <w:hyperlink r:id="rId13" w:history="1">
+          <w:r>
+            <w:rPr>
+              <w:rStyle w:val="Hyperlink"/>
+            </w:rPr>
+            <w:t>e</w:t>
+          </w:r>
+        </w:hyperlink>
+      </w:r>
+      <w:r>
+        <w:rPr>
+          <w:u w:val="single" w:color="0000ff"/>
+          <w:rFonts w:ascii="Charis SIL Regular" w:hAnsi="Charis SIL Regular" w:eastAsia="Charis SIL Regular"/>
+          <w:b w:val="0"/>
+          <w:i w:val="0"/>
+          <w:color w:val="000000"/>
+          <w:sz w:val="24"/>
+        </w:rPr>
+        <w:hyperlink r:id="rId13" w:history="1">
+          <w:r>
+            <w:rPr>
+              <w:rStyle w:val="Hyperlink"/>
+            </w:rPr>
+            <w:t>um bes</w:t>
+          </w:r>
+        </w:hyperlink>
+      </w:r>
+      <w:r>
+        <w:rPr>
+          <w:rFonts w:ascii="Charis SIL Regular" w:hAnsi="Charis SIL Regular" w:eastAsia="Charis SIL Regular"/>
+          <w:b w:val="0"/>
+          <w:i w:val="0"/>
+          <w:color w:val="000000"/>
+          <w:sz w:val="24"/>
+        </w:rPr>
+        <w:t xml:space="preserve">chikbaar. In </w:t>
       </w:r>
       <w:r>
         <w:rPr>
@@ -2178,7 +2249,25 @@
             <w:rPr>
               <w:rStyle w:val="Hyperlink"/>
             </w:rPr>
-            <w:t>file/</w:t>
+            <w:t>file</w:t>
+          </w:r>
+        </w:hyperlink>
+      </w:r>
+      <w:r>
+        <w:rPr>
+          <w:rFonts w:ascii="Charis SIL Regular" w:hAnsi="Charis SIL Regular" w:eastAsia="Charis SIL Regular"/>
+          <w:b w:val="0"/>
+          <w:i w:val="0"/>
+          <w:color w:val="0000FF"/>
+          <w:sz w:val="24"/>
+          <w:u w:val="single"/>
+        </w:rPr>
+        <w:hyperlink r:id="rId13" w:history="1">
+          <w:r>
+            <w:rPr>
+              <w:rStyle w:val="Hyperlink"/>
+            </w:rPr>
+            <w:t>/</w:t>
           </w:r>
         </w:hyperlink>
       </w:r>
@@ -2207,15 +2296,9 @@
           <w:i w:val="0"/>
           <w:color w:val="0000FF"/>
           <w:sz w:val="24"/>
+          <w:u w:val="single"/>
         </w:rPr>
-        <w:hyperlink r:id="rId13" w:history="1">
-          <w:r>
-            <w:rPr>
-              <w:rStyle w:val="Hyperlink"/>
-            </w:rPr>
-            <w:t>f</w:t>
-          </w:r>
-        </w:hyperlink>
+        <w:t>f</w:t>
       </w:r>
       <w:r>
         <w:rPr>
@@ -2225,14 +2308,7 @@
           <w:color w:val="0000FF"/>
           <w:sz w:val="24"/>
         </w:rPr>
-        <w:hyperlink r:id="rId13" w:history="1">
-          <w:r>
-            <w:rPr>
-              <w:rStyle w:val="Hyperlink"/>
-            </w:rPr>
-            <w:t>e</w:t>
-          </w:r>
-        </w:hyperlink>
+        <w:t>e</w:t>
       </w:r>
       <w:r>
         <w:rPr>
@@ -2266,19 +2342,9 @@
             <w:rPr>
               <w:rStyle w:val="Hyperlink"/>
             </w:rPr>
-            <w:t>3</w:t>
+            <w:t>3a</w:t>
           </w:r>
         </w:hyperlink>
-      </w:r>
-      <w:r>
-        <w:rPr>
-          <w:rFonts w:ascii="Charis SIL Regular" w:hAnsi="Charis SIL Regular" w:eastAsia="Charis SIL Regular"/>
-          <w:b w:val="0"/>
-          <w:i w:val="0"/>
-          <w:color w:val="0000FF"/>
-          <w:sz w:val="24"/>
-        </w:rPr>
-        <w:t>a</w:t>
       </w:r>
     </w:p>
     <w:p>

--- a/EXPORTS/DOCX/published/niveau3/Dutch/MissiemuseumTilburg.docx
+++ b/EXPORTS/DOCX/published/niveau3/Dutch/MissiemuseumTilburg.docx
@@ -2249,7 +2249,7 @@
             <w:rPr>
               <w:rStyle w:val="Hyperlink"/>
             </w:rPr>
-            <w:t>file</w:t>
+            <w:t>file/8</w:t>
           </w:r>
         </w:hyperlink>
       </w:r>
@@ -2267,7 +2267,7 @@
             <w:rPr>
               <w:rStyle w:val="Hyperlink"/>
             </w:rPr>
-            <w:t>/</w:t>
+            <w:t>f</w:t>
           </w:r>
         </w:hyperlink>
       </w:r>
@@ -2285,30 +2285,9 @@
             <w:rPr>
               <w:rStyle w:val="Hyperlink"/>
             </w:rPr>
-            <w:t>8</w:t>
+            <w:t>e</w:t>
           </w:r>
         </w:hyperlink>
-      </w:r>
-      <w:r>
-        <w:rPr>
-          <w:rFonts w:ascii="Charis SIL Regular" w:hAnsi="Charis SIL Regular" w:eastAsia="Charis SIL Regular"/>
-          <w:b w:val="0"/>
-          <w:i w:val="0"/>
-          <w:color w:val="0000FF"/>
-          <w:sz w:val="24"/>
-          <w:u w:val="single"/>
-        </w:rPr>
-        <w:t>f</w:t>
-      </w:r>
-      <w:r>
-        <w:rPr>
-          <w:rFonts w:ascii="Charis SIL Regular" w:hAnsi="Charis SIL Regular" w:eastAsia="Charis SIL Regular"/>
-          <w:b w:val="0"/>
-          <w:i w:val="0"/>
-          <w:color w:val="0000FF"/>
-          <w:sz w:val="24"/>
-        </w:rPr>
-        <w:t>e</w:t>
       </w:r>
       <w:r>
         <w:rPr>
@@ -2337,14 +2316,17 @@
           <w:sz w:val="24"/>
           <w:u w:val="single"/>
         </w:rPr>
-        <w:hyperlink r:id="rId13" w:history="1">
-          <w:r>
-            <w:rPr>
-              <w:rStyle w:val="Hyperlink"/>
-            </w:rPr>
-            <w:t>3a</w:t>
-          </w:r>
-        </w:hyperlink>
+        <w:t>3</w:t>
+      </w:r>
+      <w:r>
+        <w:rPr>
+          <w:rFonts w:ascii="Charis SIL Regular" w:hAnsi="Charis SIL Regular" w:eastAsia="Charis SIL Regular"/>
+          <w:b w:val="0"/>
+          <w:i w:val="0"/>
+          <w:color w:val="0000FF"/>
+          <w:sz w:val="24"/>
+        </w:rPr>
+        <w:t>a</w:t>
       </w:r>
     </w:p>
     <w:p>
@@ -2877,7 +2859,7 @@
           <w:sz w:val="24"/>
           <w:u w:val="single"/>
         </w:rPr>
-        <w:hyperlink r:id="rId17" w:history="1">
+        <w:hyperlink r:id="rId9" w:history="1">
           <w:r>
             <w:rPr>
               <w:rStyle w:val="Hyperlink"/>
@@ -2895,7 +2877,7 @@
           <w:sz w:val="24"/>
           <w:u w:val="single"/>
         </w:rPr>
-        <w:hyperlink r:id="rId17" w:history="1">
+        <w:hyperlink r:id="rId9" w:history="1">
           <w:r>
             <w:rPr>
               <w:rStyle w:val="Hyperlink"/>

--- a/EXPORTS/DOCX/published/niveau3/Dutch/MissiemuseumTilburg.docx
+++ b/EXPORTS/DOCX/published/niveau3/Dutch/MissiemuseumTilburg.docx
@@ -396,39 +396,13 @@
       </w:r>
       <w:r>
         <w:rPr>
-          <w:u w:val="single" w:color="0000ff"/>
           <w:rFonts w:ascii="Charis SIL Regular" w:hAnsi="Charis SIL Regular" w:eastAsia="Charis SIL Regular"/>
           <w:b w:val="0"/>
           <w:i w:val="0"/>
           <w:color w:val="000000"/>
           <w:sz w:val="24"/>
         </w:rPr>
-        <w:hyperlink r:id="rId9" w:history="1">
-          <w:r>
-            <w:rPr>
-              <w:rStyle w:val="Hyperlink"/>
-            </w:rPr>
-            <w:t>van het Volk</w:t>
-          </w:r>
-        </w:hyperlink>
-      </w:r>
-      <w:r>
-        <w:rPr>
-          <w:u w:val="single" w:color="0000ff"/>
-          <w:rFonts w:ascii="Charis SIL Regular" w:hAnsi="Charis SIL Regular" w:eastAsia="Charis SIL Regular"/>
-          <w:b w:val="0"/>
-          <w:i w:val="0"/>
-          <w:color w:val="000000"/>
-          <w:sz w:val="24"/>
-        </w:rPr>
-        <w:hyperlink r:id="rId9" w:history="1">
-          <w:r>
-            <w:rPr>
-              <w:rStyle w:val="Hyperlink"/>
-            </w:rPr>
-            <w:t>enku</w:t>
-          </w:r>
-        </w:hyperlink>
+        <w:t>van het Volkenku</w:t>
       </w:r>
       <w:r>
         <w:rPr>
@@ -864,14 +838,7 @@
           <w:color w:val="000000"/>
           <w:sz w:val="24"/>
         </w:rPr>
-        <w:hyperlink r:id="rId11" w:history="1">
-          <w:r>
-            <w:rPr>
-              <w:rStyle w:val="Hyperlink"/>
-            </w:rPr>
-            <w:t>burg. Het betr</w:t>
-          </w:r>
-        </w:hyperlink>
+        <w:t>burg. Het betr</w:t>
       </w:r>
       <w:r>
         <w:rPr>
@@ -2249,7 +2216,7 @@
             <w:rPr>
               <w:rStyle w:val="Hyperlink"/>
             </w:rPr>
-            <w:t>file/8</w:t>
+            <w:t>file</w:t>
           </w:r>
         </w:hyperlink>
       </w:r>
@@ -2267,7 +2234,7 @@
             <w:rPr>
               <w:rStyle w:val="Hyperlink"/>
             </w:rPr>
-            <w:t>f</w:t>
+            <w:t>/</w:t>
           </w:r>
         </w:hyperlink>
       </w:r>
@@ -2285,9 +2252,30 @@
             <w:rPr>
               <w:rStyle w:val="Hyperlink"/>
             </w:rPr>
-            <w:t>e</w:t>
+            <w:t>8</w:t>
           </w:r>
         </w:hyperlink>
+      </w:r>
+      <w:r>
+        <w:rPr>
+          <w:rFonts w:ascii="Charis SIL Regular" w:hAnsi="Charis SIL Regular" w:eastAsia="Charis SIL Regular"/>
+          <w:b w:val="0"/>
+          <w:i w:val="0"/>
+          <w:color w:val="0000FF"/>
+          <w:sz w:val="24"/>
+          <w:u w:val="single"/>
+        </w:rPr>
+        <w:t>f</w:t>
+      </w:r>
+      <w:r>
+        <w:rPr>
+          <w:rFonts w:ascii="Charis SIL Regular" w:hAnsi="Charis SIL Regular" w:eastAsia="Charis SIL Regular"/>
+          <w:b w:val="0"/>
+          <w:i w:val="0"/>
+          <w:color w:val="0000FF"/>
+          <w:sz w:val="24"/>
+        </w:rPr>
+        <w:t>e</w:t>
       </w:r>
       <w:r>
         <w:rPr>
@@ -2316,17 +2304,14 @@
           <w:sz w:val="24"/>
           <w:u w:val="single"/>
         </w:rPr>
-        <w:t>3</w:t>
-      </w:r>
-      <w:r>
-        <w:rPr>
-          <w:rFonts w:ascii="Charis SIL Regular" w:hAnsi="Charis SIL Regular" w:eastAsia="Charis SIL Regular"/>
-          <w:b w:val="0"/>
-          <w:i w:val="0"/>
-          <w:color w:val="0000FF"/>
-          <w:sz w:val="24"/>
-        </w:rPr>
-        <w:t>a</w:t>
+        <w:hyperlink r:id="rId13" w:history="1">
+          <w:r>
+            <w:rPr>
+              <w:rStyle w:val="Hyperlink"/>
+            </w:rPr>
+            <w:t>3a</w:t>
+          </w:r>
+        </w:hyperlink>
       </w:r>
     </w:p>
     <w:p>
@@ -2859,7 +2844,7 @@
           <w:sz w:val="24"/>
           <w:u w:val="single"/>
         </w:rPr>
-        <w:hyperlink r:id="rId9" w:history="1">
+        <w:hyperlink r:id="rId17" w:history="1">
           <w:r>
             <w:rPr>
               <w:rStyle w:val="Hyperlink"/>

--- a/EXPORTS/DOCX/published/niveau3/Dutch/MissiemuseumTilburg.docx
+++ b/EXPORTS/DOCX/published/niveau3/Dutch/MissiemuseumTilburg.docx
@@ -402,7 +402,25 @@
           <w:color w:val="000000"/>
           <w:sz w:val="24"/>
         </w:rPr>
-        <w:t>van het Volkenku</w:t>
+        <w:t>van het Volk</w:t>
+      </w:r>
+      <w:r>
+        <w:rPr>
+          <w:u w:val="single" w:color="0000ff"/>
+          <w:rFonts w:ascii="Charis SIL Regular" w:hAnsi="Charis SIL Regular" w:eastAsia="Charis SIL Regular"/>
+          <w:b w:val="0"/>
+          <w:i w:val="0"/>
+          <w:color w:val="000000"/>
+          <w:sz w:val="24"/>
+        </w:rPr>
+        <w:hyperlink r:id="rId9" w:history="1">
+          <w:r>
+            <w:rPr>
+              <w:rStyle w:val="Hyperlink"/>
+            </w:rPr>
+            <w:t>enku</w:t>
+          </w:r>
+        </w:hyperlink>
       </w:r>
       <w:r>
         <w:rPr>
@@ -704,7 +722,36 @@
           <w:color w:val="000000"/>
           <w:sz w:val="24"/>
         </w:rPr>
-        <w:t>Donders, die als missionaris in Surina</w:t>
+        <w:t>Donders, die als missionaris in</w:t>
+      </w:r>
+      <w:r>
+        <w:rPr>
+          <w:u w:val="single" w:color="0000ff"/>
+          <w:rFonts w:ascii="Charis SIL Regular" w:hAnsi="Charis SIL Regular" w:eastAsia="Charis SIL Regular"/>
+          <w:b w:val="0"/>
+          <w:i w:val="0"/>
+          <w:color w:val="000000"/>
+          <w:sz w:val="24"/>
+        </w:rPr>
+        <w:t xml:space="preserve"> </w:t>
+      </w:r>
+      <w:r>
+        <w:rPr>
+          <w:u w:val="single" w:color="0000ff"/>
+          <w:rFonts w:ascii="Charis SIL Regular" w:hAnsi="Charis SIL Regular" w:eastAsia="Charis SIL Regular"/>
+          <w:b w:val="0"/>
+          <w:i w:val="0"/>
+          <w:color w:val="000000"/>
+          <w:sz w:val="24"/>
+        </w:rPr>
+        <w:hyperlink r:id="rId10" w:history="1">
+          <w:r>
+            <w:rPr>
+              <w:rStyle w:val="Hyperlink"/>
+            </w:rPr>
+            <w:t>Surina</w:t>
+          </w:r>
+        </w:hyperlink>
       </w:r>
       <w:r>
         <w:rPr>
@@ -838,7 +885,14 @@
           <w:color w:val="000000"/>
           <w:sz w:val="24"/>
         </w:rPr>
-        <w:t>burg. Het betr</w:t>
+        <w:hyperlink r:id="rId11" w:history="1">
+          <w:r>
+            <w:rPr>
+              <w:rStyle w:val="Hyperlink"/>
+            </w:rPr>
+            <w:t>burg. Het betr</w:t>
+          </w:r>
+        </w:hyperlink>
       </w:r>
       <w:r>
         <w:rPr>
@@ -2263,9 +2317,15 @@
           <w:i w:val="0"/>
           <w:color w:val="0000FF"/>
           <w:sz w:val="24"/>
-          <w:u w:val="single"/>
         </w:rPr>
-        <w:t>f</w:t>
+        <w:hyperlink r:id="rId13" w:history="1">
+          <w:r>
+            <w:rPr>
+              <w:rStyle w:val="Hyperlink"/>
+            </w:rPr>
+            <w:t>f</w:t>
+          </w:r>
+        </w:hyperlink>
       </w:r>
       <w:r>
         <w:rPr>
@@ -2274,8 +2334,16 @@
           <w:i w:val="0"/>
           <w:color w:val="0000FF"/>
           <w:sz w:val="24"/>
+          <w:u w:val="single"/>
         </w:rPr>
-        <w:t>e</w:t>
+        <w:hyperlink r:id="rId13" w:history="1">
+          <w:r>
+            <w:rPr>
+              <w:rStyle w:val="Hyperlink"/>
+            </w:rPr>
+            <w:t>e</w:t>
+          </w:r>
+        </w:hyperlink>
       </w:r>
       <w:r>
         <w:rPr>
@@ -2862,7 +2930,7 @@
           <w:sz w:val="24"/>
           <w:u w:val="single"/>
         </w:rPr>
-        <w:hyperlink r:id="rId9" w:history="1">
+        <w:hyperlink r:id="rId17" w:history="1">
           <w:r>
             <w:rPr>
               <w:rStyle w:val="Hyperlink"/>

--- a/EXPORTS/DOCX/published/niveau3/Dutch/MissiemuseumTilburg.docx
+++ b/EXPORTS/DOCX/published/niveau3/Dutch/MissiemuseumTilburg.docx
@@ -396,13 +396,21 @@
       </w:r>
       <w:r>
         <w:rPr>
+          <w:u w:val="single" w:color="0000ff"/>
           <w:rFonts w:ascii="Charis SIL Regular" w:hAnsi="Charis SIL Regular" w:eastAsia="Charis SIL Regular"/>
           <w:b w:val="0"/>
           <w:i w:val="0"/>
           <w:color w:val="000000"/>
           <w:sz w:val="24"/>
         </w:rPr>
-        <w:t>van het Volk</w:t>
+        <w:hyperlink r:id="rId9" w:history="1">
+          <w:r>
+            <w:rPr>
+              <w:rStyle w:val="Hyperlink"/>
+            </w:rPr>
+            <w:t>van het Volk</w:t>
+          </w:r>
+        </w:hyperlink>
       </w:r>
       <w:r>
         <w:rPr>
@@ -2301,31 +2309,7 @@
           <w:sz w:val="24"/>
           <w:u w:val="single"/>
         </w:rPr>
-        <w:hyperlink r:id="rId13" w:history="1">
-          <w:r>
-            <w:rPr>
-              <w:rStyle w:val="Hyperlink"/>
-            </w:rPr>
-            <w:t>8</w:t>
-          </w:r>
-        </w:hyperlink>
-      </w:r>
-      <w:r>
-        <w:rPr>
-          <w:rFonts w:ascii="Charis SIL Regular" w:hAnsi="Charis SIL Regular" w:eastAsia="Charis SIL Regular"/>
-          <w:b w:val="0"/>
-          <w:i w:val="0"/>
-          <w:color w:val="0000FF"/>
-          <w:sz w:val="24"/>
-        </w:rPr>
-        <w:hyperlink r:id="rId13" w:history="1">
-          <w:r>
-            <w:rPr>
-              <w:rStyle w:val="Hyperlink"/>
-            </w:rPr>
-            <w:t>f</w:t>
-          </w:r>
-        </w:hyperlink>
+        <w:t>8</w:t>
       </w:r>
       <w:r>
         <w:rPr>
@@ -2336,14 +2320,17 @@
           <w:sz w:val="24"/>
           <w:u w:val="single"/>
         </w:rPr>
-        <w:hyperlink r:id="rId13" w:history="1">
-          <w:r>
-            <w:rPr>
-              <w:rStyle w:val="Hyperlink"/>
-            </w:rPr>
-            <w:t>e</w:t>
-          </w:r>
-        </w:hyperlink>
+        <w:t>f</w:t>
+      </w:r>
+      <w:r>
+        <w:rPr>
+          <w:rFonts w:ascii="Charis SIL Regular" w:hAnsi="Charis SIL Regular" w:eastAsia="Charis SIL Regular"/>
+          <w:b w:val="0"/>
+          <w:i w:val="0"/>
+          <w:color w:val="0000FF"/>
+          <w:sz w:val="24"/>
+        </w:rPr>
+        <w:t>e</w:t>
       </w:r>
       <w:r>
         <w:rPr>
@@ -2930,7 +2917,7 @@
           <w:sz w:val="24"/>
           <w:u w:val="single"/>
         </w:rPr>
-        <w:hyperlink r:id="rId17" w:history="1">
+        <w:hyperlink r:id="rId9" w:history="1">
           <w:r>
             <w:rPr>
               <w:rStyle w:val="Hyperlink"/>

--- a/EXPORTS/DOCX/published/niveau3/Dutch/MissiemuseumTilburg.docx
+++ b/EXPORTS/DOCX/published/niveau3/Dutch/MissiemuseumTilburg.docx
@@ -2278,7 +2278,7 @@
             <w:rPr>
               <w:rStyle w:val="Hyperlink"/>
             </w:rPr>
-            <w:t>file</w:t>
+            <w:t>file/8fe8c8d66b2d3d5d8a2e8a73eb8756</w:t>
           </w:r>
         </w:hyperlink>
       </w:r>
@@ -2291,36 +2291,7 @@
           <w:sz w:val="24"/>
           <w:u w:val="single"/>
         </w:rPr>
-        <w:hyperlink r:id="rId13" w:history="1">
-          <w:r>
-            <w:rPr>
-              <w:rStyle w:val="Hyperlink"/>
-            </w:rPr>
-            <w:t>/</w:t>
-          </w:r>
-        </w:hyperlink>
-      </w:r>
-      <w:r>
-        <w:rPr>
-          <w:rFonts w:ascii="Charis SIL Regular" w:hAnsi="Charis SIL Regular" w:eastAsia="Charis SIL Regular"/>
-          <w:b w:val="0"/>
-          <w:i w:val="0"/>
-          <w:color w:val="0000FF"/>
-          <w:sz w:val="24"/>
-          <w:u w:val="single"/>
-        </w:rPr>
-        <w:t>8</w:t>
-      </w:r>
-      <w:r>
-        <w:rPr>
-          <w:rFonts w:ascii="Charis SIL Regular" w:hAnsi="Charis SIL Regular" w:eastAsia="Charis SIL Regular"/>
-          <w:b w:val="0"/>
-          <w:i w:val="0"/>
-          <w:color w:val="0000FF"/>
-          <w:sz w:val="24"/>
-          <w:u w:val="single"/>
-        </w:rPr>
-        <w:t>f</w:t>
+        <w:t>3</w:t>
       </w:r>
       <w:r>
         <w:rPr>
@@ -2330,43 +2301,7 @@
           <w:color w:val="0000FF"/>
           <w:sz w:val="24"/>
         </w:rPr>
-        <w:t>e</w:t>
-      </w:r>
-      <w:r>
-        <w:rPr>
-          <w:rFonts w:ascii="Charis SIL Regular" w:hAnsi="Charis SIL Regular" w:eastAsia="Charis SIL Regular"/>
-          <w:b w:val="0"/>
-          <w:i w:val="0"/>
-          <w:color w:val="0000FF"/>
-          <w:sz w:val="24"/>
-          <w:u w:val="single"/>
-        </w:rPr>
-        <w:hyperlink r:id="rId13" w:history="1">
-          <w:r>
-            <w:rPr>
-              <w:rStyle w:val="Hyperlink"/>
-            </w:rPr>
-            <w:t>8c8d66b2d3d5d8a2e8a73eb8756</w:t>
-          </w:r>
-        </w:hyperlink>
-      </w:r>
-      <w:r>
-        <w:rPr>
-          <w:rFonts w:ascii="Charis SIL Regular" w:hAnsi="Charis SIL Regular" w:eastAsia="Charis SIL Regular"/>
-          <w:b w:val="0"/>
-          <w:i w:val="0"/>
-          <w:color w:val="0000FF"/>
-          <w:sz w:val="24"/>
-          <w:u w:val="single"/>
-        </w:rPr>
-        <w:hyperlink r:id="rId13" w:history="1">
-          <w:r>
-            <w:rPr>
-              <w:rStyle w:val="Hyperlink"/>
-            </w:rPr>
-            <w:t>3a</w:t>
-          </w:r>
-        </w:hyperlink>
+        <w:t>a</w:t>
       </w:r>
     </w:p>
     <w:p>
@@ -2917,7 +2852,7 @@
           <w:sz w:val="24"/>
           <w:u w:val="single"/>
         </w:rPr>
-        <w:hyperlink r:id="rId9" w:history="1">
+        <w:hyperlink r:id="rId17" w:history="1">
           <w:r>
             <w:rPr>
               <w:rStyle w:val="Hyperlink"/>

--- a/EXPORTS/DOCX/published/niveau3/Dutch/MissiemuseumTilburg.docx
+++ b/EXPORTS/DOCX/published/niveau3/Dutch/MissiemuseumTilburg.docx
@@ -396,21 +396,13 @@
       </w:r>
       <w:r>
         <w:rPr>
-          <w:u w:val="single" w:color="0000ff"/>
           <w:rFonts w:ascii="Charis SIL Regular" w:hAnsi="Charis SIL Regular" w:eastAsia="Charis SIL Regular"/>
           <w:b w:val="0"/>
           <w:i w:val="0"/>
           <w:color w:val="000000"/>
           <w:sz w:val="24"/>
         </w:rPr>
-        <w:hyperlink r:id="rId9" w:history="1">
-          <w:r>
-            <w:rPr>
-              <w:rStyle w:val="Hyperlink"/>
-            </w:rPr>
-            <w:t>van het Volk</w:t>
-          </w:r>
-        </w:hyperlink>
+        <w:t>van het Volk</w:t>
       </w:r>
       <w:r>
         <w:rPr>
@@ -1169,107 +1161,7 @@
           <w:color w:val="000000"/>
           <w:sz w:val="24"/>
         </w:rPr>
-        <w:t>Volken</w:t>
-      </w:r>
-      <w:r>
-        <w:rPr>
-          <w:u w:val="single" w:color="0000ff"/>
-          <w:rFonts w:ascii="Charis SIL Regular" w:hAnsi="Charis SIL Regular" w:eastAsia="Charis SIL Regular"/>
-          <w:b w:val="0"/>
-          <w:i w:val="0"/>
-          <w:color w:val="000000"/>
-          <w:sz w:val="24"/>
-        </w:rPr>
-        <w:hyperlink r:id="rId13" w:history="1">
-          <w:r>
-            <w:rPr>
-              <w:rStyle w:val="Hyperlink"/>
-            </w:rPr>
-            <w:t>kundig Mi</w:t>
-          </w:r>
-        </w:hyperlink>
-      </w:r>
-      <w:r>
-        <w:rPr>
-          <w:u w:val="single" w:color="0000ff"/>
-          <w:rFonts w:ascii="Charis SIL Regular" w:hAnsi="Charis SIL Regular" w:eastAsia="Charis SIL Regular"/>
-          <w:b w:val="0"/>
-          <w:i w:val="0"/>
-          <w:color w:val="000000"/>
-          <w:sz w:val="24"/>
-        </w:rPr>
-        <w:hyperlink r:id="rId13" w:history="1">
-          <w:r>
-            <w:rPr>
-              <w:rStyle w:val="Hyperlink"/>
-            </w:rPr>
-            <w:t>s</w:t>
-          </w:r>
-        </w:hyperlink>
-      </w:r>
-      <w:r>
-        <w:rPr>
-          <w:u w:val="single" w:color="0000ff"/>
-          <w:rFonts w:ascii="Charis SIL Regular" w:hAnsi="Charis SIL Regular" w:eastAsia="Charis SIL Regular"/>
-          <w:b w:val="0"/>
-          <w:i w:val="0"/>
-          <w:color w:val="000000"/>
-          <w:sz w:val="24"/>
-        </w:rPr>
-        <w:hyperlink r:id="rId13" w:history="1">
-          <w:r>
-            <w:rPr>
-              <w:rStyle w:val="Hyperlink"/>
-            </w:rPr>
-            <w:t>siemus</w:t>
-          </w:r>
-        </w:hyperlink>
-      </w:r>
-      <w:r>
-        <w:rPr>
-          <w:u w:val="single" w:color="0000ff"/>
-          <w:rFonts w:ascii="Charis SIL Regular" w:hAnsi="Charis SIL Regular" w:eastAsia="Charis SIL Regular"/>
-          <w:b w:val="0"/>
-          <w:i w:val="0"/>
-          <w:color w:val="000000"/>
-          <w:sz w:val="24"/>
-        </w:rPr>
-        <w:hyperlink r:id="rId13" w:history="1">
-          <w:r>
-            <w:rPr>
-              <w:rStyle w:val="Hyperlink"/>
-            </w:rPr>
-            <w:t>e</w:t>
-          </w:r>
-        </w:hyperlink>
-      </w:r>
-      <w:r>
-        <w:rPr>
-          <w:u w:val="single" w:color="0000ff"/>
-          <w:rFonts w:ascii="Charis SIL Regular" w:hAnsi="Charis SIL Regular" w:eastAsia="Charis SIL Regular"/>
-          <w:b w:val="0"/>
-          <w:i w:val="0"/>
-          <w:color w:val="000000"/>
-          <w:sz w:val="24"/>
-        </w:rPr>
-        <w:hyperlink r:id="rId13" w:history="1">
-          <w:r>
-            <w:rPr>
-              <w:rStyle w:val="Hyperlink"/>
-            </w:rPr>
-            <w:t>um bes</w:t>
-          </w:r>
-        </w:hyperlink>
-      </w:r>
-      <w:r>
-        <w:rPr>
-          <w:rFonts w:ascii="Charis SIL Regular" w:hAnsi="Charis SIL Regular" w:eastAsia="Charis SIL Regular"/>
-          <w:b w:val="0"/>
-          <w:i w:val="0"/>
-          <w:color w:val="000000"/>
-          <w:sz w:val="24"/>
-        </w:rPr>
-        <w:t xml:space="preserve">chikbaar. In </w:t>
+        <w:t xml:space="preserve">Volkenkundig Missiemuseum beschikbaar. In </w:t>
       </w:r>
       <w:r>
         <w:rPr>
@@ -2278,7 +2170,7 @@
             <w:rPr>
               <w:rStyle w:val="Hyperlink"/>
             </w:rPr>
-            <w:t>file/8fe8c8d66b2d3d5d8a2e8a73eb8756</w:t>
+            <w:t>file/8</w:t>
           </w:r>
         </w:hyperlink>
       </w:r>
@@ -2291,7 +2183,67 @@
           <w:sz w:val="24"/>
           <w:u w:val="single"/>
         </w:rPr>
-        <w:t>3</w:t>
+        <w:hyperlink r:id="rId13" w:history="1">
+          <w:r>
+            <w:rPr>
+              <w:rStyle w:val="Hyperlink"/>
+            </w:rPr>
+            <w:t>f</w:t>
+          </w:r>
+        </w:hyperlink>
+      </w:r>
+      <w:r>
+        <w:rPr>
+          <w:rFonts w:ascii="Charis SIL Regular" w:hAnsi="Charis SIL Regular" w:eastAsia="Charis SIL Regular"/>
+          <w:b w:val="0"/>
+          <w:i w:val="0"/>
+          <w:color w:val="0000FF"/>
+          <w:sz w:val="24"/>
+          <w:u w:val="single"/>
+        </w:rPr>
+        <w:hyperlink r:id="rId13" w:history="1">
+          <w:r>
+            <w:rPr>
+              <w:rStyle w:val="Hyperlink"/>
+            </w:rPr>
+            <w:t>e</w:t>
+          </w:r>
+        </w:hyperlink>
+      </w:r>
+      <w:r>
+        <w:rPr>
+          <w:rFonts w:ascii="Charis SIL Regular" w:hAnsi="Charis SIL Regular" w:eastAsia="Charis SIL Regular"/>
+          <w:b w:val="0"/>
+          <w:i w:val="0"/>
+          <w:color w:val="0000FF"/>
+          <w:sz w:val="24"/>
+          <w:u w:val="single"/>
+        </w:rPr>
+        <w:hyperlink r:id="rId13" w:history="1">
+          <w:r>
+            <w:rPr>
+              <w:rStyle w:val="Hyperlink"/>
+            </w:rPr>
+            <w:t>8c8d66b2d3d5d8a2e8a73eb8756</w:t>
+          </w:r>
+        </w:hyperlink>
+      </w:r>
+      <w:r>
+        <w:rPr>
+          <w:rFonts w:ascii="Charis SIL Regular" w:hAnsi="Charis SIL Regular" w:eastAsia="Charis SIL Regular"/>
+          <w:b w:val="0"/>
+          <w:i w:val="0"/>
+          <w:color w:val="0000FF"/>
+          <w:sz w:val="24"/>
+        </w:rPr>
+        <w:hyperlink r:id="rId13" w:history="1">
+          <w:r>
+            <w:rPr>
+              <w:rStyle w:val="Hyperlink"/>
+            </w:rPr>
+            <w:t>3</w:t>
+          </w:r>
+        </w:hyperlink>
       </w:r>
       <w:r>
         <w:rPr>
@@ -2852,7 +2804,7 @@
           <w:sz w:val="24"/>
           <w:u w:val="single"/>
         </w:rPr>
-        <w:hyperlink r:id="rId17" w:history="1">
+        <w:hyperlink r:id="rId9" w:history="1">
           <w:r>
             <w:rPr>
               <w:rStyle w:val="Hyperlink"/>

--- a/EXPORTS/DOCX/published/niveau3/Dutch/MissiemuseumTilburg.docx
+++ b/EXPORTS/DOCX/published/niveau3/Dutch/MissiemuseumTilburg.docx
@@ -396,13 +396,21 @@
       </w:r>
       <w:r>
         <w:rPr>
+          <w:u w:val="single" w:color="0000ff"/>
           <w:rFonts w:ascii="Charis SIL Regular" w:hAnsi="Charis SIL Regular" w:eastAsia="Charis SIL Regular"/>
           <w:b w:val="0"/>
           <w:i w:val="0"/>
           <w:color w:val="000000"/>
           <w:sz w:val="24"/>
         </w:rPr>
-        <w:t>van het Volk</w:t>
+        <w:hyperlink r:id="rId9" w:history="1">
+          <w:r>
+            <w:rPr>
+              <w:rStyle w:val="Hyperlink"/>
+            </w:rPr>
+            <w:t>van het Volk</w:t>
+          </w:r>
+        </w:hyperlink>
       </w:r>
       <w:r>
         <w:rPr>
@@ -1161,7 +1169,107 @@
           <w:color w:val="000000"/>
           <w:sz w:val="24"/>
         </w:rPr>
-        <w:t xml:space="preserve">Volkenkundig Missiemuseum beschikbaar. In </w:t>
+        <w:t>Volken</w:t>
+      </w:r>
+      <w:r>
+        <w:rPr>
+          <w:u w:val="single" w:color="0000ff"/>
+          <w:rFonts w:ascii="Charis SIL Regular" w:hAnsi="Charis SIL Regular" w:eastAsia="Charis SIL Regular"/>
+          <w:b w:val="0"/>
+          <w:i w:val="0"/>
+          <w:color w:val="000000"/>
+          <w:sz w:val="24"/>
+        </w:rPr>
+        <w:hyperlink r:id="rId13" w:history="1">
+          <w:r>
+            <w:rPr>
+              <w:rStyle w:val="Hyperlink"/>
+            </w:rPr>
+            <w:t>kundig Mi</w:t>
+          </w:r>
+        </w:hyperlink>
+      </w:r>
+      <w:r>
+        <w:rPr>
+          <w:u w:val="single" w:color="0000ff"/>
+          <w:rFonts w:ascii="Charis SIL Regular" w:hAnsi="Charis SIL Regular" w:eastAsia="Charis SIL Regular"/>
+          <w:b w:val="0"/>
+          <w:i w:val="0"/>
+          <w:color w:val="000000"/>
+          <w:sz w:val="24"/>
+        </w:rPr>
+        <w:hyperlink r:id="rId13" w:history="1">
+          <w:r>
+            <w:rPr>
+              <w:rStyle w:val="Hyperlink"/>
+            </w:rPr>
+            <w:t>s</w:t>
+          </w:r>
+        </w:hyperlink>
+      </w:r>
+      <w:r>
+        <w:rPr>
+          <w:u w:val="single" w:color="0000ff"/>
+          <w:rFonts w:ascii="Charis SIL Regular" w:hAnsi="Charis SIL Regular" w:eastAsia="Charis SIL Regular"/>
+          <w:b w:val="0"/>
+          <w:i w:val="0"/>
+          <w:color w:val="000000"/>
+          <w:sz w:val="24"/>
+        </w:rPr>
+        <w:hyperlink r:id="rId13" w:history="1">
+          <w:r>
+            <w:rPr>
+              <w:rStyle w:val="Hyperlink"/>
+            </w:rPr>
+            <w:t>siemus</w:t>
+          </w:r>
+        </w:hyperlink>
+      </w:r>
+      <w:r>
+        <w:rPr>
+          <w:u w:val="single" w:color="0000ff"/>
+          <w:rFonts w:ascii="Charis SIL Regular" w:hAnsi="Charis SIL Regular" w:eastAsia="Charis SIL Regular"/>
+          <w:b w:val="0"/>
+          <w:i w:val="0"/>
+          <w:color w:val="000000"/>
+          <w:sz w:val="24"/>
+        </w:rPr>
+        <w:hyperlink r:id="rId13" w:history="1">
+          <w:r>
+            <w:rPr>
+              <w:rStyle w:val="Hyperlink"/>
+            </w:rPr>
+            <w:t>e</w:t>
+          </w:r>
+        </w:hyperlink>
+      </w:r>
+      <w:r>
+        <w:rPr>
+          <w:u w:val="single" w:color="0000ff"/>
+          <w:rFonts w:ascii="Charis SIL Regular" w:hAnsi="Charis SIL Regular" w:eastAsia="Charis SIL Regular"/>
+          <w:b w:val="0"/>
+          <w:i w:val="0"/>
+          <w:color w:val="000000"/>
+          <w:sz w:val="24"/>
+        </w:rPr>
+        <w:hyperlink r:id="rId13" w:history="1">
+          <w:r>
+            <w:rPr>
+              <w:rStyle w:val="Hyperlink"/>
+            </w:rPr>
+            <w:t>um bes</w:t>
+          </w:r>
+        </w:hyperlink>
+      </w:r>
+      <w:r>
+        <w:rPr>
+          <w:rFonts w:ascii="Charis SIL Regular" w:hAnsi="Charis SIL Regular" w:eastAsia="Charis SIL Regular"/>
+          <w:b w:val="0"/>
+          <w:i w:val="0"/>
+          <w:color w:val="000000"/>
+          <w:sz w:val="24"/>
+        </w:rPr>
+        <w:t xml:space="preserve">chikbaar. In </w:t>
       </w:r>
       <w:r>
         <w:rPr>
@@ -2170,7 +2278,7 @@
             <w:rPr>
               <w:rStyle w:val="Hyperlink"/>
             </w:rPr>
-            <w:t>file/8</w:t>
+            <w:t>file/</w:t>
           </w:r>
         </w:hyperlink>
       </w:r>
@@ -2182,6 +2290,23 @@
           <w:color w:val="0000FF"/>
           <w:sz w:val="24"/>
           <w:u w:val="single"/>
+        </w:rPr>
+        <w:hyperlink r:id="rId13" w:history="1">
+          <w:r>
+            <w:rPr>
+              <w:rStyle w:val="Hyperlink"/>
+            </w:rPr>
+            <w:t>8</w:t>
+          </w:r>
+        </w:hyperlink>
+      </w:r>
+      <w:r>
+        <w:rPr>
+          <w:rFonts w:ascii="Charis SIL Regular" w:hAnsi="Charis SIL Regular" w:eastAsia="Charis SIL Regular"/>
+          <w:b w:val="0"/>
+          <w:i w:val="0"/>
+          <w:color w:val="0000FF"/>
+          <w:sz w:val="24"/>
         </w:rPr>
         <w:hyperlink r:id="rId13" w:history="1">
           <w:r>
@@ -2235,6 +2360,7 @@
           <w:i w:val="0"/>
           <w:color w:val="0000FF"/>
           <w:sz w:val="24"/>
+          <w:u w:val="single"/>
         </w:rPr>
         <w:hyperlink r:id="rId13" w:history="1">
           <w:r>
@@ -2786,7 +2912,7 @@
           <w:sz w:val="24"/>
           <w:u w:val="single"/>
         </w:rPr>
-        <w:hyperlink r:id="rId17" w:history="1">
+        <w:hyperlink r:id="rId9" w:history="1">
           <w:r>
             <w:rPr>
               <w:rStyle w:val="Hyperlink"/>

--- a/EXPORTS/DOCX/published/niveau3/Dutch/MissiemuseumTilburg.docx
+++ b/EXPORTS/DOCX/published/niveau3/Dutch/MissiemuseumTilburg.docx
@@ -2278,7 +2278,25 @@
             <w:rPr>
               <w:rStyle w:val="Hyperlink"/>
             </w:rPr>
-            <w:t>file/</w:t>
+            <w:t>file</w:t>
+          </w:r>
+        </w:hyperlink>
+      </w:r>
+      <w:r>
+        <w:rPr>
+          <w:rFonts w:ascii="Charis SIL Regular" w:hAnsi="Charis SIL Regular" w:eastAsia="Charis SIL Regular"/>
+          <w:b w:val="0"/>
+          <w:i w:val="0"/>
+          <w:color w:val="0000FF"/>
+          <w:sz w:val="24"/>
+          <w:u w:val="single"/>
+        </w:rPr>
+        <w:hyperlink r:id="rId13" w:history="1">
+          <w:r>
+            <w:rPr>
+              <w:rStyle w:val="Hyperlink"/>
+            </w:rPr>
+            <w:t>/</w:t>
           </w:r>
         </w:hyperlink>
       </w:r>
@@ -2324,16 +2342,8 @@
           <w:i w:val="0"/>
           <w:color w:val="0000FF"/>
           <w:sz w:val="24"/>
-          <w:u w:val="single"/>
         </w:rPr>
-        <w:hyperlink r:id="rId13" w:history="1">
-          <w:r>
-            <w:rPr>
-              <w:rStyle w:val="Hyperlink"/>
-            </w:rPr>
-            <w:t>e</w:t>
-          </w:r>
-        </w:hyperlink>
+        <w:t>e</w:t>
       </w:r>
       <w:r>
         <w:rPr>
@@ -2367,19 +2377,9 @@
             <w:rPr>
               <w:rStyle w:val="Hyperlink"/>
             </w:rPr>
-            <w:t>3</w:t>
+            <w:t>3a</w:t>
           </w:r>
         </w:hyperlink>
-      </w:r>
-      <w:r>
-        <w:rPr>
-          <w:rFonts w:ascii="Charis SIL Regular" w:hAnsi="Charis SIL Regular" w:eastAsia="Charis SIL Regular"/>
-          <w:b w:val="0"/>
-          <w:i w:val="0"/>
-          <w:color w:val="0000FF"/>
-          <w:sz w:val="24"/>
-        </w:rPr>
-        <w:t>a</w:t>
       </w:r>
     </w:p>
     <w:p>

--- a/EXPORTS/DOCX/published/niveau3/Dutch/MissiemuseumTilburg.docx
+++ b/EXPORTS/DOCX/published/niveau3/Dutch/MissiemuseumTilburg.docx
@@ -893,14 +893,7 @@
           <w:color w:val="000000"/>
           <w:sz w:val="24"/>
         </w:rPr>
-        <w:hyperlink r:id="rId11" w:history="1">
-          <w:r>
-            <w:rPr>
-              <w:rStyle w:val="Hyperlink"/>
-            </w:rPr>
-            <w:t>burg. Het betr</w:t>
-          </w:r>
-        </w:hyperlink>
+        <w:t>burg. Het betr</w:t>
       </w:r>
       <w:r>
         <w:rPr>
@@ -2278,25 +2271,7 @@
             <w:rPr>
               <w:rStyle w:val="Hyperlink"/>
             </w:rPr>
-            <w:t>file</w:t>
-          </w:r>
-        </w:hyperlink>
-      </w:r>
-      <w:r>
-        <w:rPr>
-          <w:rFonts w:ascii="Charis SIL Regular" w:hAnsi="Charis SIL Regular" w:eastAsia="Charis SIL Regular"/>
-          <w:b w:val="0"/>
-          <w:i w:val="0"/>
-          <w:color w:val="0000FF"/>
-          <w:sz w:val="24"/>
-          <w:u w:val="single"/>
-        </w:rPr>
-        <w:hyperlink r:id="rId13" w:history="1">
-          <w:r>
-            <w:rPr>
-              <w:rStyle w:val="Hyperlink"/>
-            </w:rPr>
-            <w:t>/</w:t>
+            <w:t>file/</w:t>
           </w:r>
         </w:hyperlink>
       </w:r>
@@ -2343,7 +2318,14 @@
           <w:color w:val="0000FF"/>
           <w:sz w:val="24"/>
         </w:rPr>
-        <w:t>e</w:t>
+        <w:hyperlink r:id="rId13" w:history="1">
+          <w:r>
+            <w:rPr>
+              <w:rStyle w:val="Hyperlink"/>
+            </w:rPr>
+            <w:t>e</w:t>
+          </w:r>
+        </w:hyperlink>
       </w:r>
       <w:r>
         <w:rPr>
@@ -2377,9 +2359,19 @@
             <w:rPr>
               <w:rStyle w:val="Hyperlink"/>
             </w:rPr>
-            <w:t>3a</w:t>
+            <w:t>3</w:t>
           </w:r>
         </w:hyperlink>
+      </w:r>
+      <w:r>
+        <w:rPr>
+          <w:rFonts w:ascii="Charis SIL Regular" w:hAnsi="Charis SIL Regular" w:eastAsia="Charis SIL Regular"/>
+          <w:b w:val="0"/>
+          <w:i w:val="0"/>
+          <w:color w:val="0000FF"/>
+          <w:sz w:val="24"/>
+        </w:rPr>
+        <w:t>a</w:t>
       </w:r>
     </w:p>
     <w:p>
@@ -2912,7 +2904,7 @@
           <w:sz w:val="24"/>
           <w:u w:val="single"/>
         </w:rPr>
-        <w:hyperlink r:id="rId9" w:history="1">
+        <w:hyperlink r:id="rId17" w:history="1">
           <w:r>
             <w:rPr>
               <w:rStyle w:val="Hyperlink"/>
@@ -2930,7 +2922,7 @@
           <w:sz w:val="24"/>
           <w:u w:val="single"/>
         </w:rPr>
-        <w:hyperlink r:id="rId9" w:history="1">
+        <w:hyperlink r:id="rId17" w:history="1">
           <w:r>
             <w:rPr>
               <w:rStyle w:val="Hyperlink"/>

--- a/EXPORTS/DOCX/published/niveau3/Dutch/MissiemuseumTilburg.docx
+++ b/EXPORTS/DOCX/published/niveau3/Dutch/MissiemuseumTilburg.docx
@@ -893,7 +893,14 @@
           <w:color w:val="000000"/>
           <w:sz w:val="24"/>
         </w:rPr>
-        <w:t>burg. Het betr</w:t>
+        <w:hyperlink r:id="rId11" w:history="1">
+          <w:r>
+            <w:rPr>
+              <w:rStyle w:val="Hyperlink"/>
+            </w:rPr>
+            <w:t>burg. Het betr</w:t>
+          </w:r>
+        </w:hyperlink>
       </w:r>
       <w:r>
         <w:rPr>
@@ -2271,7 +2278,7 @@
             <w:rPr>
               <w:rStyle w:val="Hyperlink"/>
             </w:rPr>
-            <w:t>file/</w:t>
+            <w:t>file/8</w:t>
           </w:r>
         </w:hyperlink>
       </w:r>
@@ -2289,23 +2296,6 @@
             <w:rPr>
               <w:rStyle w:val="Hyperlink"/>
             </w:rPr>
-            <w:t>8</w:t>
-          </w:r>
-        </w:hyperlink>
-      </w:r>
-      <w:r>
-        <w:rPr>
-          <w:rFonts w:ascii="Charis SIL Regular" w:hAnsi="Charis SIL Regular" w:eastAsia="Charis SIL Regular"/>
-          <w:b w:val="0"/>
-          <w:i w:val="0"/>
-          <w:color w:val="0000FF"/>
-          <w:sz w:val="24"/>
-        </w:rPr>
-        <w:hyperlink r:id="rId13" w:history="1">
-          <w:r>
-            <w:rPr>
-              <w:rStyle w:val="Hyperlink"/>
-            </w:rPr>
             <w:t>f</w:t>
           </w:r>
         </w:hyperlink>
@@ -2317,6 +2307,7 @@
           <w:i w:val="0"/>
           <w:color w:val="0000FF"/>
           <w:sz w:val="24"/>
+          <w:u w:val="single"/>
         </w:rPr>
         <w:hyperlink r:id="rId13" w:history="1">
           <w:r>
@@ -2354,14 +2345,7 @@
           <w:sz w:val="24"/>
           <w:u w:val="single"/>
         </w:rPr>
-        <w:hyperlink r:id="rId13" w:history="1">
-          <w:r>
-            <w:rPr>
-              <w:rStyle w:val="Hyperlink"/>
-            </w:rPr>
-            <w:t>3</w:t>
-          </w:r>
-        </w:hyperlink>
+        <w:t>3</w:t>
       </w:r>
       <w:r>
         <w:rPr>
@@ -2922,7 +2906,7 @@
           <w:sz w:val="24"/>
           <w:u w:val="single"/>
         </w:rPr>
-        <w:hyperlink r:id="rId17" w:history="1">
+        <w:hyperlink r:id="rId9" w:history="1">
           <w:r>
             <w:rPr>
               <w:rStyle w:val="Hyperlink"/>

--- a/EXPORTS/DOCX/published/niveau3/Dutch/MissiemuseumTilburg.docx
+++ b/EXPORTS/DOCX/published/niveau3/Dutch/MissiemuseumTilburg.docx
@@ -403,14 +403,7 @@
           <w:color w:val="000000"/>
           <w:sz w:val="24"/>
         </w:rPr>
-        <w:hyperlink r:id="rId9" w:history="1">
-          <w:r>
-            <w:rPr>
-              <w:rStyle w:val="Hyperlink"/>
-            </w:rPr>
-            <w:t>van het Volk</w:t>
-          </w:r>
-        </w:hyperlink>
+        <w:t>van het Volk</w:t>
       </w:r>
       <w:r>
         <w:rPr>
@@ -2278,7 +2271,7 @@
             <w:rPr>
               <w:rStyle w:val="Hyperlink"/>
             </w:rPr>
-            <w:t>file/8</w:t>
+            <w:t>file</w:t>
           </w:r>
         </w:hyperlink>
       </w:r>
@@ -2296,7 +2289,7 @@
             <w:rPr>
               <w:rStyle w:val="Hyperlink"/>
             </w:rPr>
-            <w:t>f</w:t>
+            <w:t>/</w:t>
           </w:r>
         </w:hyperlink>
       </w:r>
@@ -2309,14 +2302,28 @@
           <w:sz w:val="24"/>
           <w:u w:val="single"/>
         </w:rPr>
-        <w:hyperlink r:id="rId13" w:history="1">
-          <w:r>
-            <w:rPr>
-              <w:rStyle w:val="Hyperlink"/>
-            </w:rPr>
-            <w:t>e</w:t>
-          </w:r>
-        </w:hyperlink>
+        <w:t>8</w:t>
+      </w:r>
+      <w:r>
+        <w:rPr>
+          <w:rFonts w:ascii="Charis SIL Regular" w:hAnsi="Charis SIL Regular" w:eastAsia="Charis SIL Regular"/>
+          <w:b w:val="0"/>
+          <w:i w:val="0"/>
+          <w:color w:val="0000FF"/>
+          <w:sz w:val="24"/>
+          <w:u w:val="single"/>
+        </w:rPr>
+        <w:t>f</w:t>
+      </w:r>
+      <w:r>
+        <w:rPr>
+          <w:rFonts w:ascii="Charis SIL Regular" w:hAnsi="Charis SIL Regular" w:eastAsia="Charis SIL Regular"/>
+          <w:b w:val="0"/>
+          <w:i w:val="0"/>
+          <w:color w:val="0000FF"/>
+          <w:sz w:val="24"/>
+        </w:rPr>
+        <w:t>e</w:t>
       </w:r>
       <w:r>
         <w:rPr>
@@ -2345,17 +2352,14 @@
           <w:sz w:val="24"/>
           <w:u w:val="single"/>
         </w:rPr>
-        <w:t>3</w:t>
-      </w:r>
-      <w:r>
-        <w:rPr>
-          <w:rFonts w:ascii="Charis SIL Regular" w:hAnsi="Charis SIL Regular" w:eastAsia="Charis SIL Regular"/>
-          <w:b w:val="0"/>
-          <w:i w:val="0"/>
-          <w:color w:val="0000FF"/>
-          <w:sz w:val="24"/>
-        </w:rPr>
-        <w:t>a</w:t>
+        <w:hyperlink r:id="rId13" w:history="1">
+          <w:r>
+            <w:rPr>
+              <w:rStyle w:val="Hyperlink"/>
+            </w:rPr>
+            <w:t>3a</w:t>
+          </w:r>
+        </w:hyperlink>
       </w:r>
     </w:p>
     <w:p>
